--- a/CA1_1_Ben_Rojas_StrategicThinking.docx
+++ b/CA1_1_Ben_Rojas_StrategicThinking.docx
@@ -20,10 +20,7 @@
         <w:pStyle w:val="Heading1"/>
       </w:pPr>
       <w:r>
-        <w:t xml:space="preserve"> </w:t>
-      </w:r>
-      <w:r>
-        <w:t>Predicting Dow Jones Industrial Average (DJIA) Volatility Using Geopolitical Risk Indicators and Machine Learning</w:t>
+        <w:t xml:space="preserve"> Predicting Dow Jones Industrial Average (DJIA) Volatility Using Geopolitical Risk Indicators and Machine Learning</w:t>
       </w:r>
     </w:p>
     <w:p>
@@ -115,12 +112,74 @@
     </w:p>
     <w:p>
       <w:pPr>
+        <w:rPr>
+          <w:b/>
+          <w:bCs/>
+        </w:rPr>
+      </w:pPr>
+      <w:r>
+        <w:rPr>
+          <w:b/>
+          <w:bCs/>
+        </w:rPr>
+        <w:t xml:space="preserve">Problem Definition </w:t>
+      </w:r>
+      <w:r>
+        <w:rPr>
+          <w:b/>
+          <w:bCs/>
+        </w:rPr>
+        <w:t xml:space="preserve">: </w:t>
+      </w:r>
+    </w:p>
+    <w:p>
+      <w:pPr>
         <w:jc w:val="both"/>
         <w:rPr>
           <w:sz w:val="22"/>
           <w:szCs w:val="22"/>
         </w:rPr>
       </w:pPr>
+      <w:r>
+        <w:rPr>
+          <w:sz w:val="22"/>
+          <w:szCs w:val="22"/>
+        </w:rPr>
+        <w:t>The core problem this project addresses is the limited ability of existing volatility forecasting models to incorporate quantifiable geopolitical risk signals when predicting DJIA volatility. Although geopolitical events are widely recognised as drivers of market uncertainty, their information is rarely integrated directly into traditional forecasting frameworks. Traditional volatility models, including ARCH and GARCH, rely primarily on historical price information and may not fully capture external geopolitical signals.</w:t>
+      </w:r>
+    </w:p>
+    <w:p>
+      <w:pPr>
+        <w:jc w:val="both"/>
+        <w:rPr>
+          <w:sz w:val="22"/>
+          <w:szCs w:val="22"/>
+        </w:rPr>
+      </w:pPr>
+      <w:r>
+        <w:rPr>
+          <w:sz w:val="22"/>
+          <w:szCs w:val="22"/>
+        </w:rPr>
+        <w:t>Failing to address this limitation has direct consequences. Risk managers, portfolio allocators, and financial analysts rely on forecasts that may underestimate volatility during periods of geopolitical tension, leading to suboptimal hedging decisions, inaccurate risk assessments, and unexpected portfolio drawdowns. At the academic level, the gap between quantitative geopolitical research and financial risk modelling remains largely unresolved.</w:t>
+      </w:r>
+    </w:p>
+    <w:p>
+      <w:pPr>
+        <w:jc w:val="both"/>
+        <w:rPr>
+          <w:sz w:val="22"/>
+          <w:szCs w:val="22"/>
+        </w:rPr>
+      </w:pPr>
+      <w:r>
+        <w:rPr>
+          <w:sz w:val="22"/>
+          <w:szCs w:val="22"/>
+        </w:rPr>
+        <w:lastRenderedPageBreak/>
+        <w:t>The specific gap addressed by this project is whether incorporating geopolitical risk indicators into machine learning models improves the prediction of DJIA realised volatility compared with models based solely on historical market data.</w:t>
+      </w:r>
     </w:p>
     <w:p>
       <w:pPr>

--- a/CA1_1_Ben_Rojas_StrategicThinking.docx
+++ b/CA1_1_Ben_Rojas_StrategicThinking.docx
@@ -122,73 +122,193 @@
           <w:b/>
           <w:bCs/>
         </w:rPr>
-        <w:t xml:space="preserve">Problem Definition </w:t>
-      </w:r>
-      <w:r>
+        <w:t xml:space="preserve">Problem Definition : </w:t>
+      </w:r>
+    </w:p>
+    <w:p>
+      <w:pPr>
+        <w:jc w:val="both"/>
+        <w:rPr>
+          <w:sz w:val="22"/>
+          <w:szCs w:val="22"/>
+        </w:rPr>
+      </w:pPr>
+      <w:r>
+        <w:rPr>
+          <w:sz w:val="22"/>
+          <w:szCs w:val="22"/>
+        </w:rPr>
+        <w:t>The core problem this project addresses is the limited ability of existing volatility forecasting models to incorporate quantifiable geopolitical risk signals when predicting DJIA volatility. Although geopolitical events are widely recognised as drivers of market uncertainty, their information is rarely integrated directly into traditional forecasting frameworks. Traditional volatility models, including ARCH and GARCH, rely primarily on historical price information and may not fully capture external geopolitical signals.</w:t>
+      </w:r>
+    </w:p>
+    <w:p>
+      <w:pPr>
+        <w:jc w:val="both"/>
+        <w:rPr>
+          <w:sz w:val="22"/>
+          <w:szCs w:val="22"/>
+        </w:rPr>
+      </w:pPr>
+      <w:r>
+        <w:rPr>
+          <w:sz w:val="22"/>
+          <w:szCs w:val="22"/>
+        </w:rPr>
+        <w:t>Failing to address this limitation has direct consequences. Risk managers, portfolio allocators, and financial analysts rely on forecasts that may underestimate volatility during periods of geopolitical tension, leading to suboptimal hedging decisions, inaccurate risk assessments, and unexpected portfolio drawdowns. At the academic level, the gap between quantitative geopolitical research and financial risk modelling remains largely unresolved.</w:t>
+      </w:r>
+    </w:p>
+    <w:p>
+      <w:pPr>
+        <w:jc w:val="both"/>
+        <w:rPr>
+          <w:sz w:val="22"/>
+          <w:szCs w:val="22"/>
+        </w:rPr>
+      </w:pPr>
+      <w:r>
+        <w:rPr>
+          <w:sz w:val="22"/>
+          <w:szCs w:val="22"/>
+        </w:rPr>
+        <w:lastRenderedPageBreak/>
+        <w:t>The specific gap addressed by this project is whether incorporating geopolitical risk indicators into machine learning models improves the prediction of DJIA realised volatility compared with models based solely on historical market data.</w:t>
+      </w:r>
+    </w:p>
+    <w:p>
+      <w:pPr>
+        <w:jc w:val="both"/>
         <w:rPr>
           <w:b/>
           <w:bCs/>
-        </w:rPr>
-        <w:t xml:space="preserve">: </w:t>
-      </w:r>
-    </w:p>
-    <w:p>
-      <w:pPr>
-        <w:jc w:val="both"/>
-        <w:rPr>
-          <w:sz w:val="22"/>
-          <w:szCs w:val="22"/>
-        </w:rPr>
-      </w:pPr>
-      <w:r>
-        <w:rPr>
-          <w:sz w:val="22"/>
-          <w:szCs w:val="22"/>
-        </w:rPr>
-        <w:t>The core problem this project addresses is the limited ability of existing volatility forecasting models to incorporate quantifiable geopolitical risk signals when predicting DJIA volatility. Although geopolitical events are widely recognised as drivers of market uncertainty, their information is rarely integrated directly into traditional forecasting frameworks. Traditional volatility models, including ARCH and GARCH, rely primarily on historical price information and may not fully capture external geopolitical signals.</w:t>
-      </w:r>
-    </w:p>
-    <w:p>
-      <w:pPr>
-        <w:jc w:val="both"/>
-        <w:rPr>
-          <w:sz w:val="22"/>
-          <w:szCs w:val="22"/>
-        </w:rPr>
-      </w:pPr>
-      <w:r>
-        <w:rPr>
-          <w:sz w:val="22"/>
-          <w:szCs w:val="22"/>
-        </w:rPr>
-        <w:t>Failing to address this limitation has direct consequences. Risk managers, portfolio allocators, and financial analysts rely on forecasts that may underestimate volatility during periods of geopolitical tension, leading to suboptimal hedging decisions, inaccurate risk assessments, and unexpected portfolio drawdowns. At the academic level, the gap between quantitative geopolitical research and financial risk modelling remains largely unresolved.</w:t>
-      </w:r>
-    </w:p>
-    <w:p>
-      <w:pPr>
-        <w:jc w:val="both"/>
-        <w:rPr>
-          <w:sz w:val="22"/>
-          <w:szCs w:val="22"/>
-        </w:rPr>
-      </w:pPr>
-      <w:r>
-        <w:rPr>
-          <w:sz w:val="22"/>
-          <w:szCs w:val="22"/>
-        </w:rPr>
-        <w:lastRenderedPageBreak/>
-        <w:t>The specific gap addressed by this project is whether incorporating geopolitical risk indicators into machine learning models improves the prediction of DJIA realised volatility compared with models based solely on historical market data.</w:t>
-      </w:r>
-    </w:p>
-    <w:p>
-      <w:pPr>
-        <w:jc w:val="both"/>
-        <w:rPr>
-          <w:sz w:val="22"/>
-          <w:szCs w:val="22"/>
-        </w:rPr>
-      </w:pPr>
+          <w:sz w:val="22"/>
+          <w:szCs w:val="22"/>
+        </w:rPr>
+      </w:pPr>
+    </w:p>
+    <w:p>
+      <w:pPr>
+        <w:jc w:val="both"/>
+        <w:rPr>
+          <w:b/>
+          <w:bCs/>
+          <w:sz w:val="22"/>
+          <w:szCs w:val="22"/>
+        </w:rPr>
+      </w:pPr>
+      <w:r>
+        <w:rPr>
+          <w:b/>
+          <w:bCs/>
+          <w:sz w:val="22"/>
+          <w:szCs w:val="22"/>
+        </w:rPr>
+        <w:t>Aim &amp; Objective:</w:t>
+      </w:r>
+    </w:p>
+    <w:p>
+      <w:pPr>
+        <w:jc w:val="both"/>
+        <w:rPr>
+          <w:sz w:val="22"/>
+          <w:szCs w:val="22"/>
+        </w:rPr>
+      </w:pPr>
+      <w:r>
+        <w:rPr>
+          <w:sz w:val="22"/>
+          <w:szCs w:val="22"/>
+        </w:rPr>
+        <w:t xml:space="preserve">The aim of this project is to evaluate whether geopolitical risk indicators can improve the prediction of DJIA volatility using machine learning models. </w:t>
+      </w:r>
+    </w:p>
+    <w:p>
+      <w:pPr>
+        <w:jc w:val="both"/>
+        <w:rPr>
+          <w:sz w:val="22"/>
+          <w:szCs w:val="22"/>
+        </w:rPr>
+      </w:pPr>
+      <w:r>
+        <w:rPr>
+          <w:sz w:val="22"/>
+          <w:szCs w:val="22"/>
+        </w:rPr>
+        <w:t xml:space="preserve">1) To achieve this, this study will construct a daily dataset covering the period from 2010 to 2024. </w:t>
+      </w:r>
+    </w:p>
+    <w:p>
+      <w:pPr>
+        <w:jc w:val="both"/>
+        <w:rPr>
+          <w:sz w:val="22"/>
+          <w:szCs w:val="22"/>
+        </w:rPr>
+      </w:pPr>
+      <w:r>
+        <w:rPr>
+          <w:sz w:val="22"/>
+          <w:szCs w:val="22"/>
+        </w:rPr>
+        <w:t xml:space="preserve">2) Based on this dataset, this study will analyse the relationship between geopolitical risk indicators and DJIA volatility patterns to identify predictive patterns. </w:t>
+      </w:r>
+    </w:p>
+    <w:p>
+      <w:pPr>
+        <w:jc w:val="both"/>
+        <w:rPr>
+          <w:sz w:val="22"/>
+          <w:szCs w:val="22"/>
+        </w:rPr>
+      </w:pPr>
+      <w:r>
+        <w:rPr>
+          <w:sz w:val="22"/>
+          <w:szCs w:val="22"/>
+        </w:rPr>
+        <w:t xml:space="preserve">3) Based on these findings, machine learning models  will be developed to forecast five-day realised volatility. </w:t>
+      </w:r>
+    </w:p>
+    <w:p>
+      <w:pPr>
+        <w:jc w:val="both"/>
+        <w:rPr>
+          <w:sz w:val="22"/>
+          <w:szCs w:val="22"/>
+        </w:rPr>
+      </w:pPr>
+      <w:r>
+        <w:rPr>
+          <w:sz w:val="22"/>
+          <w:szCs w:val="22"/>
+        </w:rPr>
+        <w:t>Finally, the predictive performance of models incorporating geopolitical risk indicators will be compared with a baseline model based solely on historical market data</w:t>
+      </w:r>
+    </w:p>
+    <w:p>
+      <w:pPr>
+        <w:jc w:val="both"/>
+        <w:rPr>
+          <w:sz w:val="22"/>
+          <w:szCs w:val="22"/>
+        </w:rPr>
+      </w:pPr>
+    </w:p>
+    <w:p>
+      <w:pPr>
+        <w:jc w:val="both"/>
+        <w:rPr>
+          <w:sz w:val="22"/>
+          <w:szCs w:val="22"/>
+        </w:rPr>
+      </w:pPr>
+      <w:r>
+        <w:rPr>
+          <w:sz w:val="22"/>
+          <w:szCs w:val="22"/>
+        </w:rPr>
+        <w:t>The business objective of this project is to provide financial institutions and risk managers with a replicable framework for incorporating geopolitical risk signals into volatility forecasting supporting more informed hedging and portfolio allocation decisions.</w:t>
+      </w:r>
     </w:p>
     <w:p>
       <w:pPr>

--- a/CA1_1_Ben_Rojas_StrategicThinking.docx
+++ b/CA1_1_Ben_Rojas_StrategicThinking.docx
@@ -2,26 +2,21 @@
 <file path=word/document.xml><?xml version="1.0" encoding="utf-8"?>
 <w:document xmlns:wpc="http://schemas.microsoft.com/office/word/2010/wordprocessingCanvas" xmlns:cx="http://schemas.microsoft.com/office/drawing/2014/chartex" xmlns:cx1="http://schemas.microsoft.com/office/drawing/2015/9/8/chartex" xmlns:cx2="http://schemas.microsoft.com/office/drawing/2015/10/21/chartex" xmlns:cx3="http://schemas.microsoft.com/office/drawing/2016/5/9/chartex" xmlns:cx4="http://schemas.microsoft.com/office/drawing/2016/5/10/chartex" xmlns:cx5="http://schemas.microsoft.com/office/drawing/2016/5/11/chartex" xmlns:cx6="http://schemas.microsoft.com/office/drawing/2016/5/12/chartex" xmlns:cx7="http://schemas.microsoft.com/office/drawing/2016/5/13/chartex" xmlns:cx8="http://schemas.microsoft.com/office/drawing/2016/5/14/chartex" xmlns:mc="http://schemas.openxmlformats.org/markup-compatibility/2006" xmlns:aink="http://schemas.microsoft.com/office/drawing/2016/ink" xmlns:am3d="http://schemas.microsoft.com/office/drawing/2017/model3d" xmlns:o="urn:schemas-microsoft-com:office:office" xmlns:oel="http://schemas.microsoft.com/office/2019/extlst" xmlns:r="http://schemas.openxmlformats.org/officeDocument/2006/relationships" xmlns:m="http://schemas.openxmlformats.org/officeDocument/2006/math" xmlns:v="urn:schemas-microsoft-com:vml" xmlns:wp14="http://schemas.microsoft.com/office/word/2010/wordprocessingDrawing" xmlns:wp="http://schemas.openxmlformats.org/drawingml/2006/wordprocessingDrawing" xmlns:w10="urn:schemas-microsoft-com:office:word" xmlns:w="http://schemas.openxmlformats.org/wordprocessingml/2006/main" xmlns:w14="http://schemas.microsoft.com/office/word/2010/wordml" xmlns:w15="http://schemas.microsoft.com/office/word/2012/wordml" xmlns:w16cex="http://schemas.microsoft.com/office/word/2018/wordml/cex" xmlns:w16cid="http://schemas.microsoft.com/office/word/2016/wordml/cid" xmlns:w16="http://schemas.microsoft.com/office/word/2018/wordml" xmlns:w16du="http://schemas.microsoft.com/office/word/2023/wordml/word16du" xmlns:w16sdtdh="http://schemas.microsoft.com/office/word/2020/wordml/sdtdatahash" xmlns:w16sdtfl="http://schemas.microsoft.com/office/word/2024/wordml/sdtformatlock" xmlns:w16se="http://schemas.microsoft.com/office/word/2015/wordml/symex" xmlns:wpg="http://schemas.microsoft.com/office/word/2010/wordprocessingGroup" xmlns:wpi="http://schemas.microsoft.com/office/word/2010/wordprocessingInk" xmlns:wne="http://schemas.microsoft.com/office/word/2006/wordml" xmlns:wps="http://schemas.microsoft.com/office/word/2010/wordprocessingShape" mc:Ignorable="w14 w15 w16se w16cid w16 w16cex w16sdtdh w16sdtfl w16du wp14">
   <w:body>
-    <w:p/>
-    <w:p>
-      <w:r>
+    <w:p>
+      <w:pPr>
+        <w:pStyle w:val="Heading1"/>
+      </w:pPr>
+      <w:r>
+        <w:t xml:space="preserve"> Predicting Dow Jones Industrial Average (DJIA) Volatility Using Geopolitical Risk Indicators and Machine Learning</w:t>
+      </w:r>
+    </w:p>
+    <w:p>
+      <w:pPr>
         <w:rPr>
           <w:b/>
           <w:bCs/>
         </w:rPr>
-        <w:t>Project Title</w:t>
-      </w:r>
-      <w:r>
-        <w:t>:</w:t>
-      </w:r>
-    </w:p>
-    <w:p>
-      <w:pPr>
-        <w:pStyle w:val="Heading1"/>
-      </w:pPr>
-      <w:r>
-        <w:t xml:space="preserve"> Predicting Dow Jones Industrial Average (DJIA) Volatility Using Geopolitical Risk Indicators and Machine Learning</w:t>
-      </w:r>
+      </w:pPr>
     </w:p>
     <w:p>
       <w:pPr>
@@ -30,21 +25,21 @@
           <w:bCs/>
         </w:rPr>
       </w:pPr>
-    </w:p>
-    <w:p>
-      <w:pPr>
+      <w:r>
         <w:rPr>
           <w:b/>
           <w:bCs/>
         </w:rPr>
-      </w:pPr>
-      <w:r>
+        <w:t xml:space="preserve">Introduction: </w:t>
+      </w:r>
+    </w:p>
+    <w:p>
+      <w:pPr>
         <w:rPr>
           <w:b/>
           <w:bCs/>
         </w:rPr>
-        <w:t xml:space="preserve">Introduction: </w:t>
-      </w:r>
+      </w:pPr>
     </w:p>
     <w:p>
       <w:pPr>
@@ -109,6 +104,15 @@
         </w:rPr>
         <w:t>This project proposes a machine learning approach to predict DJIA volatility using geopolitical risk indicators. The central research question is: Do geopolitical risk indicators improve the predictive accuracy of machine learning models for DJIA volatility compared to a baseline relying solely on historical price data? Specifically, the project aims to predict realized volatility of the DJIA over a five-day horizon using daily data from 2010 to 2024. </w:t>
       </w:r>
+    </w:p>
+    <w:p>
+      <w:pPr>
+        <w:jc w:val="both"/>
+        <w:rPr>
+          <w:sz w:val="22"/>
+          <w:szCs w:val="22"/>
+        </w:rPr>
+      </w:pPr>
     </w:p>
     <w:p>
       <w:pPr>
@@ -127,63 +131,67 @@
     </w:p>
     <w:p>
       <w:pPr>
-        <w:jc w:val="both"/>
-        <w:rPr>
-          <w:sz w:val="22"/>
-          <w:szCs w:val="22"/>
-        </w:rPr>
-      </w:pPr>
-      <w:r>
-        <w:rPr>
-          <w:sz w:val="22"/>
-          <w:szCs w:val="22"/>
-        </w:rPr>
-        <w:t>The core problem this project addresses is the limited ability of existing volatility forecasting models to incorporate quantifiable geopolitical risk signals when predicting DJIA volatility. Although geopolitical events are widely recognised as drivers of market uncertainty, their information is rarely integrated directly into traditional forecasting frameworks. Traditional volatility models, including ARCH and GARCH, rely primarily on historical price information and may not fully capture external geopolitical signals.</w:t>
-      </w:r>
-    </w:p>
-    <w:p>
-      <w:pPr>
-        <w:jc w:val="both"/>
-        <w:rPr>
-          <w:sz w:val="22"/>
-          <w:szCs w:val="22"/>
-        </w:rPr>
-      </w:pPr>
-      <w:r>
-        <w:rPr>
-          <w:sz w:val="22"/>
-          <w:szCs w:val="22"/>
-        </w:rPr>
-        <w:t>Failing to address this limitation has direct consequences. Risk managers, portfolio allocators, and financial analysts rely on forecasts that may underestimate volatility during periods of geopolitical tension, leading to suboptimal hedging decisions, inaccurate risk assessments, and unexpected portfolio drawdowns. At the academic level, the gap between quantitative geopolitical research and financial risk modelling remains largely unresolved.</w:t>
-      </w:r>
-    </w:p>
-    <w:p>
-      <w:pPr>
-        <w:jc w:val="both"/>
-        <w:rPr>
-          <w:sz w:val="22"/>
-          <w:szCs w:val="22"/>
-        </w:rPr>
-      </w:pPr>
-      <w:r>
-        <w:rPr>
-          <w:sz w:val="22"/>
-          <w:szCs w:val="22"/>
-        </w:rPr>
-        <w:lastRenderedPageBreak/>
-        <w:t>The specific gap addressed by this project is whether incorporating geopolitical risk indicators into machine learning models improves the prediction of DJIA realised volatility compared with models based solely on historical market data.</w:t>
-      </w:r>
-    </w:p>
-    <w:p>
-      <w:pPr>
-        <w:jc w:val="both"/>
         <w:rPr>
           <w:b/>
           <w:bCs/>
-          <w:sz w:val="22"/>
-          <w:szCs w:val="22"/>
-        </w:rPr>
-      </w:pPr>
+        </w:rPr>
+      </w:pPr>
+    </w:p>
+    <w:p>
+      <w:pPr>
+        <w:jc w:val="both"/>
+        <w:rPr>
+          <w:sz w:val="22"/>
+          <w:szCs w:val="22"/>
+        </w:rPr>
+      </w:pPr>
+      <w:r>
+        <w:rPr>
+          <w:sz w:val="22"/>
+          <w:szCs w:val="22"/>
+        </w:rPr>
+        <w:t>The core problem this project addresses is the limited ability of existing volatility forecasting models to incorporate quantifiable geopolitical risk signals when predicting DJIA volatility. Although geopolitical events are widely recognised as drivers of market uncertainty, their information is rarely integrated directly into traditional forecasting frameworks. Traditional volatility models, including ARCH and GARCH, rely primarily on historical price information and may not fully capture external geopolitical signals.</w:t>
+      </w:r>
+    </w:p>
+    <w:p>
+      <w:pPr>
+        <w:jc w:val="both"/>
+        <w:rPr>
+          <w:sz w:val="22"/>
+          <w:szCs w:val="22"/>
+        </w:rPr>
+      </w:pPr>
+      <w:r>
+        <w:rPr>
+          <w:sz w:val="22"/>
+          <w:szCs w:val="22"/>
+        </w:rPr>
+        <w:t xml:space="preserve">Failing to address this limitation has direct consequences. Risk managers, portfolio allocators, and financial analysts rely on forecasts that may underestimate volatility during periods of geopolitical tension, leading to suboptimal hedging decisions, inaccurate risk assessments, and unexpected </w:t>
+      </w:r>
+      <w:r>
+        <w:rPr>
+          <w:sz w:val="22"/>
+          <w:szCs w:val="22"/>
+        </w:rPr>
+        <w:lastRenderedPageBreak/>
+        <w:t>portfolio drawdowns. At the academic level, the gap between quantitative geopolitical research and financial risk modelling remains largely unresolved.</w:t>
+      </w:r>
+    </w:p>
+    <w:p>
+      <w:pPr>
+        <w:jc w:val="both"/>
+        <w:rPr>
+          <w:sz w:val="22"/>
+          <w:szCs w:val="22"/>
+        </w:rPr>
+      </w:pPr>
+      <w:r>
+        <w:rPr>
+          <w:sz w:val="22"/>
+          <w:szCs w:val="22"/>
+        </w:rPr>
+        <w:t>The specific gap addressed by this project is whether incorporating geopolitical risk indicators into machine learning models improves the prediction of DJIA realised volatility compared with models based solely on historical market data.</w:t>
+      </w:r>
     </w:p>
     <w:p>
       <w:pPr>
@@ -195,13 +203,24 @@
           <w:szCs w:val="22"/>
         </w:rPr>
       </w:pPr>
-      <w:r>
+    </w:p>
+    <w:p>
+      <w:pPr>
+        <w:jc w:val="both"/>
         <w:rPr>
           <w:b/>
           <w:bCs/>
           <w:sz w:val="22"/>
           <w:szCs w:val="22"/>
         </w:rPr>
+      </w:pPr>
+      <w:r>
+        <w:rPr>
+          <w:b/>
+          <w:bCs/>
+          <w:sz w:val="22"/>
+          <w:szCs w:val="22"/>
+        </w:rPr>
         <w:t>Aim &amp; Objective:</w:t>
       </w:r>
     </w:p>
@@ -209,6 +228,17 @@
       <w:pPr>
         <w:jc w:val="both"/>
         <w:rPr>
+          <w:b/>
+          <w:bCs/>
+          <w:sz w:val="22"/>
+          <w:szCs w:val="22"/>
+        </w:rPr>
+      </w:pPr>
+    </w:p>
+    <w:p>
+      <w:pPr>
+        <w:jc w:val="both"/>
+        <w:rPr>
           <w:sz w:val="22"/>
           <w:szCs w:val="22"/>
         </w:rPr>
@@ -293,15 +323,6 @@
           <w:szCs w:val="22"/>
         </w:rPr>
       </w:pPr>
-    </w:p>
-    <w:p>
-      <w:pPr>
-        <w:jc w:val="both"/>
-        <w:rPr>
-          <w:sz w:val="22"/>
-          <w:szCs w:val="22"/>
-        </w:rPr>
-      </w:pPr>
       <w:r>
         <w:rPr>
           <w:sz w:val="22"/>
@@ -309,6 +330,150 @@
         </w:rPr>
         <w:t>The business objective of this project is to provide financial institutions and risk managers with a replicable framework for incorporating geopolitical risk signals into volatility forecasting supporting more informed hedging and portfolio allocation decisions.</w:t>
       </w:r>
+    </w:p>
+    <w:p>
+      <w:pPr>
+        <w:jc w:val="both"/>
+        <w:rPr>
+          <w:sz w:val="22"/>
+          <w:szCs w:val="22"/>
+        </w:rPr>
+      </w:pPr>
+    </w:p>
+    <w:p>
+      <w:pPr>
+        <w:jc w:val="both"/>
+        <w:rPr>
+          <w:b/>
+          <w:bCs/>
+          <w:sz w:val="22"/>
+          <w:szCs w:val="22"/>
+        </w:rPr>
+      </w:pPr>
+      <w:r>
+        <w:rPr>
+          <w:b/>
+          <w:bCs/>
+          <w:sz w:val="22"/>
+          <w:szCs w:val="22"/>
+        </w:rPr>
+        <w:t>Scope</w:t>
+      </w:r>
+      <w:r>
+        <w:rPr>
+          <w:b/>
+          <w:bCs/>
+          <w:sz w:val="22"/>
+          <w:szCs w:val="22"/>
+        </w:rPr>
+        <w:t>:</w:t>
+      </w:r>
+    </w:p>
+    <w:p>
+      <w:pPr>
+        <w:jc w:val="both"/>
+        <w:rPr>
+          <w:sz w:val="22"/>
+          <w:szCs w:val="22"/>
+        </w:rPr>
+      </w:pPr>
+    </w:p>
+    <w:p>
+      <w:pPr>
+        <w:jc w:val="both"/>
+        <w:rPr>
+          <w:sz w:val="22"/>
+          <w:szCs w:val="22"/>
+        </w:rPr>
+      </w:pPr>
+      <w:r>
+        <w:rPr>
+          <w:sz w:val="22"/>
+          <w:szCs w:val="22"/>
+        </w:rPr>
+        <w:t>This project focuses on forecasting the realised volatility of the Dow Jones Industrial Average (DJIA) using machine learning models and geopolitical risk indicators.</w:t>
+      </w:r>
+    </w:p>
+    <w:p>
+      <w:pPr>
+        <w:jc w:val="both"/>
+        <w:rPr>
+          <w:sz w:val="22"/>
+          <w:szCs w:val="22"/>
+        </w:rPr>
+      </w:pPr>
+      <w:r>
+        <w:rPr>
+          <w:sz w:val="22"/>
+          <w:szCs w:val="22"/>
+        </w:rPr>
+        <w:t>The analysis will use daily financial and geopolitical data covering the period from 2010 to 2024</w:t>
+      </w:r>
+    </w:p>
+    <w:p>
+      <w:pPr>
+        <w:jc w:val="both"/>
+        <w:rPr>
+          <w:sz w:val="22"/>
+          <w:szCs w:val="22"/>
+        </w:rPr>
+      </w:pPr>
+      <w:r>
+        <w:rPr>
+          <w:sz w:val="22"/>
+          <w:szCs w:val="22"/>
+        </w:rPr>
+        <w:t>It will integrate three open-source geopolitical risk indicators: the Geopolitical Risk Index (GPR), GDELT and ACLED datasets. The project will include data collection, exploratory analysis, feature preparation, model development and performance evaluation against a baseline model based solely on historical market data.</w:t>
+      </w:r>
+    </w:p>
+    <w:p>
+      <w:pPr>
+        <w:jc w:val="both"/>
+        <w:rPr>
+          <w:sz w:val="22"/>
+          <w:szCs w:val="22"/>
+        </w:rPr>
+      </w:pPr>
+      <w:r>
+        <w:rPr>
+          <w:sz w:val="22"/>
+          <w:szCs w:val="22"/>
+        </w:rPr>
+        <w:t>The work will be distributed across two semesters: the first will focus on theoretical foundations, literature review, and data collection and cleaning, while the second will cover feature engineering, model development, evaluation, and final reporting</w:t>
+      </w:r>
+    </w:p>
+    <w:p>
+      <w:pPr>
+        <w:jc w:val="both"/>
+        <w:rPr>
+          <w:sz w:val="22"/>
+          <w:szCs w:val="22"/>
+        </w:rPr>
+      </w:pPr>
+      <w:r>
+        <w:rPr>
+          <w:sz w:val="22"/>
+          <w:szCs w:val="22"/>
+        </w:rPr>
+        <w:t xml:space="preserve">The scope is limited to the DJIA and does not extend to other equity indices, individual stocks, commodities, foreign exchange markets or cryptocurrency assets. The project aims to predict realised </w:t>
+      </w:r>
+      <w:r>
+        <w:rPr>
+          <w:sz w:val="22"/>
+          <w:szCs w:val="22"/>
+        </w:rPr>
+        <w:lastRenderedPageBreak/>
+        <w:t>volatility over a five-day horizon and does not attempt to forecast market direction, asset prices or trading signals. Additionally, the study will evaluate predictive performance rather than investigate causal relationships between geopolitical events and market behaviour.</w:t>
+      </w:r>
+    </w:p>
+    <w:p>
+      <w:pPr>
+        <w:jc w:val="both"/>
+        <w:rPr>
+          <w:sz w:val="22"/>
+          <w:szCs w:val="22"/>
+        </w:rPr>
+      </w:pPr>
     </w:p>
     <w:p>
       <w:pPr>

--- a/CA1_1_Ben_Rojas_StrategicThinking.docx
+++ b/CA1_1_Ben_Rojas_StrategicThinking.docx
@@ -479,10 +479,1230 @@
       <w:pPr>
         <w:jc w:val="both"/>
         <w:rPr>
-          <w:sz w:val="22"/>
-          <w:szCs w:val="22"/>
-        </w:rPr>
-      </w:pPr>
+          <w:b/>
+          <w:bCs/>
+          <w:sz w:val="22"/>
+          <w:szCs w:val="22"/>
+        </w:rPr>
+      </w:pPr>
+      <w:r>
+        <w:rPr>
+          <w:b/>
+          <w:bCs/>
+          <w:sz w:val="22"/>
+          <w:szCs w:val="22"/>
+        </w:rPr>
+        <w:t>Methodology</w:t>
+      </w:r>
+      <w:r>
+        <w:rPr>
+          <w:b/>
+          <w:bCs/>
+          <w:sz w:val="22"/>
+          <w:szCs w:val="22"/>
+        </w:rPr>
+        <w:t>:</w:t>
+      </w:r>
+    </w:p>
+    <w:p>
+      <w:pPr>
+        <w:jc w:val="both"/>
+        <w:rPr>
+          <w:sz w:val="22"/>
+          <w:szCs w:val="22"/>
+        </w:rPr>
+      </w:pPr>
+      <w:r>
+        <w:rPr>
+          <w:sz w:val="22"/>
+          <w:szCs w:val="22"/>
+        </w:rPr>
+        <w:t>Base on this table</w:t>
+      </w:r>
+      <w:r>
+        <w:rPr>
+          <w:sz w:val="22"/>
+          <w:szCs w:val="22"/>
+        </w:rPr>
+        <w:t xml:space="preserve"> I will create the methodology.</w:t>
+      </w:r>
+    </w:p>
+    <w:tbl>
+      <w:tblPr>
+        <w:tblW w:w="0" w:type="auto"/>
+        <w:tblCellMar>
+          <w:top w:w="15" w:type="dxa"/>
+          <w:left w:w="15" w:type="dxa"/>
+          <w:bottom w:w="15" w:type="dxa"/>
+          <w:right w:w="15" w:type="dxa"/>
+        </w:tblCellMar>
+        <w:tblLook w:val="04A0" w:firstRow="1" w:lastRow="0" w:firstColumn="1" w:lastColumn="0" w:noHBand="0" w:noVBand="1"/>
+      </w:tblPr>
+      <w:tblGrid>
+        <w:gridCol w:w="1487"/>
+        <w:gridCol w:w="1673"/>
+        <w:gridCol w:w="884"/>
+        <w:gridCol w:w="1637"/>
+      </w:tblGrid>
+      <w:tr>
+        <w:trPr>
+          <w:trHeight w:val="575"/>
+        </w:trPr>
+        <w:tc>
+          <w:tcPr>
+            <w:tcW w:w="0" w:type="auto"/>
+            <w:tcBorders>
+              <w:top w:val="single" w:sz="4" w:space="0" w:color="E6E6E6"/>
+              <w:left w:val="single" w:sz="4" w:space="0" w:color="E6E6E6"/>
+              <w:bottom w:val="single" w:sz="4" w:space="0" w:color="E6E6E6"/>
+              <w:right w:val="single" w:sz="4" w:space="0" w:color="E6E6E6"/>
+            </w:tcBorders>
+            <w:tcMar>
+              <w:top w:w="100" w:type="dxa"/>
+              <w:left w:w="100" w:type="dxa"/>
+              <w:bottom w:w="100" w:type="dxa"/>
+              <w:right w:w="100" w:type="dxa"/>
+            </w:tcMar>
+            <w:hideMark/>
+          </w:tcPr>
+          <w:p>
+            <w:pPr>
+              <w:jc w:val="both"/>
+              <w:rPr>
+                <w:sz w:val="22"/>
+                <w:szCs w:val="22"/>
+              </w:rPr>
+            </w:pPr>
+            <w:r>
+              <w:rPr>
+                <w:b/>
+                <w:bCs/>
+                <w:sz w:val="22"/>
+                <w:szCs w:val="22"/>
+              </w:rPr>
+              <w:t>Data Source</w:t>
+            </w:r>
+          </w:p>
+        </w:tc>
+        <w:tc>
+          <w:tcPr>
+            <w:tcW w:w="0" w:type="auto"/>
+            <w:tcBorders>
+              <w:top w:val="single" w:sz="4" w:space="0" w:color="E6E6E6"/>
+              <w:left w:val="single" w:sz="4" w:space="0" w:color="E6E6E6"/>
+              <w:bottom w:val="single" w:sz="4" w:space="0" w:color="E6E6E6"/>
+              <w:right w:val="single" w:sz="4" w:space="0" w:color="E6E6E6"/>
+            </w:tcBorders>
+            <w:tcMar>
+              <w:top w:w="100" w:type="dxa"/>
+              <w:left w:w="100" w:type="dxa"/>
+              <w:bottom w:w="100" w:type="dxa"/>
+              <w:right w:w="100" w:type="dxa"/>
+            </w:tcMar>
+            <w:hideMark/>
+          </w:tcPr>
+          <w:p>
+            <w:pPr>
+              <w:jc w:val="both"/>
+              <w:rPr>
+                <w:sz w:val="22"/>
+                <w:szCs w:val="22"/>
+              </w:rPr>
+            </w:pPr>
+            <w:r>
+              <w:rPr>
+                <w:b/>
+                <w:bCs/>
+                <w:sz w:val="22"/>
+                <w:szCs w:val="22"/>
+              </w:rPr>
+              <w:t>Variable</w:t>
+            </w:r>
+          </w:p>
+        </w:tc>
+        <w:tc>
+          <w:tcPr>
+            <w:tcW w:w="0" w:type="auto"/>
+            <w:tcBorders>
+              <w:top w:val="single" w:sz="4" w:space="0" w:color="E6E6E6"/>
+              <w:left w:val="single" w:sz="4" w:space="0" w:color="E6E6E6"/>
+              <w:bottom w:val="single" w:sz="4" w:space="0" w:color="E6E6E6"/>
+              <w:right w:val="single" w:sz="4" w:space="0" w:color="E6E6E6"/>
+            </w:tcBorders>
+            <w:tcMar>
+              <w:top w:w="100" w:type="dxa"/>
+              <w:left w:w="100" w:type="dxa"/>
+              <w:bottom w:w="100" w:type="dxa"/>
+              <w:right w:w="100" w:type="dxa"/>
+            </w:tcMar>
+            <w:hideMark/>
+          </w:tcPr>
+          <w:p>
+            <w:pPr>
+              <w:jc w:val="both"/>
+              <w:rPr>
+                <w:sz w:val="22"/>
+                <w:szCs w:val="22"/>
+              </w:rPr>
+            </w:pPr>
+            <w:r>
+              <w:rPr>
+                <w:b/>
+                <w:bCs/>
+                <w:sz w:val="22"/>
+                <w:szCs w:val="22"/>
+              </w:rPr>
+              <w:t>Type</w:t>
+            </w:r>
+          </w:p>
+        </w:tc>
+        <w:tc>
+          <w:tcPr>
+            <w:tcW w:w="0" w:type="auto"/>
+            <w:tcBorders>
+              <w:top w:val="single" w:sz="4" w:space="0" w:color="E6E6E6"/>
+              <w:left w:val="single" w:sz="4" w:space="0" w:color="E6E6E6"/>
+              <w:bottom w:val="single" w:sz="4" w:space="0" w:color="E6E6E6"/>
+              <w:right w:val="single" w:sz="4" w:space="0" w:color="E6E6E6"/>
+            </w:tcBorders>
+            <w:tcMar>
+              <w:top w:w="100" w:type="dxa"/>
+              <w:left w:w="100" w:type="dxa"/>
+              <w:bottom w:w="100" w:type="dxa"/>
+              <w:right w:w="100" w:type="dxa"/>
+            </w:tcMar>
+            <w:hideMark/>
+          </w:tcPr>
+          <w:p>
+            <w:pPr>
+              <w:jc w:val="both"/>
+              <w:rPr>
+                <w:sz w:val="22"/>
+                <w:szCs w:val="22"/>
+              </w:rPr>
+            </w:pPr>
+            <w:r>
+              <w:rPr>
+                <w:b/>
+                <w:bCs/>
+                <w:sz w:val="22"/>
+                <w:szCs w:val="22"/>
+              </w:rPr>
+              <w:t>Purpose</w:t>
+            </w:r>
+          </w:p>
+        </w:tc>
+      </w:tr>
+      <w:tr>
+        <w:trPr>
+          <w:trHeight w:val="575"/>
+        </w:trPr>
+        <w:tc>
+          <w:tcPr>
+            <w:tcW w:w="0" w:type="auto"/>
+            <w:tcBorders>
+              <w:top w:val="single" w:sz="4" w:space="0" w:color="E6E6E6"/>
+              <w:left w:val="single" w:sz="4" w:space="0" w:color="E6E6E6"/>
+              <w:bottom w:val="single" w:sz="4" w:space="0" w:color="E6E6E6"/>
+              <w:right w:val="single" w:sz="4" w:space="0" w:color="E6E6E6"/>
+            </w:tcBorders>
+            <w:tcMar>
+              <w:top w:w="100" w:type="dxa"/>
+              <w:left w:w="100" w:type="dxa"/>
+              <w:bottom w:w="100" w:type="dxa"/>
+              <w:right w:w="100" w:type="dxa"/>
+            </w:tcMar>
+            <w:hideMark/>
+          </w:tcPr>
+          <w:p>
+            <w:pPr>
+              <w:jc w:val="both"/>
+              <w:rPr>
+                <w:sz w:val="22"/>
+                <w:szCs w:val="22"/>
+              </w:rPr>
+            </w:pPr>
+            <w:r>
+              <w:rPr>
+                <w:sz w:val="22"/>
+                <w:szCs w:val="22"/>
+              </w:rPr>
+              <w:t>Yahoo Finance</w:t>
+            </w:r>
+          </w:p>
+        </w:tc>
+        <w:tc>
+          <w:tcPr>
+            <w:tcW w:w="0" w:type="auto"/>
+            <w:tcBorders>
+              <w:top w:val="single" w:sz="4" w:space="0" w:color="E6E6E6"/>
+              <w:left w:val="single" w:sz="4" w:space="0" w:color="E6E6E6"/>
+              <w:bottom w:val="single" w:sz="4" w:space="0" w:color="E6E6E6"/>
+              <w:right w:val="single" w:sz="4" w:space="0" w:color="E6E6E6"/>
+            </w:tcBorders>
+            <w:tcMar>
+              <w:top w:w="100" w:type="dxa"/>
+              <w:left w:w="100" w:type="dxa"/>
+              <w:bottom w:w="100" w:type="dxa"/>
+              <w:right w:w="100" w:type="dxa"/>
+            </w:tcMar>
+            <w:hideMark/>
+          </w:tcPr>
+          <w:p>
+            <w:pPr>
+              <w:jc w:val="both"/>
+              <w:rPr>
+                <w:sz w:val="22"/>
+                <w:szCs w:val="22"/>
+              </w:rPr>
+            </w:pPr>
+            <w:r>
+              <w:rPr>
+                <w:sz w:val="22"/>
+                <w:szCs w:val="22"/>
+              </w:rPr>
+              <w:t>DJIA Volatility</w:t>
+            </w:r>
+          </w:p>
+        </w:tc>
+        <w:tc>
+          <w:tcPr>
+            <w:tcW w:w="0" w:type="auto"/>
+            <w:tcBorders>
+              <w:top w:val="single" w:sz="4" w:space="0" w:color="E6E6E6"/>
+              <w:left w:val="single" w:sz="4" w:space="0" w:color="E6E6E6"/>
+              <w:bottom w:val="single" w:sz="4" w:space="0" w:color="E6E6E6"/>
+              <w:right w:val="single" w:sz="4" w:space="0" w:color="E6E6E6"/>
+            </w:tcBorders>
+            <w:tcMar>
+              <w:top w:w="100" w:type="dxa"/>
+              <w:left w:w="100" w:type="dxa"/>
+              <w:bottom w:w="100" w:type="dxa"/>
+              <w:right w:w="100" w:type="dxa"/>
+            </w:tcMar>
+            <w:hideMark/>
+          </w:tcPr>
+          <w:p>
+            <w:pPr>
+              <w:jc w:val="both"/>
+              <w:rPr>
+                <w:sz w:val="22"/>
+                <w:szCs w:val="22"/>
+              </w:rPr>
+            </w:pPr>
+            <w:r>
+              <w:rPr>
+                <w:sz w:val="22"/>
+                <w:szCs w:val="22"/>
+              </w:rPr>
+              <w:t>Target</w:t>
+            </w:r>
+          </w:p>
+        </w:tc>
+        <w:tc>
+          <w:tcPr>
+            <w:tcW w:w="0" w:type="auto"/>
+            <w:tcBorders>
+              <w:top w:val="single" w:sz="4" w:space="0" w:color="E6E6E6"/>
+              <w:left w:val="single" w:sz="4" w:space="0" w:color="E6E6E6"/>
+              <w:bottom w:val="single" w:sz="4" w:space="0" w:color="E6E6E6"/>
+              <w:right w:val="single" w:sz="4" w:space="0" w:color="E6E6E6"/>
+            </w:tcBorders>
+            <w:tcMar>
+              <w:top w:w="100" w:type="dxa"/>
+              <w:left w:w="100" w:type="dxa"/>
+              <w:bottom w:w="100" w:type="dxa"/>
+              <w:right w:w="100" w:type="dxa"/>
+            </w:tcMar>
+            <w:hideMark/>
+          </w:tcPr>
+          <w:p>
+            <w:pPr>
+              <w:jc w:val="both"/>
+              <w:rPr>
+                <w:sz w:val="22"/>
+                <w:szCs w:val="22"/>
+              </w:rPr>
+            </w:pPr>
+            <w:r>
+              <w:rPr>
+                <w:sz w:val="22"/>
+                <w:szCs w:val="22"/>
+              </w:rPr>
+              <w:t>Prediction</w:t>
+            </w:r>
+          </w:p>
+        </w:tc>
+      </w:tr>
+      <w:tr>
+        <w:trPr>
+          <w:trHeight w:val="575"/>
+        </w:trPr>
+        <w:tc>
+          <w:tcPr>
+            <w:tcW w:w="0" w:type="auto"/>
+            <w:tcBorders>
+              <w:top w:val="single" w:sz="4" w:space="0" w:color="E6E6E6"/>
+              <w:left w:val="single" w:sz="4" w:space="0" w:color="E6E6E6"/>
+              <w:bottom w:val="single" w:sz="4" w:space="0" w:color="E6E6E6"/>
+              <w:right w:val="single" w:sz="4" w:space="0" w:color="E6E6E6"/>
+            </w:tcBorders>
+            <w:tcMar>
+              <w:top w:w="100" w:type="dxa"/>
+              <w:left w:w="100" w:type="dxa"/>
+              <w:bottom w:w="100" w:type="dxa"/>
+              <w:right w:w="100" w:type="dxa"/>
+            </w:tcMar>
+            <w:hideMark/>
+          </w:tcPr>
+          <w:p>
+            <w:pPr>
+              <w:jc w:val="both"/>
+              <w:rPr>
+                <w:sz w:val="22"/>
+                <w:szCs w:val="22"/>
+              </w:rPr>
+            </w:pPr>
+            <w:r>
+              <w:rPr>
+                <w:sz w:val="22"/>
+                <w:szCs w:val="22"/>
+              </w:rPr>
+              <w:t>GPR</w:t>
+            </w:r>
+          </w:p>
+        </w:tc>
+        <w:tc>
+          <w:tcPr>
+            <w:tcW w:w="0" w:type="auto"/>
+            <w:tcBorders>
+              <w:top w:val="single" w:sz="4" w:space="0" w:color="E6E6E6"/>
+              <w:left w:val="single" w:sz="4" w:space="0" w:color="E6E6E6"/>
+              <w:bottom w:val="single" w:sz="4" w:space="0" w:color="E6E6E6"/>
+              <w:right w:val="single" w:sz="4" w:space="0" w:color="E6E6E6"/>
+            </w:tcBorders>
+            <w:tcMar>
+              <w:top w:w="100" w:type="dxa"/>
+              <w:left w:w="100" w:type="dxa"/>
+              <w:bottom w:w="100" w:type="dxa"/>
+              <w:right w:w="100" w:type="dxa"/>
+            </w:tcMar>
+            <w:hideMark/>
+          </w:tcPr>
+          <w:p>
+            <w:pPr>
+              <w:jc w:val="both"/>
+              <w:rPr>
+                <w:sz w:val="22"/>
+                <w:szCs w:val="22"/>
+              </w:rPr>
+            </w:pPr>
+            <w:r>
+              <w:rPr>
+                <w:sz w:val="22"/>
+                <w:szCs w:val="22"/>
+              </w:rPr>
+              <w:t>Geopolitical Risk</w:t>
+            </w:r>
+          </w:p>
+        </w:tc>
+        <w:tc>
+          <w:tcPr>
+            <w:tcW w:w="0" w:type="auto"/>
+            <w:tcBorders>
+              <w:top w:val="single" w:sz="4" w:space="0" w:color="E6E6E6"/>
+              <w:left w:val="single" w:sz="4" w:space="0" w:color="E6E6E6"/>
+              <w:bottom w:val="single" w:sz="4" w:space="0" w:color="E6E6E6"/>
+              <w:right w:val="single" w:sz="4" w:space="0" w:color="E6E6E6"/>
+            </w:tcBorders>
+            <w:tcMar>
+              <w:top w:w="100" w:type="dxa"/>
+              <w:left w:w="100" w:type="dxa"/>
+              <w:bottom w:w="100" w:type="dxa"/>
+              <w:right w:w="100" w:type="dxa"/>
+            </w:tcMar>
+            <w:hideMark/>
+          </w:tcPr>
+          <w:p>
+            <w:pPr>
+              <w:jc w:val="both"/>
+              <w:rPr>
+                <w:sz w:val="22"/>
+                <w:szCs w:val="22"/>
+              </w:rPr>
+            </w:pPr>
+            <w:r>
+              <w:rPr>
+                <w:sz w:val="22"/>
+                <w:szCs w:val="22"/>
+              </w:rPr>
+              <w:t>Feature</w:t>
+            </w:r>
+          </w:p>
+        </w:tc>
+        <w:tc>
+          <w:tcPr>
+            <w:tcW w:w="0" w:type="auto"/>
+            <w:tcBorders>
+              <w:top w:val="single" w:sz="4" w:space="0" w:color="E6E6E6"/>
+              <w:left w:val="single" w:sz="4" w:space="0" w:color="E6E6E6"/>
+              <w:bottom w:val="single" w:sz="4" w:space="0" w:color="E6E6E6"/>
+              <w:right w:val="single" w:sz="4" w:space="0" w:color="E6E6E6"/>
+            </w:tcBorders>
+            <w:tcMar>
+              <w:top w:w="100" w:type="dxa"/>
+              <w:left w:w="100" w:type="dxa"/>
+              <w:bottom w:w="100" w:type="dxa"/>
+              <w:right w:w="100" w:type="dxa"/>
+            </w:tcMar>
+            <w:hideMark/>
+          </w:tcPr>
+          <w:p>
+            <w:pPr>
+              <w:jc w:val="both"/>
+              <w:rPr>
+                <w:sz w:val="22"/>
+                <w:szCs w:val="22"/>
+              </w:rPr>
+            </w:pPr>
+            <w:r>
+              <w:rPr>
+                <w:sz w:val="22"/>
+                <w:szCs w:val="22"/>
+              </w:rPr>
+              <w:t>Predictor</w:t>
+            </w:r>
+          </w:p>
+        </w:tc>
+      </w:tr>
+      <w:tr>
+        <w:trPr>
+          <w:trHeight w:val="575"/>
+        </w:trPr>
+        <w:tc>
+          <w:tcPr>
+            <w:tcW w:w="0" w:type="auto"/>
+            <w:tcBorders>
+              <w:top w:val="single" w:sz="4" w:space="0" w:color="E6E6E6"/>
+              <w:left w:val="single" w:sz="4" w:space="0" w:color="E6E6E6"/>
+              <w:bottom w:val="single" w:sz="4" w:space="0" w:color="E6E6E6"/>
+              <w:right w:val="single" w:sz="4" w:space="0" w:color="E6E6E6"/>
+            </w:tcBorders>
+            <w:tcMar>
+              <w:top w:w="100" w:type="dxa"/>
+              <w:left w:w="100" w:type="dxa"/>
+              <w:bottom w:w="100" w:type="dxa"/>
+              <w:right w:w="100" w:type="dxa"/>
+            </w:tcMar>
+            <w:hideMark/>
+          </w:tcPr>
+          <w:p>
+            <w:pPr>
+              <w:jc w:val="both"/>
+              <w:rPr>
+                <w:sz w:val="22"/>
+                <w:szCs w:val="22"/>
+              </w:rPr>
+            </w:pPr>
+            <w:r>
+              <w:rPr>
+                <w:sz w:val="22"/>
+                <w:szCs w:val="22"/>
+              </w:rPr>
+              <w:t>FRED</w:t>
+            </w:r>
+          </w:p>
+        </w:tc>
+        <w:tc>
+          <w:tcPr>
+            <w:tcW w:w="0" w:type="auto"/>
+            <w:tcBorders>
+              <w:top w:val="single" w:sz="4" w:space="0" w:color="E6E6E6"/>
+              <w:left w:val="single" w:sz="4" w:space="0" w:color="E6E6E6"/>
+              <w:bottom w:val="single" w:sz="4" w:space="0" w:color="E6E6E6"/>
+              <w:right w:val="single" w:sz="4" w:space="0" w:color="E6E6E6"/>
+            </w:tcBorders>
+            <w:tcMar>
+              <w:top w:w="100" w:type="dxa"/>
+              <w:left w:w="100" w:type="dxa"/>
+              <w:bottom w:w="100" w:type="dxa"/>
+              <w:right w:w="100" w:type="dxa"/>
+            </w:tcMar>
+            <w:hideMark/>
+          </w:tcPr>
+          <w:p>
+            <w:pPr>
+              <w:jc w:val="both"/>
+              <w:rPr>
+                <w:sz w:val="22"/>
+                <w:szCs w:val="22"/>
+              </w:rPr>
+            </w:pPr>
+            <w:r>
+              <w:rPr>
+                <w:sz w:val="22"/>
+                <w:szCs w:val="22"/>
+              </w:rPr>
+              <w:t>VIX</w:t>
+            </w:r>
+          </w:p>
+        </w:tc>
+        <w:tc>
+          <w:tcPr>
+            <w:tcW w:w="0" w:type="auto"/>
+            <w:tcBorders>
+              <w:top w:val="single" w:sz="4" w:space="0" w:color="E6E6E6"/>
+              <w:left w:val="single" w:sz="4" w:space="0" w:color="E6E6E6"/>
+              <w:bottom w:val="single" w:sz="4" w:space="0" w:color="E6E6E6"/>
+              <w:right w:val="single" w:sz="4" w:space="0" w:color="E6E6E6"/>
+            </w:tcBorders>
+            <w:tcMar>
+              <w:top w:w="100" w:type="dxa"/>
+              <w:left w:w="100" w:type="dxa"/>
+              <w:bottom w:w="100" w:type="dxa"/>
+              <w:right w:w="100" w:type="dxa"/>
+            </w:tcMar>
+            <w:hideMark/>
+          </w:tcPr>
+          <w:p>
+            <w:pPr>
+              <w:jc w:val="both"/>
+              <w:rPr>
+                <w:sz w:val="22"/>
+                <w:szCs w:val="22"/>
+              </w:rPr>
+            </w:pPr>
+            <w:r>
+              <w:rPr>
+                <w:sz w:val="22"/>
+                <w:szCs w:val="22"/>
+              </w:rPr>
+              <w:t>Feature</w:t>
+            </w:r>
+          </w:p>
+        </w:tc>
+        <w:tc>
+          <w:tcPr>
+            <w:tcW w:w="0" w:type="auto"/>
+            <w:tcBorders>
+              <w:top w:val="single" w:sz="4" w:space="0" w:color="E6E6E6"/>
+              <w:left w:val="single" w:sz="4" w:space="0" w:color="E6E6E6"/>
+              <w:bottom w:val="single" w:sz="4" w:space="0" w:color="E6E6E6"/>
+              <w:right w:val="single" w:sz="4" w:space="0" w:color="E6E6E6"/>
+            </w:tcBorders>
+            <w:tcMar>
+              <w:top w:w="100" w:type="dxa"/>
+              <w:left w:w="100" w:type="dxa"/>
+              <w:bottom w:w="100" w:type="dxa"/>
+              <w:right w:w="100" w:type="dxa"/>
+            </w:tcMar>
+            <w:hideMark/>
+          </w:tcPr>
+          <w:p>
+            <w:pPr>
+              <w:jc w:val="both"/>
+              <w:rPr>
+                <w:sz w:val="22"/>
+                <w:szCs w:val="22"/>
+              </w:rPr>
+            </w:pPr>
+            <w:r>
+              <w:rPr>
+                <w:sz w:val="22"/>
+                <w:szCs w:val="22"/>
+              </w:rPr>
+              <w:t>Control Variable</w:t>
+            </w:r>
+          </w:p>
+        </w:tc>
+      </w:tr>
+      <w:tr>
+        <w:trPr>
+          <w:trHeight w:val="575"/>
+        </w:trPr>
+        <w:tc>
+          <w:tcPr>
+            <w:tcW w:w="0" w:type="auto"/>
+            <w:tcBorders>
+              <w:top w:val="single" w:sz="4" w:space="0" w:color="E6E6E6"/>
+              <w:left w:val="single" w:sz="4" w:space="0" w:color="E6E6E6"/>
+              <w:bottom w:val="single" w:sz="4" w:space="0" w:color="E6E6E6"/>
+              <w:right w:val="single" w:sz="4" w:space="0" w:color="E6E6E6"/>
+            </w:tcBorders>
+            <w:tcMar>
+              <w:top w:w="100" w:type="dxa"/>
+              <w:left w:w="100" w:type="dxa"/>
+              <w:bottom w:w="100" w:type="dxa"/>
+              <w:right w:w="100" w:type="dxa"/>
+            </w:tcMar>
+            <w:hideMark/>
+          </w:tcPr>
+          <w:p>
+            <w:pPr>
+              <w:jc w:val="both"/>
+              <w:rPr>
+                <w:sz w:val="22"/>
+                <w:szCs w:val="22"/>
+              </w:rPr>
+            </w:pPr>
+            <w:r>
+              <w:rPr>
+                <w:sz w:val="22"/>
+                <w:szCs w:val="22"/>
+              </w:rPr>
+              <w:t>GDELT</w:t>
+            </w:r>
+          </w:p>
+        </w:tc>
+        <w:tc>
+          <w:tcPr>
+            <w:tcW w:w="0" w:type="auto"/>
+            <w:tcBorders>
+              <w:top w:val="single" w:sz="4" w:space="0" w:color="E6E6E6"/>
+              <w:left w:val="single" w:sz="4" w:space="0" w:color="E6E6E6"/>
+              <w:bottom w:val="single" w:sz="4" w:space="0" w:color="E6E6E6"/>
+              <w:right w:val="single" w:sz="4" w:space="0" w:color="E6E6E6"/>
+            </w:tcBorders>
+            <w:tcMar>
+              <w:top w:w="100" w:type="dxa"/>
+              <w:left w:w="100" w:type="dxa"/>
+              <w:bottom w:w="100" w:type="dxa"/>
+              <w:right w:w="100" w:type="dxa"/>
+            </w:tcMar>
+            <w:hideMark/>
+          </w:tcPr>
+          <w:p>
+            <w:pPr>
+              <w:jc w:val="both"/>
+              <w:rPr>
+                <w:sz w:val="22"/>
+                <w:szCs w:val="22"/>
+              </w:rPr>
+            </w:pPr>
+            <w:r>
+              <w:rPr>
+                <w:sz w:val="22"/>
+                <w:szCs w:val="22"/>
+              </w:rPr>
+              <w:t>Event Count</w:t>
+            </w:r>
+          </w:p>
+        </w:tc>
+        <w:tc>
+          <w:tcPr>
+            <w:tcW w:w="0" w:type="auto"/>
+            <w:tcBorders>
+              <w:top w:val="single" w:sz="4" w:space="0" w:color="E6E6E6"/>
+              <w:left w:val="single" w:sz="4" w:space="0" w:color="E6E6E6"/>
+              <w:bottom w:val="single" w:sz="4" w:space="0" w:color="E6E6E6"/>
+              <w:right w:val="single" w:sz="4" w:space="0" w:color="E6E6E6"/>
+            </w:tcBorders>
+            <w:tcMar>
+              <w:top w:w="100" w:type="dxa"/>
+              <w:left w:w="100" w:type="dxa"/>
+              <w:bottom w:w="100" w:type="dxa"/>
+              <w:right w:w="100" w:type="dxa"/>
+            </w:tcMar>
+            <w:hideMark/>
+          </w:tcPr>
+          <w:p>
+            <w:pPr>
+              <w:jc w:val="both"/>
+              <w:rPr>
+                <w:sz w:val="22"/>
+                <w:szCs w:val="22"/>
+              </w:rPr>
+            </w:pPr>
+            <w:r>
+              <w:rPr>
+                <w:sz w:val="22"/>
+                <w:szCs w:val="22"/>
+              </w:rPr>
+              <w:t>Feature</w:t>
+            </w:r>
+          </w:p>
+        </w:tc>
+        <w:tc>
+          <w:tcPr>
+            <w:tcW w:w="0" w:type="auto"/>
+            <w:tcBorders>
+              <w:top w:val="single" w:sz="4" w:space="0" w:color="E6E6E6"/>
+              <w:left w:val="single" w:sz="4" w:space="0" w:color="E6E6E6"/>
+              <w:bottom w:val="single" w:sz="4" w:space="0" w:color="E6E6E6"/>
+              <w:right w:val="single" w:sz="4" w:space="0" w:color="E6E6E6"/>
+            </w:tcBorders>
+            <w:tcMar>
+              <w:top w:w="100" w:type="dxa"/>
+              <w:left w:w="100" w:type="dxa"/>
+              <w:bottom w:w="100" w:type="dxa"/>
+              <w:right w:w="100" w:type="dxa"/>
+            </w:tcMar>
+            <w:hideMark/>
+          </w:tcPr>
+          <w:p>
+            <w:pPr>
+              <w:jc w:val="both"/>
+              <w:rPr>
+                <w:sz w:val="22"/>
+                <w:szCs w:val="22"/>
+              </w:rPr>
+            </w:pPr>
+            <w:r>
+              <w:rPr>
+                <w:sz w:val="22"/>
+                <w:szCs w:val="22"/>
+              </w:rPr>
+              <w:t>Predictor</w:t>
+            </w:r>
+          </w:p>
+        </w:tc>
+      </w:tr>
+      <w:tr>
+        <w:trPr>
+          <w:trHeight w:val="575"/>
+        </w:trPr>
+        <w:tc>
+          <w:tcPr>
+            <w:tcW w:w="0" w:type="auto"/>
+            <w:tcBorders>
+              <w:top w:val="single" w:sz="4" w:space="0" w:color="E6E6E6"/>
+              <w:left w:val="single" w:sz="4" w:space="0" w:color="E6E6E6"/>
+              <w:bottom w:val="single" w:sz="4" w:space="0" w:color="E6E6E6"/>
+              <w:right w:val="single" w:sz="4" w:space="0" w:color="E6E6E6"/>
+            </w:tcBorders>
+            <w:tcMar>
+              <w:top w:w="100" w:type="dxa"/>
+              <w:left w:w="100" w:type="dxa"/>
+              <w:bottom w:w="100" w:type="dxa"/>
+              <w:right w:w="100" w:type="dxa"/>
+            </w:tcMar>
+            <w:hideMark/>
+          </w:tcPr>
+          <w:p>
+            <w:pPr>
+              <w:jc w:val="both"/>
+              <w:rPr>
+                <w:sz w:val="22"/>
+                <w:szCs w:val="22"/>
+              </w:rPr>
+            </w:pPr>
+            <w:r>
+              <w:rPr>
+                <w:sz w:val="22"/>
+                <w:szCs w:val="22"/>
+              </w:rPr>
+              <w:t>GDELT</w:t>
+            </w:r>
+          </w:p>
+        </w:tc>
+        <w:tc>
+          <w:tcPr>
+            <w:tcW w:w="0" w:type="auto"/>
+            <w:tcBorders>
+              <w:top w:val="single" w:sz="4" w:space="0" w:color="E6E6E6"/>
+              <w:left w:val="single" w:sz="4" w:space="0" w:color="E6E6E6"/>
+              <w:bottom w:val="single" w:sz="4" w:space="0" w:color="E6E6E6"/>
+              <w:right w:val="single" w:sz="4" w:space="0" w:color="E6E6E6"/>
+            </w:tcBorders>
+            <w:tcMar>
+              <w:top w:w="100" w:type="dxa"/>
+              <w:left w:w="100" w:type="dxa"/>
+              <w:bottom w:w="100" w:type="dxa"/>
+              <w:right w:w="100" w:type="dxa"/>
+            </w:tcMar>
+            <w:hideMark/>
+          </w:tcPr>
+          <w:p>
+            <w:pPr>
+              <w:jc w:val="both"/>
+              <w:rPr>
+                <w:sz w:val="22"/>
+                <w:szCs w:val="22"/>
+              </w:rPr>
+            </w:pPr>
+            <w:r>
+              <w:rPr>
+                <w:sz w:val="22"/>
+                <w:szCs w:val="22"/>
+              </w:rPr>
+              <w:t>Average Tone</w:t>
+            </w:r>
+          </w:p>
+        </w:tc>
+        <w:tc>
+          <w:tcPr>
+            <w:tcW w:w="0" w:type="auto"/>
+            <w:tcBorders>
+              <w:top w:val="single" w:sz="4" w:space="0" w:color="E6E6E6"/>
+              <w:left w:val="single" w:sz="4" w:space="0" w:color="E6E6E6"/>
+              <w:bottom w:val="single" w:sz="4" w:space="0" w:color="E6E6E6"/>
+              <w:right w:val="single" w:sz="4" w:space="0" w:color="E6E6E6"/>
+            </w:tcBorders>
+            <w:tcMar>
+              <w:top w:w="100" w:type="dxa"/>
+              <w:left w:w="100" w:type="dxa"/>
+              <w:bottom w:w="100" w:type="dxa"/>
+              <w:right w:w="100" w:type="dxa"/>
+            </w:tcMar>
+            <w:hideMark/>
+          </w:tcPr>
+          <w:p>
+            <w:pPr>
+              <w:jc w:val="both"/>
+              <w:rPr>
+                <w:sz w:val="22"/>
+                <w:szCs w:val="22"/>
+              </w:rPr>
+            </w:pPr>
+            <w:r>
+              <w:rPr>
+                <w:sz w:val="22"/>
+                <w:szCs w:val="22"/>
+              </w:rPr>
+              <w:t>Feature</w:t>
+            </w:r>
+          </w:p>
+        </w:tc>
+        <w:tc>
+          <w:tcPr>
+            <w:tcW w:w="0" w:type="auto"/>
+            <w:tcBorders>
+              <w:top w:val="single" w:sz="4" w:space="0" w:color="E6E6E6"/>
+              <w:left w:val="single" w:sz="4" w:space="0" w:color="E6E6E6"/>
+              <w:bottom w:val="single" w:sz="4" w:space="0" w:color="E6E6E6"/>
+              <w:right w:val="single" w:sz="4" w:space="0" w:color="E6E6E6"/>
+            </w:tcBorders>
+            <w:tcMar>
+              <w:top w:w="100" w:type="dxa"/>
+              <w:left w:w="100" w:type="dxa"/>
+              <w:bottom w:w="100" w:type="dxa"/>
+              <w:right w:w="100" w:type="dxa"/>
+            </w:tcMar>
+            <w:hideMark/>
+          </w:tcPr>
+          <w:p>
+            <w:pPr>
+              <w:jc w:val="both"/>
+              <w:rPr>
+                <w:sz w:val="22"/>
+                <w:szCs w:val="22"/>
+              </w:rPr>
+            </w:pPr>
+            <w:r>
+              <w:rPr>
+                <w:sz w:val="22"/>
+                <w:szCs w:val="22"/>
+              </w:rPr>
+              <w:t>Predictor</w:t>
+            </w:r>
+          </w:p>
+        </w:tc>
+      </w:tr>
+      <w:tr>
+        <w:trPr>
+          <w:trHeight w:val="575"/>
+        </w:trPr>
+        <w:tc>
+          <w:tcPr>
+            <w:tcW w:w="0" w:type="auto"/>
+            <w:tcBorders>
+              <w:top w:val="single" w:sz="4" w:space="0" w:color="E6E6E6"/>
+              <w:left w:val="single" w:sz="4" w:space="0" w:color="E6E6E6"/>
+              <w:bottom w:val="single" w:sz="4" w:space="0" w:color="E6E6E6"/>
+              <w:right w:val="single" w:sz="4" w:space="0" w:color="E6E6E6"/>
+            </w:tcBorders>
+            <w:tcMar>
+              <w:top w:w="100" w:type="dxa"/>
+              <w:left w:w="100" w:type="dxa"/>
+              <w:bottom w:w="100" w:type="dxa"/>
+              <w:right w:w="100" w:type="dxa"/>
+            </w:tcMar>
+            <w:hideMark/>
+          </w:tcPr>
+          <w:p>
+            <w:pPr>
+              <w:jc w:val="both"/>
+              <w:rPr>
+                <w:sz w:val="22"/>
+                <w:szCs w:val="22"/>
+              </w:rPr>
+            </w:pPr>
+            <w:r>
+              <w:rPr>
+                <w:sz w:val="22"/>
+                <w:szCs w:val="22"/>
+              </w:rPr>
+              <w:t>ACLED</w:t>
+            </w:r>
+          </w:p>
+        </w:tc>
+        <w:tc>
+          <w:tcPr>
+            <w:tcW w:w="0" w:type="auto"/>
+            <w:tcBorders>
+              <w:top w:val="single" w:sz="4" w:space="0" w:color="E6E6E6"/>
+              <w:left w:val="single" w:sz="4" w:space="0" w:color="E6E6E6"/>
+              <w:bottom w:val="single" w:sz="4" w:space="0" w:color="E6E6E6"/>
+              <w:right w:val="single" w:sz="4" w:space="0" w:color="E6E6E6"/>
+            </w:tcBorders>
+            <w:tcMar>
+              <w:top w:w="100" w:type="dxa"/>
+              <w:left w:w="100" w:type="dxa"/>
+              <w:bottom w:w="100" w:type="dxa"/>
+              <w:right w:w="100" w:type="dxa"/>
+            </w:tcMar>
+            <w:hideMark/>
+          </w:tcPr>
+          <w:p>
+            <w:pPr>
+              <w:jc w:val="both"/>
+              <w:rPr>
+                <w:sz w:val="22"/>
+                <w:szCs w:val="22"/>
+              </w:rPr>
+            </w:pPr>
+            <w:r>
+              <w:rPr>
+                <w:sz w:val="22"/>
+                <w:szCs w:val="22"/>
+              </w:rPr>
+              <w:t>Conflict Events</w:t>
+            </w:r>
+          </w:p>
+        </w:tc>
+        <w:tc>
+          <w:tcPr>
+            <w:tcW w:w="0" w:type="auto"/>
+            <w:tcBorders>
+              <w:top w:val="single" w:sz="4" w:space="0" w:color="E6E6E6"/>
+              <w:left w:val="single" w:sz="4" w:space="0" w:color="E6E6E6"/>
+              <w:bottom w:val="single" w:sz="4" w:space="0" w:color="E6E6E6"/>
+              <w:right w:val="single" w:sz="4" w:space="0" w:color="E6E6E6"/>
+            </w:tcBorders>
+            <w:tcMar>
+              <w:top w:w="100" w:type="dxa"/>
+              <w:left w:w="100" w:type="dxa"/>
+              <w:bottom w:w="100" w:type="dxa"/>
+              <w:right w:w="100" w:type="dxa"/>
+            </w:tcMar>
+            <w:hideMark/>
+          </w:tcPr>
+          <w:p>
+            <w:pPr>
+              <w:jc w:val="both"/>
+              <w:rPr>
+                <w:sz w:val="22"/>
+                <w:szCs w:val="22"/>
+              </w:rPr>
+            </w:pPr>
+            <w:r>
+              <w:rPr>
+                <w:sz w:val="22"/>
+                <w:szCs w:val="22"/>
+              </w:rPr>
+              <w:t>Feature</w:t>
+            </w:r>
+          </w:p>
+        </w:tc>
+        <w:tc>
+          <w:tcPr>
+            <w:tcW w:w="0" w:type="auto"/>
+            <w:tcBorders>
+              <w:top w:val="single" w:sz="4" w:space="0" w:color="E6E6E6"/>
+              <w:left w:val="single" w:sz="4" w:space="0" w:color="E6E6E6"/>
+              <w:bottom w:val="single" w:sz="4" w:space="0" w:color="E6E6E6"/>
+              <w:right w:val="single" w:sz="4" w:space="0" w:color="E6E6E6"/>
+            </w:tcBorders>
+            <w:tcMar>
+              <w:top w:w="100" w:type="dxa"/>
+              <w:left w:w="100" w:type="dxa"/>
+              <w:bottom w:w="100" w:type="dxa"/>
+              <w:right w:w="100" w:type="dxa"/>
+            </w:tcMar>
+            <w:hideMark/>
+          </w:tcPr>
+          <w:p>
+            <w:pPr>
+              <w:jc w:val="both"/>
+              <w:rPr>
+                <w:sz w:val="22"/>
+                <w:szCs w:val="22"/>
+              </w:rPr>
+            </w:pPr>
+            <w:r>
+              <w:rPr>
+                <w:sz w:val="22"/>
+                <w:szCs w:val="22"/>
+              </w:rPr>
+              <w:t>Predictor</w:t>
+            </w:r>
+          </w:p>
+        </w:tc>
+      </w:tr>
+      <w:tr>
+        <w:trPr>
+          <w:trHeight w:val="575"/>
+        </w:trPr>
+        <w:tc>
+          <w:tcPr>
+            <w:tcW w:w="0" w:type="auto"/>
+            <w:tcBorders>
+              <w:top w:val="single" w:sz="4" w:space="0" w:color="E6E6E6"/>
+              <w:left w:val="single" w:sz="4" w:space="0" w:color="E6E6E6"/>
+              <w:bottom w:val="single" w:sz="4" w:space="0" w:color="E6E6E6"/>
+              <w:right w:val="single" w:sz="4" w:space="0" w:color="E6E6E6"/>
+            </w:tcBorders>
+            <w:tcMar>
+              <w:top w:w="100" w:type="dxa"/>
+              <w:left w:w="100" w:type="dxa"/>
+              <w:bottom w:w="100" w:type="dxa"/>
+              <w:right w:w="100" w:type="dxa"/>
+            </w:tcMar>
+            <w:hideMark/>
+          </w:tcPr>
+          <w:p>
+            <w:pPr>
+              <w:jc w:val="both"/>
+              <w:rPr>
+                <w:sz w:val="22"/>
+                <w:szCs w:val="22"/>
+              </w:rPr>
+            </w:pPr>
+            <w:r>
+              <w:rPr>
+                <w:sz w:val="22"/>
+                <w:szCs w:val="22"/>
+              </w:rPr>
+              <w:t>ACLED</w:t>
+            </w:r>
+          </w:p>
+        </w:tc>
+        <w:tc>
+          <w:tcPr>
+            <w:tcW w:w="0" w:type="auto"/>
+            <w:tcBorders>
+              <w:top w:val="single" w:sz="4" w:space="0" w:color="E6E6E6"/>
+              <w:left w:val="single" w:sz="4" w:space="0" w:color="E6E6E6"/>
+              <w:bottom w:val="single" w:sz="4" w:space="0" w:color="E6E6E6"/>
+              <w:right w:val="single" w:sz="4" w:space="0" w:color="E6E6E6"/>
+            </w:tcBorders>
+            <w:tcMar>
+              <w:top w:w="100" w:type="dxa"/>
+              <w:left w:w="100" w:type="dxa"/>
+              <w:bottom w:w="100" w:type="dxa"/>
+              <w:right w:w="100" w:type="dxa"/>
+            </w:tcMar>
+            <w:hideMark/>
+          </w:tcPr>
+          <w:p>
+            <w:pPr>
+              <w:jc w:val="both"/>
+              <w:rPr>
+                <w:sz w:val="22"/>
+                <w:szCs w:val="22"/>
+              </w:rPr>
+            </w:pPr>
+            <w:r>
+              <w:rPr>
+                <w:sz w:val="22"/>
+                <w:szCs w:val="22"/>
+              </w:rPr>
+              <w:t>Fatalities</w:t>
+            </w:r>
+          </w:p>
+        </w:tc>
+        <w:tc>
+          <w:tcPr>
+            <w:tcW w:w="0" w:type="auto"/>
+            <w:tcBorders>
+              <w:top w:val="single" w:sz="4" w:space="0" w:color="E6E6E6"/>
+              <w:left w:val="single" w:sz="4" w:space="0" w:color="E6E6E6"/>
+              <w:bottom w:val="single" w:sz="4" w:space="0" w:color="E6E6E6"/>
+              <w:right w:val="single" w:sz="4" w:space="0" w:color="E6E6E6"/>
+            </w:tcBorders>
+            <w:tcMar>
+              <w:top w:w="100" w:type="dxa"/>
+              <w:left w:w="100" w:type="dxa"/>
+              <w:bottom w:w="100" w:type="dxa"/>
+              <w:right w:w="100" w:type="dxa"/>
+            </w:tcMar>
+            <w:hideMark/>
+          </w:tcPr>
+          <w:p>
+            <w:pPr>
+              <w:jc w:val="both"/>
+              <w:rPr>
+                <w:sz w:val="22"/>
+                <w:szCs w:val="22"/>
+              </w:rPr>
+            </w:pPr>
+            <w:r>
+              <w:rPr>
+                <w:sz w:val="22"/>
+                <w:szCs w:val="22"/>
+              </w:rPr>
+              <w:t>Feature</w:t>
+            </w:r>
+          </w:p>
+        </w:tc>
+        <w:tc>
+          <w:tcPr>
+            <w:tcW w:w="0" w:type="auto"/>
+            <w:tcBorders>
+              <w:top w:val="single" w:sz="4" w:space="0" w:color="E6E6E6"/>
+              <w:left w:val="single" w:sz="4" w:space="0" w:color="E6E6E6"/>
+              <w:bottom w:val="single" w:sz="4" w:space="0" w:color="E6E6E6"/>
+              <w:right w:val="single" w:sz="4" w:space="0" w:color="E6E6E6"/>
+            </w:tcBorders>
+            <w:tcMar>
+              <w:top w:w="100" w:type="dxa"/>
+              <w:left w:w="100" w:type="dxa"/>
+              <w:bottom w:w="100" w:type="dxa"/>
+              <w:right w:w="100" w:type="dxa"/>
+            </w:tcMar>
+            <w:hideMark/>
+          </w:tcPr>
+          <w:p>
+            <w:pPr>
+              <w:jc w:val="both"/>
+              <w:rPr>
+                <w:sz w:val="22"/>
+                <w:szCs w:val="22"/>
+              </w:rPr>
+            </w:pPr>
+            <w:r>
+              <w:rPr>
+                <w:sz w:val="22"/>
+                <w:szCs w:val="22"/>
+              </w:rPr>
+              <w:t>Predictor</w:t>
+            </w:r>
+          </w:p>
+        </w:tc>
+      </w:tr>
+    </w:tbl>
+    <w:p>
+      <w:pPr>
+        <w:jc w:val="both"/>
+        <w:rPr>
+          <w:sz w:val="22"/>
+          <w:szCs w:val="22"/>
+        </w:rPr>
+      </w:pPr>
+      <w:r>
+        <w:rPr>
+          <w:sz w:val="22"/>
+          <w:szCs w:val="22"/>
+        </w:rPr>
+        <w:br/>
+      </w:r>
+      <w:r>
+        <w:rPr>
+          <w:sz w:val="22"/>
+          <w:szCs w:val="22"/>
+        </w:rPr>
+        <w:br/>
+      </w:r>
     </w:p>
     <w:sectPr>
       <w:pgSz w:w="11906" w:h="16838"/>

--- a/CA1_1_Ben_Rojas_StrategicThinking.docx
+++ b/CA1_1_Ben_Rojas_StrategicThinking.docx
@@ -7,7 +7,7 @@
         <w:pStyle w:val="Heading1"/>
       </w:pPr>
       <w:r>
-        <w:t xml:space="preserve"> Predicting Dow Jones Industrial Average (DJIA) Volatility Using Geopolitical Risk Indicators and Machine Learning</w:t>
+        <w:t>Predicting Dow Jones Industrial Average (DJIA) Volatility Using Geopolitical Risk Indicators and Machine Learning</w:t>
       </w:r>
     </w:p>
     <w:p>
@@ -102,7 +102,57 @@
           <w:sz w:val="22"/>
           <w:szCs w:val="22"/>
         </w:rPr>
-        <w:t>This project proposes a machine learning approach to predict DJIA volatility using geopolitical risk indicators. The central research question is: Do geopolitical risk indicators improve the predictive accuracy of machine learning models for DJIA volatility compared to a baseline relying solely on historical price data? Specifically, the project aims to predict realized volatility of the DJIA over a five-day horizon using daily data from 2010 to 2024. </w:t>
+        <w:t>This project proposes a machine learning approach to predict DJIA volatility using geopolitical risk indicators. The central research question is: Do geopolitical risk indicators improve the predictive accuracy of machine learning models for DJIA volatility compared to a baseline relying solely on historical price data? Specifically, the project aims to predict realized volatility of the DJIA over a five-day horizon using daily data from 201</w:t>
+      </w:r>
+      <w:del w:id="0" w:author="Benjamin Rojas" w:date="2026-10-23T17:00:00Z" w16du:dateUtc="2026-10-23T16:00:00Z">
+        <w:r>
+          <w:rPr>
+            <w:sz w:val="22"/>
+            <w:szCs w:val="22"/>
+          </w:rPr>
+          <w:delText>0</w:delText>
+        </w:r>
+      </w:del>
+      <w:ins w:id="1" w:author="Benjamin Rojas" w:date="2026-10-23T17:00:00Z" w16du:dateUtc="2026-10-23T16:00:00Z">
+        <w:r>
+          <w:rPr>
+            <w:sz w:val="22"/>
+            <w:szCs w:val="22"/>
+          </w:rPr>
+          <w:t>6</w:t>
+        </w:r>
+      </w:ins>
+      <w:r>
+        <w:rPr>
+          <w:sz w:val="22"/>
+          <w:szCs w:val="22"/>
+        </w:rPr>
+        <w:t xml:space="preserve"> to 202</w:t>
+      </w:r>
+      <w:ins w:id="2" w:author="Benjamin Rojas" w:date="2026-10-23T17:00:00Z" w16du:dateUtc="2026-10-23T16:00:00Z">
+        <w:r>
+          <w:rPr>
+            <w:sz w:val="22"/>
+            <w:szCs w:val="22"/>
+          </w:rPr>
+          <w:t>5</w:t>
+        </w:r>
+      </w:ins>
+      <w:del w:id="3" w:author="Benjamin Rojas" w:date="2026-10-23T17:00:00Z" w16du:dateUtc="2026-10-23T16:00:00Z">
+        <w:r>
+          <w:rPr>
+            <w:sz w:val="22"/>
+            <w:szCs w:val="22"/>
+          </w:rPr>
+          <w:delText>4</w:delText>
+        </w:r>
+      </w:del>
+      <w:r>
+        <w:rPr>
+          <w:sz w:val="22"/>
+          <w:szCs w:val="22"/>
+        </w:rPr>
+        <w:t>. </w:t>
       </w:r>
     </w:p>
     <w:p>
@@ -479,6 +529,7 @@
       <w:pPr>
         <w:jc w:val="both"/>
         <w:rPr>
+          <w:ins w:id="4" w:author="Benjamin Rojas" w:date="2026-10-23T17:23:00Z" w16du:dateUtc="2026-10-23T16:23:00Z"/>
           <w:b/>
           <w:bCs/>
           <w:sz w:val="22"/>
@@ -503,6 +554,356 @@
         </w:rPr>
         <w:t>:</w:t>
       </w:r>
+    </w:p>
+    <w:p>
+      <w:pPr>
+        <w:jc w:val="both"/>
+        <w:rPr>
+          <w:ins w:id="5" w:author="Benjamin Rojas" w:date="2026-10-23T17:23:00Z" w16du:dateUtc="2026-10-23T16:23:00Z"/>
+          <w:b/>
+          <w:bCs/>
+          <w:sz w:val="22"/>
+          <w:szCs w:val="22"/>
+        </w:rPr>
+      </w:pPr>
+    </w:p>
+    <w:p>
+      <w:pPr>
+        <w:jc w:val="both"/>
+        <w:rPr>
+          <w:ins w:id="6" w:author="Benjamin Rojas" w:date="2026-10-23T17:52:00Z" w16du:dateUtc="2026-10-23T16:52:00Z"/>
+          <w:sz w:val="22"/>
+          <w:szCs w:val="22"/>
+        </w:rPr>
+      </w:pPr>
+      <w:ins w:id="7" w:author="Benjamin Rojas" w:date="2026-10-23T17:23:00Z" w16du:dateUtc="2026-10-23T16:23:00Z">
+        <w:r>
+          <w:rPr>
+            <w:sz w:val="22"/>
+            <w:szCs w:val="22"/>
+            <w:rPrChange w:id="8" w:author="Benjamin Rojas" w:date="2026-10-23T17:50:00Z" w16du:dateUtc="2026-10-23T16:50:00Z">
+              <w:rPr>
+                <w:b/>
+                <w:bCs/>
+                <w:sz w:val="22"/>
+                <w:szCs w:val="22"/>
+              </w:rPr>
+            </w:rPrChange>
+          </w:rPr>
+          <w:t>This</w:t>
+        </w:r>
+        <w:r>
+          <w:rPr>
+            <w:b/>
+            <w:bCs/>
+            <w:sz w:val="22"/>
+            <w:szCs w:val="22"/>
+          </w:rPr>
+          <w:t xml:space="preserve"> </w:t>
+        </w:r>
+        <w:r>
+          <w:rPr>
+            <w:sz w:val="22"/>
+            <w:szCs w:val="22"/>
+          </w:rPr>
+          <w:t>project will adopt a data analytics and supervised machine learning ap</w:t>
+        </w:r>
+      </w:ins>
+      <w:ins w:id="9" w:author="Benjamin Rojas" w:date="2026-10-23T17:24:00Z" w16du:dateUtc="2026-10-23T16:24:00Z">
+        <w:r>
+          <w:rPr>
+            <w:sz w:val="22"/>
+            <w:szCs w:val="22"/>
+          </w:rPr>
+          <w:t xml:space="preserve">proach to evaluate whether geopolitical risk indicators improve the prediction of DJIA volatility. </w:t>
+        </w:r>
+      </w:ins>
+      <w:ins w:id="10" w:author="Benjamin Rojas" w:date="2026-10-23T17:25:00Z" w16du:dateUtc="2026-10-23T16:25:00Z">
+        <w:r>
+          <w:rPr>
+            <w:sz w:val="22"/>
+            <w:szCs w:val="22"/>
+          </w:rPr>
+          <w:t>The study will combine financial and geopolitical datasets covering the period from 2016 to 2025</w:t>
+        </w:r>
+      </w:ins>
+      <w:ins w:id="11" w:author="Benjamin Rojas" w:date="2026-10-23T17:28:00Z" w16du:dateUtc="2026-10-23T16:28:00Z">
+        <w:r>
+          <w:rPr>
+            <w:sz w:val="22"/>
+            <w:szCs w:val="22"/>
+          </w:rPr>
+          <w:t xml:space="preserve">. </w:t>
+        </w:r>
+      </w:ins>
+      <w:ins w:id="12" w:author="Benjamin Rojas" w:date="2026-10-23T17:28:00Z">
+        <w:r>
+          <w:rPr>
+            <w:sz w:val="22"/>
+            <w:szCs w:val="22"/>
+          </w:rPr>
+          <w:t xml:space="preserve">Financial </w:t>
+        </w:r>
+      </w:ins>
+      <w:ins w:id="13" w:author="Benjamin Rojas" w:date="2026-10-23T17:48:00Z" w16du:dateUtc="2026-10-23T16:48:00Z">
+        <w:r>
+          <w:rPr>
+            <w:sz w:val="22"/>
+            <w:szCs w:val="22"/>
+          </w:rPr>
+          <w:t xml:space="preserve">market </w:t>
+        </w:r>
+      </w:ins>
+      <w:ins w:id="14" w:author="Benjamin Rojas" w:date="2026-10-23T17:28:00Z">
+        <w:r>
+          <w:rPr>
+            <w:sz w:val="22"/>
+            <w:szCs w:val="22"/>
+          </w:rPr>
+          <w:t>data</w:t>
+        </w:r>
+      </w:ins>
+      <w:ins w:id="15" w:author="Benjamin Rojas" w:date="2026-10-23T17:48:00Z" w16du:dateUtc="2026-10-23T16:48:00Z">
+        <w:r>
+          <w:rPr>
+            <w:sz w:val="22"/>
+            <w:szCs w:val="22"/>
+          </w:rPr>
+          <w:t>, including DJIA pr</w:t>
+        </w:r>
+      </w:ins>
+      <w:ins w:id="16" w:author="Benjamin Rojas" w:date="2026-10-23T17:49:00Z" w16du:dateUtc="2026-10-23T16:49:00Z">
+        <w:r>
+          <w:rPr>
+            <w:sz w:val="22"/>
+            <w:szCs w:val="22"/>
+          </w:rPr>
+          <w:t xml:space="preserve">ices, </w:t>
+        </w:r>
+      </w:ins>
+      <w:ins w:id="17" w:author="Benjamin Rojas" w:date="2026-10-23T17:48:00Z" w16du:dateUtc="2026-10-23T16:48:00Z">
+        <w:r>
+          <w:rPr>
+            <w:sz w:val="22"/>
+            <w:szCs w:val="22"/>
+          </w:rPr>
+          <w:t xml:space="preserve"> </w:t>
+        </w:r>
+      </w:ins>
+      <w:ins w:id="18" w:author="Benjamin Rojas" w:date="2026-10-23T17:28:00Z">
+        <w:r>
+          <w:rPr>
+            <w:sz w:val="22"/>
+            <w:szCs w:val="22"/>
+          </w:rPr>
+          <w:t>will be obtained from Yahoo Finance</w:t>
+        </w:r>
+      </w:ins>
+      <w:ins w:id="19" w:author="Benjamin Rojas" w:date="2026-10-23T17:49:00Z" w16du:dateUtc="2026-10-23T16:49:00Z">
+        <w:r>
+          <w:rPr>
+            <w:sz w:val="22"/>
+            <w:szCs w:val="22"/>
+          </w:rPr>
+          <w:t xml:space="preserve">, while market risk indicators such as the VIX will be sourced from </w:t>
+        </w:r>
+      </w:ins>
+      <w:ins w:id="20" w:author="Benjamin Rojas" w:date="2026-10-23T17:28:00Z">
+        <w:r>
+          <w:rPr>
+            <w:sz w:val="22"/>
+            <w:szCs w:val="22"/>
+          </w:rPr>
+          <w:t>FRED</w:t>
+        </w:r>
+      </w:ins>
+      <w:ins w:id="21" w:author="Benjamin Rojas" w:date="2026-10-23T17:50:00Z" w16du:dateUtc="2026-10-23T16:50:00Z">
+        <w:r>
+          <w:rPr>
+            <w:sz w:val="22"/>
+            <w:szCs w:val="22"/>
+          </w:rPr>
+          <w:t xml:space="preserve">. </w:t>
+        </w:r>
+      </w:ins>
+      <w:ins w:id="22" w:author="Benjamin Rojas" w:date="2026-10-23T17:50:00Z">
+        <w:r>
+          <w:rPr>
+            <w:sz w:val="22"/>
+            <w:szCs w:val="22"/>
+          </w:rPr>
+          <w:t>Geopolitical information will be gathered from the Geopolitical Risk Index (GPR), developed by Dario Caldara and Matteo Iacoviello, together with event-based datasets from GDELT and ACLED, which provide information on geopolitical events, conflict activity and fatalities.</w:t>
+        </w:r>
+      </w:ins>
+    </w:p>
+    <w:p>
+      <w:pPr>
+        <w:jc w:val="both"/>
+        <w:rPr>
+          <w:ins w:id="23" w:author="Benjamin Rojas" w:date="2026-10-23T17:55:00Z" w16du:dateUtc="2026-10-23T16:55:00Z"/>
+          <w:sz w:val="22"/>
+          <w:szCs w:val="22"/>
+        </w:rPr>
+      </w:pPr>
+      <w:ins w:id="24" w:author="Benjamin Rojas" w:date="2026-10-23T17:52:00Z" w16du:dateUtc="2026-10-23T16:52:00Z">
+        <w:r>
+          <w:rPr>
+            <w:sz w:val="22"/>
+            <w:szCs w:val="22"/>
+          </w:rPr>
+          <w:br/>
+        </w:r>
+      </w:ins>
+      <w:ins w:id="25" w:author="Benjamin Rojas" w:date="2026-10-23T17:52:00Z">
+        <w:r>
+          <w:rPr>
+            <w:sz w:val="22"/>
+            <w:szCs w:val="22"/>
+          </w:rPr>
+          <w:t>Following data collection, the datasets will be cleaned, standardised and integrated into a single analytical dataset. Exploratory Data Analysis (EDA) will be conducted to identify trends, distributions, correlations and potential anomalies. Feature engineering techniques may be applied to create variables representing geopolitical risk conditions, conflict activity, news sentiment and market uncertainty.</w:t>
+        </w:r>
+      </w:ins>
+    </w:p>
+    <w:p>
+      <w:pPr>
+        <w:jc w:val="both"/>
+        <w:rPr>
+          <w:ins w:id="26" w:author="Benjamin Rojas" w:date="2026-10-23T17:57:00Z"/>
+          <w:sz w:val="22"/>
+          <w:szCs w:val="22"/>
+        </w:rPr>
+      </w:pPr>
+      <w:ins w:id="27" w:author="Benjamin Rojas" w:date="2026-10-23T17:55:00Z" w16du:dateUtc="2026-10-23T16:55:00Z">
+        <w:r>
+          <w:rPr>
+            <w:sz w:val="22"/>
+            <w:szCs w:val="22"/>
+          </w:rPr>
+          <w:t>The target variable</w:t>
+        </w:r>
+      </w:ins>
+      <w:ins w:id="28" w:author="Benjamin Rojas" w:date="2026-10-23T17:56:00Z" w16du:dateUtc="2026-10-23T16:56:00Z">
+        <w:r>
+          <w:rPr>
+            <w:sz w:val="22"/>
+            <w:szCs w:val="22"/>
+          </w:rPr>
+          <w:t xml:space="preserve"> is the realised volatility of the DJIA over a five-day horizon. </w:t>
+        </w:r>
+      </w:ins>
+      <w:ins w:id="29" w:author="Benjamin Rojas" w:date="2026-10-23T17:55:00Z">
+        <w:r>
+          <w:rPr>
+            <w:sz w:val="22"/>
+            <w:szCs w:val="22"/>
+          </w:rPr>
+          <w:t>As the target variable is expected to be a continuous measure of realised DJIA volatility, the project will primarily explore supervised regression techniques</w:t>
+        </w:r>
+      </w:ins>
+      <w:ins w:id="30" w:author="Benjamin Rojas" w:date="2026-10-23T17:56:00Z" w16du:dateUtc="2026-10-23T16:56:00Z">
+        <w:r>
+          <w:rPr>
+            <w:sz w:val="22"/>
+            <w:szCs w:val="22"/>
+          </w:rPr>
+          <w:t xml:space="preserve">.  </w:t>
+        </w:r>
+      </w:ins>
+      <w:ins w:id="31" w:author="Benjamin Rojas" w:date="2026-10-23T17:57:00Z">
+        <w:r>
+          <w:rPr>
+            <w:sz w:val="22"/>
+            <w:szCs w:val="22"/>
+          </w:rPr>
+          <w:t>Several methods covered during the programme, including Linear Regression, Decision Trees, Random Forests and K-Nearest Neighbours (KNN), may be evaluated to determine their suitability. The final model selection will depend on predictive performance, interpretability and data characteristics.</w:t>
+        </w:r>
+      </w:ins>
+    </w:p>
+    <w:p>
+      <w:pPr>
+        <w:jc w:val="both"/>
+        <w:rPr>
+          <w:ins w:id="32" w:author="Benjamin Rojas" w:date="2026-10-23T17:59:00Z"/>
+          <w:sz w:val="22"/>
+          <w:szCs w:val="22"/>
+        </w:rPr>
+      </w:pPr>
+      <w:ins w:id="33" w:author="Benjamin Rojas" w:date="2026-10-23T17:58:00Z" w16du:dateUtc="2026-10-23T16:58:00Z">
+        <w:r>
+          <w:rPr>
+            <w:sz w:val="22"/>
+            <w:szCs w:val="22"/>
+          </w:rPr>
+          <w:t xml:space="preserve">To ensure model robustness the project will be </w:t>
+        </w:r>
+      </w:ins>
+      <w:ins w:id="34" w:author="Benjamin Rojas" w:date="2026-10-23T17:59:00Z" w16du:dateUtc="2026-10-23T16:59:00Z">
+        <w:r>
+          <w:rPr>
+            <w:sz w:val="22"/>
+            <w:szCs w:val="22"/>
+          </w:rPr>
+          <w:t xml:space="preserve">assessed using Cros Validation techniques. </w:t>
+        </w:r>
+      </w:ins>
+      <w:ins w:id="35" w:author="Benjamin Rojas" w:date="2026-10-23T17:59:00Z">
+        <w:r>
+          <w:rPr>
+            <w:sz w:val="22"/>
+            <w:szCs w:val="22"/>
+          </w:rPr>
+          <w:t>Since the project focuses on a regression problem, performance is expected to be evaluated using Mean Absolute Error (MAE), Root Mean Squared Error (RMSE) and R-squared (R²). The analysis is expected to be conducted using Python, Pandas, Scikit-learn and Jupyter Notebook.</w:t>
+        </w:r>
+      </w:ins>
+    </w:p>
+    <w:p>
+      <w:pPr>
+        <w:jc w:val="both"/>
+        <w:rPr>
+          <w:ins w:id="36" w:author="Benjamin Rojas" w:date="2026-10-23T17:55:00Z"/>
+          <w:sz w:val="22"/>
+          <w:szCs w:val="22"/>
+        </w:rPr>
+      </w:pPr>
+    </w:p>
+    <w:p>
+      <w:pPr>
+        <w:jc w:val="both"/>
+        <w:rPr>
+          <w:ins w:id="37" w:author="Benjamin Rojas" w:date="2026-10-23T17:52:00Z"/>
+          <w:sz w:val="22"/>
+          <w:szCs w:val="22"/>
+        </w:rPr>
+      </w:pPr>
+    </w:p>
+    <w:p>
+      <w:pPr>
+        <w:jc w:val="both"/>
+        <w:rPr>
+          <w:ins w:id="38" w:author="Benjamin Rojas" w:date="2026-10-23T17:50:00Z"/>
+          <w:sz w:val="22"/>
+          <w:szCs w:val="22"/>
+        </w:rPr>
+      </w:pPr>
+    </w:p>
+    <w:p>
+      <w:pPr>
+        <w:jc w:val="both"/>
+        <w:rPr>
+          <w:del w:id="39" w:author="Benjamin Rojas" w:date="2026-10-23T17:50:00Z" w16du:dateUtc="2026-10-23T16:50:00Z"/>
+          <w:sz w:val="22"/>
+          <w:szCs w:val="22"/>
+          <w:rPrChange w:id="40" w:author="Benjamin Rojas" w:date="2026-10-23T17:23:00Z" w16du:dateUtc="2026-10-23T16:23:00Z">
+            <w:rPr>
+              <w:del w:id="41" w:author="Benjamin Rojas" w:date="2026-10-23T17:50:00Z" w16du:dateUtc="2026-10-23T16:50:00Z"/>
+              <w:b/>
+              <w:bCs/>
+              <w:sz w:val="22"/>
+              <w:szCs w:val="22"/>
+            </w:rPr>
+          </w:rPrChange>
+        </w:rPr>
+      </w:pPr>
     </w:p>
     <w:p>
       <w:pPr>
@@ -868,6 +1269,7 @@
                 <w:sz w:val="22"/>
                 <w:szCs w:val="22"/>
               </w:rPr>
+              <w:lastRenderedPageBreak/>
               <w:t>GPR</w:t>
             </w:r>
           </w:p>
@@ -1712,6 +2114,14 @@
     </w:sectPr>
   </w:body>
 </w:document>
+</file>
+
+<file path=word/people.xml><?xml version="1.0" encoding="utf-8"?>
+<w15:people xmlns:wpc="http://schemas.microsoft.com/office/word/2010/wordprocessingCanvas" xmlns:cx="http://schemas.microsoft.com/office/drawing/2014/chartex" xmlns:cx1="http://schemas.microsoft.com/office/drawing/2015/9/8/chartex" xmlns:cx2="http://schemas.microsoft.com/office/drawing/2015/10/21/chartex" xmlns:cx3="http://schemas.microsoft.com/office/drawing/2016/5/9/chartex" xmlns:cx4="http://schemas.microsoft.com/office/drawing/2016/5/10/chartex" xmlns:cx5="http://schemas.microsoft.com/office/drawing/2016/5/11/chartex" xmlns:cx6="http://schemas.microsoft.com/office/drawing/2016/5/12/chartex" xmlns:cx7="http://schemas.microsoft.com/office/drawing/2016/5/13/chartex" xmlns:cx8="http://schemas.microsoft.com/office/drawing/2016/5/14/chartex" xmlns:mc="http://schemas.openxmlformats.org/markup-compatibility/2006" xmlns:aink="http://schemas.microsoft.com/office/drawing/2016/ink" xmlns:am3d="http://schemas.microsoft.com/office/drawing/2017/model3d" xmlns:o="urn:schemas-microsoft-com:office:office" xmlns:oel="http://schemas.microsoft.com/office/2019/extlst" xmlns:r="http://schemas.openxmlformats.org/officeDocument/2006/relationships" xmlns:m="http://schemas.openxmlformats.org/officeDocument/2006/math" xmlns:v="urn:schemas-microsoft-com:vml" xmlns:wp14="http://schemas.microsoft.com/office/word/2010/wordprocessingDrawing" xmlns:wp="http://schemas.openxmlformats.org/drawingml/2006/wordprocessingDrawing" xmlns:w10="urn:schemas-microsoft-com:office:word" xmlns:w="http://schemas.openxmlformats.org/wordprocessingml/2006/main" xmlns:w14="http://schemas.microsoft.com/office/word/2010/wordml" xmlns:w15="http://schemas.microsoft.com/office/word/2012/wordml" xmlns:w16cex="http://schemas.microsoft.com/office/word/2018/wordml/cex" xmlns:w16cid="http://schemas.microsoft.com/office/word/2016/wordml/cid" xmlns:w16="http://schemas.microsoft.com/office/word/2018/wordml" xmlns:w16du="http://schemas.microsoft.com/office/word/2023/wordml/word16du" xmlns:w16sdtdh="http://schemas.microsoft.com/office/word/2020/wordml/sdtdatahash" xmlns:w16sdtfl="http://schemas.microsoft.com/office/word/2024/wordml/sdtformatlock" xmlns:w16se="http://schemas.microsoft.com/office/word/2015/wordml/symex" xmlns:wpg="http://schemas.microsoft.com/office/word/2010/wordprocessingGroup" xmlns:wpi="http://schemas.microsoft.com/office/word/2010/wordprocessingInk" xmlns:wne="http://schemas.microsoft.com/office/word/2006/wordml" xmlns:wps="http://schemas.microsoft.com/office/word/2010/wordprocessingShape" mc:Ignorable="w14 w15 w16se w16cid w16 w16cex w16sdtdh w16sdtfl w16du wp14">
+  <w15:person w15:author="Benjamin Rojas">
+    <w15:presenceInfo w15:providerId="Windows Live" w15:userId="0594e40ccdf8449b"/>
+  </w15:person>
+</w15:people>
 </file>
 
 <file path=word/styles.xml><?xml version="1.0" encoding="utf-8"?>
@@ -2641,6 +3051,16 @@
       <w:rFonts w:ascii="Times New Roman" w:hAnsi="Times New Roman" w:cs="Times New Roman"/>
     </w:rPr>
   </w:style>
+  <w:style w:type="paragraph" w:styleId="Revision">
+    <w:name w:val="Revision"/>
+    <w:hidden/>
+    <w:uiPriority w:val="99"/>
+    <w:semiHidden/>
+    <w:rsid w:val="00D349C2"/>
+    <w:pPr>
+      <w:spacing w:after="0" w:line="240" w:lineRule="auto"/>
+    </w:pPr>
+  </w:style>
 </w:styles>
 </file>
 

--- a/CA1_1_Ben_Rojas_StrategicThinking.docx
+++ b/CA1_1_Ben_Rojas_StrategicThinking.docx
@@ -4,15 +4,73 @@
   <w:body>
     <w:p>
       <w:pPr>
-        <w:pStyle w:val="Heading1"/>
+        <w:pStyle w:val="Title"/>
+        <w:jc w:val="center"/>
+        <w:rPr>
+          <w:ins w:id="0" w:author="Benjamin Rojas" w:date="2026-10-24T18:36:00Z" w16du:dateUtc="2026-10-24T17:36:00Z"/>
+        </w:rPr>
+      </w:pPr>
+    </w:p>
+    <w:p>
+      <w:pPr>
+        <w:pStyle w:val="Title"/>
+        <w:jc w:val="center"/>
+        <w:rPr>
+          <w:ins w:id="1" w:author="Benjamin Rojas" w:date="2026-10-24T18:36:00Z" w16du:dateUtc="2026-10-24T17:36:00Z"/>
+        </w:rPr>
+      </w:pPr>
+    </w:p>
+    <w:p>
+      <w:pPr>
+        <w:pStyle w:val="Title"/>
+        <w:jc w:val="center"/>
+        <w:rPr>
+          <w:ins w:id="2" w:author="Benjamin Rojas" w:date="2026-10-24T18:36:00Z" w16du:dateUtc="2026-10-24T17:36:00Z"/>
+        </w:rPr>
+      </w:pPr>
+    </w:p>
+    <w:p>
+      <w:pPr>
+        <w:pStyle w:val="Title"/>
+        <w:jc w:val="center"/>
+        <w:rPr>
+          <w:ins w:id="3" w:author="Benjamin Rojas" w:date="2026-10-24T18:36:00Z" w16du:dateUtc="2026-10-24T17:36:00Z"/>
+        </w:rPr>
+      </w:pPr>
+    </w:p>
+    <w:p>
+      <w:pPr>
+        <w:pStyle w:val="Title"/>
+        <w:spacing w:line="480" w:lineRule="auto"/>
+        <w:jc w:val="center"/>
+        <w:rPr>
+          <w:b/>
+          <w:bCs/>
+          <w:rPrChange w:id="4" w:author="Benjamin Rojas" w:date="2026-10-24T18:36:00Z" w16du:dateUtc="2026-10-24T17:36:00Z">
+            <w:rPr/>
+          </w:rPrChange>
+        </w:rPr>
+        <w:pPrChange w:id="5" w:author="Benjamin Rojas" w:date="2026-10-24T18:37:00Z" w16du:dateUtc="2026-10-24T17:37:00Z">
+          <w:pPr>
+            <w:pStyle w:val="Heading1"/>
+          </w:pPr>
+        </w:pPrChange>
       </w:pPr>
       <w:r>
+        <w:rPr>
+          <w:b/>
+          <w:bCs/>
+          <w:rPrChange w:id="6" w:author="Benjamin Rojas" w:date="2026-10-24T18:36:00Z" w16du:dateUtc="2026-10-24T17:36:00Z">
+            <w:rPr/>
+          </w:rPrChange>
+        </w:rPr>
         <w:t>Predicting Dow Jones Industrial Average (DJIA) Volatility Using Geopolitical Risk Indicators and Machine Learning</w:t>
       </w:r>
     </w:p>
     <w:p>
       <w:pPr>
         <w:rPr>
+          <w:ins w:id="7" w:author="Benjamin Rojas" w:date="2026-10-24T18:36:00Z" w16du:dateUtc="2026-10-24T17:36:00Z"/>
           <w:b/>
           <w:bCs/>
         </w:rPr>
@@ -21,21 +79,25 @@
     <w:p>
       <w:pPr>
         <w:rPr>
+          <w:ins w:id="8" w:author="Benjamin Rojas" w:date="2026-10-24T18:36:00Z" w16du:dateUtc="2026-10-24T17:36:00Z"/>
           <w:b/>
           <w:bCs/>
         </w:rPr>
       </w:pPr>
-      <w:r>
-        <w:rPr>
+    </w:p>
+    <w:p>
+      <w:pPr>
+        <w:rPr>
+          <w:ins w:id="9" w:author="Benjamin Rojas" w:date="2026-10-24T18:36:00Z" w16du:dateUtc="2026-10-24T17:36:00Z"/>
           <w:b/>
           <w:bCs/>
         </w:rPr>
-        <w:t xml:space="preserve">Introduction: </w:t>
-      </w:r>
-    </w:p>
-    <w:p>
-      <w:pPr>
-        <w:rPr>
+      </w:pPr>
+    </w:p>
+    <w:p>
+      <w:pPr>
+        <w:rPr>
+          <w:ins w:id="10" w:author="Benjamin Rojas" w:date="2026-10-24T18:36:00Z" w16du:dateUtc="2026-10-24T17:36:00Z"/>
           <w:b/>
           <w:bCs/>
         </w:rPr>
@@ -43,126 +105,1481 @@
     </w:p>
     <w:p>
       <w:pPr>
+        <w:rPr>
+          <w:ins w:id="11" w:author="Benjamin Rojas" w:date="2026-10-24T18:36:00Z" w16du:dateUtc="2026-10-24T17:36:00Z"/>
+          <w:b/>
+          <w:bCs/>
+        </w:rPr>
+      </w:pPr>
+    </w:p>
+    <w:p>
+      <w:pPr>
+        <w:rPr>
+          <w:ins w:id="12" w:author="Benjamin Rojas" w:date="2026-10-24T18:36:00Z" w16du:dateUtc="2026-10-24T17:36:00Z"/>
+          <w:b/>
+          <w:bCs/>
+        </w:rPr>
+      </w:pPr>
+    </w:p>
+    <w:p>
+      <w:pPr>
+        <w:rPr>
+          <w:ins w:id="13" w:author="Benjamin Rojas" w:date="2026-10-24T18:36:00Z" w16du:dateUtc="2026-10-24T17:36:00Z"/>
+          <w:b/>
+          <w:bCs/>
+        </w:rPr>
+      </w:pPr>
+    </w:p>
+    <w:p>
+      <w:pPr>
+        <w:rPr>
+          <w:ins w:id="14" w:author="Benjamin Rojas" w:date="2026-10-24T18:36:00Z" w16du:dateUtc="2026-10-24T17:36:00Z"/>
+          <w:b/>
+          <w:bCs/>
+        </w:rPr>
+      </w:pPr>
+    </w:p>
+    <w:p>
+      <w:pPr>
+        <w:rPr>
+          <w:ins w:id="15" w:author="Benjamin Rojas" w:date="2026-10-24T18:36:00Z" w16du:dateUtc="2026-10-24T17:36:00Z"/>
+          <w:b/>
+          <w:bCs/>
+        </w:rPr>
+      </w:pPr>
+    </w:p>
+    <w:p>
+      <w:pPr>
+        <w:rPr>
+          <w:ins w:id="16" w:author="Benjamin Rojas" w:date="2026-10-24T19:04:00Z" w16du:dateUtc="2026-10-24T18:04:00Z"/>
+          <w:b/>
+          <w:bCs/>
+        </w:rPr>
+      </w:pPr>
+    </w:p>
+    <w:p>
+      <w:pPr>
+        <w:rPr>
+          <w:ins w:id="17" w:author="Benjamin Rojas" w:date="2026-10-24T19:04:00Z" w16du:dateUtc="2026-10-24T18:04:00Z"/>
+          <w:b/>
+          <w:bCs/>
+        </w:rPr>
+      </w:pPr>
+    </w:p>
+    <w:p>
+      <w:pPr>
+        <w:rPr>
+          <w:ins w:id="18" w:author="Benjamin Rojas" w:date="2026-10-24T19:05:00Z" w16du:dateUtc="2026-10-24T18:05:00Z"/>
+          <w:b/>
+          <w:bCs/>
+        </w:rPr>
+      </w:pPr>
+    </w:p>
+    <w:p>
+      <w:pPr>
+        <w:rPr>
+          <w:ins w:id="19" w:author="Benjamin Rojas" w:date="2026-10-24T19:05:00Z" w16du:dateUtc="2026-10-24T18:05:00Z"/>
+          <w:b/>
+          <w:bCs/>
+        </w:rPr>
+      </w:pPr>
+    </w:p>
+    <w:p>
+      <w:pPr>
+        <w:rPr>
+          <w:ins w:id="20" w:author="Benjamin Rojas" w:date="2026-10-24T19:05:00Z" w16du:dateUtc="2026-10-24T18:05:00Z"/>
+          <w:b/>
+          <w:bCs/>
+        </w:rPr>
+      </w:pPr>
+    </w:p>
+    <w:p>
+      <w:pPr>
+        <w:rPr>
+          <w:ins w:id="21" w:author="Benjamin Rojas" w:date="2026-10-24T18:36:00Z" w16du:dateUtc="2026-10-24T17:36:00Z"/>
+          <w:b/>
+          <w:bCs/>
+        </w:rPr>
+      </w:pPr>
+    </w:p>
+    <w:p>
+      <w:pPr>
+        <w:rPr>
+          <w:ins w:id="22" w:author="Benjamin Rojas" w:date="2026-10-24T18:36:00Z" w16du:dateUtc="2026-10-24T17:36:00Z"/>
+          <w:b/>
+          <w:bCs/>
+        </w:rPr>
+      </w:pPr>
+    </w:p>
+    <w:p>
+      <w:pPr>
+        <w:rPr>
+          <w:ins w:id="23" w:author="Benjamin Rojas" w:date="2026-10-24T18:36:00Z" w16du:dateUtc="2026-10-24T17:36:00Z"/>
+          <w:b/>
+          <w:bCs/>
+        </w:rPr>
+      </w:pPr>
+    </w:p>
+    <w:p>
+      <w:pPr>
+        <w:rPr>
+          <w:ins w:id="24" w:author="Benjamin Rojas" w:date="2026-10-24T18:36:00Z" w16du:dateUtc="2026-10-24T17:36:00Z"/>
+          <w:b/>
+          <w:bCs/>
+        </w:rPr>
+      </w:pPr>
+    </w:p>
+    <w:p>
+      <w:pPr>
+        <w:rPr>
+          <w:ins w:id="25" w:author="Benjamin Rojas" w:date="2026-10-24T18:39:00Z" w16du:dateUtc="2026-10-24T17:39:00Z"/>
+          <w:b/>
+          <w:bCs/>
+        </w:rPr>
+      </w:pPr>
+    </w:p>
+    <w:customXmlInsRangeStart w:id="26" w:author="Benjamin Rojas" w:date="2026-10-24T18:39:00Z"/>
+    <w:sdt>
+      <w:sdtPr>
+        <w:id w:val="-1674706403"/>
+        <w:docPartObj>
+          <w:docPartGallery w:val="Table of Contents"/>
+          <w:docPartUnique/>
+        </w:docPartObj>
+      </w:sdtPr>
+      <w:sdtEndPr>
+        <w:rPr>
+          <w:rFonts w:asciiTheme="minorHAnsi" w:eastAsiaTheme="minorHAnsi" w:hAnsiTheme="minorHAnsi" w:cstheme="minorBidi"/>
+          <w:b/>
+          <w:bCs/>
+          <w:noProof/>
+          <w:color w:val="auto"/>
+          <w:kern w:val="2"/>
+          <w:sz w:val="24"/>
+          <w:szCs w:val="24"/>
+          <w:lang w:val="en-GB"/>
+          <w14:ligatures w14:val="standardContextual"/>
+        </w:rPr>
+      </w:sdtEndPr>
+      <w:sdtContent>
+        <w:customXmlInsRangeEnd w:id="26"/>
+        <w:p>
+          <w:pPr>
+            <w:pStyle w:val="TOCHeading"/>
+            <w:rPr>
+              <w:ins w:id="27" w:author="Benjamin Rojas" w:date="2026-10-24T18:39:00Z" w16du:dateUtc="2026-10-24T17:39:00Z"/>
+            </w:rPr>
+          </w:pPr>
+          <w:ins w:id="28" w:author="Benjamin Rojas" w:date="2026-10-24T18:39:00Z" w16du:dateUtc="2026-10-24T17:39:00Z">
+            <w:r>
+              <w:t>Table of Contents</w:t>
+            </w:r>
+          </w:ins>
+        </w:p>
+        <w:p>
+          <w:pPr>
+            <w:pStyle w:val="TOC2"/>
+            <w:tabs>
+              <w:tab w:val="right" w:leader="dot" w:pos="9016"/>
+            </w:tabs>
+            <w:rPr>
+              <w:noProof/>
+            </w:rPr>
+          </w:pPr>
+          <w:ins w:id="29" w:author="Benjamin Rojas" w:date="2026-10-24T18:39:00Z" w16du:dateUtc="2026-10-24T17:39:00Z">
+            <w:r>
+              <w:fldChar w:fldCharType="begin"/>
+            </w:r>
+            <w:r>
+              <w:instrText xml:space="preserve"> TOC \o "1-3" \h \z \u </w:instrText>
+            </w:r>
+            <w:r>
+              <w:fldChar w:fldCharType="separate"/>
+            </w:r>
+          </w:ins>
+          <w:hyperlink w:anchor="_Toc243759600" w:history="1">
+            <w:r>
+              <w:rPr>
+                <w:rStyle w:val="Hyperlink"/>
+                <w:noProof/>
+              </w:rPr>
+              <w:t>Introduction:</w:t>
+            </w:r>
+            <w:r>
+              <w:rPr>
+                <w:noProof/>
+                <w:webHidden/>
+              </w:rPr>
+              <w:tab/>
+            </w:r>
+            <w:r>
+              <w:rPr>
+                <w:noProof/>
+                <w:webHidden/>
+              </w:rPr>
+              <w:fldChar w:fldCharType="begin"/>
+            </w:r>
+            <w:r>
+              <w:rPr>
+                <w:noProof/>
+                <w:webHidden/>
+              </w:rPr>
+              <w:instrText xml:space="preserve"> PAGEREF _Toc243759600 \h </w:instrText>
+            </w:r>
+            <w:r>
+              <w:rPr>
+                <w:noProof/>
+                <w:webHidden/>
+              </w:rPr>
+            </w:r>
+            <w:r>
+              <w:rPr>
+                <w:noProof/>
+                <w:webHidden/>
+              </w:rPr>
+              <w:fldChar w:fldCharType="separate"/>
+            </w:r>
+            <w:r>
+              <w:rPr>
+                <w:noProof/>
+                <w:webHidden/>
+              </w:rPr>
+              <w:t>3</w:t>
+            </w:r>
+            <w:r>
+              <w:rPr>
+                <w:noProof/>
+                <w:webHidden/>
+              </w:rPr>
+              <w:fldChar w:fldCharType="end"/>
+            </w:r>
+          </w:hyperlink>
+        </w:p>
+        <w:p>
+          <w:pPr>
+            <w:pStyle w:val="TOC2"/>
+            <w:tabs>
+              <w:tab w:val="right" w:leader="dot" w:pos="9016"/>
+            </w:tabs>
+            <w:rPr>
+              <w:noProof/>
+            </w:rPr>
+          </w:pPr>
+          <w:hyperlink w:anchor="_Toc243759601" w:history="1">
+            <w:r>
+              <w:rPr>
+                <w:rStyle w:val="Hyperlink"/>
+                <w:noProof/>
+              </w:rPr>
+              <w:t>Problem Definition :</w:t>
+            </w:r>
+            <w:r>
+              <w:rPr>
+                <w:noProof/>
+                <w:webHidden/>
+              </w:rPr>
+              <w:tab/>
+            </w:r>
+            <w:r>
+              <w:rPr>
+                <w:noProof/>
+                <w:webHidden/>
+              </w:rPr>
+              <w:fldChar w:fldCharType="begin"/>
+            </w:r>
+            <w:r>
+              <w:rPr>
+                <w:noProof/>
+                <w:webHidden/>
+              </w:rPr>
+              <w:instrText xml:space="preserve"> PAGEREF _Toc243759601 \h </w:instrText>
+            </w:r>
+            <w:r>
+              <w:rPr>
+                <w:noProof/>
+                <w:webHidden/>
+              </w:rPr>
+            </w:r>
+            <w:r>
+              <w:rPr>
+                <w:noProof/>
+                <w:webHidden/>
+              </w:rPr>
+              <w:fldChar w:fldCharType="separate"/>
+            </w:r>
+            <w:r>
+              <w:rPr>
+                <w:noProof/>
+                <w:webHidden/>
+              </w:rPr>
+              <w:t>3</w:t>
+            </w:r>
+            <w:r>
+              <w:rPr>
+                <w:noProof/>
+                <w:webHidden/>
+              </w:rPr>
+              <w:fldChar w:fldCharType="end"/>
+            </w:r>
+          </w:hyperlink>
+        </w:p>
+        <w:p>
+          <w:pPr>
+            <w:pStyle w:val="TOC2"/>
+            <w:tabs>
+              <w:tab w:val="right" w:leader="dot" w:pos="9016"/>
+            </w:tabs>
+            <w:rPr>
+              <w:noProof/>
+            </w:rPr>
+          </w:pPr>
+          <w:hyperlink w:anchor="_Toc243759602" w:history="1">
+            <w:r>
+              <w:rPr>
+                <w:rStyle w:val="Hyperlink"/>
+                <w:noProof/>
+              </w:rPr>
+              <w:t>Aim &amp; Objective:</w:t>
+            </w:r>
+            <w:r>
+              <w:rPr>
+                <w:noProof/>
+                <w:webHidden/>
+              </w:rPr>
+              <w:tab/>
+            </w:r>
+            <w:r>
+              <w:rPr>
+                <w:noProof/>
+                <w:webHidden/>
+              </w:rPr>
+              <w:fldChar w:fldCharType="begin"/>
+            </w:r>
+            <w:r>
+              <w:rPr>
+                <w:noProof/>
+                <w:webHidden/>
+              </w:rPr>
+              <w:instrText xml:space="preserve"> PAGEREF _Toc243759602 \h </w:instrText>
+            </w:r>
+            <w:r>
+              <w:rPr>
+                <w:noProof/>
+                <w:webHidden/>
+              </w:rPr>
+            </w:r>
+            <w:r>
+              <w:rPr>
+                <w:noProof/>
+                <w:webHidden/>
+              </w:rPr>
+              <w:fldChar w:fldCharType="separate"/>
+            </w:r>
+            <w:r>
+              <w:rPr>
+                <w:noProof/>
+                <w:webHidden/>
+              </w:rPr>
+              <w:t>4</w:t>
+            </w:r>
+            <w:r>
+              <w:rPr>
+                <w:noProof/>
+                <w:webHidden/>
+              </w:rPr>
+              <w:fldChar w:fldCharType="end"/>
+            </w:r>
+          </w:hyperlink>
+        </w:p>
+        <w:p>
+          <w:pPr>
+            <w:pStyle w:val="TOC2"/>
+            <w:tabs>
+              <w:tab w:val="right" w:leader="dot" w:pos="9016"/>
+            </w:tabs>
+            <w:rPr>
+              <w:noProof/>
+            </w:rPr>
+          </w:pPr>
+          <w:hyperlink w:anchor="_Toc243759603" w:history="1">
+            <w:r>
+              <w:rPr>
+                <w:rStyle w:val="Hyperlink"/>
+                <w:noProof/>
+              </w:rPr>
+              <w:t>Scope:</w:t>
+            </w:r>
+            <w:r>
+              <w:rPr>
+                <w:noProof/>
+                <w:webHidden/>
+              </w:rPr>
+              <w:tab/>
+            </w:r>
+            <w:r>
+              <w:rPr>
+                <w:noProof/>
+                <w:webHidden/>
+              </w:rPr>
+              <w:fldChar w:fldCharType="begin"/>
+            </w:r>
+            <w:r>
+              <w:rPr>
+                <w:noProof/>
+                <w:webHidden/>
+              </w:rPr>
+              <w:instrText xml:space="preserve"> PAGEREF _Toc243759603 \h </w:instrText>
+            </w:r>
+            <w:r>
+              <w:rPr>
+                <w:noProof/>
+                <w:webHidden/>
+              </w:rPr>
+            </w:r>
+            <w:r>
+              <w:rPr>
+                <w:noProof/>
+                <w:webHidden/>
+              </w:rPr>
+              <w:fldChar w:fldCharType="separate"/>
+            </w:r>
+            <w:r>
+              <w:rPr>
+                <w:noProof/>
+                <w:webHidden/>
+              </w:rPr>
+              <w:t>4</w:t>
+            </w:r>
+            <w:r>
+              <w:rPr>
+                <w:noProof/>
+                <w:webHidden/>
+              </w:rPr>
+              <w:fldChar w:fldCharType="end"/>
+            </w:r>
+          </w:hyperlink>
+        </w:p>
+        <w:p>
+          <w:pPr>
+            <w:pStyle w:val="TOC2"/>
+            <w:tabs>
+              <w:tab w:val="right" w:leader="dot" w:pos="9016"/>
+            </w:tabs>
+            <w:rPr>
+              <w:noProof/>
+            </w:rPr>
+          </w:pPr>
+          <w:hyperlink w:anchor="_Toc243759604" w:history="1">
+            <w:r>
+              <w:rPr>
+                <w:rStyle w:val="Hyperlink"/>
+                <w:noProof/>
+              </w:rPr>
+              <w:t>Methodology:</w:t>
+            </w:r>
+            <w:r>
+              <w:rPr>
+                <w:noProof/>
+                <w:webHidden/>
+              </w:rPr>
+              <w:tab/>
+            </w:r>
+            <w:r>
+              <w:rPr>
+                <w:noProof/>
+                <w:webHidden/>
+              </w:rPr>
+              <w:fldChar w:fldCharType="begin"/>
+            </w:r>
+            <w:r>
+              <w:rPr>
+                <w:noProof/>
+                <w:webHidden/>
+              </w:rPr>
+              <w:instrText xml:space="preserve"> PAGEREF _Toc243759604 \h </w:instrText>
+            </w:r>
+            <w:r>
+              <w:rPr>
+                <w:noProof/>
+                <w:webHidden/>
+              </w:rPr>
+            </w:r>
+            <w:r>
+              <w:rPr>
+                <w:noProof/>
+                <w:webHidden/>
+              </w:rPr>
+              <w:fldChar w:fldCharType="separate"/>
+            </w:r>
+            <w:r>
+              <w:rPr>
+                <w:noProof/>
+                <w:webHidden/>
+              </w:rPr>
+              <w:t>5</w:t>
+            </w:r>
+            <w:r>
+              <w:rPr>
+                <w:noProof/>
+                <w:webHidden/>
+              </w:rPr>
+              <w:fldChar w:fldCharType="end"/>
+            </w:r>
+          </w:hyperlink>
+        </w:p>
+        <w:p>
+          <w:pPr>
+            <w:pStyle w:val="TOC3"/>
+            <w:tabs>
+              <w:tab w:val="right" w:leader="dot" w:pos="9016"/>
+            </w:tabs>
+            <w:rPr>
+              <w:noProof/>
+            </w:rPr>
+          </w:pPr>
+          <w:r>
+            <w:rPr>
+              <w:rStyle w:val="Hyperlink"/>
+              <w:noProof/>
+            </w:rPr>
+            <w:fldChar w:fldCharType="begin"/>
+          </w:r>
+          <w:r>
+            <w:rPr>
+              <w:rStyle w:val="Hyperlink"/>
+              <w:noProof/>
+            </w:rPr>
+            <w:instrText xml:space="preserve"> </w:instrText>
+          </w:r>
+          <w:r>
+            <w:rPr>
+              <w:noProof/>
+            </w:rPr>
+            <w:instrText>HYPERLINK \l "_Toc243759605"</w:instrText>
+          </w:r>
+          <w:r>
+            <w:rPr>
+              <w:rStyle w:val="Hyperlink"/>
+              <w:noProof/>
+            </w:rPr>
+            <w:instrText xml:space="preserve"> </w:instrText>
+          </w:r>
+          <w:r>
+            <w:rPr>
+              <w:rStyle w:val="Hyperlink"/>
+              <w:noProof/>
+            </w:rPr>
+          </w:r>
+          <w:r>
+            <w:rPr>
+              <w:rStyle w:val="Hyperlink"/>
+              <w:noProof/>
+            </w:rPr>
+            <w:fldChar w:fldCharType="separate"/>
+          </w:r>
+          <w:r>
+            <w:rPr>
+              <w:rStyle w:val="Hyperlink"/>
+              <w:noProof/>
+            </w:rPr>
+            <w:t>Table 1</w:t>
+          </w:r>
+          <w:r>
+            <w:rPr>
+              <w:noProof/>
+              <w:webHidden/>
+            </w:rPr>
+            <w:tab/>
+          </w:r>
+          <w:r>
+            <w:rPr>
+              <w:noProof/>
+              <w:webHidden/>
+            </w:rPr>
+            <w:fldChar w:fldCharType="begin"/>
+          </w:r>
+          <w:r>
+            <w:rPr>
+              <w:noProof/>
+              <w:webHidden/>
+            </w:rPr>
+            <w:instrText xml:space="preserve"> PAGEREF _Toc243759605 \h </w:instrText>
+          </w:r>
+          <w:r>
+            <w:rPr>
+              <w:noProof/>
+              <w:webHidden/>
+            </w:rPr>
+          </w:r>
+          <w:r>
+            <w:rPr>
+              <w:noProof/>
+              <w:webHidden/>
+            </w:rPr>
+            <w:fldChar w:fldCharType="separate"/>
+          </w:r>
+          <w:ins w:id="30" w:author="Benjamin Rojas" w:date="2026-10-24T18:59:00Z" w16du:dateUtc="2026-10-24T17:59:00Z">
+            <w:r>
+              <w:rPr>
+                <w:noProof/>
+                <w:webHidden/>
+              </w:rPr>
+              <w:t>6</w:t>
+            </w:r>
+          </w:ins>
+          <w:del w:id="31" w:author="Benjamin Rojas" w:date="2026-10-24T18:59:00Z" w16du:dateUtc="2026-10-24T17:59:00Z">
+            <w:r>
+              <w:rPr>
+                <w:noProof/>
+                <w:webHidden/>
+              </w:rPr>
+              <w:delText>5</w:delText>
+            </w:r>
+          </w:del>
+          <w:r>
+            <w:rPr>
+              <w:noProof/>
+              <w:webHidden/>
+            </w:rPr>
+            <w:fldChar w:fldCharType="end"/>
+          </w:r>
+          <w:r>
+            <w:rPr>
+              <w:rStyle w:val="Hyperlink"/>
+              <w:noProof/>
+            </w:rPr>
+            <w:fldChar w:fldCharType="end"/>
+          </w:r>
+        </w:p>
+        <w:p>
+          <w:pPr>
+            <w:pStyle w:val="TOC3"/>
+            <w:tabs>
+              <w:tab w:val="right" w:leader="dot" w:pos="9016"/>
+            </w:tabs>
+            <w:rPr>
+              <w:noProof/>
+            </w:rPr>
+          </w:pPr>
+          <w:r>
+            <w:rPr>
+              <w:rStyle w:val="Hyperlink"/>
+              <w:noProof/>
+            </w:rPr>
+            <w:fldChar w:fldCharType="begin"/>
+          </w:r>
+          <w:r>
+            <w:rPr>
+              <w:rStyle w:val="Hyperlink"/>
+              <w:noProof/>
+            </w:rPr>
+            <w:instrText xml:space="preserve"> </w:instrText>
+          </w:r>
+          <w:r>
+            <w:rPr>
+              <w:noProof/>
+            </w:rPr>
+            <w:instrText>HYPERLINK \l "_Toc243759606"</w:instrText>
+          </w:r>
+          <w:r>
+            <w:rPr>
+              <w:rStyle w:val="Hyperlink"/>
+              <w:noProof/>
+            </w:rPr>
+            <w:instrText xml:space="preserve"> </w:instrText>
+          </w:r>
+          <w:r>
+            <w:rPr>
+              <w:rStyle w:val="Hyperlink"/>
+              <w:noProof/>
+            </w:rPr>
+          </w:r>
+          <w:r>
+            <w:rPr>
+              <w:rStyle w:val="Hyperlink"/>
+              <w:noProof/>
+            </w:rPr>
+            <w:fldChar w:fldCharType="separate"/>
+          </w:r>
+          <w:r>
+            <w:rPr>
+              <w:rStyle w:val="Hyperlink"/>
+              <w:rFonts w:cstheme="minorHAnsi"/>
+              <w:b/>
+              <w:bCs/>
+              <w:noProof/>
+            </w:rPr>
+            <w:t>High-level architectural diagram</w:t>
+          </w:r>
+          <w:r>
+            <w:rPr>
+              <w:noProof/>
+              <w:webHidden/>
+            </w:rPr>
+            <w:tab/>
+          </w:r>
+          <w:r>
+            <w:rPr>
+              <w:noProof/>
+              <w:webHidden/>
+            </w:rPr>
+            <w:fldChar w:fldCharType="begin"/>
+          </w:r>
+          <w:r>
+            <w:rPr>
+              <w:noProof/>
+              <w:webHidden/>
+            </w:rPr>
+            <w:instrText xml:space="preserve"> PAGEREF _Toc243759606 \h </w:instrText>
+          </w:r>
+          <w:r>
+            <w:rPr>
+              <w:noProof/>
+              <w:webHidden/>
+            </w:rPr>
+          </w:r>
+          <w:r>
+            <w:rPr>
+              <w:noProof/>
+              <w:webHidden/>
+            </w:rPr>
+            <w:fldChar w:fldCharType="separate"/>
+          </w:r>
+          <w:ins w:id="32" w:author="Benjamin Rojas" w:date="2026-10-24T18:59:00Z" w16du:dateUtc="2026-10-24T17:59:00Z">
+            <w:r>
+              <w:rPr>
+                <w:noProof/>
+                <w:webHidden/>
+              </w:rPr>
+              <w:t>7</w:t>
+            </w:r>
+          </w:ins>
+          <w:del w:id="33" w:author="Benjamin Rojas" w:date="2026-10-24T18:59:00Z" w16du:dateUtc="2026-10-24T17:59:00Z">
+            <w:r>
+              <w:rPr>
+                <w:noProof/>
+                <w:webHidden/>
+              </w:rPr>
+              <w:delText>6</w:delText>
+            </w:r>
+          </w:del>
+          <w:r>
+            <w:rPr>
+              <w:noProof/>
+              <w:webHidden/>
+            </w:rPr>
+            <w:fldChar w:fldCharType="end"/>
+          </w:r>
+          <w:r>
+            <w:rPr>
+              <w:rStyle w:val="Hyperlink"/>
+              <w:noProof/>
+            </w:rPr>
+            <w:fldChar w:fldCharType="end"/>
+          </w:r>
+        </w:p>
+        <w:p>
+          <w:pPr>
+            <w:pStyle w:val="TOC2"/>
+            <w:tabs>
+              <w:tab w:val="right" w:leader="dot" w:pos="9016"/>
+            </w:tabs>
+            <w:rPr>
+              <w:noProof/>
+            </w:rPr>
+          </w:pPr>
+          <w:hyperlink w:anchor="_Toc243759607" w:history="1">
+            <w:r>
+              <w:rPr>
+                <w:rStyle w:val="Hyperlink"/>
+                <w:noProof/>
+              </w:rPr>
+              <w:t>Data Sources</w:t>
+            </w:r>
+            <w:r>
+              <w:rPr>
+                <w:noProof/>
+                <w:webHidden/>
+              </w:rPr>
+              <w:tab/>
+            </w:r>
+            <w:r>
+              <w:rPr>
+                <w:noProof/>
+                <w:webHidden/>
+              </w:rPr>
+              <w:fldChar w:fldCharType="begin"/>
+            </w:r>
+            <w:r>
+              <w:rPr>
+                <w:noProof/>
+                <w:webHidden/>
+              </w:rPr>
+              <w:instrText xml:space="preserve"> PAGEREF _Toc243759607 \h </w:instrText>
+            </w:r>
+            <w:r>
+              <w:rPr>
+                <w:noProof/>
+                <w:webHidden/>
+              </w:rPr>
+            </w:r>
+            <w:r>
+              <w:rPr>
+                <w:noProof/>
+                <w:webHidden/>
+              </w:rPr>
+              <w:fldChar w:fldCharType="separate"/>
+            </w:r>
+            <w:r>
+              <w:rPr>
+                <w:noProof/>
+                <w:webHidden/>
+              </w:rPr>
+              <w:t>8</w:t>
+            </w:r>
+            <w:r>
+              <w:rPr>
+                <w:noProof/>
+                <w:webHidden/>
+              </w:rPr>
+              <w:fldChar w:fldCharType="end"/>
+            </w:r>
+          </w:hyperlink>
+        </w:p>
+        <w:p>
+          <w:pPr>
+            <w:pStyle w:val="TOC2"/>
+            <w:tabs>
+              <w:tab w:val="right" w:leader="dot" w:pos="9016"/>
+            </w:tabs>
+            <w:rPr>
+              <w:noProof/>
+            </w:rPr>
+          </w:pPr>
+          <w:hyperlink w:anchor="_Toc243759608" w:history="1">
+            <w:r>
+              <w:rPr>
+                <w:rStyle w:val="Hyperlink"/>
+                <w:noProof/>
+              </w:rPr>
+              <w:t>Expected Deliverables</w:t>
+            </w:r>
+            <w:r>
+              <w:rPr>
+                <w:noProof/>
+                <w:webHidden/>
+              </w:rPr>
+              <w:tab/>
+            </w:r>
+            <w:r>
+              <w:rPr>
+                <w:noProof/>
+                <w:webHidden/>
+              </w:rPr>
+              <w:fldChar w:fldCharType="begin"/>
+            </w:r>
+            <w:r>
+              <w:rPr>
+                <w:noProof/>
+                <w:webHidden/>
+              </w:rPr>
+              <w:instrText xml:space="preserve"> PAGEREF _Toc243759608 \h </w:instrText>
+            </w:r>
+            <w:r>
+              <w:rPr>
+                <w:noProof/>
+                <w:webHidden/>
+              </w:rPr>
+            </w:r>
+            <w:r>
+              <w:rPr>
+                <w:noProof/>
+                <w:webHidden/>
+              </w:rPr>
+              <w:fldChar w:fldCharType="separate"/>
+            </w:r>
+            <w:r>
+              <w:rPr>
+                <w:noProof/>
+                <w:webHidden/>
+              </w:rPr>
+              <w:t>8</w:t>
+            </w:r>
+            <w:r>
+              <w:rPr>
+                <w:noProof/>
+                <w:webHidden/>
+              </w:rPr>
+              <w:fldChar w:fldCharType="end"/>
+            </w:r>
+          </w:hyperlink>
+        </w:p>
+        <w:p>
+          <w:pPr>
+            <w:pStyle w:val="TOC2"/>
+            <w:tabs>
+              <w:tab w:val="right" w:leader="dot" w:pos="9016"/>
+            </w:tabs>
+            <w:rPr>
+              <w:noProof/>
+            </w:rPr>
+          </w:pPr>
+          <w:r>
+            <w:rPr>
+              <w:rStyle w:val="Hyperlink"/>
+              <w:noProof/>
+            </w:rPr>
+            <w:fldChar w:fldCharType="begin"/>
+          </w:r>
+          <w:r>
+            <w:rPr>
+              <w:rStyle w:val="Hyperlink"/>
+              <w:noProof/>
+            </w:rPr>
+            <w:instrText xml:space="preserve"> </w:instrText>
+          </w:r>
+          <w:r>
+            <w:rPr>
+              <w:noProof/>
+            </w:rPr>
+            <w:instrText>HYPERLINK \l "_Toc243759609"</w:instrText>
+          </w:r>
+          <w:r>
+            <w:rPr>
+              <w:rStyle w:val="Hyperlink"/>
+              <w:noProof/>
+            </w:rPr>
+            <w:instrText xml:space="preserve"> </w:instrText>
+          </w:r>
+          <w:r>
+            <w:rPr>
+              <w:rStyle w:val="Hyperlink"/>
+              <w:noProof/>
+            </w:rPr>
+          </w:r>
+          <w:r>
+            <w:rPr>
+              <w:rStyle w:val="Hyperlink"/>
+              <w:noProof/>
+            </w:rPr>
+            <w:fldChar w:fldCharType="separate"/>
+          </w:r>
+          <w:r>
+            <w:rPr>
+              <w:rStyle w:val="Hyperlink"/>
+              <w:noProof/>
+            </w:rPr>
+            <w:t>Project Timeline</w:t>
+          </w:r>
+          <w:r>
+            <w:rPr>
+              <w:noProof/>
+              <w:webHidden/>
+            </w:rPr>
+            <w:tab/>
+          </w:r>
+          <w:r>
+            <w:rPr>
+              <w:noProof/>
+              <w:webHidden/>
+            </w:rPr>
+            <w:fldChar w:fldCharType="begin"/>
+          </w:r>
+          <w:r>
+            <w:rPr>
+              <w:noProof/>
+              <w:webHidden/>
+            </w:rPr>
+            <w:instrText xml:space="preserve"> PAGEREF _Toc243759609 \h </w:instrText>
+          </w:r>
+          <w:r>
+            <w:rPr>
+              <w:noProof/>
+              <w:webHidden/>
+            </w:rPr>
+          </w:r>
+          <w:r>
+            <w:rPr>
+              <w:noProof/>
+              <w:webHidden/>
+            </w:rPr>
+            <w:fldChar w:fldCharType="separate"/>
+          </w:r>
+          <w:ins w:id="34" w:author="Benjamin Rojas" w:date="2026-10-24T18:59:00Z" w16du:dateUtc="2026-10-24T17:59:00Z">
+            <w:r>
+              <w:rPr>
+                <w:noProof/>
+                <w:webHidden/>
+              </w:rPr>
+              <w:t>9</w:t>
+            </w:r>
+          </w:ins>
+          <w:del w:id="35" w:author="Benjamin Rojas" w:date="2026-10-24T18:59:00Z" w16du:dateUtc="2026-10-24T17:59:00Z">
+            <w:r>
+              <w:rPr>
+                <w:noProof/>
+                <w:webHidden/>
+              </w:rPr>
+              <w:delText>8</w:delText>
+            </w:r>
+          </w:del>
+          <w:r>
+            <w:rPr>
+              <w:noProof/>
+              <w:webHidden/>
+            </w:rPr>
+            <w:fldChar w:fldCharType="end"/>
+          </w:r>
+          <w:r>
+            <w:rPr>
+              <w:rStyle w:val="Hyperlink"/>
+              <w:noProof/>
+            </w:rPr>
+            <w:fldChar w:fldCharType="end"/>
+          </w:r>
+        </w:p>
+        <w:p>
+          <w:pPr>
+            <w:pStyle w:val="TOC2"/>
+            <w:tabs>
+              <w:tab w:val="right" w:leader="dot" w:pos="9016"/>
+            </w:tabs>
+            <w:rPr>
+              <w:noProof/>
+            </w:rPr>
+          </w:pPr>
+          <w:hyperlink w:anchor="_Toc243759610" w:history="1">
+            <w:r>
+              <w:rPr>
+                <w:rStyle w:val="Hyperlink"/>
+                <w:noProof/>
+              </w:rPr>
+              <w:t>Ethical and Legal Considerations</w:t>
+            </w:r>
+            <w:r>
+              <w:rPr>
+                <w:noProof/>
+                <w:webHidden/>
+              </w:rPr>
+              <w:tab/>
+            </w:r>
+            <w:r>
+              <w:rPr>
+                <w:noProof/>
+                <w:webHidden/>
+              </w:rPr>
+              <w:fldChar w:fldCharType="begin"/>
+            </w:r>
+            <w:r>
+              <w:rPr>
+                <w:noProof/>
+                <w:webHidden/>
+              </w:rPr>
+              <w:instrText xml:space="preserve"> PAGEREF _Toc243759610 \h </w:instrText>
+            </w:r>
+            <w:r>
+              <w:rPr>
+                <w:noProof/>
+                <w:webHidden/>
+              </w:rPr>
+            </w:r>
+            <w:r>
+              <w:rPr>
+                <w:noProof/>
+                <w:webHidden/>
+              </w:rPr>
+              <w:fldChar w:fldCharType="separate"/>
+            </w:r>
+            <w:r>
+              <w:rPr>
+                <w:noProof/>
+                <w:webHidden/>
+              </w:rPr>
+              <w:t>9</w:t>
+            </w:r>
+            <w:r>
+              <w:rPr>
+                <w:noProof/>
+                <w:webHidden/>
+              </w:rPr>
+              <w:fldChar w:fldCharType="end"/>
+            </w:r>
+          </w:hyperlink>
+        </w:p>
+        <w:p>
+          <w:pPr>
+            <w:rPr>
+              <w:ins w:id="36" w:author="Benjamin Rojas" w:date="2026-10-24T18:39:00Z" w16du:dateUtc="2026-10-24T17:39:00Z"/>
+            </w:rPr>
+          </w:pPr>
+          <w:ins w:id="37" w:author="Benjamin Rojas" w:date="2026-10-24T18:39:00Z" w16du:dateUtc="2026-10-24T17:39:00Z">
+            <w:r>
+              <w:rPr>
+                <w:b/>
+                <w:bCs/>
+                <w:noProof/>
+              </w:rPr>
+              <w:fldChar w:fldCharType="end"/>
+            </w:r>
+          </w:ins>
+        </w:p>
+        <w:customXmlInsRangeStart w:id="38" w:author="Benjamin Rojas" w:date="2026-10-24T18:39:00Z"/>
+      </w:sdtContent>
+    </w:sdt>
+    <w:customXmlInsRangeEnd w:id="38"/>
+    <w:p>
+      <w:pPr>
+        <w:spacing w:line="600" w:lineRule="auto"/>
+        <w:rPr>
+          <w:ins w:id="39" w:author="Benjamin Rojas" w:date="2026-10-24T18:39:00Z" w16du:dateUtc="2026-10-24T17:39:00Z"/>
+          <w:b/>
+          <w:bCs/>
+          <w:sz w:val="28"/>
+          <w:szCs w:val="28"/>
+          <w:rPrChange w:id="40" w:author="Benjamin Rojas" w:date="2026-10-24T18:40:00Z" w16du:dateUtc="2026-10-24T17:40:00Z">
+            <w:rPr>
+              <w:ins w:id="41" w:author="Benjamin Rojas" w:date="2026-10-24T18:39:00Z" w16du:dateUtc="2026-10-24T17:39:00Z"/>
+              <w:b/>
+              <w:bCs/>
+            </w:rPr>
+          </w:rPrChange>
+        </w:rPr>
+        <w:pPrChange w:id="42" w:author="Benjamin Rojas" w:date="2026-10-24T18:40:00Z" w16du:dateUtc="2026-10-24T17:40:00Z">
+          <w:pPr/>
+        </w:pPrChange>
+      </w:pPr>
+    </w:p>
+    <w:p>
+      <w:pPr>
+        <w:rPr>
+          <w:ins w:id="43" w:author="Benjamin Rojas" w:date="2026-10-24T18:39:00Z" w16du:dateUtc="2026-10-24T17:39:00Z"/>
+          <w:b/>
+          <w:bCs/>
+        </w:rPr>
+      </w:pPr>
+    </w:p>
+    <w:p>
+      <w:pPr>
+        <w:rPr>
+          <w:ins w:id="44" w:author="Benjamin Rojas" w:date="2026-10-24T18:39:00Z" w16du:dateUtc="2026-10-24T17:39:00Z"/>
+          <w:b/>
+          <w:bCs/>
+        </w:rPr>
+      </w:pPr>
+    </w:p>
+    <w:p>
+      <w:pPr>
+        <w:rPr>
+          <w:ins w:id="45" w:author="Benjamin Rojas" w:date="2026-10-24T18:39:00Z" w16du:dateUtc="2026-10-24T17:39:00Z"/>
+          <w:b/>
+          <w:bCs/>
+        </w:rPr>
+      </w:pPr>
+    </w:p>
+    <w:p>
+      <w:pPr>
+        <w:rPr>
+          <w:ins w:id="46" w:author="Benjamin Rojas" w:date="2026-10-24T18:39:00Z" w16du:dateUtc="2026-10-24T17:39:00Z"/>
+          <w:b/>
+          <w:bCs/>
+        </w:rPr>
+      </w:pPr>
+    </w:p>
+    <w:p>
+      <w:pPr>
+        <w:rPr>
+          <w:ins w:id="47" w:author="Benjamin Rojas" w:date="2026-10-24T18:39:00Z" w16du:dateUtc="2026-10-24T17:39:00Z"/>
+          <w:b/>
+          <w:bCs/>
+        </w:rPr>
+      </w:pPr>
+    </w:p>
+    <w:p>
+      <w:pPr>
+        <w:rPr>
+          <w:ins w:id="48" w:author="Benjamin Rojas" w:date="2026-10-24T18:39:00Z" w16du:dateUtc="2026-10-24T17:39:00Z"/>
+          <w:b/>
+          <w:bCs/>
+        </w:rPr>
+      </w:pPr>
+    </w:p>
+    <w:p>
+      <w:pPr>
+        <w:rPr>
+          <w:ins w:id="49" w:author="Benjamin Rojas" w:date="2026-10-24T18:39:00Z" w16du:dateUtc="2026-10-24T17:39:00Z"/>
+          <w:b/>
+          <w:bCs/>
+        </w:rPr>
+      </w:pPr>
+    </w:p>
+    <w:p>
+      <w:pPr>
+        <w:rPr>
+          <w:ins w:id="50" w:author="Benjamin Rojas" w:date="2026-10-24T18:39:00Z" w16du:dateUtc="2026-10-24T17:39:00Z"/>
+          <w:b/>
+          <w:bCs/>
+        </w:rPr>
+      </w:pPr>
+    </w:p>
+    <w:p>
+      <w:pPr>
+        <w:rPr>
+          <w:ins w:id="51" w:author="Benjamin Rojas" w:date="2026-10-24T18:39:00Z" w16du:dateUtc="2026-10-24T17:39:00Z"/>
+          <w:b/>
+          <w:bCs/>
+        </w:rPr>
+      </w:pPr>
+    </w:p>
+    <w:p>
+      <w:pPr>
+        <w:rPr>
+          <w:ins w:id="52" w:author="Benjamin Rojas" w:date="2026-10-24T18:39:00Z" w16du:dateUtc="2026-10-24T17:39:00Z"/>
+          <w:b/>
+          <w:bCs/>
+        </w:rPr>
+      </w:pPr>
+    </w:p>
+    <w:p>
+      <w:pPr>
+        <w:rPr>
+          <w:del w:id="53" w:author="Benjamin Rojas" w:date="2026-10-24T18:40:00Z" w16du:dateUtc="2026-10-24T17:40:00Z"/>
+          <w:b/>
+          <w:bCs/>
+        </w:rPr>
+      </w:pPr>
+    </w:p>
+    <w:p>
+      <w:pPr>
+        <w:pStyle w:val="Heading2"/>
+        <w:pPrChange w:id="54" w:author="Benjamin Rojas" w:date="2026-10-24T09:42:00Z" w16du:dateUtc="2026-10-24T08:42:00Z">
+          <w:pPr/>
+        </w:pPrChange>
+      </w:pPr>
+      <w:bookmarkStart w:id="55" w:name="_Toc243759600"/>
+      <w:r>
+        <w:t>Introduction:</w:t>
+      </w:r>
+      <w:bookmarkEnd w:id="55"/>
+      <w:r>
+        <w:t xml:space="preserve"> </w:t>
+      </w:r>
+    </w:p>
+    <w:p>
+      <w:pPr>
+        <w:rPr>
+          <w:b/>
+          <w:bCs/>
+        </w:rPr>
+      </w:pPr>
+    </w:p>
+    <w:p>
+      <w:pPr>
+        <w:jc w:val="both"/>
+        <w:rPr>
+          <w:rFonts w:ascii="Arial" w:hAnsi="Arial" w:cs="Arial"/>
+          <w:rPrChange w:id="56" w:author="Benjamin Rojas" w:date="2026-10-24T18:41:00Z" w16du:dateUtc="2026-10-24T17:41:00Z">
+            <w:rPr>
+              <w:sz w:val="22"/>
+              <w:szCs w:val="22"/>
+            </w:rPr>
+          </w:rPrChange>
+        </w:rPr>
+      </w:pPr>
+      <w:r>
+        <w:rPr>
+          <w:rFonts w:ascii="Arial" w:hAnsi="Arial" w:cs="Arial"/>
+          <w:rPrChange w:id="57" w:author="Benjamin Rojas" w:date="2026-10-24T18:41:00Z" w16du:dateUtc="2026-10-24T17:41:00Z">
+            <w:rPr>
+              <w:sz w:val="22"/>
+              <w:szCs w:val="22"/>
+            </w:rPr>
+          </w:rPrChange>
+        </w:rPr>
+        <w:t>Financial markets operate in a geopolitical environment where diplomatic crises, economic sanctions, and armed conflicts increasingly shape investor sentiment and market volatility. The Dow Jones Industrial Average (DJIA), given its composition of industrial, financial, and energy firms, is particularly exposed to these dynamics.</w:t>
+      </w:r>
+    </w:p>
+    <w:p>
+      <w:pPr>
+        <w:jc w:val="both"/>
+        <w:rPr>
+          <w:rFonts w:ascii="Arial" w:hAnsi="Arial" w:cs="Arial"/>
+          <w:rPrChange w:id="58" w:author="Benjamin Rojas" w:date="2026-10-24T18:41:00Z" w16du:dateUtc="2026-10-24T17:41:00Z">
+            <w:rPr>
+              <w:sz w:val="22"/>
+              <w:szCs w:val="22"/>
+            </w:rPr>
+          </w:rPrChange>
+        </w:rPr>
+      </w:pPr>
+      <w:r>
+        <w:rPr>
+          <w:rFonts w:ascii="Arial" w:hAnsi="Arial" w:cs="Arial"/>
+          <w:rPrChange w:id="59" w:author="Benjamin Rojas" w:date="2026-10-24T18:41:00Z" w16du:dateUtc="2026-10-24T17:41:00Z">
+            <w:rPr>
+              <w:sz w:val="22"/>
+              <w:szCs w:val="22"/>
+            </w:rPr>
+          </w:rPrChange>
+        </w:rPr>
+        <w:t>Traditional volatility models such as GARCH rely almost exclusively on historical price data, treating geopolitical shocks as exogenous noise. However, the growing availability of quantifiable geopolitical risk measures creates an opportunity to test whether external risk factors improve predictive performance. </w:t>
+      </w:r>
+    </w:p>
+    <w:p>
+      <w:pPr>
+        <w:jc w:val="both"/>
+        <w:rPr>
+          <w:rFonts w:ascii="Arial" w:hAnsi="Arial" w:cs="Arial"/>
+          <w:rPrChange w:id="60" w:author="Benjamin Rojas" w:date="2026-10-24T18:41:00Z" w16du:dateUtc="2026-10-24T17:41:00Z">
+            <w:rPr>
+              <w:sz w:val="22"/>
+              <w:szCs w:val="22"/>
+            </w:rPr>
+          </w:rPrChange>
+        </w:rPr>
+      </w:pPr>
+      <w:r>
+        <w:rPr>
+          <w:rFonts w:ascii="Arial" w:hAnsi="Arial" w:cs="Arial"/>
+          <w:rPrChange w:id="61" w:author="Benjamin Rojas" w:date="2026-10-24T18:41:00Z" w16du:dateUtc="2026-10-24T17:41:00Z">
+            <w:rPr>
+              <w:sz w:val="22"/>
+              <w:szCs w:val="22"/>
+            </w:rPr>
+          </w:rPrChange>
+        </w:rPr>
+        <w:t>The Geopolitical Risk Index (GPR), developed by Caldara and Iacoviello (2022), provides a systematic measure of geopolitical uncertainty, while event-based datasets such as GDELT and ACLED offer complementary information on conflict and geopolitical events. Despite this availability, limited evidence exists on whether such indicators add predictive value when combined with modern machine learning techniques.</w:t>
+      </w:r>
+    </w:p>
+    <w:p>
+      <w:pPr>
+        <w:jc w:val="both"/>
+        <w:rPr>
+          <w:rFonts w:ascii="Arial" w:hAnsi="Arial" w:cs="Arial"/>
+          <w:rPrChange w:id="62" w:author="Benjamin Rojas" w:date="2026-10-24T18:41:00Z" w16du:dateUtc="2026-10-24T17:41:00Z">
+            <w:rPr>
+              <w:sz w:val="22"/>
+              <w:szCs w:val="22"/>
+            </w:rPr>
+          </w:rPrChange>
+        </w:rPr>
+      </w:pPr>
+      <w:r>
+        <w:rPr>
+          <w:rFonts w:ascii="Arial" w:hAnsi="Arial" w:cs="Arial"/>
+          <w:rPrChange w:id="63" w:author="Benjamin Rojas" w:date="2026-10-24T18:41:00Z" w16du:dateUtc="2026-10-24T17:41:00Z">
+            <w:rPr>
+              <w:sz w:val="22"/>
+              <w:szCs w:val="22"/>
+            </w:rPr>
+          </w:rPrChange>
+        </w:rPr>
+        <w:t>This project proposes a machine learning approach to predict DJIA volatility using geopolitical risk indicators. The central research question is: Do geopolitical risk indicators improve the predictive accuracy of machine learning models for DJIA volatility compared to a baseline relying solely on historical price data? Specifically, the project aims to predict realized volatility of the DJIA over a five-day horizon using daily data from 201</w:t>
+      </w:r>
+      <w:del w:id="64" w:author="Benjamin Rojas" w:date="2026-10-23T17:00:00Z" w16du:dateUtc="2026-10-23T16:00:00Z">
+        <w:r>
+          <w:rPr>
+            <w:rFonts w:ascii="Arial" w:hAnsi="Arial" w:cs="Arial"/>
+            <w:rPrChange w:id="65" w:author="Benjamin Rojas" w:date="2026-10-24T18:41:00Z" w16du:dateUtc="2026-10-24T17:41:00Z">
+              <w:rPr>
+                <w:sz w:val="22"/>
+                <w:szCs w:val="22"/>
+              </w:rPr>
+            </w:rPrChange>
+          </w:rPr>
+          <w:delText>0</w:delText>
+        </w:r>
+      </w:del>
+      <w:ins w:id="66" w:author="Benjamin Rojas" w:date="2026-10-23T17:00:00Z" w16du:dateUtc="2026-10-23T16:00:00Z">
+        <w:r>
+          <w:rPr>
+            <w:rFonts w:ascii="Arial" w:hAnsi="Arial" w:cs="Arial"/>
+            <w:rPrChange w:id="67" w:author="Benjamin Rojas" w:date="2026-10-24T18:41:00Z" w16du:dateUtc="2026-10-24T17:41:00Z">
+              <w:rPr>
+                <w:sz w:val="22"/>
+                <w:szCs w:val="22"/>
+              </w:rPr>
+            </w:rPrChange>
+          </w:rPr>
+          <w:t>6</w:t>
+        </w:r>
+      </w:ins>
+      <w:r>
+        <w:rPr>
+          <w:rFonts w:ascii="Arial" w:hAnsi="Arial" w:cs="Arial"/>
+          <w:rPrChange w:id="68" w:author="Benjamin Rojas" w:date="2026-10-24T18:41:00Z" w16du:dateUtc="2026-10-24T17:41:00Z">
+            <w:rPr>
+              <w:sz w:val="22"/>
+              <w:szCs w:val="22"/>
+            </w:rPr>
+          </w:rPrChange>
+        </w:rPr>
+        <w:t xml:space="preserve"> to 202</w:t>
+      </w:r>
+      <w:ins w:id="69" w:author="Benjamin Rojas" w:date="2026-10-23T17:00:00Z" w16du:dateUtc="2026-10-23T16:00:00Z">
+        <w:r>
+          <w:rPr>
+            <w:rFonts w:ascii="Arial" w:hAnsi="Arial" w:cs="Arial"/>
+            <w:rPrChange w:id="70" w:author="Benjamin Rojas" w:date="2026-10-24T18:41:00Z" w16du:dateUtc="2026-10-24T17:41:00Z">
+              <w:rPr>
+                <w:sz w:val="22"/>
+                <w:szCs w:val="22"/>
+              </w:rPr>
+            </w:rPrChange>
+          </w:rPr>
+          <w:t>5</w:t>
+        </w:r>
+      </w:ins>
+      <w:del w:id="71" w:author="Benjamin Rojas" w:date="2026-10-23T17:00:00Z" w16du:dateUtc="2026-10-23T16:00:00Z">
+        <w:r>
+          <w:rPr>
+            <w:rFonts w:ascii="Arial" w:hAnsi="Arial" w:cs="Arial"/>
+            <w:rPrChange w:id="72" w:author="Benjamin Rojas" w:date="2026-10-24T18:41:00Z" w16du:dateUtc="2026-10-24T17:41:00Z">
+              <w:rPr>
+                <w:sz w:val="22"/>
+                <w:szCs w:val="22"/>
+              </w:rPr>
+            </w:rPrChange>
+          </w:rPr>
+          <w:delText>4</w:delText>
+        </w:r>
+      </w:del>
+      <w:r>
+        <w:rPr>
+          <w:rFonts w:ascii="Arial" w:hAnsi="Arial" w:cs="Arial"/>
+          <w:rPrChange w:id="73" w:author="Benjamin Rojas" w:date="2026-10-24T18:41:00Z" w16du:dateUtc="2026-10-24T17:41:00Z">
+            <w:rPr>
+              <w:sz w:val="22"/>
+              <w:szCs w:val="22"/>
+            </w:rPr>
+          </w:rPrChange>
+        </w:rPr>
+        <w:t>. </w:t>
+      </w:r>
+    </w:p>
+    <w:p>
+      <w:pPr>
         <w:jc w:val="both"/>
         <w:rPr>
           <w:sz w:val="22"/>
           <w:szCs w:val="22"/>
         </w:rPr>
       </w:pPr>
+    </w:p>
+    <w:p>
+      <w:pPr>
+        <w:pStyle w:val="Heading2"/>
+        <w:pPrChange w:id="74" w:author="Benjamin Rojas" w:date="2026-10-24T09:42:00Z" w16du:dateUtc="2026-10-24T08:42:00Z">
+          <w:pPr/>
+        </w:pPrChange>
+      </w:pPr>
+      <w:bookmarkStart w:id="75" w:name="_Toc243759601"/>
       <w:r>
-        <w:rPr>
-          <w:sz w:val="22"/>
-          <w:szCs w:val="22"/>
-        </w:rPr>
-        <w:t>Financial markets operate in a geopolitical environment where diplomatic crises, economic sanctions, and armed conflicts increasingly shape investor sentiment and market volatility. The Dow Jones Industrial Average (DJIA), given its composition of industrial, financial, and energy firms, is particularly exposed to these dynamics.</w:t>
+        <w:t>Problem Definition :</w:t>
       </w:r>
-    </w:p>
-    <w:p>
-      <w:pPr>
-        <w:jc w:val="both"/>
-        <w:rPr>
-          <w:sz w:val="22"/>
-          <w:szCs w:val="22"/>
-        </w:rPr>
-      </w:pPr>
+      <w:bookmarkEnd w:id="75"/>
       <w:r>
-        <w:rPr>
-          <w:sz w:val="22"/>
-          <w:szCs w:val="22"/>
-        </w:rPr>
-        <w:t>Traditional volatility models such as GARCH rely almost exclusively on historical price data, treating geopolitical shocks as exogenous noise. However, the growing availability of quantifiable geopolitical risk measures creates an opportunity to test whether external risk factors improve predictive performance. </w:t>
+        <w:t xml:space="preserve"> </w:t>
       </w:r>
-    </w:p>
-    <w:p>
-      <w:pPr>
-        <w:jc w:val="both"/>
-        <w:rPr>
-          <w:sz w:val="22"/>
-          <w:szCs w:val="22"/>
-        </w:rPr>
-      </w:pPr>
-      <w:r>
-        <w:rPr>
-          <w:sz w:val="22"/>
-          <w:szCs w:val="22"/>
-        </w:rPr>
-        <w:t>The Geopolitical Risk Index (GPR), developed by Caldara and Iacoviello (2022), provides a systematic measure of geopolitical uncertainty, while event-based datasets such as GDELT and ACLED offer complementary information on conflict and geopolitical events. Despite this availability, limited evidence exists on whether such indicators add predictive value when combined with modern machine learning techniques.</w:t>
-      </w:r>
-    </w:p>
-    <w:p>
-      <w:pPr>
-        <w:jc w:val="both"/>
-        <w:rPr>
-          <w:sz w:val="22"/>
-          <w:szCs w:val="22"/>
-        </w:rPr>
-      </w:pPr>
-      <w:r>
-        <w:rPr>
-          <w:sz w:val="22"/>
-          <w:szCs w:val="22"/>
-        </w:rPr>
-        <w:t>This project proposes a machine learning approach to predict DJIA volatility using geopolitical risk indicators. The central research question is: Do geopolitical risk indicators improve the predictive accuracy of machine learning models for DJIA volatility compared to a baseline relying solely on historical price data? Specifically, the project aims to predict realized volatility of the DJIA over a five-day horizon using daily data from 201</w:t>
-      </w:r>
-      <w:del w:id="0" w:author="Benjamin Rojas" w:date="2026-10-23T17:00:00Z" w16du:dateUtc="2026-10-23T16:00:00Z">
-        <w:r>
-          <w:rPr>
-            <w:sz w:val="22"/>
-            <w:szCs w:val="22"/>
-          </w:rPr>
-          <w:delText>0</w:delText>
-        </w:r>
-      </w:del>
-      <w:ins w:id="1" w:author="Benjamin Rojas" w:date="2026-10-23T17:00:00Z" w16du:dateUtc="2026-10-23T16:00:00Z">
-        <w:r>
-          <w:rPr>
-            <w:sz w:val="22"/>
-            <w:szCs w:val="22"/>
-          </w:rPr>
-          <w:t>6</w:t>
-        </w:r>
-      </w:ins>
-      <w:r>
-        <w:rPr>
-          <w:sz w:val="22"/>
-          <w:szCs w:val="22"/>
-        </w:rPr>
-        <w:t xml:space="preserve"> to 202</w:t>
-      </w:r>
-      <w:ins w:id="2" w:author="Benjamin Rojas" w:date="2026-10-23T17:00:00Z" w16du:dateUtc="2026-10-23T16:00:00Z">
-        <w:r>
-          <w:rPr>
-            <w:sz w:val="22"/>
-            <w:szCs w:val="22"/>
-          </w:rPr>
-          <w:t>5</w:t>
-        </w:r>
-      </w:ins>
-      <w:del w:id="3" w:author="Benjamin Rojas" w:date="2026-10-23T17:00:00Z" w16du:dateUtc="2026-10-23T16:00:00Z">
-        <w:r>
-          <w:rPr>
-            <w:sz w:val="22"/>
-            <w:szCs w:val="22"/>
-          </w:rPr>
-          <w:delText>4</w:delText>
-        </w:r>
-      </w:del>
-      <w:r>
-        <w:rPr>
-          <w:sz w:val="22"/>
-          <w:szCs w:val="22"/>
-        </w:rPr>
-        <w:t>. </w:t>
-      </w:r>
-    </w:p>
-    <w:p>
-      <w:pPr>
-        <w:jc w:val="both"/>
-        <w:rPr>
-          <w:sz w:val="22"/>
-          <w:szCs w:val="22"/>
-        </w:rPr>
-      </w:pPr>
     </w:p>
     <w:p>
       <w:pPr>
@@ -171,34 +1588,29 @@
           <w:bCs/>
         </w:rPr>
       </w:pPr>
+    </w:p>
+    <w:p>
+      <w:pPr>
+        <w:jc w:val="both"/>
+        <w:rPr>
+          <w:rFonts w:ascii="Arial" w:hAnsi="Arial" w:cs="Arial"/>
+          <w:rPrChange w:id="76" w:author="Benjamin Rojas" w:date="2026-10-24T18:41:00Z" w16du:dateUtc="2026-10-24T17:41:00Z">
+            <w:rPr>
+              <w:sz w:val="22"/>
+              <w:szCs w:val="22"/>
+            </w:rPr>
+          </w:rPrChange>
+        </w:rPr>
+      </w:pPr>
       <w:r>
         <w:rPr>
-          <w:b/>
-          <w:bCs/>
-        </w:rPr>
-        <w:t xml:space="preserve">Problem Definition : </w:t>
-      </w:r>
-    </w:p>
-    <w:p>
-      <w:pPr>
-        <w:rPr>
-          <w:b/>
-          <w:bCs/>
-        </w:rPr>
-      </w:pPr>
-    </w:p>
-    <w:p>
-      <w:pPr>
-        <w:jc w:val="both"/>
-        <w:rPr>
-          <w:sz w:val="22"/>
-          <w:szCs w:val="22"/>
-        </w:rPr>
-      </w:pPr>
-      <w:r>
-        <w:rPr>
-          <w:sz w:val="22"/>
-          <w:szCs w:val="22"/>
+          <w:rFonts w:ascii="Arial" w:hAnsi="Arial" w:cs="Arial"/>
+          <w:rPrChange w:id="77" w:author="Benjamin Rojas" w:date="2026-10-24T18:41:00Z" w16du:dateUtc="2026-10-24T17:41:00Z">
+            <w:rPr>
+              <w:sz w:val="22"/>
+              <w:szCs w:val="22"/>
+            </w:rPr>
+          </w:rPrChange>
         </w:rPr>
         <w:t>The core problem this project addresses is the limited ability of existing volatility forecasting models to incorporate quantifiable geopolitical risk signals when predicting DJIA volatility. Although geopolitical events are widely recognised as drivers of market uncertainty, their information is rarely integrated directly into traditional forecasting frameworks. Traditional volatility models, including ARCH and GARCH, rely primarily on historical price information and may not fully capture external geopolitical signals.</w:t>
       </w:r>
@@ -207,38 +1619,63 @@
       <w:pPr>
         <w:jc w:val="both"/>
         <w:rPr>
-          <w:sz w:val="22"/>
-          <w:szCs w:val="22"/>
+          <w:rFonts w:ascii="Arial" w:hAnsi="Arial" w:cs="Arial"/>
+          <w:rPrChange w:id="78" w:author="Benjamin Rojas" w:date="2026-10-24T18:41:00Z" w16du:dateUtc="2026-10-24T17:41:00Z">
+            <w:rPr>
+              <w:sz w:val="22"/>
+              <w:szCs w:val="22"/>
+            </w:rPr>
+          </w:rPrChange>
         </w:rPr>
       </w:pPr>
       <w:r>
         <w:rPr>
-          <w:sz w:val="22"/>
-          <w:szCs w:val="22"/>
-        </w:rPr>
-        <w:t xml:space="preserve">Failing to address this limitation has direct consequences. Risk managers, portfolio allocators, and financial analysts rely on forecasts that may underestimate volatility during periods of geopolitical tension, leading to suboptimal hedging decisions, inaccurate risk assessments, and unexpected </w:t>
+          <w:rFonts w:ascii="Arial" w:hAnsi="Arial" w:cs="Arial"/>
+          <w:rPrChange w:id="79" w:author="Benjamin Rojas" w:date="2026-10-24T18:41:00Z" w16du:dateUtc="2026-10-24T17:41:00Z">
+            <w:rPr>
+              <w:sz w:val="22"/>
+              <w:szCs w:val="22"/>
+            </w:rPr>
+          </w:rPrChange>
+        </w:rPr>
+        <w:t xml:space="preserve">Failing to address this limitation has direct consequences. Risk managers, portfolio allocators, and financial analysts rely on forecasts that may underestimate volatility during periods of geopolitical tension, leading to suboptimal hedging decisions, inaccurate risk assessments, and unexpected portfolio drawdowns. At the academic </w:t>
       </w:r>
       <w:r>
         <w:rPr>
-          <w:sz w:val="22"/>
-          <w:szCs w:val="22"/>
+          <w:rFonts w:ascii="Arial" w:hAnsi="Arial" w:cs="Arial"/>
+          <w:rPrChange w:id="80" w:author="Benjamin Rojas" w:date="2026-10-24T18:41:00Z" w16du:dateUtc="2026-10-24T17:41:00Z">
+            <w:rPr>
+              <w:sz w:val="22"/>
+              <w:szCs w:val="22"/>
+            </w:rPr>
+          </w:rPrChange>
         </w:rPr>
         <w:lastRenderedPageBreak/>
-        <w:t>portfolio drawdowns. At the academic level, the gap between quantitative geopolitical research and financial risk modelling remains largely unresolved.</w:t>
+        <w:t>level, the gap between quantitative geopolitical research and financial risk modelling remains largely unresolved.</w:t>
       </w:r>
     </w:p>
     <w:p>
       <w:pPr>
         <w:jc w:val="both"/>
         <w:rPr>
-          <w:sz w:val="22"/>
-          <w:szCs w:val="22"/>
+          <w:rFonts w:ascii="Arial" w:hAnsi="Arial" w:cs="Arial"/>
+          <w:rPrChange w:id="81" w:author="Benjamin Rojas" w:date="2026-10-24T18:41:00Z" w16du:dateUtc="2026-10-24T17:41:00Z">
+            <w:rPr>
+              <w:sz w:val="22"/>
+              <w:szCs w:val="22"/>
+            </w:rPr>
+          </w:rPrChange>
         </w:rPr>
       </w:pPr>
       <w:r>
         <w:rPr>
-          <w:sz w:val="22"/>
-          <w:szCs w:val="22"/>
+          <w:rFonts w:ascii="Arial" w:hAnsi="Arial" w:cs="Arial"/>
+          <w:rPrChange w:id="82" w:author="Benjamin Rojas" w:date="2026-10-24T18:41:00Z" w16du:dateUtc="2026-10-24T17:41:00Z">
+            <w:rPr>
+              <w:sz w:val="22"/>
+              <w:szCs w:val="22"/>
+            </w:rPr>
+          </w:rPrChange>
         </w:rPr>
         <w:t>The specific gap addressed by this project is whether incorporating geopolitical risk indicators into machine learning models improves the prediction of DJIA realised volatility compared with models based solely on historical market data.</w:t>
       </w:r>
@@ -256,6 +1693,21 @@
     </w:p>
     <w:p>
       <w:pPr>
+        <w:pStyle w:val="Heading2"/>
+        <w:pPrChange w:id="83" w:author="Benjamin Rojas" w:date="2026-10-24T09:42:00Z" w16du:dateUtc="2026-10-24T08:42:00Z">
+          <w:pPr>
+            <w:jc w:val="both"/>
+          </w:pPr>
+        </w:pPrChange>
+      </w:pPr>
+      <w:bookmarkStart w:id="84" w:name="_Toc243759602"/>
+      <w:r>
+        <w:t>Aim &amp; Objective:</w:t>
+      </w:r>
+      <w:bookmarkEnd w:id="84"/>
+    </w:p>
+    <w:p>
+      <w:pPr>
         <w:jc w:val="both"/>
         <w:rPr>
           <w:b/>
@@ -264,669 +1716,1086 @@
           <w:szCs w:val="22"/>
         </w:rPr>
       </w:pPr>
+    </w:p>
+    <w:p>
+      <w:pPr>
+        <w:jc w:val="both"/>
+        <w:rPr>
+          <w:rFonts w:ascii="Arial" w:hAnsi="Arial" w:cs="Arial"/>
+          <w:rPrChange w:id="85" w:author="Benjamin Rojas" w:date="2026-10-24T18:41:00Z" w16du:dateUtc="2026-10-24T17:41:00Z">
+            <w:rPr>
+              <w:sz w:val="22"/>
+              <w:szCs w:val="22"/>
+            </w:rPr>
+          </w:rPrChange>
+        </w:rPr>
+      </w:pPr>
       <w:r>
         <w:rPr>
+          <w:rFonts w:ascii="Arial" w:hAnsi="Arial" w:cs="Arial"/>
+          <w:rPrChange w:id="86" w:author="Benjamin Rojas" w:date="2026-10-24T18:41:00Z" w16du:dateUtc="2026-10-24T17:41:00Z">
+            <w:rPr>
+              <w:sz w:val="22"/>
+              <w:szCs w:val="22"/>
+            </w:rPr>
+          </w:rPrChange>
+        </w:rPr>
+        <w:t xml:space="preserve">The aim of this project is to evaluate whether geopolitical risk indicators can improve the prediction of DJIA volatility using machine learning models. </w:t>
+      </w:r>
+    </w:p>
+    <w:p>
+      <w:pPr>
+        <w:jc w:val="both"/>
+        <w:rPr>
+          <w:rFonts w:ascii="Arial" w:hAnsi="Arial" w:cs="Arial"/>
+          <w:rPrChange w:id="87" w:author="Benjamin Rojas" w:date="2026-10-24T18:41:00Z" w16du:dateUtc="2026-10-24T17:41:00Z">
+            <w:rPr>
+              <w:sz w:val="22"/>
+              <w:szCs w:val="22"/>
+            </w:rPr>
+          </w:rPrChange>
+        </w:rPr>
+      </w:pPr>
+      <w:r>
+        <w:rPr>
+          <w:rFonts w:ascii="Arial" w:hAnsi="Arial" w:cs="Arial"/>
+          <w:rPrChange w:id="88" w:author="Benjamin Rojas" w:date="2026-10-24T18:41:00Z" w16du:dateUtc="2026-10-24T17:41:00Z">
+            <w:rPr>
+              <w:sz w:val="22"/>
+              <w:szCs w:val="22"/>
+            </w:rPr>
+          </w:rPrChange>
+        </w:rPr>
+        <w:t>1) To achieve this, this study will construct a daily dataset covering the period from 201</w:t>
+      </w:r>
+      <w:ins w:id="89" w:author="Benjamin Rojas" w:date="2026-10-24T09:48:00Z" w16du:dateUtc="2026-10-24T08:48:00Z">
+        <w:r>
+          <w:rPr>
+            <w:rFonts w:ascii="Arial" w:hAnsi="Arial" w:cs="Arial"/>
+            <w:rPrChange w:id="90" w:author="Benjamin Rojas" w:date="2026-10-24T18:41:00Z" w16du:dateUtc="2026-10-24T17:41:00Z">
+              <w:rPr>
+                <w:sz w:val="22"/>
+                <w:szCs w:val="22"/>
+              </w:rPr>
+            </w:rPrChange>
+          </w:rPr>
+          <w:t>6</w:t>
+        </w:r>
+      </w:ins>
+      <w:del w:id="91" w:author="Benjamin Rojas" w:date="2026-10-24T09:48:00Z" w16du:dateUtc="2026-10-24T08:48:00Z">
+        <w:r>
+          <w:rPr>
+            <w:rFonts w:ascii="Arial" w:hAnsi="Arial" w:cs="Arial"/>
+            <w:rPrChange w:id="92" w:author="Benjamin Rojas" w:date="2026-10-24T18:41:00Z" w16du:dateUtc="2026-10-24T17:41:00Z">
+              <w:rPr>
+                <w:sz w:val="22"/>
+                <w:szCs w:val="22"/>
+              </w:rPr>
+            </w:rPrChange>
+          </w:rPr>
+          <w:delText>0</w:delText>
+        </w:r>
+      </w:del>
+      <w:r>
+        <w:rPr>
+          <w:rFonts w:ascii="Arial" w:hAnsi="Arial" w:cs="Arial"/>
+          <w:rPrChange w:id="93" w:author="Benjamin Rojas" w:date="2026-10-24T18:41:00Z" w16du:dateUtc="2026-10-24T17:41:00Z">
+            <w:rPr>
+              <w:sz w:val="22"/>
+              <w:szCs w:val="22"/>
+            </w:rPr>
+          </w:rPrChange>
+        </w:rPr>
+        <w:t xml:space="preserve"> to 202</w:t>
+      </w:r>
+      <w:ins w:id="94" w:author="Benjamin Rojas" w:date="2026-10-24T09:48:00Z" w16du:dateUtc="2026-10-24T08:48:00Z">
+        <w:r>
+          <w:rPr>
+            <w:rFonts w:ascii="Arial" w:hAnsi="Arial" w:cs="Arial"/>
+            <w:rPrChange w:id="95" w:author="Benjamin Rojas" w:date="2026-10-24T18:41:00Z" w16du:dateUtc="2026-10-24T17:41:00Z">
+              <w:rPr>
+                <w:sz w:val="22"/>
+                <w:szCs w:val="22"/>
+              </w:rPr>
+            </w:rPrChange>
+          </w:rPr>
+          <w:t>5</w:t>
+        </w:r>
+      </w:ins>
+      <w:del w:id="96" w:author="Benjamin Rojas" w:date="2026-10-24T09:48:00Z" w16du:dateUtc="2026-10-24T08:48:00Z">
+        <w:r>
+          <w:rPr>
+            <w:rFonts w:ascii="Arial" w:hAnsi="Arial" w:cs="Arial"/>
+            <w:rPrChange w:id="97" w:author="Benjamin Rojas" w:date="2026-10-24T18:41:00Z" w16du:dateUtc="2026-10-24T17:41:00Z">
+              <w:rPr>
+                <w:sz w:val="22"/>
+                <w:szCs w:val="22"/>
+              </w:rPr>
+            </w:rPrChange>
+          </w:rPr>
+          <w:delText>4</w:delText>
+        </w:r>
+      </w:del>
+      <w:r>
+        <w:rPr>
+          <w:rFonts w:ascii="Arial" w:hAnsi="Arial" w:cs="Arial"/>
+          <w:rPrChange w:id="98" w:author="Benjamin Rojas" w:date="2026-10-24T18:41:00Z" w16du:dateUtc="2026-10-24T17:41:00Z">
+            <w:rPr>
+              <w:sz w:val="22"/>
+              <w:szCs w:val="22"/>
+            </w:rPr>
+          </w:rPrChange>
+        </w:rPr>
+        <w:t xml:space="preserve">. </w:t>
+      </w:r>
+    </w:p>
+    <w:p>
+      <w:pPr>
+        <w:jc w:val="both"/>
+        <w:rPr>
+          <w:rFonts w:ascii="Arial" w:hAnsi="Arial" w:cs="Arial"/>
+          <w:rPrChange w:id="99" w:author="Benjamin Rojas" w:date="2026-10-24T18:41:00Z" w16du:dateUtc="2026-10-24T17:41:00Z">
+            <w:rPr>
+              <w:sz w:val="22"/>
+              <w:szCs w:val="22"/>
+            </w:rPr>
+          </w:rPrChange>
+        </w:rPr>
+      </w:pPr>
+      <w:r>
+        <w:rPr>
+          <w:rFonts w:ascii="Arial" w:hAnsi="Arial" w:cs="Arial"/>
+          <w:rPrChange w:id="100" w:author="Benjamin Rojas" w:date="2026-10-24T18:41:00Z" w16du:dateUtc="2026-10-24T17:41:00Z">
+            <w:rPr>
+              <w:sz w:val="22"/>
+              <w:szCs w:val="22"/>
+            </w:rPr>
+          </w:rPrChange>
+        </w:rPr>
+        <w:t xml:space="preserve">2) Based on this dataset, this study will analyse the relationship between geopolitical risk indicators and DJIA volatility patterns to identify predictive patterns. </w:t>
+      </w:r>
+    </w:p>
+    <w:p>
+      <w:pPr>
+        <w:jc w:val="both"/>
+        <w:rPr>
+          <w:rFonts w:ascii="Arial" w:hAnsi="Arial" w:cs="Arial"/>
+          <w:rPrChange w:id="101" w:author="Benjamin Rojas" w:date="2026-10-24T18:41:00Z" w16du:dateUtc="2026-10-24T17:41:00Z">
+            <w:rPr>
+              <w:sz w:val="22"/>
+              <w:szCs w:val="22"/>
+            </w:rPr>
+          </w:rPrChange>
+        </w:rPr>
+      </w:pPr>
+      <w:r>
+        <w:rPr>
+          <w:rFonts w:ascii="Arial" w:hAnsi="Arial" w:cs="Arial"/>
+          <w:rPrChange w:id="102" w:author="Benjamin Rojas" w:date="2026-10-24T18:41:00Z" w16du:dateUtc="2026-10-24T17:41:00Z">
+            <w:rPr>
+              <w:sz w:val="22"/>
+              <w:szCs w:val="22"/>
+            </w:rPr>
+          </w:rPrChange>
+        </w:rPr>
+        <w:t xml:space="preserve">3) Based on these findings, machine learning models  will be developed to forecast five-day realised volatility. </w:t>
+      </w:r>
+    </w:p>
+    <w:p>
+      <w:pPr>
+        <w:jc w:val="both"/>
+        <w:rPr>
+          <w:rFonts w:ascii="Arial" w:hAnsi="Arial" w:cs="Arial"/>
+          <w:rPrChange w:id="103" w:author="Benjamin Rojas" w:date="2026-10-24T18:41:00Z" w16du:dateUtc="2026-10-24T17:41:00Z">
+            <w:rPr>
+              <w:sz w:val="22"/>
+              <w:szCs w:val="22"/>
+            </w:rPr>
+          </w:rPrChange>
+        </w:rPr>
+      </w:pPr>
+      <w:r>
+        <w:rPr>
+          <w:rFonts w:ascii="Arial" w:hAnsi="Arial" w:cs="Arial"/>
+          <w:rPrChange w:id="104" w:author="Benjamin Rojas" w:date="2026-10-24T18:41:00Z" w16du:dateUtc="2026-10-24T17:41:00Z">
+            <w:rPr>
+              <w:sz w:val="22"/>
+              <w:szCs w:val="22"/>
+            </w:rPr>
+          </w:rPrChange>
+        </w:rPr>
+        <w:t>Finally, the predictive performance of models incorporating geopolitical risk indicators will be compared with a baseline model based solely on historical market data</w:t>
+      </w:r>
+    </w:p>
+    <w:p>
+      <w:pPr>
+        <w:jc w:val="both"/>
+        <w:rPr>
+          <w:rFonts w:ascii="Arial" w:hAnsi="Arial" w:cs="Arial"/>
+          <w:rPrChange w:id="105" w:author="Benjamin Rojas" w:date="2026-10-24T18:41:00Z" w16du:dateUtc="2026-10-24T17:41:00Z">
+            <w:rPr>
+              <w:sz w:val="22"/>
+              <w:szCs w:val="22"/>
+            </w:rPr>
+          </w:rPrChange>
+        </w:rPr>
+      </w:pPr>
+      <w:r>
+        <w:rPr>
+          <w:rFonts w:ascii="Arial" w:hAnsi="Arial" w:cs="Arial"/>
+          <w:rPrChange w:id="106" w:author="Benjamin Rojas" w:date="2026-10-24T18:41:00Z" w16du:dateUtc="2026-10-24T17:41:00Z">
+            <w:rPr>
+              <w:sz w:val="22"/>
+              <w:szCs w:val="22"/>
+            </w:rPr>
+          </w:rPrChange>
+        </w:rPr>
+        <w:t>The business objective of this project is to provide financial institutions and risk managers with a replicable framework for incorporating geopolitical risk signals into volatility forecasting supporting more informed hedging and portfolio allocation decisions.</w:t>
+      </w:r>
+    </w:p>
+    <w:p>
+      <w:pPr>
+        <w:jc w:val="both"/>
+        <w:rPr>
+          <w:sz w:val="22"/>
+          <w:szCs w:val="22"/>
+        </w:rPr>
+      </w:pPr>
+    </w:p>
+    <w:p>
+      <w:pPr>
+        <w:pStyle w:val="Heading2"/>
+        <w:pPrChange w:id="107" w:author="Benjamin Rojas" w:date="2026-10-24T09:42:00Z" w16du:dateUtc="2026-10-24T08:42:00Z">
+          <w:pPr>
+            <w:jc w:val="both"/>
+          </w:pPr>
+        </w:pPrChange>
+      </w:pPr>
+      <w:bookmarkStart w:id="108" w:name="_Toc243759603"/>
+      <w:r>
+        <w:t>Scope</w:t>
+      </w:r>
+      <w:r>
+        <w:t>:</w:t>
+      </w:r>
+      <w:bookmarkEnd w:id="108"/>
+    </w:p>
+    <w:p>
+      <w:pPr>
+        <w:jc w:val="both"/>
+        <w:rPr>
+          <w:rFonts w:ascii="Arial" w:hAnsi="Arial" w:cs="Arial"/>
+          <w:rPrChange w:id="109" w:author="Benjamin Rojas" w:date="2026-10-24T18:41:00Z" w16du:dateUtc="2026-10-24T17:41:00Z">
+            <w:rPr>
+              <w:sz w:val="22"/>
+              <w:szCs w:val="22"/>
+            </w:rPr>
+          </w:rPrChange>
+        </w:rPr>
+      </w:pPr>
+    </w:p>
+    <w:p>
+      <w:pPr>
+        <w:jc w:val="both"/>
+        <w:rPr>
+          <w:rFonts w:ascii="Arial" w:hAnsi="Arial" w:cs="Arial"/>
+          <w:rPrChange w:id="110" w:author="Benjamin Rojas" w:date="2026-10-24T18:41:00Z" w16du:dateUtc="2026-10-24T17:41:00Z">
+            <w:rPr>
+              <w:sz w:val="22"/>
+              <w:szCs w:val="22"/>
+            </w:rPr>
+          </w:rPrChange>
+        </w:rPr>
+      </w:pPr>
+      <w:r>
+        <w:rPr>
+          <w:rFonts w:ascii="Arial" w:hAnsi="Arial" w:cs="Arial"/>
+          <w:rPrChange w:id="111" w:author="Benjamin Rojas" w:date="2026-10-24T18:41:00Z" w16du:dateUtc="2026-10-24T17:41:00Z">
+            <w:rPr>
+              <w:sz w:val="22"/>
+              <w:szCs w:val="22"/>
+            </w:rPr>
+          </w:rPrChange>
+        </w:rPr>
+        <w:t>This project focuses on forecasting the realised volatility of the Dow Jones Industrial Average (DJIA) using machine learning models and geopolitical risk indicators.</w:t>
+      </w:r>
+    </w:p>
+    <w:p>
+      <w:pPr>
+        <w:jc w:val="both"/>
+        <w:rPr>
+          <w:rFonts w:ascii="Arial" w:hAnsi="Arial" w:cs="Arial"/>
+          <w:rPrChange w:id="112" w:author="Benjamin Rojas" w:date="2026-10-24T18:41:00Z" w16du:dateUtc="2026-10-24T17:41:00Z">
+            <w:rPr>
+              <w:sz w:val="22"/>
+              <w:szCs w:val="22"/>
+            </w:rPr>
+          </w:rPrChange>
+        </w:rPr>
+      </w:pPr>
+      <w:r>
+        <w:rPr>
+          <w:rFonts w:ascii="Arial" w:hAnsi="Arial" w:cs="Arial"/>
+          <w:rPrChange w:id="113" w:author="Benjamin Rojas" w:date="2026-10-24T18:41:00Z" w16du:dateUtc="2026-10-24T17:41:00Z">
+            <w:rPr>
+              <w:sz w:val="22"/>
+              <w:szCs w:val="22"/>
+            </w:rPr>
+          </w:rPrChange>
+        </w:rPr>
+        <w:t>The analysis will use daily financial and geopolitical data covering the period from 201</w:t>
+      </w:r>
+      <w:ins w:id="114" w:author="Benjamin Rojas" w:date="2026-10-24T09:48:00Z" w16du:dateUtc="2026-10-24T08:48:00Z">
+        <w:r>
+          <w:rPr>
+            <w:rFonts w:ascii="Arial" w:hAnsi="Arial" w:cs="Arial"/>
+            <w:rPrChange w:id="115" w:author="Benjamin Rojas" w:date="2026-10-24T18:41:00Z" w16du:dateUtc="2026-10-24T17:41:00Z">
+              <w:rPr>
+                <w:sz w:val="22"/>
+                <w:szCs w:val="22"/>
+              </w:rPr>
+            </w:rPrChange>
+          </w:rPr>
+          <w:t>6</w:t>
+        </w:r>
+      </w:ins>
+      <w:del w:id="116" w:author="Benjamin Rojas" w:date="2026-10-24T09:48:00Z" w16du:dateUtc="2026-10-24T08:48:00Z">
+        <w:r>
+          <w:rPr>
+            <w:rFonts w:ascii="Arial" w:hAnsi="Arial" w:cs="Arial"/>
+            <w:rPrChange w:id="117" w:author="Benjamin Rojas" w:date="2026-10-24T18:41:00Z" w16du:dateUtc="2026-10-24T17:41:00Z">
+              <w:rPr>
+                <w:sz w:val="22"/>
+                <w:szCs w:val="22"/>
+              </w:rPr>
+            </w:rPrChange>
+          </w:rPr>
+          <w:delText>0</w:delText>
+        </w:r>
+      </w:del>
+      <w:r>
+        <w:rPr>
+          <w:rFonts w:ascii="Arial" w:hAnsi="Arial" w:cs="Arial"/>
+          <w:rPrChange w:id="118" w:author="Benjamin Rojas" w:date="2026-10-24T18:41:00Z" w16du:dateUtc="2026-10-24T17:41:00Z">
+            <w:rPr>
+              <w:sz w:val="22"/>
+              <w:szCs w:val="22"/>
+            </w:rPr>
+          </w:rPrChange>
+        </w:rPr>
+        <w:t xml:space="preserve"> to 202</w:t>
+      </w:r>
+      <w:ins w:id="119" w:author="Benjamin Rojas" w:date="2026-10-24T09:48:00Z" w16du:dateUtc="2026-10-24T08:48:00Z">
+        <w:r>
+          <w:rPr>
+            <w:rFonts w:ascii="Arial" w:hAnsi="Arial" w:cs="Arial"/>
+            <w:rPrChange w:id="120" w:author="Benjamin Rojas" w:date="2026-10-24T18:41:00Z" w16du:dateUtc="2026-10-24T17:41:00Z">
+              <w:rPr>
+                <w:sz w:val="22"/>
+                <w:szCs w:val="22"/>
+              </w:rPr>
+            </w:rPrChange>
+          </w:rPr>
+          <w:t>5.</w:t>
+        </w:r>
+      </w:ins>
+      <w:del w:id="121" w:author="Benjamin Rojas" w:date="2026-10-24T09:48:00Z" w16du:dateUtc="2026-10-24T08:48:00Z">
+        <w:r>
+          <w:rPr>
+            <w:rFonts w:ascii="Arial" w:hAnsi="Arial" w:cs="Arial"/>
+            <w:rPrChange w:id="122" w:author="Benjamin Rojas" w:date="2026-10-24T18:41:00Z" w16du:dateUtc="2026-10-24T17:41:00Z">
+              <w:rPr>
+                <w:sz w:val="22"/>
+                <w:szCs w:val="22"/>
+              </w:rPr>
+            </w:rPrChange>
+          </w:rPr>
+          <w:delText>4</w:delText>
+        </w:r>
+      </w:del>
+    </w:p>
+    <w:p>
+      <w:pPr>
+        <w:jc w:val="both"/>
+        <w:rPr>
+          <w:rFonts w:ascii="Arial" w:hAnsi="Arial" w:cs="Arial"/>
+          <w:rPrChange w:id="123" w:author="Benjamin Rojas" w:date="2026-10-24T18:41:00Z" w16du:dateUtc="2026-10-24T17:41:00Z">
+            <w:rPr>
+              <w:sz w:val="22"/>
+              <w:szCs w:val="22"/>
+            </w:rPr>
+          </w:rPrChange>
+        </w:rPr>
+      </w:pPr>
+      <w:r>
+        <w:rPr>
+          <w:rFonts w:ascii="Arial" w:hAnsi="Arial" w:cs="Arial"/>
+          <w:rPrChange w:id="124" w:author="Benjamin Rojas" w:date="2026-10-24T18:41:00Z" w16du:dateUtc="2026-10-24T17:41:00Z">
+            <w:rPr>
+              <w:sz w:val="22"/>
+              <w:szCs w:val="22"/>
+            </w:rPr>
+          </w:rPrChange>
+        </w:rPr>
+        <w:t>It will integrate three open-source geopolitical risk indicators: the Geopolitical Risk Index (GPR), GDELT and ACLED datasets. The project will include data collection, exploratory analysis, feature preparation, model development and performance evaluation against a baseline model based solely on historical market data.</w:t>
+      </w:r>
+    </w:p>
+    <w:p>
+      <w:pPr>
+        <w:jc w:val="both"/>
+        <w:rPr>
+          <w:rFonts w:ascii="Arial" w:hAnsi="Arial" w:cs="Arial"/>
+          <w:rPrChange w:id="125" w:author="Benjamin Rojas" w:date="2026-10-24T18:41:00Z" w16du:dateUtc="2026-10-24T17:41:00Z">
+            <w:rPr>
+              <w:sz w:val="22"/>
+              <w:szCs w:val="22"/>
+            </w:rPr>
+          </w:rPrChange>
+        </w:rPr>
+      </w:pPr>
+      <w:r>
+        <w:rPr>
+          <w:rFonts w:ascii="Arial" w:hAnsi="Arial" w:cs="Arial"/>
+          <w:rPrChange w:id="126" w:author="Benjamin Rojas" w:date="2026-10-24T18:41:00Z" w16du:dateUtc="2026-10-24T17:41:00Z">
+            <w:rPr>
+              <w:sz w:val="22"/>
+              <w:szCs w:val="22"/>
+            </w:rPr>
+          </w:rPrChange>
+        </w:rPr>
+        <w:lastRenderedPageBreak/>
+        <w:t>The work will be distributed across two semesters: the first will focus on theoretical foundations, literature review, and data collection and cleaning, while the second will cover feature engineering, model development, evaluation, and final reporting</w:t>
+      </w:r>
+    </w:p>
+    <w:p>
+      <w:pPr>
+        <w:jc w:val="both"/>
+        <w:rPr>
+          <w:sz w:val="22"/>
+          <w:szCs w:val="22"/>
+        </w:rPr>
+      </w:pPr>
+      <w:r>
+        <w:rPr>
+          <w:rFonts w:ascii="Arial" w:hAnsi="Arial" w:cs="Arial"/>
+          <w:rPrChange w:id="127" w:author="Benjamin Rojas" w:date="2026-10-24T18:41:00Z" w16du:dateUtc="2026-10-24T17:41:00Z">
+            <w:rPr>
+              <w:sz w:val="22"/>
+              <w:szCs w:val="22"/>
+            </w:rPr>
+          </w:rPrChange>
+        </w:rPr>
+        <w:t>The scope is limited to the DJIA and does not extend to other equity indices, individual stocks, commodities, foreign exchange markets or cryptocurrency assets. The project aims to predict realised volatility over a five-day horizon and does not attempt to forecast market direction, asset prices or trading signals. Additionally, the study will evaluate predictive performance rather than investigate causal relationships between geopolitical events and market behaviour.</w:t>
+      </w:r>
+    </w:p>
+    <w:p>
+      <w:pPr>
+        <w:jc w:val="both"/>
+        <w:rPr>
+          <w:sz w:val="22"/>
+          <w:szCs w:val="22"/>
+        </w:rPr>
+      </w:pPr>
+    </w:p>
+    <w:p>
+      <w:pPr>
+        <w:pStyle w:val="Heading2"/>
+        <w:rPr>
+          <w:ins w:id="128" w:author="Benjamin Rojas" w:date="2026-10-24T09:43:00Z" w16du:dateUtc="2026-10-24T08:43:00Z"/>
+        </w:rPr>
+      </w:pPr>
+      <w:bookmarkStart w:id="129" w:name="_Toc243759604"/>
+      <w:r>
+        <w:t>Methodology</w:t>
+      </w:r>
+      <w:r>
+        <w:t>:</w:t>
+      </w:r>
+      <w:bookmarkEnd w:id="129"/>
+    </w:p>
+    <w:p>
+      <w:pPr>
+        <w:jc w:val="both"/>
+        <w:rPr>
+          <w:ins w:id="130" w:author="Benjamin Rojas" w:date="2026-10-24T13:34:00Z" w16du:dateUtc="2026-10-24T12:34:00Z"/>
+          <w:rFonts w:ascii="Arial" w:hAnsi="Arial" w:cs="Arial"/>
+          <w:rPrChange w:id="131" w:author="Benjamin Rojas" w:date="2026-10-24T18:42:00Z" w16du:dateUtc="2026-10-24T17:42:00Z">
+            <w:rPr>
+              <w:ins w:id="132" w:author="Benjamin Rojas" w:date="2026-10-24T13:34:00Z" w16du:dateUtc="2026-10-24T12:34:00Z"/>
+            </w:rPr>
+          </w:rPrChange>
+        </w:rPr>
+      </w:pPr>
+    </w:p>
+    <w:p>
+      <w:pPr>
+        <w:jc w:val="both"/>
+        <w:rPr>
+          <w:ins w:id="133" w:author="Benjamin Rojas" w:date="2026-10-23T17:52:00Z" w16du:dateUtc="2026-10-23T16:52:00Z"/>
+          <w:rFonts w:ascii="Arial" w:hAnsi="Arial" w:cs="Arial"/>
+          <w:rPrChange w:id="134" w:author="Benjamin Rojas" w:date="2026-10-24T18:42:00Z" w16du:dateUtc="2026-10-24T17:42:00Z">
+            <w:rPr>
+              <w:ins w:id="135" w:author="Benjamin Rojas" w:date="2026-10-23T17:52:00Z" w16du:dateUtc="2026-10-23T16:52:00Z"/>
+              <w:sz w:val="22"/>
+              <w:szCs w:val="22"/>
+            </w:rPr>
+          </w:rPrChange>
+        </w:rPr>
+      </w:pPr>
+      <w:ins w:id="136" w:author="Benjamin Rojas" w:date="2026-10-23T17:23:00Z" w16du:dateUtc="2026-10-23T16:23:00Z">
+        <w:r>
+          <w:rPr>
+            <w:rFonts w:ascii="Arial" w:hAnsi="Arial" w:cs="Arial"/>
+            <w:rPrChange w:id="137" w:author="Benjamin Rojas" w:date="2026-10-24T18:42:00Z" w16du:dateUtc="2026-10-24T17:42:00Z">
+              <w:rPr>
+                <w:b/>
+                <w:bCs/>
+                <w:sz w:val="22"/>
+                <w:szCs w:val="22"/>
+              </w:rPr>
+            </w:rPrChange>
+          </w:rPr>
+          <w:t xml:space="preserve">This </w:t>
+        </w:r>
+        <w:r>
+          <w:rPr>
+            <w:rFonts w:ascii="Arial" w:hAnsi="Arial" w:cs="Arial"/>
+            <w:rPrChange w:id="138" w:author="Benjamin Rojas" w:date="2026-10-24T18:42:00Z" w16du:dateUtc="2026-10-24T17:42:00Z">
+              <w:rPr>
+                <w:sz w:val="22"/>
+                <w:szCs w:val="22"/>
+              </w:rPr>
+            </w:rPrChange>
+          </w:rPr>
+          <w:t>project will adopt a data analytics and supervised machine learning ap</w:t>
+        </w:r>
+      </w:ins>
+      <w:ins w:id="139" w:author="Benjamin Rojas" w:date="2026-10-23T17:24:00Z" w16du:dateUtc="2026-10-23T16:24:00Z">
+        <w:r>
+          <w:rPr>
+            <w:rFonts w:ascii="Arial" w:hAnsi="Arial" w:cs="Arial"/>
+            <w:rPrChange w:id="140" w:author="Benjamin Rojas" w:date="2026-10-24T18:42:00Z" w16du:dateUtc="2026-10-24T17:42:00Z">
+              <w:rPr>
+                <w:sz w:val="22"/>
+                <w:szCs w:val="22"/>
+              </w:rPr>
+            </w:rPrChange>
+          </w:rPr>
+          <w:t xml:space="preserve">proach to evaluate whether geopolitical risk indicators improve the prediction of DJIA volatility. </w:t>
+        </w:r>
+      </w:ins>
+      <w:ins w:id="141" w:author="Benjamin Rojas" w:date="2026-10-23T17:25:00Z" w16du:dateUtc="2026-10-23T16:25:00Z">
+        <w:r>
+          <w:rPr>
+            <w:rFonts w:ascii="Arial" w:hAnsi="Arial" w:cs="Arial"/>
+            <w:rPrChange w:id="142" w:author="Benjamin Rojas" w:date="2026-10-24T18:42:00Z" w16du:dateUtc="2026-10-24T17:42:00Z">
+              <w:rPr>
+                <w:sz w:val="22"/>
+                <w:szCs w:val="22"/>
+              </w:rPr>
+            </w:rPrChange>
+          </w:rPr>
+          <w:t>The study will combine financial and geopolitical datasets covering the period from 2016 to 2025</w:t>
+        </w:r>
+      </w:ins>
+      <w:ins w:id="143" w:author="Benjamin Rojas" w:date="2026-10-23T17:28:00Z" w16du:dateUtc="2026-10-23T16:28:00Z">
+        <w:r>
+          <w:rPr>
+            <w:rFonts w:ascii="Arial" w:hAnsi="Arial" w:cs="Arial"/>
+            <w:rPrChange w:id="144" w:author="Benjamin Rojas" w:date="2026-10-24T18:42:00Z" w16du:dateUtc="2026-10-24T17:42:00Z">
+              <w:rPr>
+                <w:sz w:val="22"/>
+                <w:szCs w:val="22"/>
+              </w:rPr>
+            </w:rPrChange>
+          </w:rPr>
+          <w:t xml:space="preserve">. </w:t>
+        </w:r>
+      </w:ins>
+      <w:ins w:id="145" w:author="Benjamin Rojas" w:date="2026-10-23T17:28:00Z">
+        <w:r>
+          <w:rPr>
+            <w:rFonts w:ascii="Arial" w:hAnsi="Arial" w:cs="Arial"/>
+            <w:rPrChange w:id="146" w:author="Benjamin Rojas" w:date="2026-10-24T18:42:00Z" w16du:dateUtc="2026-10-24T17:42:00Z">
+              <w:rPr>
+                <w:sz w:val="22"/>
+                <w:szCs w:val="22"/>
+              </w:rPr>
+            </w:rPrChange>
+          </w:rPr>
+          <w:t xml:space="preserve">Financial </w:t>
+        </w:r>
+      </w:ins>
+      <w:ins w:id="147" w:author="Benjamin Rojas" w:date="2026-10-23T17:48:00Z" w16du:dateUtc="2026-10-23T16:48:00Z">
+        <w:r>
+          <w:rPr>
+            <w:rFonts w:ascii="Arial" w:hAnsi="Arial" w:cs="Arial"/>
+            <w:rPrChange w:id="148" w:author="Benjamin Rojas" w:date="2026-10-24T18:42:00Z" w16du:dateUtc="2026-10-24T17:42:00Z">
+              <w:rPr>
+                <w:sz w:val="22"/>
+                <w:szCs w:val="22"/>
+              </w:rPr>
+            </w:rPrChange>
+          </w:rPr>
+          <w:t xml:space="preserve">market </w:t>
+        </w:r>
+      </w:ins>
+      <w:ins w:id="149" w:author="Benjamin Rojas" w:date="2026-10-23T17:28:00Z">
+        <w:r>
+          <w:rPr>
+            <w:rFonts w:ascii="Arial" w:hAnsi="Arial" w:cs="Arial"/>
+            <w:rPrChange w:id="150" w:author="Benjamin Rojas" w:date="2026-10-24T18:42:00Z" w16du:dateUtc="2026-10-24T17:42:00Z">
+              <w:rPr>
+                <w:sz w:val="22"/>
+                <w:szCs w:val="22"/>
+              </w:rPr>
+            </w:rPrChange>
+          </w:rPr>
+          <w:t>data</w:t>
+        </w:r>
+      </w:ins>
+      <w:ins w:id="151" w:author="Benjamin Rojas" w:date="2026-10-23T17:48:00Z" w16du:dateUtc="2026-10-23T16:48:00Z">
+        <w:r>
+          <w:rPr>
+            <w:rFonts w:ascii="Arial" w:hAnsi="Arial" w:cs="Arial"/>
+            <w:rPrChange w:id="152" w:author="Benjamin Rojas" w:date="2026-10-24T18:42:00Z" w16du:dateUtc="2026-10-24T17:42:00Z">
+              <w:rPr>
+                <w:sz w:val="22"/>
+                <w:szCs w:val="22"/>
+              </w:rPr>
+            </w:rPrChange>
+          </w:rPr>
+          <w:t>, including DJIA pr</w:t>
+        </w:r>
+      </w:ins>
+      <w:ins w:id="153" w:author="Benjamin Rojas" w:date="2026-10-23T17:49:00Z" w16du:dateUtc="2026-10-23T16:49:00Z">
+        <w:r>
+          <w:rPr>
+            <w:rFonts w:ascii="Arial" w:hAnsi="Arial" w:cs="Arial"/>
+            <w:rPrChange w:id="154" w:author="Benjamin Rojas" w:date="2026-10-24T18:42:00Z" w16du:dateUtc="2026-10-24T17:42:00Z">
+              <w:rPr>
+                <w:sz w:val="22"/>
+                <w:szCs w:val="22"/>
+              </w:rPr>
+            </w:rPrChange>
+          </w:rPr>
+          <w:t xml:space="preserve">ices, </w:t>
+        </w:r>
+      </w:ins>
+      <w:ins w:id="155" w:author="Benjamin Rojas" w:date="2026-10-23T17:48:00Z" w16du:dateUtc="2026-10-23T16:48:00Z">
+        <w:r>
+          <w:rPr>
+            <w:rFonts w:ascii="Arial" w:hAnsi="Arial" w:cs="Arial"/>
+            <w:rPrChange w:id="156" w:author="Benjamin Rojas" w:date="2026-10-24T18:42:00Z" w16du:dateUtc="2026-10-24T17:42:00Z">
+              <w:rPr>
+                <w:sz w:val="22"/>
+                <w:szCs w:val="22"/>
+              </w:rPr>
+            </w:rPrChange>
+          </w:rPr>
+          <w:t xml:space="preserve"> </w:t>
+        </w:r>
+      </w:ins>
+      <w:ins w:id="157" w:author="Benjamin Rojas" w:date="2026-10-23T17:28:00Z">
+        <w:r>
+          <w:rPr>
+            <w:rFonts w:ascii="Arial" w:hAnsi="Arial" w:cs="Arial"/>
+            <w:rPrChange w:id="158" w:author="Benjamin Rojas" w:date="2026-10-24T18:42:00Z" w16du:dateUtc="2026-10-24T17:42:00Z">
+              <w:rPr>
+                <w:sz w:val="22"/>
+                <w:szCs w:val="22"/>
+              </w:rPr>
+            </w:rPrChange>
+          </w:rPr>
+          <w:t>will be obtained from Yahoo Finance</w:t>
+        </w:r>
+      </w:ins>
+      <w:ins w:id="159" w:author="Benjamin Rojas" w:date="2026-10-23T17:49:00Z" w16du:dateUtc="2026-10-23T16:49:00Z">
+        <w:r>
+          <w:rPr>
+            <w:rFonts w:ascii="Arial" w:hAnsi="Arial" w:cs="Arial"/>
+            <w:rPrChange w:id="160" w:author="Benjamin Rojas" w:date="2026-10-24T18:42:00Z" w16du:dateUtc="2026-10-24T17:42:00Z">
+              <w:rPr>
+                <w:sz w:val="22"/>
+                <w:szCs w:val="22"/>
+              </w:rPr>
+            </w:rPrChange>
+          </w:rPr>
+          <w:t xml:space="preserve">, while market risk indicators such as the VIX will be sourced from </w:t>
+        </w:r>
+      </w:ins>
+      <w:ins w:id="161" w:author="Benjamin Rojas" w:date="2026-10-23T17:28:00Z">
+        <w:r>
+          <w:rPr>
+            <w:rFonts w:ascii="Arial" w:hAnsi="Arial" w:cs="Arial"/>
+            <w:rPrChange w:id="162" w:author="Benjamin Rojas" w:date="2026-10-24T18:42:00Z" w16du:dateUtc="2026-10-24T17:42:00Z">
+              <w:rPr>
+                <w:sz w:val="22"/>
+                <w:szCs w:val="22"/>
+              </w:rPr>
+            </w:rPrChange>
+          </w:rPr>
+          <w:t>FRED</w:t>
+        </w:r>
+      </w:ins>
+      <w:ins w:id="163" w:author="Benjamin Rojas" w:date="2026-10-23T17:50:00Z" w16du:dateUtc="2026-10-23T16:50:00Z">
+        <w:r>
+          <w:rPr>
+            <w:rFonts w:ascii="Arial" w:hAnsi="Arial" w:cs="Arial"/>
+            <w:rPrChange w:id="164" w:author="Benjamin Rojas" w:date="2026-10-24T18:42:00Z" w16du:dateUtc="2026-10-24T17:42:00Z">
+              <w:rPr>
+                <w:sz w:val="22"/>
+                <w:szCs w:val="22"/>
+              </w:rPr>
+            </w:rPrChange>
+          </w:rPr>
+          <w:t xml:space="preserve">. </w:t>
+        </w:r>
+      </w:ins>
+      <w:ins w:id="165" w:author="Benjamin Rojas" w:date="2026-10-23T17:50:00Z">
+        <w:r>
+          <w:rPr>
+            <w:rFonts w:ascii="Arial" w:hAnsi="Arial" w:cs="Arial"/>
+            <w:rPrChange w:id="166" w:author="Benjamin Rojas" w:date="2026-10-24T18:42:00Z" w16du:dateUtc="2026-10-24T17:42:00Z">
+              <w:rPr>
+                <w:sz w:val="22"/>
+                <w:szCs w:val="22"/>
+              </w:rPr>
+            </w:rPrChange>
+          </w:rPr>
+          <w:t>Geopolitical information will be gathered from the Geopolitical Risk Index (GPR), developed by Dario Caldara and Matteo Iacoviello, together with event-based datasets from GDELT and ACLED, which provide information on geopolitical events, conflict activity and fatalities.</w:t>
+        </w:r>
+      </w:ins>
+    </w:p>
+    <w:p>
+      <w:pPr>
+        <w:jc w:val="both"/>
+        <w:rPr>
+          <w:ins w:id="167" w:author="Benjamin Rojas" w:date="2026-10-23T17:55:00Z" w16du:dateUtc="2026-10-23T16:55:00Z"/>
+          <w:rFonts w:ascii="Arial" w:hAnsi="Arial" w:cs="Arial"/>
+          <w:rPrChange w:id="168" w:author="Benjamin Rojas" w:date="2026-10-24T18:42:00Z" w16du:dateUtc="2026-10-24T17:42:00Z">
+            <w:rPr>
+              <w:ins w:id="169" w:author="Benjamin Rojas" w:date="2026-10-23T17:55:00Z" w16du:dateUtc="2026-10-23T16:55:00Z"/>
+              <w:sz w:val="22"/>
+              <w:szCs w:val="22"/>
+            </w:rPr>
+          </w:rPrChange>
+        </w:rPr>
+      </w:pPr>
+      <w:ins w:id="170" w:author="Benjamin Rojas" w:date="2026-10-23T17:52:00Z" w16du:dateUtc="2026-10-23T16:52:00Z">
+        <w:r>
+          <w:rPr>
+            <w:rFonts w:ascii="Arial" w:hAnsi="Arial" w:cs="Arial"/>
+            <w:rPrChange w:id="171" w:author="Benjamin Rojas" w:date="2026-10-24T18:42:00Z" w16du:dateUtc="2026-10-24T17:42:00Z">
+              <w:rPr>
+                <w:sz w:val="22"/>
+                <w:szCs w:val="22"/>
+              </w:rPr>
+            </w:rPrChange>
+          </w:rPr>
+          <w:br/>
+        </w:r>
+      </w:ins>
+      <w:ins w:id="172" w:author="Benjamin Rojas" w:date="2026-10-23T17:52:00Z">
+        <w:r>
+          <w:rPr>
+            <w:rFonts w:ascii="Arial" w:hAnsi="Arial" w:cs="Arial"/>
+            <w:rPrChange w:id="173" w:author="Benjamin Rojas" w:date="2026-10-24T18:42:00Z" w16du:dateUtc="2026-10-24T17:42:00Z">
+              <w:rPr>
+                <w:sz w:val="22"/>
+                <w:szCs w:val="22"/>
+              </w:rPr>
+            </w:rPrChange>
+          </w:rPr>
+          <w:t>Following data collection, the datasets will be cleaned, standardised and integrated into a single analytical dataset. Exploratory Data Analysis (EDA) will be conducted to identify trends, distributions, correlations and potential anomalies. Feature engineering techniques may be applied to create variables representing geopolitical risk conditions, conflict activity, news sentiment and market uncertainty.</w:t>
+        </w:r>
+      </w:ins>
+    </w:p>
+    <w:p>
+      <w:pPr>
+        <w:jc w:val="both"/>
+        <w:rPr>
+          <w:ins w:id="174" w:author="Benjamin Rojas" w:date="2026-10-24T16:05:00Z"/>
+          <w:rFonts w:ascii="Arial" w:hAnsi="Arial" w:cs="Arial"/>
+          <w:rPrChange w:id="175" w:author="Benjamin Rojas" w:date="2026-10-24T18:42:00Z" w16du:dateUtc="2026-10-24T17:42:00Z">
+            <w:rPr>
+              <w:ins w:id="176" w:author="Benjamin Rojas" w:date="2026-10-24T16:05:00Z"/>
+              <w:sz w:val="22"/>
+              <w:szCs w:val="22"/>
+            </w:rPr>
+          </w:rPrChange>
+        </w:rPr>
+      </w:pPr>
+      <w:ins w:id="177" w:author="Benjamin Rojas" w:date="2026-10-23T17:55:00Z" w16du:dateUtc="2026-10-23T16:55:00Z">
+        <w:r>
+          <w:rPr>
+            <w:rFonts w:ascii="Arial" w:hAnsi="Arial" w:cs="Arial"/>
+            <w:rPrChange w:id="178" w:author="Benjamin Rojas" w:date="2026-10-24T18:42:00Z" w16du:dateUtc="2026-10-24T17:42:00Z">
+              <w:rPr>
+                <w:sz w:val="22"/>
+                <w:szCs w:val="22"/>
+              </w:rPr>
+            </w:rPrChange>
+          </w:rPr>
+          <w:t>The target variable</w:t>
+        </w:r>
+      </w:ins>
+      <w:ins w:id="179" w:author="Benjamin Rojas" w:date="2026-10-23T17:56:00Z" w16du:dateUtc="2026-10-23T16:56:00Z">
+        <w:r>
+          <w:rPr>
+            <w:rFonts w:ascii="Arial" w:hAnsi="Arial" w:cs="Arial"/>
+            <w:rPrChange w:id="180" w:author="Benjamin Rojas" w:date="2026-10-24T18:42:00Z" w16du:dateUtc="2026-10-24T17:42:00Z">
+              <w:rPr>
+                <w:sz w:val="22"/>
+                <w:szCs w:val="22"/>
+              </w:rPr>
+            </w:rPrChange>
+          </w:rPr>
+          <w:t xml:space="preserve"> is the realised volatility of the DJIA over a five-day horizon. </w:t>
+        </w:r>
+      </w:ins>
+      <w:ins w:id="181" w:author="Benjamin Rojas" w:date="2026-10-23T17:55:00Z">
+        <w:r>
+          <w:rPr>
+            <w:rFonts w:ascii="Arial" w:hAnsi="Arial" w:cs="Arial"/>
+            <w:rPrChange w:id="182" w:author="Benjamin Rojas" w:date="2026-10-24T18:42:00Z" w16du:dateUtc="2026-10-24T17:42:00Z">
+              <w:rPr>
+                <w:sz w:val="22"/>
+                <w:szCs w:val="22"/>
+              </w:rPr>
+            </w:rPrChange>
+          </w:rPr>
+          <w:t>As the target variable is expected to be a continuous measure of realised DJIA volatility, the project will primarily explore supervised regression techniques</w:t>
+        </w:r>
+      </w:ins>
+      <w:ins w:id="183" w:author="Benjamin Rojas" w:date="2026-10-23T17:56:00Z" w16du:dateUtc="2026-10-23T16:56:00Z">
+        <w:r>
+          <w:rPr>
+            <w:rFonts w:ascii="Arial" w:hAnsi="Arial" w:cs="Arial"/>
+            <w:rPrChange w:id="184" w:author="Benjamin Rojas" w:date="2026-10-24T18:42:00Z" w16du:dateUtc="2026-10-24T17:42:00Z">
+              <w:rPr>
+                <w:sz w:val="22"/>
+                <w:szCs w:val="22"/>
+              </w:rPr>
+            </w:rPrChange>
+          </w:rPr>
+          <w:t xml:space="preserve">.  </w:t>
+        </w:r>
+      </w:ins>
+      <w:ins w:id="185" w:author="Benjamin Rojas" w:date="2026-10-23T17:57:00Z">
+        <w:r>
+          <w:rPr>
+            <w:rFonts w:ascii="Arial" w:hAnsi="Arial" w:cs="Arial"/>
+            <w:rPrChange w:id="186" w:author="Benjamin Rojas" w:date="2026-10-24T18:42:00Z" w16du:dateUtc="2026-10-24T17:42:00Z">
+              <w:rPr>
+                <w:sz w:val="22"/>
+                <w:szCs w:val="22"/>
+              </w:rPr>
+            </w:rPrChange>
+          </w:rPr>
+          <w:t>Several methods covered during the programme, including Linear Regression, Decision Trees, Random Forests and K-Nearest Neighbours (KNN), may be evaluated</w:t>
+        </w:r>
+      </w:ins>
+      <w:ins w:id="187" w:author="Benjamin Rojas" w:date="2026-10-24T09:50:00Z" w16du:dateUtc="2026-10-24T08:50:00Z">
+        <w:r>
+          <w:rPr>
+            <w:rFonts w:ascii="Arial" w:hAnsi="Arial" w:cs="Arial"/>
+            <w:rPrChange w:id="188" w:author="Benjamin Rojas" w:date="2026-10-24T18:42:00Z" w16du:dateUtc="2026-10-24T17:42:00Z">
+              <w:rPr>
+                <w:sz w:val="22"/>
+                <w:szCs w:val="22"/>
+              </w:rPr>
+            </w:rPrChange>
+          </w:rPr>
+          <w:t xml:space="preserve">. </w:t>
+        </w:r>
+      </w:ins>
+      <w:ins w:id="189" w:author="Benjamin Rojas" w:date="2026-10-24T16:05:00Z">
+        <w:r>
+          <w:rPr>
+            <w:rFonts w:ascii="Arial" w:hAnsi="Arial" w:cs="Arial"/>
+            <w:rPrChange w:id="190" w:author="Benjamin Rojas" w:date="2026-10-24T18:42:00Z" w16du:dateUtc="2026-10-24T17:42:00Z">
+              <w:rPr>
+                <w:sz w:val="22"/>
+                <w:szCs w:val="22"/>
+              </w:rPr>
+            </w:rPrChange>
+          </w:rPr>
+          <w:t>Random Forest, Linear Regression, Decision Trees and KNN will be evaluated, with final model selection based on performance and suitability for the dataset.</w:t>
+        </w:r>
+      </w:ins>
+    </w:p>
+    <w:p>
+      <w:pPr>
+        <w:jc w:val="both"/>
+        <w:rPr>
+          <w:ins w:id="191" w:author="Benjamin Rojas" w:date="2026-10-23T17:59:00Z"/>
+          <w:rFonts w:ascii="Arial" w:hAnsi="Arial" w:cs="Arial"/>
+          <w:rPrChange w:id="192" w:author="Benjamin Rojas" w:date="2026-10-24T18:42:00Z" w16du:dateUtc="2026-10-24T17:42:00Z">
+            <w:rPr>
+              <w:ins w:id="193" w:author="Benjamin Rojas" w:date="2026-10-23T17:59:00Z"/>
+              <w:sz w:val="22"/>
+              <w:szCs w:val="22"/>
+            </w:rPr>
+          </w:rPrChange>
+        </w:rPr>
+      </w:pPr>
+      <w:ins w:id="194" w:author="Benjamin Rojas" w:date="2026-10-23T17:58:00Z" w16du:dateUtc="2026-10-23T16:58:00Z">
+        <w:r>
+          <w:rPr>
+            <w:rFonts w:ascii="Arial" w:hAnsi="Arial" w:cs="Arial"/>
+            <w:rPrChange w:id="195" w:author="Benjamin Rojas" w:date="2026-10-24T18:42:00Z" w16du:dateUtc="2026-10-24T17:42:00Z">
+              <w:rPr>
+                <w:sz w:val="22"/>
+                <w:szCs w:val="22"/>
+              </w:rPr>
+            </w:rPrChange>
+          </w:rPr>
+          <w:t xml:space="preserve">To ensure model robustness the project will be </w:t>
+        </w:r>
+      </w:ins>
+      <w:ins w:id="196" w:author="Benjamin Rojas" w:date="2026-10-23T17:59:00Z" w16du:dateUtc="2026-10-23T16:59:00Z">
+        <w:r>
+          <w:rPr>
+            <w:rFonts w:ascii="Arial" w:hAnsi="Arial" w:cs="Arial"/>
+            <w:rPrChange w:id="197" w:author="Benjamin Rojas" w:date="2026-10-24T18:42:00Z" w16du:dateUtc="2026-10-24T17:42:00Z">
+              <w:rPr>
+                <w:sz w:val="22"/>
+                <w:szCs w:val="22"/>
+              </w:rPr>
+            </w:rPrChange>
+          </w:rPr>
+          <w:t xml:space="preserve">assessed using Cros Validation techniques. </w:t>
+        </w:r>
+      </w:ins>
+      <w:ins w:id="198" w:author="Benjamin Rojas" w:date="2026-10-23T17:59:00Z">
+        <w:r>
+          <w:rPr>
+            <w:rFonts w:ascii="Arial" w:hAnsi="Arial" w:cs="Arial"/>
+            <w:rPrChange w:id="199" w:author="Benjamin Rojas" w:date="2026-10-24T18:42:00Z" w16du:dateUtc="2026-10-24T17:42:00Z">
+              <w:rPr>
+                <w:sz w:val="22"/>
+                <w:szCs w:val="22"/>
+              </w:rPr>
+            </w:rPrChange>
+          </w:rPr>
+          <w:t>Since the project focuses on a regression problem, performance is expected to be evaluated using Mean Absolute Error (MAE), Root Mean Squared Error (RMSE) and R-squared (R²). The analysis is expected to be conducted using Python, Pandas, Scikit-learn and Jupyter Notebook.</w:t>
+        </w:r>
+      </w:ins>
+    </w:p>
+    <w:p>
+      <w:pPr>
+        <w:jc w:val="both"/>
+        <w:rPr>
+          <w:ins w:id="200" w:author="Benjamin Rojas" w:date="2026-10-23T17:55:00Z"/>
+          <w:sz w:val="22"/>
+          <w:szCs w:val="22"/>
+        </w:rPr>
+      </w:pPr>
+    </w:p>
+    <w:p>
+      <w:pPr>
+        <w:jc w:val="both"/>
+        <w:rPr>
+          <w:ins w:id="201" w:author="Benjamin Rojas" w:date="2026-10-24T13:34:00Z" w16du:dateUtc="2026-10-24T12:34:00Z"/>
+          <w:sz w:val="22"/>
+          <w:szCs w:val="22"/>
+        </w:rPr>
+      </w:pPr>
+    </w:p>
+    <w:p>
+      <w:pPr>
+        <w:jc w:val="both"/>
+        <w:rPr>
+          <w:ins w:id="202" w:author="Benjamin Rojas" w:date="2026-10-24T13:34:00Z" w16du:dateUtc="2026-10-24T12:34:00Z"/>
+          <w:sz w:val="22"/>
+          <w:szCs w:val="22"/>
+        </w:rPr>
+      </w:pPr>
+    </w:p>
+    <w:p>
+      <w:pPr>
+        <w:jc w:val="both"/>
+        <w:rPr>
+          <w:ins w:id="203" w:author="Benjamin Rojas" w:date="2026-10-24T09:45:00Z" w16du:dateUtc="2026-10-24T08:45:00Z"/>
+          <w:sz w:val="22"/>
+          <w:szCs w:val="22"/>
+        </w:rPr>
+      </w:pPr>
+    </w:p>
+    <w:p>
+      <w:pPr>
+        <w:pStyle w:val="Heading3"/>
+        <w:rPr>
+          <w:ins w:id="204" w:author="Benjamin Rojas" w:date="2026-10-24T15:15:00Z" w16du:dateUtc="2026-10-24T14:15:00Z"/>
+        </w:rPr>
+        <w:pPrChange w:id="205" w:author="Benjamin Rojas" w:date="2026-10-24T15:15:00Z" w16du:dateUtc="2026-10-24T14:15:00Z">
+          <w:pPr>
+            <w:jc w:val="both"/>
+          </w:pPr>
+        </w:pPrChange>
+      </w:pPr>
+      <w:bookmarkStart w:id="206" w:name="_Toc243759605"/>
+      <w:ins w:id="207" w:author="Benjamin Rojas" w:date="2026-10-24T15:15:00Z" w16du:dateUtc="2026-10-24T14:15:00Z">
+        <w:r>
+          <w:t>Table 1</w:t>
+        </w:r>
+        <w:bookmarkEnd w:id="206"/>
+      </w:ins>
+    </w:p>
+    <w:p>
+      <w:pPr>
+        <w:jc w:val="both"/>
+        <w:rPr>
+          <w:del w:id="208" w:author="Benjamin Rojas" w:date="2026-10-23T17:50:00Z" w16du:dateUtc="2026-10-23T16:50:00Z"/>
           <w:b/>
           <w:bCs/>
           <w:sz w:val="22"/>
           <w:szCs w:val="22"/>
         </w:rPr>
-        <w:t>Aim &amp; Objective:</w:t>
-      </w:r>
-    </w:p>
-    <w:p>
-      <w:pPr>
-        <w:jc w:val="both"/>
-        <w:rPr>
-          <w:b/>
-          <w:bCs/>
-          <w:sz w:val="22"/>
-          <w:szCs w:val="22"/>
-        </w:rPr>
-      </w:pPr>
-    </w:p>
-    <w:p>
-      <w:pPr>
-        <w:jc w:val="both"/>
-        <w:rPr>
-          <w:sz w:val="22"/>
-          <w:szCs w:val="22"/>
-        </w:rPr>
-      </w:pPr>
-      <w:r>
-        <w:rPr>
-          <w:sz w:val="22"/>
-          <w:szCs w:val="22"/>
-        </w:rPr>
-        <w:t xml:space="preserve">The aim of this project is to evaluate whether geopolitical risk indicators can improve the prediction of DJIA volatility using machine learning models. </w:t>
-      </w:r>
-    </w:p>
-    <w:p>
-      <w:pPr>
-        <w:jc w:val="both"/>
-        <w:rPr>
-          <w:sz w:val="22"/>
-          <w:szCs w:val="22"/>
-        </w:rPr>
-      </w:pPr>
-      <w:r>
-        <w:rPr>
-          <w:sz w:val="22"/>
-          <w:szCs w:val="22"/>
-        </w:rPr>
-        <w:t xml:space="preserve">1) To achieve this, this study will construct a daily dataset covering the period from 2010 to 2024. </w:t>
-      </w:r>
-    </w:p>
-    <w:p>
-      <w:pPr>
-        <w:jc w:val="both"/>
-        <w:rPr>
-          <w:sz w:val="22"/>
-          <w:szCs w:val="22"/>
-        </w:rPr>
-      </w:pPr>
-      <w:r>
-        <w:rPr>
-          <w:sz w:val="22"/>
-          <w:szCs w:val="22"/>
-        </w:rPr>
-        <w:t xml:space="preserve">2) Based on this dataset, this study will analyse the relationship between geopolitical risk indicators and DJIA volatility patterns to identify predictive patterns. </w:t>
-      </w:r>
-    </w:p>
-    <w:p>
-      <w:pPr>
-        <w:jc w:val="both"/>
-        <w:rPr>
-          <w:sz w:val="22"/>
-          <w:szCs w:val="22"/>
-        </w:rPr>
-      </w:pPr>
-      <w:r>
-        <w:rPr>
-          <w:sz w:val="22"/>
-          <w:szCs w:val="22"/>
-        </w:rPr>
-        <w:t xml:space="preserve">3) Based on these findings, machine learning models  will be developed to forecast five-day realised volatility. </w:t>
-      </w:r>
-    </w:p>
-    <w:p>
-      <w:pPr>
-        <w:jc w:val="both"/>
-        <w:rPr>
-          <w:sz w:val="22"/>
-          <w:szCs w:val="22"/>
-        </w:rPr>
-      </w:pPr>
-      <w:r>
-        <w:rPr>
-          <w:sz w:val="22"/>
-          <w:szCs w:val="22"/>
-        </w:rPr>
-        <w:t>Finally, the predictive performance of models incorporating geopolitical risk indicators will be compared with a baseline model based solely on historical market data</w:t>
-      </w:r>
-    </w:p>
-    <w:p>
-      <w:pPr>
-        <w:jc w:val="both"/>
-        <w:rPr>
-          <w:sz w:val="22"/>
-          <w:szCs w:val="22"/>
-        </w:rPr>
-      </w:pPr>
-      <w:r>
-        <w:rPr>
-          <w:sz w:val="22"/>
-          <w:szCs w:val="22"/>
-        </w:rPr>
-        <w:t>The business objective of this project is to provide financial institutions and risk managers with a replicable framework for incorporating geopolitical risk signals into volatility forecasting supporting more informed hedging and portfolio allocation decisions.</w:t>
-      </w:r>
-    </w:p>
-    <w:p>
-      <w:pPr>
-        <w:jc w:val="both"/>
-        <w:rPr>
-          <w:sz w:val="22"/>
-          <w:szCs w:val="22"/>
-        </w:rPr>
-      </w:pPr>
-    </w:p>
-    <w:p>
-      <w:pPr>
-        <w:jc w:val="both"/>
-        <w:rPr>
-          <w:b/>
-          <w:bCs/>
-          <w:sz w:val="22"/>
-          <w:szCs w:val="22"/>
-        </w:rPr>
-      </w:pPr>
-      <w:r>
-        <w:rPr>
-          <w:b/>
-          <w:bCs/>
-          <w:sz w:val="22"/>
-          <w:szCs w:val="22"/>
-        </w:rPr>
-        <w:t>Scope</w:t>
-      </w:r>
-      <w:r>
-        <w:rPr>
-          <w:b/>
-          <w:bCs/>
-          <w:sz w:val="22"/>
-          <w:szCs w:val="22"/>
-        </w:rPr>
-        <w:t>:</w:t>
-      </w:r>
-    </w:p>
-    <w:p>
-      <w:pPr>
-        <w:jc w:val="both"/>
-        <w:rPr>
-          <w:sz w:val="22"/>
-          <w:szCs w:val="22"/>
-        </w:rPr>
-      </w:pPr>
-    </w:p>
-    <w:p>
-      <w:pPr>
-        <w:jc w:val="both"/>
-        <w:rPr>
-          <w:sz w:val="22"/>
-          <w:szCs w:val="22"/>
-        </w:rPr>
-      </w:pPr>
-      <w:r>
-        <w:rPr>
-          <w:sz w:val="22"/>
-          <w:szCs w:val="22"/>
-        </w:rPr>
-        <w:t>This project focuses on forecasting the realised volatility of the Dow Jones Industrial Average (DJIA) using machine learning models and geopolitical risk indicators.</w:t>
-      </w:r>
-    </w:p>
-    <w:p>
-      <w:pPr>
-        <w:jc w:val="both"/>
-        <w:rPr>
-          <w:sz w:val="22"/>
-          <w:szCs w:val="22"/>
-        </w:rPr>
-      </w:pPr>
-      <w:r>
-        <w:rPr>
-          <w:sz w:val="22"/>
-          <w:szCs w:val="22"/>
-        </w:rPr>
-        <w:t>The analysis will use daily financial and geopolitical data covering the period from 2010 to 2024</w:t>
-      </w:r>
-    </w:p>
-    <w:p>
-      <w:pPr>
-        <w:jc w:val="both"/>
-        <w:rPr>
-          <w:sz w:val="22"/>
-          <w:szCs w:val="22"/>
-        </w:rPr>
-      </w:pPr>
-      <w:r>
-        <w:rPr>
-          <w:sz w:val="22"/>
-          <w:szCs w:val="22"/>
-        </w:rPr>
-        <w:t>It will integrate three open-source geopolitical risk indicators: the Geopolitical Risk Index (GPR), GDELT and ACLED datasets. The project will include data collection, exploratory analysis, feature preparation, model development and performance evaluation against a baseline model based solely on historical market data.</w:t>
-      </w:r>
-    </w:p>
-    <w:p>
-      <w:pPr>
-        <w:jc w:val="both"/>
-        <w:rPr>
-          <w:sz w:val="22"/>
-          <w:szCs w:val="22"/>
-        </w:rPr>
-      </w:pPr>
-      <w:r>
-        <w:rPr>
-          <w:sz w:val="22"/>
-          <w:szCs w:val="22"/>
-        </w:rPr>
-        <w:t>The work will be distributed across two semesters: the first will focus on theoretical foundations, literature review, and data collection and cleaning, while the second will cover feature engineering, model development, evaluation, and final reporting</w:t>
-      </w:r>
-    </w:p>
-    <w:p>
-      <w:pPr>
-        <w:jc w:val="both"/>
-        <w:rPr>
-          <w:sz w:val="22"/>
-          <w:szCs w:val="22"/>
-        </w:rPr>
-      </w:pPr>
-      <w:r>
-        <w:rPr>
-          <w:sz w:val="22"/>
-          <w:szCs w:val="22"/>
-        </w:rPr>
-        <w:t xml:space="preserve">The scope is limited to the DJIA and does not extend to other equity indices, individual stocks, commodities, foreign exchange markets or cryptocurrency assets. The project aims to predict realised </w:t>
-      </w:r>
-      <w:r>
-        <w:rPr>
-          <w:sz w:val="22"/>
-          <w:szCs w:val="22"/>
-        </w:rPr>
-        <w:lastRenderedPageBreak/>
-        <w:t>volatility over a five-day horizon and does not attempt to forecast market direction, asset prices or trading signals. Additionally, the study will evaluate predictive performance rather than investigate causal relationships between geopolitical events and market behaviour.</w:t>
-      </w:r>
-    </w:p>
-    <w:p>
-      <w:pPr>
-        <w:jc w:val="both"/>
-        <w:rPr>
-          <w:sz w:val="22"/>
-          <w:szCs w:val="22"/>
-        </w:rPr>
-      </w:pPr>
-    </w:p>
-    <w:p>
-      <w:pPr>
-        <w:jc w:val="both"/>
-        <w:rPr>
-          <w:ins w:id="4" w:author="Benjamin Rojas" w:date="2026-10-23T17:23:00Z" w16du:dateUtc="2026-10-23T16:23:00Z"/>
-          <w:b/>
-          <w:bCs/>
-          <w:sz w:val="22"/>
-          <w:szCs w:val="22"/>
-        </w:rPr>
-      </w:pPr>
-      <w:r>
-        <w:rPr>
-          <w:b/>
-          <w:bCs/>
-          <w:sz w:val="22"/>
-          <w:szCs w:val="22"/>
-        </w:rPr>
-        <w:t>Methodology</w:t>
-      </w:r>
-      <w:r>
-        <w:rPr>
-          <w:b/>
-          <w:bCs/>
-          <w:sz w:val="22"/>
-          <w:szCs w:val="22"/>
-        </w:rPr>
-        <w:t>:</w:t>
-      </w:r>
-    </w:p>
-    <w:p>
-      <w:pPr>
-        <w:jc w:val="both"/>
-        <w:rPr>
-          <w:ins w:id="5" w:author="Benjamin Rojas" w:date="2026-10-23T17:23:00Z" w16du:dateUtc="2026-10-23T16:23:00Z"/>
-          <w:b/>
-          <w:bCs/>
-          <w:sz w:val="22"/>
-          <w:szCs w:val="22"/>
-        </w:rPr>
-      </w:pPr>
-    </w:p>
-    <w:p>
-      <w:pPr>
-        <w:jc w:val="both"/>
-        <w:rPr>
-          <w:ins w:id="6" w:author="Benjamin Rojas" w:date="2026-10-23T17:52:00Z" w16du:dateUtc="2026-10-23T16:52:00Z"/>
-          <w:sz w:val="22"/>
-          <w:szCs w:val="22"/>
-        </w:rPr>
-      </w:pPr>
-      <w:ins w:id="7" w:author="Benjamin Rojas" w:date="2026-10-23T17:23:00Z" w16du:dateUtc="2026-10-23T16:23:00Z">
-        <w:r>
-          <w:rPr>
-            <w:sz w:val="22"/>
-            <w:szCs w:val="22"/>
-            <w:rPrChange w:id="8" w:author="Benjamin Rojas" w:date="2026-10-23T17:50:00Z" w16du:dateUtc="2026-10-23T16:50:00Z">
-              <w:rPr>
-                <w:b/>
-                <w:bCs/>
-                <w:sz w:val="22"/>
-                <w:szCs w:val="22"/>
-              </w:rPr>
-            </w:rPrChange>
-          </w:rPr>
-          <w:t>This</w:t>
-        </w:r>
+      </w:pPr>
+      <w:ins w:id="209" w:author="Benjamin Rojas" w:date="2026-10-24T09:41:00Z" w16du:dateUtc="2026-10-24T08:41:00Z">
         <w:r>
           <w:rPr>
             <w:b/>
             <w:bCs/>
             <w:sz w:val="22"/>
             <w:szCs w:val="22"/>
+            <w:rPrChange w:id="210" w:author="Benjamin Rojas" w:date="2026-10-24T09:54:00Z" w16du:dateUtc="2026-10-24T08:54:00Z">
+              <w:rPr>
+                <w:sz w:val="22"/>
+                <w:szCs w:val="22"/>
+              </w:rPr>
+            </w:rPrChange>
           </w:rPr>
-          <w:t xml:space="preserve"> </w:t>
-        </w:r>
+          <w:t>The main variables proposed for the study are summarised in Table 1.</w:t>
+        </w:r>
+      </w:ins>
+    </w:p>
+    <w:p>
+      <w:pPr>
+        <w:jc w:val="both"/>
+        <w:rPr>
+          <w:sz w:val="22"/>
+          <w:szCs w:val="22"/>
+        </w:rPr>
+      </w:pPr>
+      <w:del w:id="211" w:author="Benjamin Rojas" w:date="2026-10-24T09:41:00Z" w16du:dateUtc="2026-10-24T08:41:00Z">
         <w:r>
           <w:rPr>
             <w:sz w:val="22"/>
             <w:szCs w:val="22"/>
           </w:rPr>
-          <w:t>project will adopt a data analytics and supervised machine learning ap</w:t>
-        </w:r>
-      </w:ins>
-      <w:ins w:id="9" w:author="Benjamin Rojas" w:date="2026-10-23T17:24:00Z" w16du:dateUtc="2026-10-23T16:24:00Z">
+          <w:delText>Base on this table</w:delText>
+        </w:r>
         <w:r>
           <w:rPr>
             <w:sz w:val="22"/>
             <w:szCs w:val="22"/>
           </w:rPr>
-          <w:t xml:space="preserve">proach to evaluate whether geopolitical risk indicators improve the prediction of DJIA volatility. </w:t>
-        </w:r>
-      </w:ins>
-      <w:ins w:id="10" w:author="Benjamin Rojas" w:date="2026-10-23T17:25:00Z" w16du:dateUtc="2026-10-23T16:25:00Z">
-        <w:r>
-          <w:rPr>
-            <w:sz w:val="22"/>
-            <w:szCs w:val="22"/>
-          </w:rPr>
-          <w:t>The study will combine financial and geopolitical datasets covering the period from 2016 to 2025</w:t>
-        </w:r>
-      </w:ins>
-      <w:ins w:id="11" w:author="Benjamin Rojas" w:date="2026-10-23T17:28:00Z" w16du:dateUtc="2026-10-23T16:28:00Z">
-        <w:r>
-          <w:rPr>
-            <w:sz w:val="22"/>
-            <w:szCs w:val="22"/>
-          </w:rPr>
-          <w:t xml:space="preserve">. </w:t>
-        </w:r>
-      </w:ins>
-      <w:ins w:id="12" w:author="Benjamin Rojas" w:date="2026-10-23T17:28:00Z">
-        <w:r>
-          <w:rPr>
-            <w:sz w:val="22"/>
-            <w:szCs w:val="22"/>
-          </w:rPr>
-          <w:t xml:space="preserve">Financial </w:t>
-        </w:r>
-      </w:ins>
-      <w:ins w:id="13" w:author="Benjamin Rojas" w:date="2026-10-23T17:48:00Z" w16du:dateUtc="2026-10-23T16:48:00Z">
-        <w:r>
-          <w:rPr>
-            <w:sz w:val="22"/>
-            <w:szCs w:val="22"/>
-          </w:rPr>
-          <w:t xml:space="preserve">market </w:t>
-        </w:r>
-      </w:ins>
-      <w:ins w:id="14" w:author="Benjamin Rojas" w:date="2026-10-23T17:28:00Z">
-        <w:r>
-          <w:rPr>
-            <w:sz w:val="22"/>
-            <w:szCs w:val="22"/>
-          </w:rPr>
-          <w:t>data</w:t>
-        </w:r>
-      </w:ins>
-      <w:ins w:id="15" w:author="Benjamin Rojas" w:date="2026-10-23T17:48:00Z" w16du:dateUtc="2026-10-23T16:48:00Z">
-        <w:r>
-          <w:rPr>
-            <w:sz w:val="22"/>
-            <w:szCs w:val="22"/>
-          </w:rPr>
-          <w:t>, including DJIA pr</w:t>
-        </w:r>
-      </w:ins>
-      <w:ins w:id="16" w:author="Benjamin Rojas" w:date="2026-10-23T17:49:00Z" w16du:dateUtc="2026-10-23T16:49:00Z">
-        <w:r>
-          <w:rPr>
-            <w:sz w:val="22"/>
-            <w:szCs w:val="22"/>
-          </w:rPr>
-          <w:t xml:space="preserve">ices, </w:t>
-        </w:r>
-      </w:ins>
-      <w:ins w:id="17" w:author="Benjamin Rojas" w:date="2026-10-23T17:48:00Z" w16du:dateUtc="2026-10-23T16:48:00Z">
-        <w:r>
-          <w:rPr>
-            <w:sz w:val="22"/>
-            <w:szCs w:val="22"/>
-          </w:rPr>
-          <w:t xml:space="preserve"> </w:t>
-        </w:r>
-      </w:ins>
-      <w:ins w:id="18" w:author="Benjamin Rojas" w:date="2026-10-23T17:28:00Z">
-        <w:r>
-          <w:rPr>
-            <w:sz w:val="22"/>
-            <w:szCs w:val="22"/>
-          </w:rPr>
-          <w:t>will be obtained from Yahoo Finance</w:t>
-        </w:r>
-      </w:ins>
-      <w:ins w:id="19" w:author="Benjamin Rojas" w:date="2026-10-23T17:49:00Z" w16du:dateUtc="2026-10-23T16:49:00Z">
-        <w:r>
-          <w:rPr>
-            <w:sz w:val="22"/>
-            <w:szCs w:val="22"/>
-          </w:rPr>
-          <w:t xml:space="preserve">, while market risk indicators such as the VIX will be sourced from </w:t>
-        </w:r>
-      </w:ins>
-      <w:ins w:id="20" w:author="Benjamin Rojas" w:date="2026-10-23T17:28:00Z">
-        <w:r>
-          <w:rPr>
-            <w:sz w:val="22"/>
-            <w:szCs w:val="22"/>
-          </w:rPr>
-          <w:t>FRED</w:t>
-        </w:r>
-      </w:ins>
-      <w:ins w:id="21" w:author="Benjamin Rojas" w:date="2026-10-23T17:50:00Z" w16du:dateUtc="2026-10-23T16:50:00Z">
-        <w:r>
-          <w:rPr>
-            <w:sz w:val="22"/>
-            <w:szCs w:val="22"/>
-          </w:rPr>
-          <w:t xml:space="preserve">. </w:t>
-        </w:r>
-      </w:ins>
-      <w:ins w:id="22" w:author="Benjamin Rojas" w:date="2026-10-23T17:50:00Z">
-        <w:r>
-          <w:rPr>
-            <w:sz w:val="22"/>
-            <w:szCs w:val="22"/>
-          </w:rPr>
-          <w:t>Geopolitical information will be gathered from the Geopolitical Risk Index (GPR), developed by Dario Caldara and Matteo Iacoviello, together with event-based datasets from GDELT and ACLED, which provide information on geopolitical events, conflict activity and fatalities.</w:t>
-        </w:r>
-      </w:ins>
-    </w:p>
-    <w:p>
-      <w:pPr>
-        <w:jc w:val="both"/>
-        <w:rPr>
-          <w:ins w:id="23" w:author="Benjamin Rojas" w:date="2026-10-23T17:55:00Z" w16du:dateUtc="2026-10-23T16:55:00Z"/>
-          <w:sz w:val="22"/>
-          <w:szCs w:val="22"/>
-        </w:rPr>
-      </w:pPr>
-      <w:ins w:id="24" w:author="Benjamin Rojas" w:date="2026-10-23T17:52:00Z" w16du:dateUtc="2026-10-23T16:52:00Z">
-        <w:r>
-          <w:rPr>
-            <w:sz w:val="22"/>
-            <w:szCs w:val="22"/>
-          </w:rPr>
-          <w:br/>
-        </w:r>
-      </w:ins>
-      <w:ins w:id="25" w:author="Benjamin Rojas" w:date="2026-10-23T17:52:00Z">
-        <w:r>
-          <w:rPr>
-            <w:sz w:val="22"/>
-            <w:szCs w:val="22"/>
-          </w:rPr>
-          <w:t>Following data collection, the datasets will be cleaned, standardised and integrated into a single analytical dataset. Exploratory Data Analysis (EDA) will be conducted to identify trends, distributions, correlations and potential anomalies. Feature engineering techniques may be applied to create variables representing geopolitical risk conditions, conflict activity, news sentiment and market uncertainty.</w:t>
-        </w:r>
-      </w:ins>
-    </w:p>
-    <w:p>
-      <w:pPr>
-        <w:jc w:val="both"/>
-        <w:rPr>
-          <w:ins w:id="26" w:author="Benjamin Rojas" w:date="2026-10-23T17:57:00Z"/>
-          <w:sz w:val="22"/>
-          <w:szCs w:val="22"/>
-        </w:rPr>
-      </w:pPr>
-      <w:ins w:id="27" w:author="Benjamin Rojas" w:date="2026-10-23T17:55:00Z" w16du:dateUtc="2026-10-23T16:55:00Z">
-        <w:r>
-          <w:rPr>
-            <w:sz w:val="22"/>
-            <w:szCs w:val="22"/>
-          </w:rPr>
-          <w:t>The target variable</w:t>
-        </w:r>
-      </w:ins>
-      <w:ins w:id="28" w:author="Benjamin Rojas" w:date="2026-10-23T17:56:00Z" w16du:dateUtc="2026-10-23T16:56:00Z">
-        <w:r>
-          <w:rPr>
-            <w:sz w:val="22"/>
-            <w:szCs w:val="22"/>
-          </w:rPr>
-          <w:t xml:space="preserve"> is the realised volatility of the DJIA over a five-day horizon. </w:t>
-        </w:r>
-      </w:ins>
-      <w:ins w:id="29" w:author="Benjamin Rojas" w:date="2026-10-23T17:55:00Z">
-        <w:r>
-          <w:rPr>
-            <w:sz w:val="22"/>
-            <w:szCs w:val="22"/>
-          </w:rPr>
-          <w:t>As the target variable is expected to be a continuous measure of realised DJIA volatility, the project will primarily explore supervised regression techniques</w:t>
-        </w:r>
-      </w:ins>
-      <w:ins w:id="30" w:author="Benjamin Rojas" w:date="2026-10-23T17:56:00Z" w16du:dateUtc="2026-10-23T16:56:00Z">
-        <w:r>
-          <w:rPr>
-            <w:sz w:val="22"/>
-            <w:szCs w:val="22"/>
-          </w:rPr>
-          <w:t xml:space="preserve">.  </w:t>
-        </w:r>
-      </w:ins>
-      <w:ins w:id="31" w:author="Benjamin Rojas" w:date="2026-10-23T17:57:00Z">
-        <w:r>
-          <w:rPr>
-            <w:sz w:val="22"/>
-            <w:szCs w:val="22"/>
-          </w:rPr>
-          <w:t>Several methods covered during the programme, including Linear Regression, Decision Trees, Random Forests and K-Nearest Neighbours (KNN), may be evaluated to determine their suitability. The final model selection will depend on predictive performance, interpretability and data characteristics.</w:t>
-        </w:r>
-      </w:ins>
-    </w:p>
-    <w:p>
-      <w:pPr>
-        <w:jc w:val="both"/>
-        <w:rPr>
-          <w:ins w:id="32" w:author="Benjamin Rojas" w:date="2026-10-23T17:59:00Z"/>
-          <w:sz w:val="22"/>
-          <w:szCs w:val="22"/>
-        </w:rPr>
-      </w:pPr>
-      <w:ins w:id="33" w:author="Benjamin Rojas" w:date="2026-10-23T17:58:00Z" w16du:dateUtc="2026-10-23T16:58:00Z">
-        <w:r>
-          <w:rPr>
-            <w:sz w:val="22"/>
-            <w:szCs w:val="22"/>
-          </w:rPr>
-          <w:t xml:space="preserve">To ensure model robustness the project will be </w:t>
-        </w:r>
-      </w:ins>
-      <w:ins w:id="34" w:author="Benjamin Rojas" w:date="2026-10-23T17:59:00Z" w16du:dateUtc="2026-10-23T16:59:00Z">
-        <w:r>
-          <w:rPr>
-            <w:sz w:val="22"/>
-            <w:szCs w:val="22"/>
-          </w:rPr>
-          <w:t xml:space="preserve">assessed using Cros Validation techniques. </w:t>
-        </w:r>
-      </w:ins>
-      <w:ins w:id="35" w:author="Benjamin Rojas" w:date="2026-10-23T17:59:00Z">
-        <w:r>
-          <w:rPr>
-            <w:sz w:val="22"/>
-            <w:szCs w:val="22"/>
-          </w:rPr>
-          <w:t>Since the project focuses on a regression problem, performance is expected to be evaluated using Mean Absolute Error (MAE), Root Mean Squared Error (RMSE) and R-squared (R²). The analysis is expected to be conducted using Python, Pandas, Scikit-learn and Jupyter Notebook.</w:t>
-        </w:r>
-      </w:ins>
-    </w:p>
-    <w:p>
-      <w:pPr>
-        <w:jc w:val="both"/>
-        <w:rPr>
-          <w:ins w:id="36" w:author="Benjamin Rojas" w:date="2026-10-23T17:55:00Z"/>
-          <w:sz w:val="22"/>
-          <w:szCs w:val="22"/>
-        </w:rPr>
-      </w:pPr>
-    </w:p>
-    <w:p>
-      <w:pPr>
-        <w:jc w:val="both"/>
-        <w:rPr>
-          <w:ins w:id="37" w:author="Benjamin Rojas" w:date="2026-10-23T17:52:00Z"/>
-          <w:sz w:val="22"/>
-          <w:szCs w:val="22"/>
-        </w:rPr>
-      </w:pPr>
-    </w:p>
-    <w:p>
-      <w:pPr>
-        <w:jc w:val="both"/>
-        <w:rPr>
-          <w:ins w:id="38" w:author="Benjamin Rojas" w:date="2026-10-23T17:50:00Z"/>
-          <w:sz w:val="22"/>
-          <w:szCs w:val="22"/>
-        </w:rPr>
-      </w:pPr>
-    </w:p>
-    <w:p>
-      <w:pPr>
-        <w:jc w:val="both"/>
-        <w:rPr>
-          <w:del w:id="39" w:author="Benjamin Rojas" w:date="2026-10-23T17:50:00Z" w16du:dateUtc="2026-10-23T16:50:00Z"/>
-          <w:sz w:val="22"/>
-          <w:szCs w:val="22"/>
-          <w:rPrChange w:id="40" w:author="Benjamin Rojas" w:date="2026-10-23T17:23:00Z" w16du:dateUtc="2026-10-23T16:23:00Z">
-            <w:rPr>
-              <w:del w:id="41" w:author="Benjamin Rojas" w:date="2026-10-23T17:50:00Z" w16du:dateUtc="2026-10-23T16:50:00Z"/>
-              <w:b/>
-              <w:bCs/>
-              <w:sz w:val="22"/>
-              <w:szCs w:val="22"/>
-            </w:rPr>
-          </w:rPrChange>
-        </w:rPr>
-      </w:pPr>
-    </w:p>
-    <w:p>
-      <w:pPr>
-        <w:jc w:val="both"/>
-        <w:rPr>
-          <w:sz w:val="22"/>
-          <w:szCs w:val="22"/>
-        </w:rPr>
-      </w:pPr>
-      <w:r>
-        <w:rPr>
-          <w:sz w:val="22"/>
-          <w:szCs w:val="22"/>
-        </w:rPr>
-        <w:t>Base on this table</w:t>
-      </w:r>
-      <w:r>
-        <w:rPr>
-          <w:sz w:val="22"/>
-          <w:szCs w:val="22"/>
-        </w:rPr>
-        <w:t xml:space="preserve"> I will create the methodology.</w:t>
-      </w:r>
+          <w:delText xml:space="preserve"> I will create the methodology.</w:delText>
+        </w:r>
+      </w:del>
     </w:p>
     <w:tbl>
       <w:tblPr>
@@ -941,7 +2810,7 @@
       </w:tblPr>
       <w:tblGrid>
         <w:gridCol w:w="1487"/>
-        <w:gridCol w:w="1673"/>
+        <w:gridCol w:w="2211"/>
         <w:gridCol w:w="884"/>
         <w:gridCol w:w="1637"/>
       </w:tblGrid>
@@ -1162,7 +3031,23 @@
                 <w:sz w:val="22"/>
                 <w:szCs w:val="22"/>
               </w:rPr>
-              <w:t>DJIA Volatility</w:t>
+              <w:t>DJIA</w:t>
+            </w:r>
+            <w:ins w:id="212" w:author="Benjamin Rojas" w:date="2026-10-24T09:40:00Z" w16du:dateUtc="2026-10-24T08:40:00Z">
+              <w:r>
+                <w:rPr>
+                  <w:sz w:val="22"/>
+                  <w:szCs w:val="22"/>
+                </w:rPr>
+                <w:t xml:space="preserve"> Realised</w:t>
+              </w:r>
+            </w:ins>
+            <w:r>
+              <w:rPr>
+                <w:sz w:val="22"/>
+                <w:szCs w:val="22"/>
+              </w:rPr>
+              <w:t xml:space="preserve"> Volatility</w:t>
             </w:r>
           </w:p>
         </w:tc>
@@ -1269,7 +3154,6 @@
                 <w:sz w:val="22"/>
                 <w:szCs w:val="22"/>
               </w:rPr>
-              <w:lastRenderedPageBreak/>
               <w:t>GPR</w:t>
             </w:r>
           </w:p>
@@ -1306,6 +3190,15 @@
               </w:rPr>
               <w:t>Geopolitical Risk</w:t>
             </w:r>
+            <w:ins w:id="213" w:author="Benjamin Rojas" w:date="2026-10-24T09:40:00Z" w16du:dateUtc="2026-10-24T08:40:00Z">
+              <w:r>
+                <w:rPr>
+                  <w:sz w:val="22"/>
+                  <w:szCs w:val="22"/>
+                </w:rPr>
+                <w:t xml:space="preserve"> Index</w:t>
+              </w:r>
+            </w:ins>
           </w:p>
         </w:tc>
         <w:tc>
@@ -2085,28 +3978,2787 @@
     </w:tbl>
     <w:p>
       <w:pPr>
+        <w:pStyle w:val="Heading3"/>
+        <w:rPr>
+          <w:ins w:id="214" w:author="Benjamin Rojas" w:date="2026-10-24T15:31:00Z" w16du:dateUtc="2026-10-24T14:31:00Z"/>
+        </w:rPr>
+        <w:pPrChange w:id="215" w:author="Benjamin Rojas" w:date="2026-10-24T18:42:00Z" w16du:dateUtc="2026-10-24T17:42:00Z">
+          <w:pPr/>
+        </w:pPrChange>
+      </w:pPr>
+      <w:bookmarkStart w:id="216" w:name="_Toc243759606"/>
+      <w:ins w:id="217" w:author="Benjamin Rojas" w:date="2026-10-24T15:15:00Z" w16du:dateUtc="2026-10-24T14:15:00Z">
+        <w:r>
+          <w:rPr>
+            <w:rStyle w:val="Strong"/>
+            <w:rFonts w:cstheme="minorHAnsi"/>
+          </w:rPr>
+          <w:lastRenderedPageBreak/>
+          <w:t>H</w:t>
+        </w:r>
+        <w:r>
+          <w:rPr>
+            <w:rStyle w:val="Strong"/>
+            <w:rFonts w:cstheme="minorHAnsi"/>
+          </w:rPr>
+          <w:t>igh-level architectural diagram</w:t>
+        </w:r>
+      </w:ins>
+      <w:bookmarkEnd w:id="216"/>
+      <w:ins w:id="218" w:author="Benjamin Rojas" w:date="2026-10-24T15:28:00Z" w16du:dateUtc="2026-10-24T14:28:00Z">
+        <w:r>
+          <w:rPr>
+            <w:noProof/>
+          </w:rPr>
+          <w:drawing>
+            <wp:inline distT="0" distB="0" distL="0" distR="0" wp14:anchorId="2481BEA3" wp14:editId="4523FBE5">
+              <wp:extent cx="5358809" cy="8210807"/>
+              <wp:effectExtent l="0" t="0" r="0" b="0"/>
+              <wp:docPr id="1665429240" name="Picture 2"/>
+              <wp:cNvGraphicFramePr>
+                <a:graphicFrameLocks xmlns:a="http://schemas.openxmlformats.org/drawingml/2006/main" noChangeAspect="1"/>
+              </wp:cNvGraphicFramePr>
+              <a:graphic xmlns:a="http://schemas.openxmlformats.org/drawingml/2006/main">
+                <a:graphicData uri="http://schemas.openxmlformats.org/drawingml/2006/picture">
+                  <pic:pic xmlns:pic="http://schemas.openxmlformats.org/drawingml/2006/picture">
+                    <pic:nvPicPr>
+                      <pic:cNvPr id="1665429240" name="Picture 1665429240"/>
+                      <pic:cNvPicPr/>
+                    </pic:nvPicPr>
+                    <pic:blipFill>
+                      <a:blip r:embed="rId8" cstate="print">
+                        <a:extLst>
+                          <a:ext uri="{28A0092B-C50C-407E-A947-70E740481C1C}">
+                            <a14:useLocalDpi xmlns:a14="http://schemas.microsoft.com/office/drawing/2010/main" val="0"/>
+                          </a:ext>
+                        </a:extLst>
+                      </a:blip>
+                      <a:stretch>
+                        <a:fillRect/>
+                      </a:stretch>
+                    </pic:blipFill>
+                    <pic:spPr>
+                      <a:xfrm>
+                        <a:off x="0" y="0"/>
+                        <a:ext cx="5394651" cy="8265725"/>
+                      </a:xfrm>
+                      <a:prstGeom prst="rect">
+                        <a:avLst/>
+                      </a:prstGeom>
+                    </pic:spPr>
+                  </pic:pic>
+                </a:graphicData>
+              </a:graphic>
+            </wp:inline>
+          </w:drawing>
+        </w:r>
+      </w:ins>
+    </w:p>
+    <w:p>
+      <w:pPr>
+        <w:pStyle w:val="Heading2"/>
+        <w:rPr>
+          <w:ins w:id="219" w:author="Benjamin Rojas" w:date="2026-10-24T18:43:00Z" w16du:dateUtc="2026-10-24T17:43:00Z"/>
+        </w:rPr>
+      </w:pPr>
+      <w:bookmarkStart w:id="220" w:name="_Toc243759607"/>
+    </w:p>
+    <w:p>
+      <w:pPr>
+        <w:pStyle w:val="Heading2"/>
+        <w:rPr>
+          <w:ins w:id="221" w:author="Benjamin Rojas" w:date="2026-10-24T15:50:00Z" w16du:dateUtc="2026-10-24T14:50:00Z"/>
+        </w:rPr>
+      </w:pPr>
+      <w:ins w:id="222" w:author="Benjamin Rojas" w:date="2026-10-24T15:50:00Z" w16du:dateUtc="2026-10-24T14:50:00Z">
+        <w:r>
+          <w:lastRenderedPageBreak/>
+          <w:t>Data Sources</w:t>
+        </w:r>
+        <w:bookmarkEnd w:id="220"/>
+      </w:ins>
+    </w:p>
+    <w:p>
+      <w:pPr>
+        <w:rPr>
+          <w:ins w:id="223" w:author="Benjamin Rojas" w:date="2026-10-24T15:50:00Z" w16du:dateUtc="2026-10-24T14:50:00Z"/>
+        </w:rPr>
+      </w:pPr>
+    </w:p>
+    <w:tbl>
+      <w:tblPr>
+        <w:tblW w:w="9914" w:type="dxa"/>
+        <w:tblCellSpacing w:w="15" w:type="dxa"/>
+        <w:tblInd w:w="-292" w:type="dxa"/>
+        <w:tblLayout w:type="fixed"/>
+        <w:tblCellMar>
+          <w:top w:w="15" w:type="dxa"/>
+          <w:left w:w="15" w:type="dxa"/>
+          <w:bottom w:w="15" w:type="dxa"/>
+          <w:right w:w="15" w:type="dxa"/>
+        </w:tblCellMar>
+        <w:tblLook w:val="04A0" w:firstRow="1" w:lastRow="0" w:firstColumn="1" w:lastColumn="0" w:noHBand="0" w:noVBand="1"/>
+        <w:tblPrChange w:id="224" w:author="Benjamin Rojas" w:date="2026-10-24T15:58:00Z" w16du:dateUtc="2026-10-24T14:58:00Z">
+          <w:tblPr>
+            <w:tblW w:w="0" w:type="auto"/>
+            <w:tblCellSpacing w:w="15" w:type="dxa"/>
+            <w:tblCellMar>
+              <w:top w:w="15" w:type="dxa"/>
+              <w:left w:w="15" w:type="dxa"/>
+              <w:bottom w:w="15" w:type="dxa"/>
+              <w:right w:w="15" w:type="dxa"/>
+            </w:tblCellMar>
+            <w:tblLook w:val="04A0" w:firstRow="1" w:lastRow="0" w:firstColumn="1" w:lastColumn="0" w:noHBand="0" w:noVBand="1"/>
+          </w:tblPr>
+        </w:tblPrChange>
+      </w:tblPr>
+      <w:tblGrid>
+        <w:gridCol w:w="1509"/>
+        <w:gridCol w:w="1318"/>
+        <w:gridCol w:w="3969"/>
+        <w:gridCol w:w="3118"/>
+        <w:tblGridChange w:id="225">
+          <w:tblGrid>
+            <w:gridCol w:w="876"/>
+            <w:gridCol w:w="633"/>
+            <w:gridCol w:w="876"/>
+            <w:gridCol w:w="442"/>
+            <w:gridCol w:w="1841"/>
+            <w:gridCol w:w="2128"/>
+            <w:gridCol w:w="2221"/>
+            <w:gridCol w:w="897"/>
+            <w:gridCol w:w="3452"/>
+          </w:tblGrid>
+        </w:tblGridChange>
+      </w:tblGrid>
+      <w:tr>
+        <w:trPr>
+          <w:tblCellSpacing w:w="15" w:type="dxa"/>
+          <w:ins w:id="226" w:author="Benjamin Rojas" w:date="2026-10-24T15:51:00Z"/>
+          <w:trPrChange w:id="227" w:author="Benjamin Rojas" w:date="2026-10-24T15:58:00Z" w16du:dateUtc="2026-10-24T14:58:00Z">
+            <w:trPr>
+              <w:gridBefore w:val="1"/>
+              <w:tblCellSpacing w:w="15" w:type="dxa"/>
+            </w:trPr>
+          </w:trPrChange>
+        </w:trPr>
+        <w:tc>
+          <w:tcPr>
+            <w:tcW w:w="1464" w:type="dxa"/>
+            <w:tcBorders>
+              <w:top w:val="single" w:sz="6" w:space="0" w:color="E6E6E6"/>
+              <w:left w:val="single" w:sz="6" w:space="0" w:color="E6E6E6"/>
+              <w:bottom w:val="single" w:sz="6" w:space="0" w:color="E6E6E6"/>
+              <w:right w:val="single" w:sz="6" w:space="0" w:color="E6E6E6"/>
+            </w:tcBorders>
+            <w:shd w:val="clear" w:color="auto" w:fill="F5F5F5"/>
+            <w:vAlign w:val="center"/>
+            <w:hideMark/>
+            <w:tcPrChange w:id="228" w:author="Benjamin Rojas" w:date="2026-10-24T15:58:00Z" w16du:dateUtc="2026-10-24T14:58:00Z">
+              <w:tcPr>
+                <w:tcW w:w="0" w:type="auto"/>
+                <w:gridSpan w:val="2"/>
+                <w:tcBorders>
+                  <w:top w:val="single" w:sz="6" w:space="0" w:color="E6E6E6"/>
+                  <w:left w:val="single" w:sz="6" w:space="0" w:color="E6E6E6"/>
+                  <w:bottom w:val="single" w:sz="6" w:space="0" w:color="E6E6E6"/>
+                  <w:right w:val="single" w:sz="6" w:space="0" w:color="E6E6E6"/>
+                </w:tcBorders>
+                <w:shd w:val="clear" w:color="auto" w:fill="F5F5F5"/>
+                <w:vAlign w:val="center"/>
+                <w:hideMark/>
+              </w:tcPr>
+            </w:tcPrChange>
+          </w:tcPr>
+          <w:p>
+            <w:pPr>
+              <w:jc w:val="both"/>
+              <w:rPr>
+                <w:ins w:id="229" w:author="Benjamin Rojas" w:date="2026-10-24T15:51:00Z"/>
+                <w:b/>
+                <w:bCs/>
+              </w:rPr>
+            </w:pPr>
+            <w:ins w:id="230" w:author="Benjamin Rojas" w:date="2026-10-24T15:51:00Z">
+              <w:r>
+                <w:rPr>
+                  <w:b/>
+                  <w:bCs/>
+                </w:rPr>
+                <w:t>Data Source</w:t>
+              </w:r>
+            </w:ins>
+          </w:p>
+        </w:tc>
+        <w:tc>
+          <w:tcPr>
+            <w:tcW w:w="1288" w:type="dxa"/>
+            <w:tcBorders>
+              <w:top w:val="single" w:sz="6" w:space="0" w:color="E6E6E6"/>
+              <w:left w:val="single" w:sz="6" w:space="0" w:color="E6E6E6"/>
+              <w:bottom w:val="single" w:sz="6" w:space="0" w:color="E6E6E6"/>
+              <w:right w:val="single" w:sz="6" w:space="0" w:color="E6E6E6"/>
+            </w:tcBorders>
+            <w:shd w:val="clear" w:color="auto" w:fill="F5F5F5"/>
+            <w:vAlign w:val="center"/>
+            <w:hideMark/>
+            <w:tcPrChange w:id="231" w:author="Benjamin Rojas" w:date="2026-10-24T15:58:00Z" w16du:dateUtc="2026-10-24T14:58:00Z">
+              <w:tcPr>
+                <w:tcW w:w="0" w:type="auto"/>
+                <w:gridSpan w:val="2"/>
+                <w:tcBorders>
+                  <w:top w:val="single" w:sz="6" w:space="0" w:color="E6E6E6"/>
+                  <w:left w:val="single" w:sz="6" w:space="0" w:color="E6E6E6"/>
+                  <w:bottom w:val="single" w:sz="6" w:space="0" w:color="E6E6E6"/>
+                  <w:right w:val="single" w:sz="6" w:space="0" w:color="E6E6E6"/>
+                </w:tcBorders>
+                <w:shd w:val="clear" w:color="auto" w:fill="F5F5F5"/>
+                <w:vAlign w:val="center"/>
+                <w:hideMark/>
+              </w:tcPr>
+            </w:tcPrChange>
+          </w:tcPr>
+          <w:p>
+            <w:pPr>
+              <w:jc w:val="both"/>
+              <w:rPr>
+                <w:ins w:id="232" w:author="Benjamin Rojas" w:date="2026-10-24T15:51:00Z"/>
+                <w:b/>
+                <w:bCs/>
+              </w:rPr>
+            </w:pPr>
+            <w:ins w:id="233" w:author="Benjamin Rojas" w:date="2026-10-24T15:51:00Z">
+              <w:r>
+                <w:rPr>
+                  <w:b/>
+                  <w:bCs/>
+                </w:rPr>
+                <w:t>Purpose</w:t>
+              </w:r>
+            </w:ins>
+          </w:p>
+        </w:tc>
+        <w:tc>
+          <w:tcPr>
+            <w:tcW w:w="3939" w:type="dxa"/>
+            <w:tcBorders>
+              <w:top w:val="single" w:sz="6" w:space="0" w:color="E6E6E6"/>
+              <w:left w:val="single" w:sz="6" w:space="0" w:color="E6E6E6"/>
+              <w:bottom w:val="single" w:sz="6" w:space="0" w:color="E6E6E6"/>
+              <w:right w:val="single" w:sz="6" w:space="0" w:color="E6E6E6"/>
+            </w:tcBorders>
+            <w:shd w:val="clear" w:color="auto" w:fill="F5F5F5"/>
+            <w:tcPrChange w:id="234" w:author="Benjamin Rojas" w:date="2026-10-24T15:58:00Z" w16du:dateUtc="2026-10-24T14:58:00Z">
+              <w:tcPr>
+                <w:tcW w:w="0" w:type="auto"/>
+                <w:gridSpan w:val="2"/>
+                <w:tcBorders>
+                  <w:top w:val="single" w:sz="6" w:space="0" w:color="E6E6E6"/>
+                  <w:left w:val="single" w:sz="6" w:space="0" w:color="E6E6E6"/>
+                  <w:bottom w:val="single" w:sz="6" w:space="0" w:color="E6E6E6"/>
+                  <w:right w:val="single" w:sz="6" w:space="0" w:color="E6E6E6"/>
+                </w:tcBorders>
+                <w:shd w:val="clear" w:color="auto" w:fill="F5F5F5"/>
+              </w:tcPr>
+            </w:tcPrChange>
+          </w:tcPr>
+          <w:p>
+            <w:pPr>
+              <w:jc w:val="both"/>
+              <w:rPr>
+                <w:ins w:id="235" w:author="Benjamin Rojas" w:date="2026-10-24T15:53:00Z" w16du:dateUtc="2026-10-24T14:53:00Z"/>
+                <w:b/>
+                <w:bCs/>
+              </w:rPr>
+            </w:pPr>
+            <w:ins w:id="236" w:author="Benjamin Rojas" w:date="2026-10-24T15:54:00Z" w16du:dateUtc="2026-10-24T14:54:00Z">
+              <w:r>
+                <w:rPr>
+                  <w:b/>
+                  <w:bCs/>
+                </w:rPr>
+                <w:t>Permissions/Rights</w:t>
+              </w:r>
+            </w:ins>
+          </w:p>
+        </w:tc>
+        <w:tc>
+          <w:tcPr>
+            <w:tcW w:w="3073" w:type="dxa"/>
+            <w:tcBorders>
+              <w:top w:val="single" w:sz="6" w:space="0" w:color="E6E6E6"/>
+              <w:left w:val="single" w:sz="6" w:space="0" w:color="E6E6E6"/>
+              <w:bottom w:val="single" w:sz="6" w:space="0" w:color="E6E6E6"/>
+              <w:right w:val="single" w:sz="6" w:space="0" w:color="E6E6E6"/>
+            </w:tcBorders>
+            <w:shd w:val="clear" w:color="auto" w:fill="F5F5F5"/>
+            <w:vAlign w:val="center"/>
+            <w:hideMark/>
+            <w:tcPrChange w:id="237" w:author="Benjamin Rojas" w:date="2026-10-24T15:58:00Z" w16du:dateUtc="2026-10-24T14:58:00Z">
+              <w:tcPr>
+                <w:tcW w:w="0" w:type="auto"/>
+                <w:gridSpan w:val="2"/>
+                <w:tcBorders>
+                  <w:top w:val="single" w:sz="6" w:space="0" w:color="E6E6E6"/>
+                  <w:left w:val="single" w:sz="6" w:space="0" w:color="E6E6E6"/>
+                  <w:bottom w:val="single" w:sz="6" w:space="0" w:color="E6E6E6"/>
+                  <w:right w:val="single" w:sz="6" w:space="0" w:color="E6E6E6"/>
+                </w:tcBorders>
+                <w:shd w:val="clear" w:color="auto" w:fill="F5F5F5"/>
+                <w:vAlign w:val="center"/>
+                <w:hideMark/>
+              </w:tcPr>
+            </w:tcPrChange>
+          </w:tcPr>
+          <w:p>
+            <w:pPr>
+              <w:jc w:val="both"/>
+              <w:rPr>
+                <w:ins w:id="238" w:author="Benjamin Rojas" w:date="2026-10-24T15:51:00Z"/>
+                <w:b/>
+                <w:bCs/>
+              </w:rPr>
+            </w:pPr>
+            <w:ins w:id="239" w:author="Benjamin Rojas" w:date="2026-10-24T15:51:00Z">
+              <w:r>
+                <w:rPr>
+                  <w:b/>
+                  <w:bCs/>
+                </w:rPr>
+                <w:t>Access</w:t>
+              </w:r>
+            </w:ins>
+          </w:p>
+        </w:tc>
+      </w:tr>
+      <w:tr>
+        <w:trPr>
+          <w:tblCellSpacing w:w="15" w:type="dxa"/>
+          <w:ins w:id="240" w:author="Benjamin Rojas" w:date="2026-10-24T15:51:00Z"/>
+          <w:trPrChange w:id="241" w:author="Benjamin Rojas" w:date="2026-10-24T15:58:00Z" w16du:dateUtc="2026-10-24T14:58:00Z">
+            <w:trPr>
+              <w:gridBefore w:val="1"/>
+              <w:tblCellSpacing w:w="15" w:type="dxa"/>
+            </w:trPr>
+          </w:trPrChange>
+        </w:trPr>
+        <w:tc>
+          <w:tcPr>
+            <w:tcW w:w="1464" w:type="dxa"/>
+            <w:tcBorders>
+              <w:top w:val="single" w:sz="6" w:space="0" w:color="E6E6E6"/>
+              <w:left w:val="single" w:sz="6" w:space="0" w:color="E6E6E6"/>
+              <w:bottom w:val="single" w:sz="6" w:space="0" w:color="E6E6E6"/>
+              <w:right w:val="single" w:sz="6" w:space="0" w:color="E6E6E6"/>
+            </w:tcBorders>
+            <w:vAlign w:val="center"/>
+            <w:hideMark/>
+            <w:tcPrChange w:id="242" w:author="Benjamin Rojas" w:date="2026-10-24T15:58:00Z" w16du:dateUtc="2026-10-24T14:58:00Z">
+              <w:tcPr>
+                <w:tcW w:w="0" w:type="auto"/>
+                <w:gridSpan w:val="2"/>
+                <w:tcBorders>
+                  <w:top w:val="single" w:sz="6" w:space="0" w:color="E6E6E6"/>
+                  <w:left w:val="single" w:sz="6" w:space="0" w:color="E6E6E6"/>
+                  <w:bottom w:val="single" w:sz="6" w:space="0" w:color="E6E6E6"/>
+                  <w:right w:val="single" w:sz="6" w:space="0" w:color="E6E6E6"/>
+                </w:tcBorders>
+                <w:vAlign w:val="center"/>
+                <w:hideMark/>
+              </w:tcPr>
+            </w:tcPrChange>
+          </w:tcPr>
+          <w:p>
+            <w:pPr>
+              <w:jc w:val="both"/>
+              <w:rPr>
+                <w:ins w:id="243" w:author="Benjamin Rojas" w:date="2026-10-24T15:51:00Z"/>
+                <w:sz w:val="16"/>
+                <w:szCs w:val="16"/>
+                <w:rPrChange w:id="244" w:author="Benjamin Rojas" w:date="2026-10-24T15:53:00Z" w16du:dateUtc="2026-10-24T14:53:00Z">
+                  <w:rPr>
+                    <w:ins w:id="245" w:author="Benjamin Rojas" w:date="2026-10-24T15:51:00Z"/>
+                  </w:rPr>
+                </w:rPrChange>
+              </w:rPr>
+            </w:pPr>
+            <w:ins w:id="246" w:author="Benjamin Rojas" w:date="2026-10-24T15:51:00Z">
+              <w:r>
+                <w:rPr>
+                  <w:sz w:val="16"/>
+                  <w:szCs w:val="16"/>
+                  <w:rPrChange w:id="247" w:author="Benjamin Rojas" w:date="2026-10-24T15:53:00Z" w16du:dateUtc="2026-10-24T14:53:00Z">
+                    <w:rPr/>
+                  </w:rPrChange>
+                </w:rPr>
+                <w:t>Yahoo Finance</w:t>
+              </w:r>
+            </w:ins>
+          </w:p>
+        </w:tc>
+        <w:tc>
+          <w:tcPr>
+            <w:tcW w:w="1288" w:type="dxa"/>
+            <w:tcBorders>
+              <w:top w:val="single" w:sz="6" w:space="0" w:color="E6E6E6"/>
+              <w:left w:val="single" w:sz="6" w:space="0" w:color="E6E6E6"/>
+              <w:bottom w:val="single" w:sz="6" w:space="0" w:color="E6E6E6"/>
+              <w:right w:val="single" w:sz="6" w:space="0" w:color="E6E6E6"/>
+            </w:tcBorders>
+            <w:vAlign w:val="center"/>
+            <w:hideMark/>
+            <w:tcPrChange w:id="248" w:author="Benjamin Rojas" w:date="2026-10-24T15:58:00Z" w16du:dateUtc="2026-10-24T14:58:00Z">
+              <w:tcPr>
+                <w:tcW w:w="0" w:type="auto"/>
+                <w:gridSpan w:val="2"/>
+                <w:tcBorders>
+                  <w:top w:val="single" w:sz="6" w:space="0" w:color="E6E6E6"/>
+                  <w:left w:val="single" w:sz="6" w:space="0" w:color="E6E6E6"/>
+                  <w:bottom w:val="single" w:sz="6" w:space="0" w:color="E6E6E6"/>
+                  <w:right w:val="single" w:sz="6" w:space="0" w:color="E6E6E6"/>
+                </w:tcBorders>
+                <w:vAlign w:val="center"/>
+                <w:hideMark/>
+              </w:tcPr>
+            </w:tcPrChange>
+          </w:tcPr>
+          <w:p>
+            <w:pPr>
+              <w:jc w:val="both"/>
+              <w:rPr>
+                <w:ins w:id="249" w:author="Benjamin Rojas" w:date="2026-10-24T15:51:00Z"/>
+                <w:sz w:val="16"/>
+                <w:szCs w:val="16"/>
+                <w:rPrChange w:id="250" w:author="Benjamin Rojas" w:date="2026-10-24T15:53:00Z" w16du:dateUtc="2026-10-24T14:53:00Z">
+                  <w:rPr>
+                    <w:ins w:id="251" w:author="Benjamin Rojas" w:date="2026-10-24T15:51:00Z"/>
+                  </w:rPr>
+                </w:rPrChange>
+              </w:rPr>
+            </w:pPr>
+            <w:ins w:id="252" w:author="Benjamin Rojas" w:date="2026-10-24T15:51:00Z">
+              <w:r>
+                <w:rPr>
+                  <w:sz w:val="16"/>
+                  <w:szCs w:val="16"/>
+                  <w:rPrChange w:id="253" w:author="Benjamin Rojas" w:date="2026-10-24T15:53:00Z" w16du:dateUtc="2026-10-24T14:53:00Z">
+                    <w:rPr/>
+                  </w:rPrChange>
+                </w:rPr>
+                <w:t>DJIA Prices</w:t>
+              </w:r>
+            </w:ins>
+          </w:p>
+        </w:tc>
+        <w:tc>
+          <w:tcPr>
+            <w:tcW w:w="3939" w:type="dxa"/>
+            <w:tcBorders>
+              <w:top w:val="single" w:sz="6" w:space="0" w:color="E6E6E6"/>
+              <w:left w:val="single" w:sz="6" w:space="0" w:color="E6E6E6"/>
+              <w:bottom w:val="single" w:sz="6" w:space="0" w:color="E6E6E6"/>
+              <w:right w:val="single" w:sz="6" w:space="0" w:color="E6E6E6"/>
+            </w:tcBorders>
+            <w:tcPrChange w:id="254" w:author="Benjamin Rojas" w:date="2026-10-24T15:58:00Z" w16du:dateUtc="2026-10-24T14:58:00Z">
+              <w:tcPr>
+                <w:tcW w:w="0" w:type="auto"/>
+                <w:gridSpan w:val="2"/>
+                <w:tcBorders>
+                  <w:top w:val="single" w:sz="6" w:space="0" w:color="E6E6E6"/>
+                  <w:left w:val="single" w:sz="6" w:space="0" w:color="E6E6E6"/>
+                  <w:bottom w:val="single" w:sz="6" w:space="0" w:color="E6E6E6"/>
+                  <w:right w:val="single" w:sz="6" w:space="0" w:color="E6E6E6"/>
+                </w:tcBorders>
+              </w:tcPr>
+            </w:tcPrChange>
+          </w:tcPr>
+          <w:p>
+            <w:pPr>
+              <w:jc w:val="both"/>
+              <w:rPr>
+                <w:ins w:id="255" w:author="Benjamin Rojas" w:date="2026-10-24T15:53:00Z" w16du:dateUtc="2026-10-24T14:53:00Z"/>
+                <w:sz w:val="16"/>
+                <w:szCs w:val="16"/>
+                <w:rPrChange w:id="256" w:author="Benjamin Rojas" w:date="2026-10-24T15:53:00Z" w16du:dateUtc="2026-10-24T14:53:00Z">
+                  <w:rPr>
+                    <w:ins w:id="257" w:author="Benjamin Rojas" w:date="2026-10-24T15:53:00Z" w16du:dateUtc="2026-10-24T14:53:00Z"/>
+                  </w:rPr>
+                </w:rPrChange>
+              </w:rPr>
+            </w:pPr>
+            <w:ins w:id="258" w:author="Benjamin Rojas" w:date="2026-10-24T15:54:00Z">
+              <w:r>
+                <w:rPr>
+                  <w:sz w:val="16"/>
+                  <w:szCs w:val="16"/>
+                </w:rPr>
+                <w:t>Publicly available for personal/academic use</w:t>
+              </w:r>
+            </w:ins>
+          </w:p>
+        </w:tc>
+        <w:tc>
+          <w:tcPr>
+            <w:tcW w:w="3073" w:type="dxa"/>
+            <w:tcBorders>
+              <w:top w:val="single" w:sz="6" w:space="0" w:color="E6E6E6"/>
+              <w:left w:val="single" w:sz="6" w:space="0" w:color="E6E6E6"/>
+              <w:bottom w:val="single" w:sz="6" w:space="0" w:color="E6E6E6"/>
+              <w:right w:val="single" w:sz="6" w:space="0" w:color="E6E6E6"/>
+            </w:tcBorders>
+            <w:vAlign w:val="center"/>
+            <w:hideMark/>
+            <w:tcPrChange w:id="259" w:author="Benjamin Rojas" w:date="2026-10-24T15:58:00Z" w16du:dateUtc="2026-10-24T14:58:00Z">
+              <w:tcPr>
+                <w:tcW w:w="0" w:type="auto"/>
+                <w:gridSpan w:val="2"/>
+                <w:tcBorders>
+                  <w:top w:val="single" w:sz="6" w:space="0" w:color="E6E6E6"/>
+                  <w:left w:val="single" w:sz="6" w:space="0" w:color="E6E6E6"/>
+                  <w:bottom w:val="single" w:sz="6" w:space="0" w:color="E6E6E6"/>
+                  <w:right w:val="single" w:sz="6" w:space="0" w:color="E6E6E6"/>
+                </w:tcBorders>
+                <w:vAlign w:val="center"/>
+                <w:hideMark/>
+              </w:tcPr>
+            </w:tcPrChange>
+          </w:tcPr>
+          <w:p>
+            <w:pPr>
+              <w:jc w:val="both"/>
+              <w:rPr>
+                <w:ins w:id="260" w:author="Benjamin Rojas" w:date="2026-10-24T15:51:00Z"/>
+                <w:sz w:val="16"/>
+                <w:szCs w:val="16"/>
+                <w:rPrChange w:id="261" w:author="Benjamin Rojas" w:date="2026-10-24T15:53:00Z" w16du:dateUtc="2026-10-24T14:53:00Z">
+                  <w:rPr>
+                    <w:ins w:id="262" w:author="Benjamin Rojas" w:date="2026-10-24T15:51:00Z"/>
+                  </w:rPr>
+                </w:rPrChange>
+              </w:rPr>
+            </w:pPr>
+            <w:ins w:id="263" w:author="Benjamin Rojas" w:date="2026-10-24T15:56:00Z" w16du:dateUtc="2026-10-24T14:56:00Z">
+              <w:r>
+                <w:rPr>
+                  <w:sz w:val="16"/>
+                  <w:szCs w:val="16"/>
+                </w:rPr>
+                <w:fldChar w:fldCharType="begin"/>
+              </w:r>
+              <w:r>
+                <w:rPr>
+                  <w:sz w:val="16"/>
+                  <w:szCs w:val="16"/>
+                </w:rPr>
+                <w:instrText>HYPERLINK "</w:instrText>
+              </w:r>
+            </w:ins>
+            <w:ins w:id="264" w:author="Benjamin Rojas" w:date="2026-10-24T15:51:00Z">
+              <w:r>
+                <w:rPr>
+                  <w:sz w:val="16"/>
+                  <w:szCs w:val="16"/>
+                  <w:rPrChange w:id="265" w:author="Benjamin Rojas" w:date="2026-10-24T15:53:00Z" w16du:dateUtc="2026-10-24T14:53:00Z">
+                    <w:rPr/>
+                  </w:rPrChange>
+                </w:rPr>
+                <w:instrText>https://finance.yahoo.com</w:instrText>
+              </w:r>
+            </w:ins>
+            <w:ins w:id="266" w:author="Benjamin Rojas" w:date="2026-10-24T15:56:00Z" w16du:dateUtc="2026-10-24T14:56:00Z">
+              <w:r>
+                <w:rPr>
+                  <w:sz w:val="16"/>
+                  <w:szCs w:val="16"/>
+                </w:rPr>
+                <w:instrText>"</w:instrText>
+              </w:r>
+              <w:r>
+                <w:rPr>
+                  <w:sz w:val="16"/>
+                  <w:szCs w:val="16"/>
+                </w:rPr>
+              </w:r>
+              <w:r>
+                <w:rPr>
+                  <w:sz w:val="16"/>
+                  <w:szCs w:val="16"/>
+                </w:rPr>
+                <w:fldChar w:fldCharType="separate"/>
+              </w:r>
+            </w:ins>
+            <w:ins w:id="267" w:author="Benjamin Rojas" w:date="2026-10-24T15:51:00Z">
+              <w:r>
+                <w:rPr>
+                  <w:rStyle w:val="Hyperlink"/>
+                  <w:sz w:val="16"/>
+                  <w:szCs w:val="16"/>
+                  <w:rPrChange w:id="268" w:author="Benjamin Rojas" w:date="2026-10-24T15:53:00Z" w16du:dateUtc="2026-10-24T14:53:00Z">
+                    <w:rPr/>
+                  </w:rPrChange>
+                </w:rPr>
+                <w:t>https://finance.yahoo.com</w:t>
+              </w:r>
+            </w:ins>
+            <w:ins w:id="269" w:author="Benjamin Rojas" w:date="2026-10-24T15:56:00Z" w16du:dateUtc="2026-10-24T14:56:00Z">
+              <w:r>
+                <w:rPr>
+                  <w:sz w:val="16"/>
+                  <w:szCs w:val="16"/>
+                </w:rPr>
+                <w:fldChar w:fldCharType="end"/>
+              </w:r>
+              <w:r>
+                <w:rPr>
+                  <w:sz w:val="16"/>
+                  <w:szCs w:val="16"/>
+                </w:rPr>
+                <w:t xml:space="preserve"> </w:t>
+              </w:r>
+            </w:ins>
+          </w:p>
+        </w:tc>
+      </w:tr>
+      <w:tr>
+        <w:trPr>
+          <w:tblCellSpacing w:w="15" w:type="dxa"/>
+          <w:ins w:id="270" w:author="Benjamin Rojas" w:date="2026-10-24T15:51:00Z"/>
+          <w:trPrChange w:id="271" w:author="Benjamin Rojas" w:date="2026-10-24T15:58:00Z" w16du:dateUtc="2026-10-24T14:58:00Z">
+            <w:trPr>
+              <w:gridBefore w:val="1"/>
+              <w:tblCellSpacing w:w="15" w:type="dxa"/>
+            </w:trPr>
+          </w:trPrChange>
+        </w:trPr>
+        <w:tc>
+          <w:tcPr>
+            <w:tcW w:w="1464" w:type="dxa"/>
+            <w:tcBorders>
+              <w:top w:val="single" w:sz="6" w:space="0" w:color="E6E6E6"/>
+              <w:left w:val="single" w:sz="6" w:space="0" w:color="E6E6E6"/>
+              <w:bottom w:val="single" w:sz="6" w:space="0" w:color="E6E6E6"/>
+              <w:right w:val="single" w:sz="6" w:space="0" w:color="E6E6E6"/>
+            </w:tcBorders>
+            <w:vAlign w:val="center"/>
+            <w:hideMark/>
+            <w:tcPrChange w:id="272" w:author="Benjamin Rojas" w:date="2026-10-24T15:58:00Z" w16du:dateUtc="2026-10-24T14:58:00Z">
+              <w:tcPr>
+                <w:tcW w:w="0" w:type="auto"/>
+                <w:gridSpan w:val="2"/>
+                <w:tcBorders>
+                  <w:top w:val="single" w:sz="6" w:space="0" w:color="E6E6E6"/>
+                  <w:left w:val="single" w:sz="6" w:space="0" w:color="E6E6E6"/>
+                  <w:bottom w:val="single" w:sz="6" w:space="0" w:color="E6E6E6"/>
+                  <w:right w:val="single" w:sz="6" w:space="0" w:color="E6E6E6"/>
+                </w:tcBorders>
+                <w:vAlign w:val="center"/>
+                <w:hideMark/>
+              </w:tcPr>
+            </w:tcPrChange>
+          </w:tcPr>
+          <w:p>
+            <w:pPr>
+              <w:jc w:val="both"/>
+              <w:rPr>
+                <w:ins w:id="273" w:author="Benjamin Rojas" w:date="2026-10-24T15:51:00Z"/>
+                <w:sz w:val="16"/>
+                <w:szCs w:val="16"/>
+                <w:rPrChange w:id="274" w:author="Benjamin Rojas" w:date="2026-10-24T15:53:00Z" w16du:dateUtc="2026-10-24T14:53:00Z">
+                  <w:rPr>
+                    <w:ins w:id="275" w:author="Benjamin Rojas" w:date="2026-10-24T15:51:00Z"/>
+                  </w:rPr>
+                </w:rPrChange>
+              </w:rPr>
+            </w:pPr>
+            <w:ins w:id="276" w:author="Benjamin Rojas" w:date="2026-10-24T15:51:00Z">
+              <w:r>
+                <w:rPr>
+                  <w:sz w:val="16"/>
+                  <w:szCs w:val="16"/>
+                  <w:rPrChange w:id="277" w:author="Benjamin Rojas" w:date="2026-10-24T15:53:00Z" w16du:dateUtc="2026-10-24T14:53:00Z">
+                    <w:rPr/>
+                  </w:rPrChange>
+                </w:rPr>
+                <w:t>FRED</w:t>
+              </w:r>
+            </w:ins>
+          </w:p>
+        </w:tc>
+        <w:tc>
+          <w:tcPr>
+            <w:tcW w:w="1288" w:type="dxa"/>
+            <w:tcBorders>
+              <w:top w:val="single" w:sz="6" w:space="0" w:color="E6E6E6"/>
+              <w:left w:val="single" w:sz="6" w:space="0" w:color="E6E6E6"/>
+              <w:bottom w:val="single" w:sz="6" w:space="0" w:color="E6E6E6"/>
+              <w:right w:val="single" w:sz="6" w:space="0" w:color="E6E6E6"/>
+            </w:tcBorders>
+            <w:vAlign w:val="center"/>
+            <w:hideMark/>
+            <w:tcPrChange w:id="278" w:author="Benjamin Rojas" w:date="2026-10-24T15:58:00Z" w16du:dateUtc="2026-10-24T14:58:00Z">
+              <w:tcPr>
+                <w:tcW w:w="0" w:type="auto"/>
+                <w:gridSpan w:val="2"/>
+                <w:tcBorders>
+                  <w:top w:val="single" w:sz="6" w:space="0" w:color="E6E6E6"/>
+                  <w:left w:val="single" w:sz="6" w:space="0" w:color="E6E6E6"/>
+                  <w:bottom w:val="single" w:sz="6" w:space="0" w:color="E6E6E6"/>
+                  <w:right w:val="single" w:sz="6" w:space="0" w:color="E6E6E6"/>
+                </w:tcBorders>
+                <w:vAlign w:val="center"/>
+                <w:hideMark/>
+              </w:tcPr>
+            </w:tcPrChange>
+          </w:tcPr>
+          <w:p>
+            <w:pPr>
+              <w:jc w:val="both"/>
+              <w:rPr>
+                <w:ins w:id="279" w:author="Benjamin Rojas" w:date="2026-10-24T15:51:00Z"/>
+                <w:sz w:val="16"/>
+                <w:szCs w:val="16"/>
+                <w:rPrChange w:id="280" w:author="Benjamin Rojas" w:date="2026-10-24T15:53:00Z" w16du:dateUtc="2026-10-24T14:53:00Z">
+                  <w:rPr>
+                    <w:ins w:id="281" w:author="Benjamin Rojas" w:date="2026-10-24T15:51:00Z"/>
+                  </w:rPr>
+                </w:rPrChange>
+              </w:rPr>
+            </w:pPr>
+            <w:ins w:id="282" w:author="Benjamin Rojas" w:date="2026-10-24T15:51:00Z">
+              <w:r>
+                <w:rPr>
+                  <w:sz w:val="16"/>
+                  <w:szCs w:val="16"/>
+                  <w:rPrChange w:id="283" w:author="Benjamin Rojas" w:date="2026-10-24T15:53:00Z" w16du:dateUtc="2026-10-24T14:53:00Z">
+                    <w:rPr/>
+                  </w:rPrChange>
+                </w:rPr>
+                <w:t>VIX D</w:t>
+              </w:r>
+            </w:ins>
+            <w:ins w:id="284" w:author="Benjamin Rojas" w:date="2026-10-24T15:55:00Z" w16du:dateUtc="2026-10-24T14:55:00Z">
+              <w:r>
+                <w:rPr>
+                  <w:sz w:val="16"/>
+                  <w:szCs w:val="16"/>
+                </w:rPr>
+                <w:t>aily Values</w:t>
+              </w:r>
+            </w:ins>
+          </w:p>
+        </w:tc>
+        <w:tc>
+          <w:tcPr>
+            <w:tcW w:w="3939" w:type="dxa"/>
+            <w:tcBorders>
+              <w:top w:val="single" w:sz="6" w:space="0" w:color="E6E6E6"/>
+              <w:left w:val="single" w:sz="6" w:space="0" w:color="E6E6E6"/>
+              <w:bottom w:val="single" w:sz="6" w:space="0" w:color="E6E6E6"/>
+              <w:right w:val="single" w:sz="6" w:space="0" w:color="E6E6E6"/>
+            </w:tcBorders>
+            <w:tcPrChange w:id="285" w:author="Benjamin Rojas" w:date="2026-10-24T15:58:00Z" w16du:dateUtc="2026-10-24T14:58:00Z">
+              <w:tcPr>
+                <w:tcW w:w="0" w:type="auto"/>
+                <w:gridSpan w:val="2"/>
+                <w:tcBorders>
+                  <w:top w:val="single" w:sz="6" w:space="0" w:color="E6E6E6"/>
+                  <w:left w:val="single" w:sz="6" w:space="0" w:color="E6E6E6"/>
+                  <w:bottom w:val="single" w:sz="6" w:space="0" w:color="E6E6E6"/>
+                  <w:right w:val="single" w:sz="6" w:space="0" w:color="E6E6E6"/>
+                </w:tcBorders>
+              </w:tcPr>
+            </w:tcPrChange>
+          </w:tcPr>
+          <w:p>
+            <w:pPr>
+              <w:jc w:val="both"/>
+              <w:rPr>
+                <w:ins w:id="286" w:author="Benjamin Rojas" w:date="2026-10-24T15:53:00Z" w16du:dateUtc="2026-10-24T14:53:00Z"/>
+                <w:sz w:val="16"/>
+                <w:szCs w:val="16"/>
+                <w:rPrChange w:id="287" w:author="Benjamin Rojas" w:date="2026-10-24T15:53:00Z" w16du:dateUtc="2026-10-24T14:53:00Z">
+                  <w:rPr>
+                    <w:ins w:id="288" w:author="Benjamin Rojas" w:date="2026-10-24T15:53:00Z" w16du:dateUtc="2026-10-24T14:53:00Z"/>
+                  </w:rPr>
+                </w:rPrChange>
+              </w:rPr>
+            </w:pPr>
+            <w:ins w:id="289" w:author="Benjamin Rojas" w:date="2026-10-24T15:55:00Z">
+              <w:r>
+                <w:rPr>
+                  <w:sz w:val="16"/>
+                  <w:szCs w:val="16"/>
+                </w:rPr>
+                <w:t>Open-access repository (Federal Reserve).</w:t>
+              </w:r>
+            </w:ins>
+          </w:p>
+        </w:tc>
+        <w:tc>
+          <w:tcPr>
+            <w:tcW w:w="3073" w:type="dxa"/>
+            <w:tcBorders>
+              <w:top w:val="single" w:sz="6" w:space="0" w:color="E6E6E6"/>
+              <w:left w:val="single" w:sz="6" w:space="0" w:color="E6E6E6"/>
+              <w:bottom w:val="single" w:sz="6" w:space="0" w:color="E6E6E6"/>
+              <w:right w:val="single" w:sz="6" w:space="0" w:color="E6E6E6"/>
+            </w:tcBorders>
+            <w:vAlign w:val="center"/>
+            <w:hideMark/>
+            <w:tcPrChange w:id="290" w:author="Benjamin Rojas" w:date="2026-10-24T15:58:00Z" w16du:dateUtc="2026-10-24T14:58:00Z">
+              <w:tcPr>
+                <w:tcW w:w="0" w:type="auto"/>
+                <w:gridSpan w:val="2"/>
+                <w:tcBorders>
+                  <w:top w:val="single" w:sz="6" w:space="0" w:color="E6E6E6"/>
+                  <w:left w:val="single" w:sz="6" w:space="0" w:color="E6E6E6"/>
+                  <w:bottom w:val="single" w:sz="6" w:space="0" w:color="E6E6E6"/>
+                  <w:right w:val="single" w:sz="6" w:space="0" w:color="E6E6E6"/>
+                </w:tcBorders>
+                <w:vAlign w:val="center"/>
+                <w:hideMark/>
+              </w:tcPr>
+            </w:tcPrChange>
+          </w:tcPr>
+          <w:p>
+            <w:pPr>
+              <w:jc w:val="both"/>
+              <w:rPr>
+                <w:ins w:id="291" w:author="Benjamin Rojas" w:date="2026-10-24T15:51:00Z"/>
+                <w:sz w:val="16"/>
+                <w:szCs w:val="16"/>
+                <w:rPrChange w:id="292" w:author="Benjamin Rojas" w:date="2026-10-24T15:53:00Z" w16du:dateUtc="2026-10-24T14:53:00Z">
+                  <w:rPr>
+                    <w:ins w:id="293" w:author="Benjamin Rojas" w:date="2026-10-24T15:51:00Z"/>
+                  </w:rPr>
+                </w:rPrChange>
+              </w:rPr>
+            </w:pPr>
+            <w:ins w:id="294" w:author="Benjamin Rojas" w:date="2026-10-24T15:56:00Z" w16du:dateUtc="2026-10-24T14:56:00Z">
+              <w:r>
+                <w:rPr>
+                  <w:sz w:val="16"/>
+                  <w:szCs w:val="16"/>
+                </w:rPr>
+                <w:fldChar w:fldCharType="begin"/>
+              </w:r>
+              <w:r>
+                <w:rPr>
+                  <w:sz w:val="16"/>
+                  <w:szCs w:val="16"/>
+                </w:rPr>
+                <w:instrText>HYPERLINK "</w:instrText>
+              </w:r>
+            </w:ins>
+            <w:ins w:id="295" w:author="Benjamin Rojas" w:date="2026-10-24T15:51:00Z">
+              <w:r>
+                <w:rPr>
+                  <w:sz w:val="16"/>
+                  <w:szCs w:val="16"/>
+                  <w:rPrChange w:id="296" w:author="Benjamin Rojas" w:date="2026-10-24T15:53:00Z" w16du:dateUtc="2026-10-24T14:53:00Z">
+                    <w:rPr/>
+                  </w:rPrChange>
+                </w:rPr>
+                <w:instrText>https://fred.stlouisfed.org</w:instrText>
+              </w:r>
+            </w:ins>
+            <w:ins w:id="297" w:author="Benjamin Rojas" w:date="2026-10-24T15:56:00Z" w16du:dateUtc="2026-10-24T14:56:00Z">
+              <w:r>
+                <w:rPr>
+                  <w:sz w:val="16"/>
+                  <w:szCs w:val="16"/>
+                </w:rPr>
+                <w:instrText>"</w:instrText>
+              </w:r>
+              <w:r>
+                <w:rPr>
+                  <w:sz w:val="16"/>
+                  <w:szCs w:val="16"/>
+                </w:rPr>
+              </w:r>
+              <w:r>
+                <w:rPr>
+                  <w:sz w:val="16"/>
+                  <w:szCs w:val="16"/>
+                </w:rPr>
+                <w:fldChar w:fldCharType="separate"/>
+              </w:r>
+            </w:ins>
+            <w:ins w:id="298" w:author="Benjamin Rojas" w:date="2026-10-24T15:51:00Z">
+              <w:r>
+                <w:rPr>
+                  <w:rStyle w:val="Hyperlink"/>
+                  <w:sz w:val="16"/>
+                  <w:szCs w:val="16"/>
+                  <w:rPrChange w:id="299" w:author="Benjamin Rojas" w:date="2026-10-24T15:53:00Z" w16du:dateUtc="2026-10-24T14:53:00Z">
+                    <w:rPr/>
+                  </w:rPrChange>
+                </w:rPr>
+                <w:t>https://fred.stlouisfed.org</w:t>
+              </w:r>
+            </w:ins>
+            <w:ins w:id="300" w:author="Benjamin Rojas" w:date="2026-10-24T15:56:00Z" w16du:dateUtc="2026-10-24T14:56:00Z">
+              <w:r>
+                <w:rPr>
+                  <w:sz w:val="16"/>
+                  <w:szCs w:val="16"/>
+                </w:rPr>
+                <w:fldChar w:fldCharType="end"/>
+              </w:r>
+              <w:r>
+                <w:rPr>
+                  <w:sz w:val="16"/>
+                  <w:szCs w:val="16"/>
+                </w:rPr>
+                <w:t xml:space="preserve"> </w:t>
+              </w:r>
+            </w:ins>
+          </w:p>
+        </w:tc>
+      </w:tr>
+      <w:tr>
+        <w:trPr>
+          <w:tblCellSpacing w:w="15" w:type="dxa"/>
+          <w:ins w:id="301" w:author="Benjamin Rojas" w:date="2026-10-24T15:51:00Z"/>
+          <w:trPrChange w:id="302" w:author="Benjamin Rojas" w:date="2026-10-24T15:58:00Z" w16du:dateUtc="2026-10-24T14:58:00Z">
+            <w:trPr>
+              <w:gridBefore w:val="1"/>
+              <w:tblCellSpacing w:w="15" w:type="dxa"/>
+            </w:trPr>
+          </w:trPrChange>
+        </w:trPr>
+        <w:tc>
+          <w:tcPr>
+            <w:tcW w:w="1464" w:type="dxa"/>
+            <w:tcBorders>
+              <w:top w:val="single" w:sz="6" w:space="0" w:color="E6E6E6"/>
+              <w:left w:val="single" w:sz="6" w:space="0" w:color="E6E6E6"/>
+              <w:bottom w:val="single" w:sz="6" w:space="0" w:color="E6E6E6"/>
+              <w:right w:val="single" w:sz="6" w:space="0" w:color="E6E6E6"/>
+            </w:tcBorders>
+            <w:vAlign w:val="center"/>
+            <w:hideMark/>
+            <w:tcPrChange w:id="303" w:author="Benjamin Rojas" w:date="2026-10-24T15:58:00Z" w16du:dateUtc="2026-10-24T14:58:00Z">
+              <w:tcPr>
+                <w:tcW w:w="0" w:type="auto"/>
+                <w:gridSpan w:val="2"/>
+                <w:tcBorders>
+                  <w:top w:val="single" w:sz="6" w:space="0" w:color="E6E6E6"/>
+                  <w:left w:val="single" w:sz="6" w:space="0" w:color="E6E6E6"/>
+                  <w:bottom w:val="single" w:sz="6" w:space="0" w:color="E6E6E6"/>
+                  <w:right w:val="single" w:sz="6" w:space="0" w:color="E6E6E6"/>
+                </w:tcBorders>
+                <w:vAlign w:val="center"/>
+                <w:hideMark/>
+              </w:tcPr>
+            </w:tcPrChange>
+          </w:tcPr>
+          <w:p>
+            <w:pPr>
+              <w:jc w:val="both"/>
+              <w:rPr>
+                <w:ins w:id="304" w:author="Benjamin Rojas" w:date="2026-10-24T15:51:00Z"/>
+                <w:sz w:val="16"/>
+                <w:szCs w:val="16"/>
+                <w:rPrChange w:id="305" w:author="Benjamin Rojas" w:date="2026-10-24T15:53:00Z" w16du:dateUtc="2026-10-24T14:53:00Z">
+                  <w:rPr>
+                    <w:ins w:id="306" w:author="Benjamin Rojas" w:date="2026-10-24T15:51:00Z"/>
+                  </w:rPr>
+                </w:rPrChange>
+              </w:rPr>
+            </w:pPr>
+            <w:ins w:id="307" w:author="Benjamin Rojas" w:date="2026-10-24T15:51:00Z">
+              <w:r>
+                <w:rPr>
+                  <w:sz w:val="16"/>
+                  <w:szCs w:val="16"/>
+                  <w:rPrChange w:id="308" w:author="Benjamin Rojas" w:date="2026-10-24T15:53:00Z" w16du:dateUtc="2026-10-24T14:53:00Z">
+                    <w:rPr/>
+                  </w:rPrChange>
+                </w:rPr>
+                <w:t>GPR Index</w:t>
+              </w:r>
+            </w:ins>
+          </w:p>
+        </w:tc>
+        <w:tc>
+          <w:tcPr>
+            <w:tcW w:w="1288" w:type="dxa"/>
+            <w:tcBorders>
+              <w:top w:val="single" w:sz="6" w:space="0" w:color="E6E6E6"/>
+              <w:left w:val="single" w:sz="6" w:space="0" w:color="E6E6E6"/>
+              <w:bottom w:val="single" w:sz="6" w:space="0" w:color="E6E6E6"/>
+              <w:right w:val="single" w:sz="6" w:space="0" w:color="E6E6E6"/>
+            </w:tcBorders>
+            <w:vAlign w:val="center"/>
+            <w:hideMark/>
+            <w:tcPrChange w:id="309" w:author="Benjamin Rojas" w:date="2026-10-24T15:58:00Z" w16du:dateUtc="2026-10-24T14:58:00Z">
+              <w:tcPr>
+                <w:tcW w:w="0" w:type="auto"/>
+                <w:gridSpan w:val="2"/>
+                <w:tcBorders>
+                  <w:top w:val="single" w:sz="6" w:space="0" w:color="E6E6E6"/>
+                  <w:left w:val="single" w:sz="6" w:space="0" w:color="E6E6E6"/>
+                  <w:bottom w:val="single" w:sz="6" w:space="0" w:color="E6E6E6"/>
+                  <w:right w:val="single" w:sz="6" w:space="0" w:color="E6E6E6"/>
+                </w:tcBorders>
+                <w:vAlign w:val="center"/>
+                <w:hideMark/>
+              </w:tcPr>
+            </w:tcPrChange>
+          </w:tcPr>
+          <w:p>
+            <w:pPr>
+              <w:jc w:val="both"/>
+              <w:rPr>
+                <w:ins w:id="310" w:author="Benjamin Rojas" w:date="2026-10-24T15:51:00Z"/>
+                <w:sz w:val="16"/>
+                <w:szCs w:val="16"/>
+                <w:rPrChange w:id="311" w:author="Benjamin Rojas" w:date="2026-10-24T15:53:00Z" w16du:dateUtc="2026-10-24T14:53:00Z">
+                  <w:rPr>
+                    <w:ins w:id="312" w:author="Benjamin Rojas" w:date="2026-10-24T15:51:00Z"/>
+                  </w:rPr>
+                </w:rPrChange>
+              </w:rPr>
+            </w:pPr>
+            <w:ins w:id="313" w:author="Benjamin Rojas" w:date="2026-10-24T15:51:00Z">
+              <w:r>
+                <w:rPr>
+                  <w:sz w:val="16"/>
+                  <w:szCs w:val="16"/>
+                  <w:rPrChange w:id="314" w:author="Benjamin Rojas" w:date="2026-10-24T15:53:00Z" w16du:dateUtc="2026-10-24T14:53:00Z">
+                    <w:rPr/>
+                  </w:rPrChange>
+                </w:rPr>
+                <w:t>Geopolitical Risk Index</w:t>
+              </w:r>
+            </w:ins>
+          </w:p>
+        </w:tc>
+        <w:tc>
+          <w:tcPr>
+            <w:tcW w:w="3939" w:type="dxa"/>
+            <w:tcBorders>
+              <w:top w:val="single" w:sz="6" w:space="0" w:color="E6E6E6"/>
+              <w:left w:val="single" w:sz="6" w:space="0" w:color="E6E6E6"/>
+              <w:bottom w:val="single" w:sz="6" w:space="0" w:color="E6E6E6"/>
+              <w:right w:val="single" w:sz="6" w:space="0" w:color="E6E6E6"/>
+            </w:tcBorders>
+            <w:tcPrChange w:id="315" w:author="Benjamin Rojas" w:date="2026-10-24T15:58:00Z" w16du:dateUtc="2026-10-24T14:58:00Z">
+              <w:tcPr>
+                <w:tcW w:w="0" w:type="auto"/>
+                <w:gridSpan w:val="2"/>
+                <w:tcBorders>
+                  <w:top w:val="single" w:sz="6" w:space="0" w:color="E6E6E6"/>
+                  <w:left w:val="single" w:sz="6" w:space="0" w:color="E6E6E6"/>
+                  <w:bottom w:val="single" w:sz="6" w:space="0" w:color="E6E6E6"/>
+                  <w:right w:val="single" w:sz="6" w:space="0" w:color="E6E6E6"/>
+                </w:tcBorders>
+              </w:tcPr>
+            </w:tcPrChange>
+          </w:tcPr>
+          <w:p>
+            <w:pPr>
+              <w:jc w:val="both"/>
+              <w:rPr>
+                <w:ins w:id="316" w:author="Benjamin Rojas" w:date="2026-10-24T15:53:00Z" w16du:dateUtc="2026-10-24T14:53:00Z"/>
+                <w:sz w:val="16"/>
+                <w:szCs w:val="16"/>
+                <w:rPrChange w:id="317" w:author="Benjamin Rojas" w:date="2026-10-24T15:53:00Z" w16du:dateUtc="2026-10-24T14:53:00Z">
+                  <w:rPr>
+                    <w:ins w:id="318" w:author="Benjamin Rojas" w:date="2026-10-24T15:53:00Z" w16du:dateUtc="2026-10-24T14:53:00Z"/>
+                  </w:rPr>
+                </w:rPrChange>
+              </w:rPr>
+            </w:pPr>
+            <w:ins w:id="319" w:author="Benjamin Rojas" w:date="2026-10-24T15:56:00Z">
+              <w:r>
+                <w:rPr>
+                  <w:sz w:val="16"/>
+                  <w:szCs w:val="16"/>
+                </w:rPr>
+                <w:t>Free download for academic research.</w:t>
+              </w:r>
+            </w:ins>
+          </w:p>
+        </w:tc>
+        <w:tc>
+          <w:tcPr>
+            <w:tcW w:w="3073" w:type="dxa"/>
+            <w:tcBorders>
+              <w:top w:val="single" w:sz="6" w:space="0" w:color="E6E6E6"/>
+              <w:left w:val="single" w:sz="6" w:space="0" w:color="E6E6E6"/>
+              <w:bottom w:val="single" w:sz="6" w:space="0" w:color="E6E6E6"/>
+              <w:right w:val="single" w:sz="6" w:space="0" w:color="E6E6E6"/>
+            </w:tcBorders>
+            <w:vAlign w:val="center"/>
+            <w:hideMark/>
+            <w:tcPrChange w:id="320" w:author="Benjamin Rojas" w:date="2026-10-24T15:58:00Z" w16du:dateUtc="2026-10-24T14:58:00Z">
+              <w:tcPr>
+                <w:tcW w:w="0" w:type="auto"/>
+                <w:gridSpan w:val="2"/>
+                <w:tcBorders>
+                  <w:top w:val="single" w:sz="6" w:space="0" w:color="E6E6E6"/>
+                  <w:left w:val="single" w:sz="6" w:space="0" w:color="E6E6E6"/>
+                  <w:bottom w:val="single" w:sz="6" w:space="0" w:color="E6E6E6"/>
+                  <w:right w:val="single" w:sz="6" w:space="0" w:color="E6E6E6"/>
+                </w:tcBorders>
+                <w:vAlign w:val="center"/>
+                <w:hideMark/>
+              </w:tcPr>
+            </w:tcPrChange>
+          </w:tcPr>
+          <w:p>
+            <w:pPr>
+              <w:jc w:val="both"/>
+              <w:rPr>
+                <w:ins w:id="321" w:author="Benjamin Rojas" w:date="2026-10-24T15:51:00Z"/>
+                <w:sz w:val="16"/>
+                <w:szCs w:val="16"/>
+                <w:rPrChange w:id="322" w:author="Benjamin Rojas" w:date="2026-10-24T15:53:00Z" w16du:dateUtc="2026-10-24T14:53:00Z">
+                  <w:rPr>
+                    <w:ins w:id="323" w:author="Benjamin Rojas" w:date="2026-10-24T15:51:00Z"/>
+                  </w:rPr>
+                </w:rPrChange>
+              </w:rPr>
+            </w:pPr>
+            <w:ins w:id="324" w:author="Benjamin Rojas" w:date="2026-10-24T15:56:00Z" w16du:dateUtc="2026-10-24T14:56:00Z">
+              <w:r>
+                <w:rPr>
+                  <w:sz w:val="16"/>
+                  <w:szCs w:val="16"/>
+                </w:rPr>
+                <w:fldChar w:fldCharType="begin"/>
+              </w:r>
+              <w:r>
+                <w:rPr>
+                  <w:sz w:val="16"/>
+                  <w:szCs w:val="16"/>
+                </w:rPr>
+                <w:instrText>HYPERLINK "</w:instrText>
+              </w:r>
+            </w:ins>
+            <w:ins w:id="325" w:author="Benjamin Rojas" w:date="2026-10-24T15:51:00Z">
+              <w:r>
+                <w:rPr>
+                  <w:sz w:val="16"/>
+                  <w:szCs w:val="16"/>
+                  <w:rPrChange w:id="326" w:author="Benjamin Rojas" w:date="2026-10-24T15:53:00Z" w16du:dateUtc="2026-10-24T14:53:00Z">
+                    <w:rPr/>
+                  </w:rPrChange>
+                </w:rPr>
+                <w:instrText>https://www.matteoiacoviello.com/gpr.htm</w:instrText>
+              </w:r>
+            </w:ins>
+            <w:ins w:id="327" w:author="Benjamin Rojas" w:date="2026-10-24T15:56:00Z" w16du:dateUtc="2026-10-24T14:56:00Z">
+              <w:r>
+                <w:rPr>
+                  <w:sz w:val="16"/>
+                  <w:szCs w:val="16"/>
+                </w:rPr>
+                <w:instrText>"</w:instrText>
+              </w:r>
+              <w:r>
+                <w:rPr>
+                  <w:sz w:val="16"/>
+                  <w:szCs w:val="16"/>
+                </w:rPr>
+              </w:r>
+              <w:r>
+                <w:rPr>
+                  <w:sz w:val="16"/>
+                  <w:szCs w:val="16"/>
+                </w:rPr>
+                <w:fldChar w:fldCharType="separate"/>
+              </w:r>
+            </w:ins>
+            <w:ins w:id="328" w:author="Benjamin Rojas" w:date="2026-10-24T15:51:00Z">
+              <w:r>
+                <w:rPr>
+                  <w:rStyle w:val="Hyperlink"/>
+                  <w:sz w:val="16"/>
+                  <w:szCs w:val="16"/>
+                  <w:rPrChange w:id="329" w:author="Benjamin Rojas" w:date="2026-10-24T15:53:00Z" w16du:dateUtc="2026-10-24T14:53:00Z">
+                    <w:rPr/>
+                  </w:rPrChange>
+                </w:rPr>
+                <w:t>https://www.matteoiacoviello.com/gpr.htm</w:t>
+              </w:r>
+            </w:ins>
+            <w:ins w:id="330" w:author="Benjamin Rojas" w:date="2026-10-24T15:56:00Z" w16du:dateUtc="2026-10-24T14:56:00Z">
+              <w:r>
+                <w:rPr>
+                  <w:sz w:val="16"/>
+                  <w:szCs w:val="16"/>
+                </w:rPr>
+                <w:fldChar w:fldCharType="end"/>
+              </w:r>
+              <w:r>
+                <w:rPr>
+                  <w:sz w:val="16"/>
+                  <w:szCs w:val="16"/>
+                </w:rPr>
+                <w:t xml:space="preserve"> </w:t>
+              </w:r>
+            </w:ins>
+          </w:p>
+        </w:tc>
+      </w:tr>
+      <w:tr>
+        <w:trPr>
+          <w:tblCellSpacing w:w="15" w:type="dxa"/>
+          <w:ins w:id="331" w:author="Benjamin Rojas" w:date="2026-10-24T15:51:00Z"/>
+          <w:trPrChange w:id="332" w:author="Benjamin Rojas" w:date="2026-10-24T15:58:00Z" w16du:dateUtc="2026-10-24T14:58:00Z">
+            <w:trPr>
+              <w:gridBefore w:val="1"/>
+              <w:tblCellSpacing w:w="15" w:type="dxa"/>
+            </w:trPr>
+          </w:trPrChange>
+        </w:trPr>
+        <w:tc>
+          <w:tcPr>
+            <w:tcW w:w="1464" w:type="dxa"/>
+            <w:tcBorders>
+              <w:top w:val="single" w:sz="6" w:space="0" w:color="E6E6E6"/>
+              <w:left w:val="single" w:sz="6" w:space="0" w:color="E6E6E6"/>
+              <w:bottom w:val="single" w:sz="6" w:space="0" w:color="E6E6E6"/>
+              <w:right w:val="single" w:sz="6" w:space="0" w:color="E6E6E6"/>
+            </w:tcBorders>
+            <w:vAlign w:val="center"/>
+            <w:hideMark/>
+            <w:tcPrChange w:id="333" w:author="Benjamin Rojas" w:date="2026-10-24T15:58:00Z" w16du:dateUtc="2026-10-24T14:58:00Z">
+              <w:tcPr>
+                <w:tcW w:w="0" w:type="auto"/>
+                <w:gridSpan w:val="2"/>
+                <w:tcBorders>
+                  <w:top w:val="single" w:sz="6" w:space="0" w:color="E6E6E6"/>
+                  <w:left w:val="single" w:sz="6" w:space="0" w:color="E6E6E6"/>
+                  <w:bottom w:val="single" w:sz="6" w:space="0" w:color="E6E6E6"/>
+                  <w:right w:val="single" w:sz="6" w:space="0" w:color="E6E6E6"/>
+                </w:tcBorders>
+                <w:vAlign w:val="center"/>
+                <w:hideMark/>
+              </w:tcPr>
+            </w:tcPrChange>
+          </w:tcPr>
+          <w:p>
+            <w:pPr>
+              <w:jc w:val="both"/>
+              <w:rPr>
+                <w:ins w:id="334" w:author="Benjamin Rojas" w:date="2026-10-24T15:51:00Z"/>
+                <w:sz w:val="16"/>
+                <w:szCs w:val="16"/>
+                <w:rPrChange w:id="335" w:author="Benjamin Rojas" w:date="2026-10-24T15:53:00Z" w16du:dateUtc="2026-10-24T14:53:00Z">
+                  <w:rPr>
+                    <w:ins w:id="336" w:author="Benjamin Rojas" w:date="2026-10-24T15:51:00Z"/>
+                  </w:rPr>
+                </w:rPrChange>
+              </w:rPr>
+            </w:pPr>
+            <w:ins w:id="337" w:author="Benjamin Rojas" w:date="2026-10-24T15:51:00Z">
+              <w:r>
+                <w:rPr>
+                  <w:sz w:val="16"/>
+                  <w:szCs w:val="16"/>
+                  <w:rPrChange w:id="338" w:author="Benjamin Rojas" w:date="2026-10-24T15:53:00Z" w16du:dateUtc="2026-10-24T14:53:00Z">
+                    <w:rPr/>
+                  </w:rPrChange>
+                </w:rPr>
+                <w:t>GDELT</w:t>
+              </w:r>
+            </w:ins>
+          </w:p>
+        </w:tc>
+        <w:tc>
+          <w:tcPr>
+            <w:tcW w:w="1288" w:type="dxa"/>
+            <w:tcBorders>
+              <w:top w:val="single" w:sz="6" w:space="0" w:color="E6E6E6"/>
+              <w:left w:val="single" w:sz="6" w:space="0" w:color="E6E6E6"/>
+              <w:bottom w:val="single" w:sz="6" w:space="0" w:color="E6E6E6"/>
+              <w:right w:val="single" w:sz="6" w:space="0" w:color="E6E6E6"/>
+            </w:tcBorders>
+            <w:vAlign w:val="center"/>
+            <w:hideMark/>
+            <w:tcPrChange w:id="339" w:author="Benjamin Rojas" w:date="2026-10-24T15:58:00Z" w16du:dateUtc="2026-10-24T14:58:00Z">
+              <w:tcPr>
+                <w:tcW w:w="0" w:type="auto"/>
+                <w:gridSpan w:val="2"/>
+                <w:tcBorders>
+                  <w:top w:val="single" w:sz="6" w:space="0" w:color="E6E6E6"/>
+                  <w:left w:val="single" w:sz="6" w:space="0" w:color="E6E6E6"/>
+                  <w:bottom w:val="single" w:sz="6" w:space="0" w:color="E6E6E6"/>
+                  <w:right w:val="single" w:sz="6" w:space="0" w:color="E6E6E6"/>
+                </w:tcBorders>
+                <w:vAlign w:val="center"/>
+                <w:hideMark/>
+              </w:tcPr>
+            </w:tcPrChange>
+          </w:tcPr>
+          <w:p>
+            <w:pPr>
+              <w:jc w:val="both"/>
+              <w:rPr>
+                <w:ins w:id="340" w:author="Benjamin Rojas" w:date="2026-10-24T15:51:00Z"/>
+                <w:sz w:val="16"/>
+                <w:szCs w:val="16"/>
+                <w:rPrChange w:id="341" w:author="Benjamin Rojas" w:date="2026-10-24T15:53:00Z" w16du:dateUtc="2026-10-24T14:53:00Z">
+                  <w:rPr>
+                    <w:ins w:id="342" w:author="Benjamin Rojas" w:date="2026-10-24T15:51:00Z"/>
+                  </w:rPr>
+                </w:rPrChange>
+              </w:rPr>
+            </w:pPr>
+            <w:ins w:id="343" w:author="Benjamin Rojas" w:date="2026-10-24T15:51:00Z">
+              <w:r>
+                <w:rPr>
+                  <w:sz w:val="16"/>
+                  <w:szCs w:val="16"/>
+                  <w:rPrChange w:id="344" w:author="Benjamin Rojas" w:date="2026-10-24T15:53:00Z" w16du:dateUtc="2026-10-24T14:53:00Z">
+                    <w:rPr/>
+                  </w:rPrChange>
+                </w:rPr>
+                <w:t>Global Event Data</w:t>
+              </w:r>
+            </w:ins>
+          </w:p>
+        </w:tc>
+        <w:tc>
+          <w:tcPr>
+            <w:tcW w:w="3939" w:type="dxa"/>
+            <w:tcBorders>
+              <w:top w:val="single" w:sz="6" w:space="0" w:color="E6E6E6"/>
+              <w:left w:val="single" w:sz="6" w:space="0" w:color="E6E6E6"/>
+              <w:bottom w:val="single" w:sz="6" w:space="0" w:color="E6E6E6"/>
+              <w:right w:val="single" w:sz="6" w:space="0" w:color="E6E6E6"/>
+            </w:tcBorders>
+            <w:tcPrChange w:id="345" w:author="Benjamin Rojas" w:date="2026-10-24T15:58:00Z" w16du:dateUtc="2026-10-24T14:58:00Z">
+              <w:tcPr>
+                <w:tcW w:w="0" w:type="auto"/>
+                <w:gridSpan w:val="2"/>
+                <w:tcBorders>
+                  <w:top w:val="single" w:sz="6" w:space="0" w:color="E6E6E6"/>
+                  <w:left w:val="single" w:sz="6" w:space="0" w:color="E6E6E6"/>
+                  <w:bottom w:val="single" w:sz="6" w:space="0" w:color="E6E6E6"/>
+                  <w:right w:val="single" w:sz="6" w:space="0" w:color="E6E6E6"/>
+                </w:tcBorders>
+              </w:tcPr>
+            </w:tcPrChange>
+          </w:tcPr>
+          <w:p>
+            <w:pPr>
+              <w:jc w:val="both"/>
+              <w:rPr>
+                <w:ins w:id="346" w:author="Benjamin Rojas" w:date="2026-10-24T15:53:00Z" w16du:dateUtc="2026-10-24T14:53:00Z"/>
+                <w:sz w:val="16"/>
+                <w:szCs w:val="16"/>
+                <w:rPrChange w:id="347" w:author="Benjamin Rojas" w:date="2026-10-24T15:53:00Z" w16du:dateUtc="2026-10-24T14:53:00Z">
+                  <w:rPr>
+                    <w:ins w:id="348" w:author="Benjamin Rojas" w:date="2026-10-24T15:53:00Z" w16du:dateUtc="2026-10-24T14:53:00Z"/>
+                  </w:rPr>
+                </w:rPrChange>
+              </w:rPr>
+            </w:pPr>
+            <w:ins w:id="349" w:author="Benjamin Rojas" w:date="2026-10-24T15:56:00Z">
+              <w:r>
+                <w:rPr>
+                  <w:sz w:val="16"/>
+                  <w:szCs w:val="16"/>
+                </w:rPr>
+                <w:t>Open-access, no registration required.</w:t>
+              </w:r>
+            </w:ins>
+          </w:p>
+        </w:tc>
+        <w:tc>
+          <w:tcPr>
+            <w:tcW w:w="3073" w:type="dxa"/>
+            <w:tcBorders>
+              <w:top w:val="single" w:sz="6" w:space="0" w:color="E6E6E6"/>
+              <w:left w:val="single" w:sz="6" w:space="0" w:color="E6E6E6"/>
+              <w:bottom w:val="single" w:sz="6" w:space="0" w:color="E6E6E6"/>
+              <w:right w:val="single" w:sz="6" w:space="0" w:color="E6E6E6"/>
+            </w:tcBorders>
+            <w:vAlign w:val="center"/>
+            <w:hideMark/>
+            <w:tcPrChange w:id="350" w:author="Benjamin Rojas" w:date="2026-10-24T15:58:00Z" w16du:dateUtc="2026-10-24T14:58:00Z">
+              <w:tcPr>
+                <w:tcW w:w="0" w:type="auto"/>
+                <w:gridSpan w:val="2"/>
+                <w:tcBorders>
+                  <w:top w:val="single" w:sz="6" w:space="0" w:color="E6E6E6"/>
+                  <w:left w:val="single" w:sz="6" w:space="0" w:color="E6E6E6"/>
+                  <w:bottom w:val="single" w:sz="6" w:space="0" w:color="E6E6E6"/>
+                  <w:right w:val="single" w:sz="6" w:space="0" w:color="E6E6E6"/>
+                </w:tcBorders>
+                <w:vAlign w:val="center"/>
+                <w:hideMark/>
+              </w:tcPr>
+            </w:tcPrChange>
+          </w:tcPr>
+          <w:p>
+            <w:pPr>
+              <w:jc w:val="both"/>
+              <w:rPr>
+                <w:ins w:id="351" w:author="Benjamin Rojas" w:date="2026-10-24T15:51:00Z"/>
+                <w:sz w:val="16"/>
+                <w:szCs w:val="16"/>
+                <w:rPrChange w:id="352" w:author="Benjamin Rojas" w:date="2026-10-24T15:53:00Z" w16du:dateUtc="2026-10-24T14:53:00Z">
+                  <w:rPr>
+                    <w:ins w:id="353" w:author="Benjamin Rojas" w:date="2026-10-24T15:51:00Z"/>
+                  </w:rPr>
+                </w:rPrChange>
+              </w:rPr>
+            </w:pPr>
+            <w:ins w:id="354" w:author="Benjamin Rojas" w:date="2026-10-24T15:56:00Z" w16du:dateUtc="2026-10-24T14:56:00Z">
+              <w:r>
+                <w:rPr>
+                  <w:sz w:val="16"/>
+                  <w:szCs w:val="16"/>
+                </w:rPr>
+                <w:fldChar w:fldCharType="begin"/>
+              </w:r>
+              <w:r>
+                <w:rPr>
+                  <w:sz w:val="16"/>
+                  <w:szCs w:val="16"/>
+                </w:rPr>
+                <w:instrText>HYPERLINK "</w:instrText>
+              </w:r>
+            </w:ins>
+            <w:ins w:id="355" w:author="Benjamin Rojas" w:date="2026-10-24T15:51:00Z">
+              <w:r>
+                <w:rPr>
+                  <w:sz w:val="16"/>
+                  <w:szCs w:val="16"/>
+                  <w:rPrChange w:id="356" w:author="Benjamin Rojas" w:date="2026-10-24T15:53:00Z" w16du:dateUtc="2026-10-24T14:53:00Z">
+                    <w:rPr/>
+                  </w:rPrChange>
+                </w:rPr>
+                <w:instrText>https://www.gdeltproject.org</w:instrText>
+              </w:r>
+            </w:ins>
+            <w:ins w:id="357" w:author="Benjamin Rojas" w:date="2026-10-24T15:56:00Z" w16du:dateUtc="2026-10-24T14:56:00Z">
+              <w:r>
+                <w:rPr>
+                  <w:sz w:val="16"/>
+                  <w:szCs w:val="16"/>
+                </w:rPr>
+                <w:instrText>"</w:instrText>
+              </w:r>
+              <w:r>
+                <w:rPr>
+                  <w:sz w:val="16"/>
+                  <w:szCs w:val="16"/>
+                </w:rPr>
+              </w:r>
+              <w:r>
+                <w:rPr>
+                  <w:sz w:val="16"/>
+                  <w:szCs w:val="16"/>
+                </w:rPr>
+                <w:fldChar w:fldCharType="separate"/>
+              </w:r>
+            </w:ins>
+            <w:ins w:id="358" w:author="Benjamin Rojas" w:date="2026-10-24T15:51:00Z">
+              <w:r>
+                <w:rPr>
+                  <w:rStyle w:val="Hyperlink"/>
+                  <w:sz w:val="16"/>
+                  <w:szCs w:val="16"/>
+                  <w:rPrChange w:id="359" w:author="Benjamin Rojas" w:date="2026-10-24T15:53:00Z" w16du:dateUtc="2026-10-24T14:53:00Z">
+                    <w:rPr/>
+                  </w:rPrChange>
+                </w:rPr>
+                <w:t>https://www.gdeltproject.org</w:t>
+              </w:r>
+            </w:ins>
+            <w:ins w:id="360" w:author="Benjamin Rojas" w:date="2026-10-24T15:56:00Z" w16du:dateUtc="2026-10-24T14:56:00Z">
+              <w:r>
+                <w:rPr>
+                  <w:sz w:val="16"/>
+                  <w:szCs w:val="16"/>
+                </w:rPr>
+                <w:fldChar w:fldCharType="end"/>
+              </w:r>
+              <w:r>
+                <w:rPr>
+                  <w:sz w:val="16"/>
+                  <w:szCs w:val="16"/>
+                </w:rPr>
+                <w:t xml:space="preserve"> </w:t>
+              </w:r>
+            </w:ins>
+          </w:p>
+        </w:tc>
+      </w:tr>
+      <w:tr>
+        <w:trPr>
+          <w:tblCellSpacing w:w="15" w:type="dxa"/>
+          <w:ins w:id="361" w:author="Benjamin Rojas" w:date="2026-10-24T15:51:00Z"/>
+          <w:trPrChange w:id="362" w:author="Benjamin Rojas" w:date="2026-10-24T15:58:00Z" w16du:dateUtc="2026-10-24T14:58:00Z">
+            <w:trPr>
+              <w:gridBefore w:val="1"/>
+              <w:tblCellSpacing w:w="15" w:type="dxa"/>
+            </w:trPr>
+          </w:trPrChange>
+        </w:trPr>
+        <w:tc>
+          <w:tcPr>
+            <w:tcW w:w="1464" w:type="dxa"/>
+            <w:tcBorders>
+              <w:top w:val="single" w:sz="6" w:space="0" w:color="E6E6E6"/>
+              <w:left w:val="single" w:sz="6" w:space="0" w:color="E6E6E6"/>
+              <w:bottom w:val="single" w:sz="6" w:space="0" w:color="E6E6E6"/>
+              <w:right w:val="single" w:sz="6" w:space="0" w:color="E6E6E6"/>
+            </w:tcBorders>
+            <w:vAlign w:val="center"/>
+            <w:hideMark/>
+            <w:tcPrChange w:id="363" w:author="Benjamin Rojas" w:date="2026-10-24T15:58:00Z" w16du:dateUtc="2026-10-24T14:58:00Z">
+              <w:tcPr>
+                <w:tcW w:w="0" w:type="auto"/>
+                <w:gridSpan w:val="2"/>
+                <w:tcBorders>
+                  <w:top w:val="single" w:sz="6" w:space="0" w:color="E6E6E6"/>
+                  <w:left w:val="single" w:sz="6" w:space="0" w:color="E6E6E6"/>
+                  <w:bottom w:val="single" w:sz="6" w:space="0" w:color="E6E6E6"/>
+                  <w:right w:val="single" w:sz="6" w:space="0" w:color="E6E6E6"/>
+                </w:tcBorders>
+                <w:vAlign w:val="center"/>
+                <w:hideMark/>
+              </w:tcPr>
+            </w:tcPrChange>
+          </w:tcPr>
+          <w:p>
+            <w:pPr>
+              <w:jc w:val="both"/>
+              <w:rPr>
+                <w:ins w:id="364" w:author="Benjamin Rojas" w:date="2026-10-24T15:51:00Z"/>
+                <w:sz w:val="16"/>
+                <w:szCs w:val="16"/>
+                <w:rPrChange w:id="365" w:author="Benjamin Rojas" w:date="2026-10-24T15:53:00Z" w16du:dateUtc="2026-10-24T14:53:00Z">
+                  <w:rPr>
+                    <w:ins w:id="366" w:author="Benjamin Rojas" w:date="2026-10-24T15:51:00Z"/>
+                  </w:rPr>
+                </w:rPrChange>
+              </w:rPr>
+            </w:pPr>
+            <w:ins w:id="367" w:author="Benjamin Rojas" w:date="2026-10-24T15:51:00Z">
+              <w:r>
+                <w:rPr>
+                  <w:sz w:val="16"/>
+                  <w:szCs w:val="16"/>
+                  <w:rPrChange w:id="368" w:author="Benjamin Rojas" w:date="2026-10-24T15:53:00Z" w16du:dateUtc="2026-10-24T14:53:00Z">
+                    <w:rPr/>
+                  </w:rPrChange>
+                </w:rPr>
+                <w:t>ACLED</w:t>
+              </w:r>
+            </w:ins>
+          </w:p>
+        </w:tc>
+        <w:tc>
+          <w:tcPr>
+            <w:tcW w:w="1288" w:type="dxa"/>
+            <w:tcBorders>
+              <w:top w:val="single" w:sz="6" w:space="0" w:color="E6E6E6"/>
+              <w:left w:val="single" w:sz="6" w:space="0" w:color="E6E6E6"/>
+              <w:bottom w:val="single" w:sz="6" w:space="0" w:color="E6E6E6"/>
+              <w:right w:val="single" w:sz="6" w:space="0" w:color="E6E6E6"/>
+            </w:tcBorders>
+            <w:vAlign w:val="center"/>
+            <w:hideMark/>
+            <w:tcPrChange w:id="369" w:author="Benjamin Rojas" w:date="2026-10-24T15:58:00Z" w16du:dateUtc="2026-10-24T14:58:00Z">
+              <w:tcPr>
+                <w:tcW w:w="0" w:type="auto"/>
+                <w:gridSpan w:val="2"/>
+                <w:tcBorders>
+                  <w:top w:val="single" w:sz="6" w:space="0" w:color="E6E6E6"/>
+                  <w:left w:val="single" w:sz="6" w:space="0" w:color="E6E6E6"/>
+                  <w:bottom w:val="single" w:sz="6" w:space="0" w:color="E6E6E6"/>
+                  <w:right w:val="single" w:sz="6" w:space="0" w:color="E6E6E6"/>
+                </w:tcBorders>
+                <w:vAlign w:val="center"/>
+                <w:hideMark/>
+              </w:tcPr>
+            </w:tcPrChange>
+          </w:tcPr>
+          <w:p>
+            <w:pPr>
+              <w:jc w:val="both"/>
+              <w:rPr>
+                <w:ins w:id="370" w:author="Benjamin Rojas" w:date="2026-10-24T15:51:00Z"/>
+                <w:sz w:val="16"/>
+                <w:szCs w:val="16"/>
+                <w:rPrChange w:id="371" w:author="Benjamin Rojas" w:date="2026-10-24T15:53:00Z" w16du:dateUtc="2026-10-24T14:53:00Z">
+                  <w:rPr>
+                    <w:ins w:id="372" w:author="Benjamin Rojas" w:date="2026-10-24T15:51:00Z"/>
+                  </w:rPr>
+                </w:rPrChange>
+              </w:rPr>
+            </w:pPr>
+            <w:ins w:id="373" w:author="Benjamin Rojas" w:date="2026-10-24T15:51:00Z">
+              <w:r>
+                <w:rPr>
+                  <w:sz w:val="16"/>
+                  <w:szCs w:val="16"/>
+                  <w:rPrChange w:id="374" w:author="Benjamin Rojas" w:date="2026-10-24T15:53:00Z" w16du:dateUtc="2026-10-24T14:53:00Z">
+                    <w:rPr/>
+                  </w:rPrChange>
+                </w:rPr>
+                <w:t>Conflict Event Data</w:t>
+              </w:r>
+            </w:ins>
+          </w:p>
+        </w:tc>
+        <w:tc>
+          <w:tcPr>
+            <w:tcW w:w="3939" w:type="dxa"/>
+            <w:tcBorders>
+              <w:top w:val="single" w:sz="6" w:space="0" w:color="E6E6E6"/>
+              <w:left w:val="single" w:sz="6" w:space="0" w:color="E6E6E6"/>
+              <w:bottom w:val="single" w:sz="6" w:space="0" w:color="E6E6E6"/>
+              <w:right w:val="single" w:sz="6" w:space="0" w:color="E6E6E6"/>
+            </w:tcBorders>
+            <w:tcPrChange w:id="375" w:author="Benjamin Rojas" w:date="2026-10-24T15:58:00Z" w16du:dateUtc="2026-10-24T14:58:00Z">
+              <w:tcPr>
+                <w:tcW w:w="0" w:type="auto"/>
+                <w:gridSpan w:val="2"/>
+                <w:tcBorders>
+                  <w:top w:val="single" w:sz="6" w:space="0" w:color="E6E6E6"/>
+                  <w:left w:val="single" w:sz="6" w:space="0" w:color="E6E6E6"/>
+                  <w:bottom w:val="single" w:sz="6" w:space="0" w:color="E6E6E6"/>
+                  <w:right w:val="single" w:sz="6" w:space="0" w:color="E6E6E6"/>
+                </w:tcBorders>
+              </w:tcPr>
+            </w:tcPrChange>
+          </w:tcPr>
+          <w:p>
+            <w:pPr>
+              <w:jc w:val="both"/>
+              <w:rPr>
+                <w:ins w:id="376" w:author="Benjamin Rojas" w:date="2026-10-24T15:53:00Z" w16du:dateUtc="2026-10-24T14:53:00Z"/>
+                <w:sz w:val="16"/>
+                <w:szCs w:val="16"/>
+                <w:rPrChange w:id="377" w:author="Benjamin Rojas" w:date="2026-10-24T15:53:00Z" w16du:dateUtc="2026-10-24T14:53:00Z">
+                  <w:rPr>
+                    <w:ins w:id="378" w:author="Benjamin Rojas" w:date="2026-10-24T15:53:00Z" w16du:dateUtc="2026-10-24T14:53:00Z"/>
+                  </w:rPr>
+                </w:rPrChange>
+              </w:rPr>
+            </w:pPr>
+            <w:ins w:id="379" w:author="Benjamin Rojas" w:date="2026-10-24T15:56:00Z">
+              <w:r>
+                <w:rPr>
+                  <w:sz w:val="16"/>
+                  <w:szCs w:val="16"/>
+                </w:rPr>
+                <w:t>Free academic access (requires free registration/access key).</w:t>
+              </w:r>
+            </w:ins>
+          </w:p>
+        </w:tc>
+        <w:tc>
+          <w:tcPr>
+            <w:tcW w:w="3073" w:type="dxa"/>
+            <w:tcBorders>
+              <w:top w:val="single" w:sz="6" w:space="0" w:color="E6E6E6"/>
+              <w:left w:val="single" w:sz="6" w:space="0" w:color="E6E6E6"/>
+              <w:bottom w:val="single" w:sz="6" w:space="0" w:color="E6E6E6"/>
+              <w:right w:val="single" w:sz="6" w:space="0" w:color="E6E6E6"/>
+            </w:tcBorders>
+            <w:vAlign w:val="center"/>
+            <w:hideMark/>
+            <w:tcPrChange w:id="380" w:author="Benjamin Rojas" w:date="2026-10-24T15:58:00Z" w16du:dateUtc="2026-10-24T14:58:00Z">
+              <w:tcPr>
+                <w:tcW w:w="0" w:type="auto"/>
+                <w:gridSpan w:val="2"/>
+                <w:tcBorders>
+                  <w:top w:val="single" w:sz="6" w:space="0" w:color="E6E6E6"/>
+                  <w:left w:val="single" w:sz="6" w:space="0" w:color="E6E6E6"/>
+                  <w:bottom w:val="single" w:sz="6" w:space="0" w:color="E6E6E6"/>
+                  <w:right w:val="single" w:sz="6" w:space="0" w:color="E6E6E6"/>
+                </w:tcBorders>
+                <w:vAlign w:val="center"/>
+                <w:hideMark/>
+              </w:tcPr>
+            </w:tcPrChange>
+          </w:tcPr>
+          <w:p>
+            <w:pPr>
+              <w:jc w:val="both"/>
+              <w:rPr>
+                <w:ins w:id="381" w:author="Benjamin Rojas" w:date="2026-10-24T15:51:00Z"/>
+                <w:sz w:val="16"/>
+                <w:szCs w:val="16"/>
+                <w:rPrChange w:id="382" w:author="Benjamin Rojas" w:date="2026-10-24T15:53:00Z" w16du:dateUtc="2026-10-24T14:53:00Z">
+                  <w:rPr>
+                    <w:ins w:id="383" w:author="Benjamin Rojas" w:date="2026-10-24T15:51:00Z"/>
+                  </w:rPr>
+                </w:rPrChange>
+              </w:rPr>
+            </w:pPr>
+            <w:ins w:id="384" w:author="Benjamin Rojas" w:date="2026-10-24T15:56:00Z" w16du:dateUtc="2026-10-24T14:56:00Z">
+              <w:r>
+                <w:rPr>
+                  <w:sz w:val="16"/>
+                  <w:szCs w:val="16"/>
+                </w:rPr>
+                <w:fldChar w:fldCharType="begin"/>
+              </w:r>
+              <w:r>
+                <w:rPr>
+                  <w:sz w:val="16"/>
+                  <w:szCs w:val="16"/>
+                </w:rPr>
+                <w:instrText>HYPERLINK "</w:instrText>
+              </w:r>
+            </w:ins>
+            <w:ins w:id="385" w:author="Benjamin Rojas" w:date="2026-10-24T15:51:00Z">
+              <w:r>
+                <w:rPr>
+                  <w:sz w:val="16"/>
+                  <w:szCs w:val="16"/>
+                  <w:rPrChange w:id="386" w:author="Benjamin Rojas" w:date="2026-10-24T15:53:00Z" w16du:dateUtc="2026-10-24T14:53:00Z">
+                    <w:rPr/>
+                  </w:rPrChange>
+                </w:rPr>
+                <w:instrText>https://acleddata.com</w:instrText>
+              </w:r>
+            </w:ins>
+            <w:ins w:id="387" w:author="Benjamin Rojas" w:date="2026-10-24T15:56:00Z" w16du:dateUtc="2026-10-24T14:56:00Z">
+              <w:r>
+                <w:rPr>
+                  <w:sz w:val="16"/>
+                  <w:szCs w:val="16"/>
+                </w:rPr>
+                <w:instrText>"</w:instrText>
+              </w:r>
+              <w:r>
+                <w:rPr>
+                  <w:sz w:val="16"/>
+                  <w:szCs w:val="16"/>
+                </w:rPr>
+              </w:r>
+              <w:r>
+                <w:rPr>
+                  <w:sz w:val="16"/>
+                  <w:szCs w:val="16"/>
+                </w:rPr>
+                <w:fldChar w:fldCharType="separate"/>
+              </w:r>
+            </w:ins>
+            <w:ins w:id="388" w:author="Benjamin Rojas" w:date="2026-10-24T15:51:00Z">
+              <w:r>
+                <w:rPr>
+                  <w:rStyle w:val="Hyperlink"/>
+                  <w:sz w:val="16"/>
+                  <w:szCs w:val="16"/>
+                  <w:rPrChange w:id="389" w:author="Benjamin Rojas" w:date="2026-10-24T15:53:00Z" w16du:dateUtc="2026-10-24T14:53:00Z">
+                    <w:rPr/>
+                  </w:rPrChange>
+                </w:rPr>
+                <w:t>https://acleddata.com</w:t>
+              </w:r>
+            </w:ins>
+            <w:ins w:id="390" w:author="Benjamin Rojas" w:date="2026-10-24T15:56:00Z" w16du:dateUtc="2026-10-24T14:56:00Z">
+              <w:r>
+                <w:rPr>
+                  <w:sz w:val="16"/>
+                  <w:szCs w:val="16"/>
+                </w:rPr>
+                <w:fldChar w:fldCharType="end"/>
+              </w:r>
+              <w:r>
+                <w:rPr>
+                  <w:sz w:val="16"/>
+                  <w:szCs w:val="16"/>
+                </w:rPr>
+                <w:t xml:space="preserve"> </w:t>
+              </w:r>
+            </w:ins>
+          </w:p>
+        </w:tc>
+      </w:tr>
+    </w:tbl>
+    <w:p>
+      <w:pPr>
         <w:jc w:val="both"/>
         <w:rPr>
+          <w:ins w:id="391" w:author="Benjamin Rojas" w:date="2026-10-24T15:57:00Z" w16du:dateUtc="2026-10-24T14:57:00Z"/>
+        </w:rPr>
+      </w:pPr>
+    </w:p>
+    <w:p>
+      <w:pPr>
+        <w:jc w:val="both"/>
+        <w:rPr>
+          <w:ins w:id="392" w:author="Benjamin Rojas" w:date="2026-10-24T18:48:00Z" w16du:dateUtc="2026-10-24T17:48:00Z"/>
+          <w:rFonts w:ascii="Arial" w:hAnsi="Arial" w:cs="Arial"/>
+        </w:rPr>
+      </w:pPr>
+      <w:ins w:id="393" w:author="Benjamin Rojas" w:date="2026-10-24T15:57:00Z">
+        <w:r>
+          <w:rPr>
+            <w:rFonts w:ascii="Arial" w:hAnsi="Arial" w:cs="Arial"/>
+            <w:rPrChange w:id="394" w:author="Benjamin Rojas" w:date="2026-10-24T18:47:00Z" w16du:dateUtc="2026-10-24T17:47:00Z">
+              <w:rPr/>
+            </w:rPrChange>
+          </w:rPr>
+          <w:t>All proposed datasets are publicly available for academic use and research purposes. The project will only utilise secondary data obtained from authorised public sources. No personal, confidential or sensitive information will be collected.</w:t>
+        </w:r>
+      </w:ins>
+    </w:p>
+    <w:p>
+      <w:pPr>
+        <w:jc w:val="both"/>
+        <w:rPr>
+          <w:ins w:id="395" w:author="Benjamin Rojas" w:date="2026-10-24T18:48:00Z" w16du:dateUtc="2026-10-24T17:48:00Z"/>
+          <w:rFonts w:ascii="Arial" w:hAnsi="Arial" w:cs="Arial"/>
+        </w:rPr>
+      </w:pPr>
+    </w:p>
+    <w:p>
+      <w:pPr>
+        <w:jc w:val="both"/>
+        <w:rPr>
+          <w:ins w:id="396" w:author="Benjamin Rojas" w:date="2026-10-24T15:57:00Z"/>
+          <w:rFonts w:ascii="Arial" w:hAnsi="Arial" w:cs="Arial"/>
+          <w:rPrChange w:id="397" w:author="Benjamin Rojas" w:date="2026-10-24T18:47:00Z" w16du:dateUtc="2026-10-24T17:47:00Z">
+            <w:rPr>
+              <w:ins w:id="398" w:author="Benjamin Rojas" w:date="2026-10-24T15:57:00Z"/>
+            </w:rPr>
+          </w:rPrChange>
+        </w:rPr>
+      </w:pPr>
+    </w:p>
+    <w:p>
+      <w:pPr>
+        <w:pStyle w:val="Heading2"/>
+        <w:rPr>
+          <w:ins w:id="399" w:author="Benjamin Rojas" w:date="2026-10-24T18:48:00Z" w16du:dateUtc="2026-10-24T17:48:00Z"/>
+        </w:rPr>
+      </w:pPr>
+      <w:bookmarkStart w:id="400" w:name="_Toc243759608"/>
+      <w:ins w:id="401" w:author="Benjamin Rojas" w:date="2026-10-24T15:59:00Z" w16du:dateUtc="2026-10-24T14:59:00Z">
+        <w:r>
+          <w:t>Expected Deliverables</w:t>
+        </w:r>
+      </w:ins>
+      <w:bookmarkEnd w:id="400"/>
+    </w:p>
+    <w:p>
+      <w:pPr>
+        <w:rPr>
+          <w:ins w:id="402" w:author="Benjamin Rojas" w:date="2026-10-24T15:59:00Z" w16du:dateUtc="2026-10-24T14:59:00Z"/>
+        </w:rPr>
+        <w:pPrChange w:id="403" w:author="Benjamin Rojas" w:date="2026-10-24T18:48:00Z" w16du:dateUtc="2026-10-24T17:48:00Z">
+          <w:pPr>
+            <w:pStyle w:val="Heading2"/>
+          </w:pPr>
+        </w:pPrChange>
+      </w:pPr>
+    </w:p>
+    <w:p>
+      <w:pPr>
+        <w:numPr>
+          <w:ilvl w:val="0"/>
+          <w:numId w:val="1"/>
+        </w:numPr>
+        <w:jc w:val="both"/>
+        <w:rPr>
+          <w:ins w:id="404" w:author="Benjamin Rojas" w:date="2026-10-24T16:00:00Z"/>
+          <w:rFonts w:ascii="Arial" w:hAnsi="Arial" w:cs="Arial"/>
+          <w:rPrChange w:id="405" w:author="Benjamin Rojas" w:date="2026-10-24T18:48:00Z" w16du:dateUtc="2026-10-24T17:48:00Z">
+            <w:rPr>
+              <w:ins w:id="406" w:author="Benjamin Rojas" w:date="2026-10-24T16:00:00Z"/>
+              <w:sz w:val="20"/>
+              <w:szCs w:val="20"/>
+            </w:rPr>
+          </w:rPrChange>
+        </w:rPr>
+      </w:pPr>
+      <w:ins w:id="407" w:author="Benjamin Rojas" w:date="2026-10-24T16:00:00Z">
+        <w:r>
+          <w:rPr>
+            <w:rFonts w:ascii="Arial" w:hAnsi="Arial" w:cs="Arial"/>
+            <w:rPrChange w:id="408" w:author="Benjamin Rojas" w:date="2026-10-24T18:48:00Z" w16du:dateUtc="2026-10-24T17:48:00Z">
+              <w:rPr>
+                <w:sz w:val="20"/>
+                <w:szCs w:val="20"/>
+              </w:rPr>
+            </w:rPrChange>
+          </w:rPr>
+          <w:t>A cleaned and documented data preparation workflow.</w:t>
+        </w:r>
+      </w:ins>
+    </w:p>
+    <w:p>
+      <w:pPr>
+        <w:numPr>
+          <w:ilvl w:val="0"/>
+          <w:numId w:val="1"/>
+        </w:numPr>
+        <w:jc w:val="both"/>
+        <w:rPr>
+          <w:ins w:id="409" w:author="Benjamin Rojas" w:date="2026-10-24T16:00:00Z"/>
+          <w:rFonts w:ascii="Arial" w:hAnsi="Arial" w:cs="Arial"/>
+          <w:rPrChange w:id="410" w:author="Benjamin Rojas" w:date="2026-10-24T18:48:00Z" w16du:dateUtc="2026-10-24T17:48:00Z">
+            <w:rPr>
+              <w:ins w:id="411" w:author="Benjamin Rojas" w:date="2026-10-24T16:00:00Z"/>
+              <w:sz w:val="20"/>
+              <w:szCs w:val="20"/>
+            </w:rPr>
+          </w:rPrChange>
+        </w:rPr>
+      </w:pPr>
+      <w:ins w:id="412" w:author="Benjamin Rojas" w:date="2026-10-24T16:00:00Z">
+        <w:r>
+          <w:rPr>
+            <w:rFonts w:ascii="Arial" w:hAnsi="Arial" w:cs="Arial"/>
+            <w:rPrChange w:id="413" w:author="Benjamin Rojas" w:date="2026-10-24T18:48:00Z" w16du:dateUtc="2026-10-24T17:48:00Z">
+              <w:rPr>
+                <w:sz w:val="20"/>
+                <w:szCs w:val="20"/>
+              </w:rPr>
+            </w:rPrChange>
+          </w:rPr>
+          <w:t>Exploratory data analysis identifying relationships between geopolitical risk indicators and DJIA volatility.</w:t>
+        </w:r>
+      </w:ins>
+    </w:p>
+    <w:p>
+      <w:pPr>
+        <w:numPr>
+          <w:ilvl w:val="0"/>
+          <w:numId w:val="1"/>
+        </w:numPr>
+        <w:jc w:val="both"/>
+        <w:rPr>
+          <w:ins w:id="414" w:author="Benjamin Rojas" w:date="2026-10-24T16:00:00Z"/>
+          <w:rFonts w:ascii="Arial" w:hAnsi="Arial" w:cs="Arial"/>
+          <w:rPrChange w:id="415" w:author="Benjamin Rojas" w:date="2026-10-24T18:48:00Z" w16du:dateUtc="2026-10-24T17:48:00Z">
+            <w:rPr>
+              <w:ins w:id="416" w:author="Benjamin Rojas" w:date="2026-10-24T16:00:00Z"/>
+              <w:sz w:val="20"/>
+              <w:szCs w:val="20"/>
+            </w:rPr>
+          </w:rPrChange>
+        </w:rPr>
+      </w:pPr>
+      <w:ins w:id="417" w:author="Benjamin Rojas" w:date="2026-10-24T16:00:00Z">
+        <w:r>
+          <w:rPr>
+            <w:rFonts w:ascii="Arial" w:hAnsi="Arial" w:cs="Arial"/>
+            <w:rPrChange w:id="418" w:author="Benjamin Rojas" w:date="2026-10-24T18:48:00Z" w16du:dateUtc="2026-10-24T17:48:00Z">
+              <w:rPr>
+                <w:sz w:val="20"/>
+                <w:szCs w:val="20"/>
+              </w:rPr>
+            </w:rPrChange>
+          </w:rPr>
+          <w:t>A comparative evaluation of candidate machine learning models.</w:t>
+        </w:r>
+      </w:ins>
+    </w:p>
+    <w:p>
+      <w:pPr>
+        <w:numPr>
+          <w:ilvl w:val="0"/>
+          <w:numId w:val="1"/>
+        </w:numPr>
+        <w:jc w:val="both"/>
+        <w:rPr>
+          <w:ins w:id="419" w:author="Benjamin Rojas" w:date="2026-10-24T16:00:00Z"/>
+          <w:rFonts w:ascii="Arial" w:hAnsi="Arial" w:cs="Arial"/>
+          <w:rPrChange w:id="420" w:author="Benjamin Rojas" w:date="2026-10-24T18:48:00Z" w16du:dateUtc="2026-10-24T17:48:00Z">
+            <w:rPr>
+              <w:ins w:id="421" w:author="Benjamin Rojas" w:date="2026-10-24T16:00:00Z"/>
+              <w:sz w:val="20"/>
+              <w:szCs w:val="20"/>
+            </w:rPr>
+          </w:rPrChange>
+        </w:rPr>
+      </w:pPr>
+      <w:ins w:id="422" w:author="Benjamin Rojas" w:date="2026-10-24T16:00:00Z">
+        <w:r>
+          <w:rPr>
+            <w:rFonts w:ascii="Arial" w:hAnsi="Arial" w:cs="Arial"/>
+            <w:rPrChange w:id="423" w:author="Benjamin Rojas" w:date="2026-10-24T18:48:00Z" w16du:dateUtc="2026-10-24T17:48:00Z">
+              <w:rPr>
+                <w:sz w:val="20"/>
+                <w:szCs w:val="20"/>
+              </w:rPr>
+            </w:rPrChange>
+          </w:rPr>
+          <w:t>A predictive volatility forecasting framework and accompanying performance assessment.</w:t>
+        </w:r>
+      </w:ins>
+    </w:p>
+    <w:p>
+      <w:pPr>
+        <w:numPr>
+          <w:ilvl w:val="0"/>
+          <w:numId w:val="1"/>
+        </w:numPr>
+        <w:jc w:val="both"/>
+        <w:rPr>
+          <w:ins w:id="424" w:author="Benjamin Rojas" w:date="2026-10-24T16:00:00Z"/>
+          <w:rFonts w:ascii="Arial" w:hAnsi="Arial" w:cs="Arial"/>
+          <w:rPrChange w:id="425" w:author="Benjamin Rojas" w:date="2026-10-24T18:48:00Z" w16du:dateUtc="2026-10-24T17:48:00Z">
+            <w:rPr>
+              <w:ins w:id="426" w:author="Benjamin Rojas" w:date="2026-10-24T16:00:00Z"/>
+              <w:sz w:val="20"/>
+              <w:szCs w:val="20"/>
+            </w:rPr>
+          </w:rPrChange>
+        </w:rPr>
+      </w:pPr>
+      <w:ins w:id="427" w:author="Benjamin Rojas" w:date="2026-10-24T16:00:00Z">
+        <w:r>
+          <w:rPr>
+            <w:rFonts w:ascii="Arial" w:hAnsi="Arial" w:cs="Arial"/>
+            <w:rPrChange w:id="428" w:author="Benjamin Rojas" w:date="2026-10-24T18:48:00Z" w16du:dateUtc="2026-10-24T17:48:00Z">
+              <w:rPr>
+                <w:sz w:val="20"/>
+                <w:szCs w:val="20"/>
+              </w:rPr>
+            </w:rPrChange>
+          </w:rPr>
+          <w:t>A final project report presenting methodology, findings, business implications and recommendations.</w:t>
+        </w:r>
+      </w:ins>
+    </w:p>
+    <w:p>
+      <w:pPr>
+        <w:numPr>
+          <w:ilvl w:val="0"/>
+          <w:numId w:val="1"/>
+        </w:numPr>
+        <w:jc w:val="both"/>
+        <w:rPr>
+          <w:ins w:id="429" w:author="Benjamin Rojas" w:date="2026-10-24T18:48:00Z" w16du:dateUtc="2026-10-24T17:48:00Z"/>
+          <w:sz w:val="20"/>
+          <w:szCs w:val="20"/>
+          <w:rPrChange w:id="430" w:author="Benjamin Rojas" w:date="2026-10-24T18:48:00Z" w16du:dateUtc="2026-10-24T17:48:00Z">
+            <w:rPr>
+              <w:ins w:id="431" w:author="Benjamin Rojas" w:date="2026-10-24T18:48:00Z" w16du:dateUtc="2026-10-24T17:48:00Z"/>
+              <w:rFonts w:ascii="Arial" w:hAnsi="Arial" w:cs="Arial"/>
+            </w:rPr>
+          </w:rPrChange>
+        </w:rPr>
+      </w:pPr>
+      <w:ins w:id="432" w:author="Benjamin Rojas" w:date="2026-10-24T16:00:00Z">
+        <w:r>
+          <w:rPr>
+            <w:rFonts w:ascii="Arial" w:hAnsi="Arial" w:cs="Arial"/>
+            <w:rPrChange w:id="433" w:author="Benjamin Rojas" w:date="2026-10-24T18:48:00Z" w16du:dateUtc="2026-10-24T17:48:00Z">
+              <w:rPr>
+                <w:sz w:val="20"/>
+                <w:szCs w:val="20"/>
+              </w:rPr>
+            </w:rPrChange>
+          </w:rPr>
+          <w:t>A GitHub repository containing project code, documentation and reproducible analytical workflows.</w:t>
+        </w:r>
+      </w:ins>
+    </w:p>
+    <w:p>
+      <w:pPr>
+        <w:jc w:val="both"/>
+        <w:rPr>
+          <w:ins w:id="434" w:author="Benjamin Rojas" w:date="2026-10-24T18:48:00Z" w16du:dateUtc="2026-10-24T17:48:00Z"/>
+          <w:rFonts w:ascii="Arial" w:hAnsi="Arial" w:cs="Arial"/>
+        </w:rPr>
+      </w:pPr>
+    </w:p>
+    <w:p>
+      <w:pPr>
+        <w:jc w:val="both"/>
+        <w:rPr>
+          <w:ins w:id="435" w:author="Benjamin Rojas" w:date="2026-10-24T18:48:00Z" w16du:dateUtc="2026-10-24T17:48:00Z"/>
+          <w:rFonts w:ascii="Arial" w:hAnsi="Arial" w:cs="Arial"/>
+        </w:rPr>
+      </w:pPr>
+    </w:p>
+    <w:p>
+      <w:pPr>
+        <w:jc w:val="both"/>
+        <w:rPr>
+          <w:ins w:id="436" w:author="Benjamin Rojas" w:date="2026-10-24T18:48:00Z" w16du:dateUtc="2026-10-24T17:48:00Z"/>
+          <w:rFonts w:ascii="Arial" w:hAnsi="Arial" w:cs="Arial"/>
+        </w:rPr>
+      </w:pPr>
+    </w:p>
+    <w:p>
+      <w:pPr>
+        <w:jc w:val="both"/>
+        <w:rPr>
+          <w:ins w:id="437" w:author="Benjamin Rojas" w:date="2026-10-24T18:48:00Z" w16du:dateUtc="2026-10-24T17:48:00Z"/>
+          <w:rFonts w:ascii="Arial" w:hAnsi="Arial" w:cs="Arial"/>
+        </w:rPr>
+      </w:pPr>
+    </w:p>
+    <w:p>
+      <w:pPr>
+        <w:pStyle w:val="Heading2"/>
+        <w:rPr>
+          <w:ins w:id="438" w:author="Benjamin Rojas" w:date="2026-10-24T17:38:00Z" w16du:dateUtc="2026-10-24T16:38:00Z"/>
+        </w:rPr>
+      </w:pPr>
+      <w:del w:id="439" w:author="Benjamin Rojas" w:date="2026-10-24T18:43:00Z" w16du:dateUtc="2026-10-24T17:43:00Z">
+        <w:r>
+          <w:lastRenderedPageBreak/>
+          <w:br/>
+        </w:r>
+        <w:r>
+          <w:br/>
+        </w:r>
+      </w:del>
+      <w:bookmarkStart w:id="440" w:name="_Toc243759609"/>
+      <w:ins w:id="441" w:author="Benjamin Rojas" w:date="2026-10-24T17:38:00Z" w16du:dateUtc="2026-10-24T16:38:00Z">
+        <w:r>
+          <w:t>Project Timeline</w:t>
+        </w:r>
+        <w:bookmarkEnd w:id="440"/>
+      </w:ins>
+    </w:p>
+    <w:p>
+      <w:pPr>
+        <w:jc w:val="both"/>
+        <w:rPr>
+          <w:ins w:id="442" w:author="Benjamin Rojas" w:date="2026-10-24T17:38:00Z" w16du:dateUtc="2026-10-24T16:38:00Z"/>
+          <w:rFonts w:ascii="Arial" w:hAnsi="Arial" w:cs="Arial"/>
           <w:sz w:val="22"/>
           <w:szCs w:val="22"/>
-        </w:rPr>
-      </w:pPr>
-      <w:r>
-        <w:rPr>
+          <w:rPrChange w:id="443" w:author="Benjamin Rojas" w:date="2026-10-24T18:48:00Z" w16du:dateUtc="2026-10-24T17:48:00Z">
+            <w:rPr>
+              <w:ins w:id="444" w:author="Benjamin Rojas" w:date="2026-10-24T17:38:00Z" w16du:dateUtc="2026-10-24T16:38:00Z"/>
+            </w:rPr>
+          </w:rPrChange>
+        </w:rPr>
+        <w:pPrChange w:id="445" w:author="Benjamin Rojas" w:date="2026-10-24T17:39:00Z" w16du:dateUtc="2026-10-24T16:39:00Z">
+          <w:pPr/>
+        </w:pPrChange>
+      </w:pPr>
+      <w:ins w:id="446" w:author="Benjamin Rojas" w:date="2026-10-24T17:39:00Z">
+        <w:r>
+          <w:rPr>
+            <w:rFonts w:ascii="Arial" w:hAnsi="Arial" w:cs="Arial"/>
+            <w:rPrChange w:id="447" w:author="Benjamin Rojas" w:date="2026-10-24T18:48:00Z" w16du:dateUtc="2026-10-24T17:48:00Z">
+              <w:rPr/>
+            </w:rPrChange>
+          </w:rPr>
+          <w:t>The project will be developed across two academic semesters, as illustrated in the Gantt chart in Figure 2. The timeline is divided into distinct phases, from initial research to the final delivery of the analytical dashboard.</w:t>
+        </w:r>
+      </w:ins>
+    </w:p>
+    <w:p>
+      <w:pPr>
+        <w:rPr>
+          <w:ins w:id="448" w:author="Benjamin Rojas" w:date="2026-10-24T17:40:00Z" w16du:dateUtc="2026-10-24T16:40:00Z"/>
+        </w:rPr>
+      </w:pPr>
+    </w:p>
+    <w:p>
+      <w:pPr>
+        <w:rPr>
+          <w:ins w:id="449" w:author="Benjamin Rojas" w:date="2026-10-24T17:40:00Z" w16du:dateUtc="2026-10-24T16:40:00Z"/>
+        </w:rPr>
+      </w:pPr>
+      <w:ins w:id="450" w:author="Benjamin Rojas" w:date="2026-10-24T17:38:00Z" w16du:dateUtc="2026-10-24T16:38:00Z">
+        <w:r>
+          <w:rPr>
+            <w:noProof/>
+          </w:rPr>
+          <w:drawing>
+            <wp:inline distT="0" distB="0" distL="0" distR="0" wp14:anchorId="6F38AB31" wp14:editId="55B01C32">
+              <wp:extent cx="6106562" cy="2886849"/>
+              <wp:effectExtent l="0" t="0" r="8890" b="8890"/>
+              <wp:docPr id="1207558601" name="Picture 1"/>
+              <wp:cNvGraphicFramePr>
+                <a:graphicFrameLocks xmlns:a="http://schemas.openxmlformats.org/drawingml/2006/main" noChangeAspect="1"/>
+              </wp:cNvGraphicFramePr>
+              <a:graphic xmlns:a="http://schemas.openxmlformats.org/drawingml/2006/main">
+                <a:graphicData uri="http://schemas.openxmlformats.org/drawingml/2006/picture">
+                  <pic:pic xmlns:pic="http://schemas.openxmlformats.org/drawingml/2006/picture">
+                    <pic:nvPicPr>
+                      <pic:cNvPr id="1207558601" name="Picture 1207558601"/>
+                      <pic:cNvPicPr/>
+                    </pic:nvPicPr>
+                    <pic:blipFill>
+                      <a:blip r:embed="rId9" cstate="print">
+                        <a:extLst>
+                          <a:ext uri="{28A0092B-C50C-407E-A947-70E740481C1C}">
+                            <a14:useLocalDpi xmlns:a14="http://schemas.microsoft.com/office/drawing/2010/main" val="0"/>
+                          </a:ext>
+                        </a:extLst>
+                      </a:blip>
+                      <a:stretch>
+                        <a:fillRect/>
+                      </a:stretch>
+                    </pic:blipFill>
+                    <pic:spPr>
+                      <a:xfrm>
+                        <a:off x="0" y="0"/>
+                        <a:ext cx="6110112" cy="2888527"/>
+                      </a:xfrm>
+                      <a:prstGeom prst="rect">
+                        <a:avLst/>
+                      </a:prstGeom>
+                    </pic:spPr>
+                  </pic:pic>
+                </a:graphicData>
+              </a:graphic>
+            </wp:inline>
+          </w:drawing>
+        </w:r>
+      </w:ins>
+    </w:p>
+    <w:p>
+      <w:pPr>
+        <w:jc w:val="both"/>
+        <w:rPr>
+          <w:ins w:id="451" w:author="Benjamin Rojas" w:date="2026-10-24T18:10:00Z" w16du:dateUtc="2026-10-24T17:10:00Z"/>
+          <w:rFonts w:ascii="Arial" w:hAnsi="Arial" w:cs="Arial"/>
+          <w:rPrChange w:id="452" w:author="Benjamin Rojas" w:date="2026-10-24T18:49:00Z" w16du:dateUtc="2026-10-24T17:49:00Z">
+            <w:rPr>
+              <w:ins w:id="453" w:author="Benjamin Rojas" w:date="2026-10-24T18:10:00Z" w16du:dateUtc="2026-10-24T17:10:00Z"/>
+              <w:sz w:val="22"/>
+              <w:szCs w:val="22"/>
+            </w:rPr>
+          </w:rPrChange>
+        </w:rPr>
+      </w:pPr>
+      <w:ins w:id="454" w:author="Benjamin Rojas" w:date="2026-10-24T17:40:00Z">
+        <w:r>
+          <w:rPr>
+            <w:rFonts w:ascii="Arial" w:hAnsi="Arial" w:cs="Arial"/>
+            <w:rPrChange w:id="455" w:author="Benjamin Rojas" w:date="2026-10-24T18:49:00Z" w16du:dateUtc="2026-10-24T17:49:00Z">
+              <w:rPr/>
+            </w:rPrChange>
+          </w:rPr>
+          <w:t>As shown in Figure 2, Semester 1 focuses on the theoretical foundation, data acquisition, and initial exploratory analysis. The major milestone for Semester 1 will be the completion of a clean, integrated dataset. Semester 2 shifts focus to the technical implementation, including feature engineering, model training, evaluation, and the development of the final strategic dashboard. The final milestone will be the submission of the Capstone Report and the Python repository.</w:t>
+        </w:r>
+      </w:ins>
+    </w:p>
+    <w:p>
+      <w:pPr>
+        <w:jc w:val="both"/>
+        <w:rPr>
+          <w:ins w:id="456" w:author="Benjamin Rojas" w:date="2026-10-24T18:10:00Z" w16du:dateUtc="2026-10-24T17:10:00Z"/>
           <w:sz w:val="22"/>
           <w:szCs w:val="22"/>
         </w:rPr>
-        <w:br/>
-      </w:r>
-      <w:r>
-        <w:rPr>
-          <w:sz w:val="22"/>
-          <w:szCs w:val="22"/>
-        </w:rPr>
-        <w:br/>
-      </w:r>
+      </w:pPr>
+    </w:p>
+    <w:p>
+      <w:pPr>
+        <w:pStyle w:val="Heading2"/>
+        <w:rPr>
+          <w:ins w:id="457" w:author="Benjamin Rojas" w:date="2026-10-24T18:10:00Z" w16du:dateUtc="2026-10-24T17:10:00Z"/>
+        </w:rPr>
+      </w:pPr>
+      <w:bookmarkStart w:id="458" w:name="_Toc243759610"/>
+      <w:ins w:id="459" w:author="Benjamin Rojas" w:date="2026-10-24T18:10:00Z" w16du:dateUtc="2026-10-24T17:10:00Z">
+        <w:r>
+          <w:t>Ethical and Legal Considerations</w:t>
+        </w:r>
+        <w:bookmarkEnd w:id="458"/>
+      </w:ins>
+    </w:p>
+    <w:p>
+      <w:pPr>
+        <w:shd w:val="clear" w:color="auto" w:fill="FFFFFF"/>
+        <w:spacing w:before="240" w:after="0" w:line="240" w:lineRule="auto"/>
+        <w:jc w:val="both"/>
+        <w:rPr>
+          <w:ins w:id="460" w:author="Benjamin Rojas" w:date="2026-10-24T18:11:00Z" w16du:dateUtc="2026-10-24T17:11:00Z"/>
+          <w:rFonts w:eastAsia="Times New Roman" w:cstheme="minorHAnsi"/>
+          <w:kern w:val="0"/>
+          <w:lang w:eastAsia="en-GB"/>
+          <w14:ligatures w14:val="none"/>
+          <w:rPrChange w:id="461" w:author="Benjamin Rojas" w:date="2026-10-24T18:49:00Z" w16du:dateUtc="2026-10-24T17:49:00Z">
+            <w:rPr>
+              <w:ins w:id="462" w:author="Benjamin Rojas" w:date="2026-10-24T18:11:00Z" w16du:dateUtc="2026-10-24T17:11:00Z"/>
+              <w:rFonts w:ascii="Times New Roman" w:eastAsia="Times New Roman" w:hAnsi="Times New Roman" w:cs="Times New Roman"/>
+              <w:kern w:val="0"/>
+              <w:lang w:eastAsia="en-GB"/>
+              <w14:ligatures w14:val="none"/>
+            </w:rPr>
+          </w:rPrChange>
+        </w:rPr>
+        <w:pPrChange w:id="463" w:author="Benjamin Rojas" w:date="2026-10-24T18:11:00Z" w16du:dateUtc="2026-10-24T17:11:00Z">
+          <w:pPr>
+            <w:shd w:val="clear" w:color="auto" w:fill="FFFFFF"/>
+            <w:spacing w:before="240" w:after="0" w:line="240" w:lineRule="auto"/>
+          </w:pPr>
+        </w:pPrChange>
+      </w:pPr>
+      <w:ins w:id="464" w:author="Benjamin Rojas" w:date="2026-10-24T18:11:00Z" w16du:dateUtc="2026-10-24T17:11:00Z">
+        <w:r>
+          <w:rPr>
+            <w:rFonts w:eastAsia="Times New Roman" w:cstheme="minorHAnsi"/>
+            <w:color w:val="0F1115"/>
+            <w:kern w:val="0"/>
+            <w:lang w:eastAsia="en-GB"/>
+            <w14:ligatures w14:val="none"/>
+            <w:rPrChange w:id="465" w:author="Benjamin Rojas" w:date="2026-10-24T18:49:00Z" w16du:dateUtc="2026-10-24T17:49:00Z">
+              <w:rPr>
+                <w:rFonts w:ascii="Roboto" w:eastAsia="Times New Roman" w:hAnsi="Roboto" w:cs="Times New Roman"/>
+                <w:color w:val="0F1115"/>
+                <w:kern w:val="0"/>
+                <w:sz w:val="22"/>
+                <w:szCs w:val="22"/>
+                <w:lang w:eastAsia="en-GB"/>
+                <w14:ligatures w14:val="none"/>
+              </w:rPr>
+            </w:rPrChange>
+          </w:rPr>
+          <w:t>This project will use only publicly available secondary datasets obtained from authorised sources, including Yahoo Finance, FRED, the Geopolitical Risk Index (GPR), GDELT and ACLED. No personal, confidential or personally identifiable information (PII) will be collected, stored or processed throughout the project, supporting compliance with data protection principles such as those outlined in the General Data Protection Regulation (GDPR).</w:t>
+        </w:r>
+      </w:ins>
+    </w:p>
+    <w:p>
+      <w:pPr>
+        <w:shd w:val="clear" w:color="auto" w:fill="FFFFFF"/>
+        <w:spacing w:after="0" w:line="240" w:lineRule="auto"/>
+        <w:jc w:val="both"/>
+        <w:rPr>
+          <w:ins w:id="466" w:author="Benjamin Rojas" w:date="2026-10-24T18:11:00Z" w16du:dateUtc="2026-10-24T17:11:00Z"/>
+          <w:rFonts w:eastAsia="Times New Roman" w:cstheme="minorHAnsi"/>
+          <w:kern w:val="0"/>
+          <w:lang w:eastAsia="en-GB"/>
+          <w14:ligatures w14:val="none"/>
+          <w:rPrChange w:id="467" w:author="Benjamin Rojas" w:date="2026-10-24T18:49:00Z" w16du:dateUtc="2026-10-24T17:49:00Z">
+            <w:rPr>
+              <w:ins w:id="468" w:author="Benjamin Rojas" w:date="2026-10-24T18:11:00Z" w16du:dateUtc="2026-10-24T17:11:00Z"/>
+              <w:rFonts w:ascii="Times New Roman" w:eastAsia="Times New Roman" w:hAnsi="Times New Roman" w:cs="Times New Roman"/>
+              <w:kern w:val="0"/>
+              <w:lang w:eastAsia="en-GB"/>
+              <w14:ligatures w14:val="none"/>
+            </w:rPr>
+          </w:rPrChange>
+        </w:rPr>
+        <w:pPrChange w:id="469" w:author="Benjamin Rojas" w:date="2026-10-24T18:11:00Z" w16du:dateUtc="2026-10-24T17:11:00Z">
+          <w:pPr>
+            <w:shd w:val="clear" w:color="auto" w:fill="FFFFFF"/>
+            <w:spacing w:after="0" w:line="240" w:lineRule="auto"/>
+          </w:pPr>
+        </w:pPrChange>
+      </w:pPr>
+    </w:p>
+    <w:p>
+      <w:pPr>
+        <w:shd w:val="clear" w:color="auto" w:fill="FFFFFF"/>
+        <w:spacing w:after="0" w:line="240" w:lineRule="auto"/>
+        <w:jc w:val="both"/>
+        <w:rPr>
+          <w:ins w:id="470" w:author="Benjamin Rojas" w:date="2026-10-24T18:11:00Z" w16du:dateUtc="2026-10-24T17:11:00Z"/>
+          <w:rFonts w:eastAsia="Times New Roman" w:cstheme="minorHAnsi"/>
+          <w:kern w:val="0"/>
+          <w:lang w:eastAsia="en-GB"/>
+          <w14:ligatures w14:val="none"/>
+          <w:rPrChange w:id="471" w:author="Benjamin Rojas" w:date="2026-10-24T18:49:00Z" w16du:dateUtc="2026-10-24T17:49:00Z">
+            <w:rPr>
+              <w:ins w:id="472" w:author="Benjamin Rojas" w:date="2026-10-24T18:11:00Z" w16du:dateUtc="2026-10-24T17:11:00Z"/>
+              <w:rFonts w:ascii="Times New Roman" w:eastAsia="Times New Roman" w:hAnsi="Times New Roman" w:cs="Times New Roman"/>
+              <w:kern w:val="0"/>
+              <w:lang w:eastAsia="en-GB"/>
+              <w14:ligatures w14:val="none"/>
+            </w:rPr>
+          </w:rPrChange>
+        </w:rPr>
+        <w:pPrChange w:id="473" w:author="Benjamin Rojas" w:date="2026-10-24T18:11:00Z" w16du:dateUtc="2026-10-24T17:11:00Z">
+          <w:pPr>
+            <w:shd w:val="clear" w:color="auto" w:fill="FFFFFF"/>
+            <w:spacing w:after="0" w:line="240" w:lineRule="auto"/>
+          </w:pPr>
+        </w:pPrChange>
+      </w:pPr>
+      <w:ins w:id="474" w:author="Benjamin Rojas" w:date="2026-10-24T18:11:00Z" w16du:dateUtc="2026-10-24T17:11:00Z">
+        <w:r>
+          <w:rPr>
+            <w:rFonts w:eastAsia="Times New Roman" w:cstheme="minorHAnsi"/>
+            <w:color w:val="0F1115"/>
+            <w:kern w:val="0"/>
+            <w:lang w:eastAsia="en-GB"/>
+            <w14:ligatures w14:val="none"/>
+            <w:rPrChange w:id="475" w:author="Benjamin Rojas" w:date="2026-10-24T18:49:00Z" w16du:dateUtc="2026-10-24T17:49:00Z">
+              <w:rPr>
+                <w:rFonts w:ascii="Roboto" w:eastAsia="Times New Roman" w:hAnsi="Roboto" w:cs="Times New Roman"/>
+                <w:color w:val="0F1115"/>
+                <w:kern w:val="0"/>
+                <w:sz w:val="22"/>
+                <w:szCs w:val="22"/>
+                <w:lang w:eastAsia="en-GB"/>
+                <w14:ligatures w14:val="none"/>
+              </w:rPr>
+            </w:rPrChange>
+          </w:rPr>
+          <w:t>All datasets will be used in accordance with their respective terms of access and for academic research purposes only. Source attribution will be provided where required, and all external data and references will be appropriately cited to comply with academic integrity standards.</w:t>
+        </w:r>
+      </w:ins>
+    </w:p>
+    <w:p>
+      <w:pPr>
+        <w:shd w:val="clear" w:color="auto" w:fill="FFFFFF"/>
+        <w:spacing w:after="240" w:line="240" w:lineRule="auto"/>
+        <w:jc w:val="both"/>
+        <w:rPr>
+          <w:ins w:id="476" w:author="Benjamin Rojas" w:date="2026-10-24T18:11:00Z" w16du:dateUtc="2026-10-24T17:11:00Z"/>
+          <w:rFonts w:eastAsia="Times New Roman" w:cstheme="minorHAnsi"/>
+          <w:kern w:val="0"/>
+          <w:lang w:eastAsia="en-GB"/>
+          <w14:ligatures w14:val="none"/>
+          <w:rPrChange w:id="477" w:author="Benjamin Rojas" w:date="2026-10-24T18:49:00Z" w16du:dateUtc="2026-10-24T17:49:00Z">
+            <w:rPr>
+              <w:ins w:id="478" w:author="Benjamin Rojas" w:date="2026-10-24T18:11:00Z" w16du:dateUtc="2026-10-24T17:11:00Z"/>
+              <w:rFonts w:ascii="Times New Roman" w:eastAsia="Times New Roman" w:hAnsi="Times New Roman" w:cs="Times New Roman"/>
+              <w:kern w:val="0"/>
+              <w:lang w:eastAsia="en-GB"/>
+              <w14:ligatures w14:val="none"/>
+            </w:rPr>
+          </w:rPrChange>
+        </w:rPr>
+        <w:pPrChange w:id="479" w:author="Benjamin Rojas" w:date="2026-10-24T18:11:00Z" w16du:dateUtc="2026-10-24T17:11:00Z">
+          <w:pPr>
+            <w:shd w:val="clear" w:color="auto" w:fill="FFFFFF"/>
+            <w:spacing w:after="240" w:line="240" w:lineRule="auto"/>
+          </w:pPr>
+        </w:pPrChange>
+      </w:pPr>
+      <w:ins w:id="480" w:author="Benjamin Rojas" w:date="2026-10-24T18:11:00Z" w16du:dateUtc="2026-10-24T17:11:00Z">
+        <w:r>
+          <w:rPr>
+            <w:rFonts w:eastAsia="Times New Roman" w:cstheme="minorHAnsi"/>
+            <w:color w:val="0F1115"/>
+            <w:kern w:val="0"/>
+            <w:lang w:eastAsia="en-GB"/>
+            <w14:ligatures w14:val="none"/>
+            <w:rPrChange w:id="481" w:author="Benjamin Rojas" w:date="2026-10-24T18:49:00Z" w16du:dateUtc="2026-10-24T17:49:00Z">
+              <w:rPr>
+                <w:rFonts w:ascii="Roboto" w:eastAsia="Times New Roman" w:hAnsi="Roboto" w:cs="Times New Roman"/>
+                <w:color w:val="0F1115"/>
+                <w:kern w:val="0"/>
+                <w:sz w:val="22"/>
+                <w:szCs w:val="22"/>
+                <w:lang w:eastAsia="en-GB"/>
+                <w14:ligatures w14:val="none"/>
+              </w:rPr>
+            </w:rPrChange>
+          </w:rPr>
+          <w:t xml:space="preserve">From an ethical perspective, the project acknowledges that predictive relationships identified by machine learning models do not necessarily imply causality. Furthermore, it is recognised that event-based datasets may be subject to regional reporting biases or under-reporting; this </w:t>
+        </w:r>
+        <w:r>
+          <w:rPr>
+            <w:rFonts w:eastAsia="Times New Roman" w:cstheme="minorHAnsi"/>
+            <w:color w:val="0F1115"/>
+            <w:kern w:val="0"/>
+            <w:lang w:eastAsia="en-GB"/>
+            <w14:ligatures w14:val="none"/>
+            <w:rPrChange w:id="482" w:author="Benjamin Rojas" w:date="2026-10-24T18:49:00Z" w16du:dateUtc="2026-10-24T17:49:00Z">
+              <w:rPr>
+                <w:rFonts w:ascii="Roboto" w:eastAsia="Times New Roman" w:hAnsi="Roboto" w:cs="Times New Roman"/>
+                <w:color w:val="0F1115"/>
+                <w:kern w:val="0"/>
+                <w:sz w:val="22"/>
+                <w:szCs w:val="22"/>
+                <w:lang w:eastAsia="en-GB"/>
+                <w14:ligatures w14:val="none"/>
+              </w:rPr>
+            </w:rPrChange>
+          </w:rPr>
+          <w:lastRenderedPageBreak/>
+          <w:t xml:space="preserve">will be mitigated by using multiple complementary sources. Findings will therefore be interpreted carefully, and any limitations related to data quality, reporting bias, geopolitical event coverage, or model performance will be transparently documented. The project will also follow secure data management practices, with datasets, code and documentation maintained within a controlled academic environment and version-controlled through </w:t>
+        </w:r>
+        <w:r>
+          <w:rPr>
+            <w:rFonts w:eastAsia="Times New Roman" w:cstheme="minorHAnsi"/>
+            <w:color w:val="0F1115"/>
+            <w:kern w:val="0"/>
+            <w:lang w:eastAsia="en-GB"/>
+            <w14:ligatures w14:val="none"/>
+            <w:rPrChange w:id="483" w:author="Benjamin Rojas" w:date="2026-10-24T18:49:00Z" w16du:dateUtc="2026-10-24T17:49:00Z">
+              <w:rPr>
+                <w:rFonts w:ascii="Roboto" w:eastAsia="Times New Roman" w:hAnsi="Roboto" w:cs="Times New Roman"/>
+                <w:color w:val="0F1115"/>
+                <w:kern w:val="0"/>
+                <w:lang w:eastAsia="en-GB"/>
+                <w14:ligatures w14:val="none"/>
+              </w:rPr>
+            </w:rPrChange>
+          </w:rPr>
+          <w:t>GitHub.</w:t>
+        </w:r>
+      </w:ins>
+    </w:p>
+    <w:p>
+      <w:pPr>
+        <w:pStyle w:val="Heading2"/>
+        <w:rPr>
+          <w:ins w:id="484" w:author="Benjamin Rojas" w:date="2026-10-24T19:01:00Z" w16du:dateUtc="2026-10-24T18:01:00Z"/>
+        </w:rPr>
+      </w:pPr>
+      <w:ins w:id="485" w:author="Benjamin Rojas" w:date="2026-10-24T19:01:00Z" w16du:dateUtc="2026-10-24T18:01:00Z">
+        <w:r>
+          <w:t xml:space="preserve">Bibliography </w:t>
+        </w:r>
+      </w:ins>
+    </w:p>
+    <w:p>
+      <w:pPr>
+        <w:rPr>
+          <w:ins w:id="486" w:author="Benjamin Rojas" w:date="2026-10-24T19:01:00Z"/>
+        </w:rPr>
+      </w:pPr>
+      <w:ins w:id="487" w:author="Benjamin Rojas" w:date="2026-10-24T19:01:00Z">
+        <w:r>
+          <w:t xml:space="preserve">Caldara, D. and Iacoviello, M. (2022) </w:t>
+        </w:r>
+        <w:r>
+          <w:rPr>
+            <w:i/>
+            <w:iCs/>
+          </w:rPr>
+          <w:t>Measuring Geopolitical Risk</w:t>
+        </w:r>
+        <w:r>
+          <w:t>. American Economic Review, 112(4), pp.1194–1225</w:t>
+        </w:r>
+      </w:ins>
+    </w:p>
+    <w:p>
+      <w:pPr>
+        <w:rPr>
+          <w:ins w:id="488" w:author="Benjamin Rojas" w:date="2026-10-24T19:02:00Z" w16du:dateUtc="2026-10-24T18:02:00Z"/>
+        </w:rPr>
+      </w:pPr>
+      <w:ins w:id="489" w:author="Benjamin Rojas" w:date="2026-10-24T19:01:00Z">
+        <w:r>
+          <w:t xml:space="preserve">Federal Reserve Bank of St. Louis (2025) </w:t>
+        </w:r>
+        <w:r>
+          <w:rPr>
+            <w:i/>
+            <w:iCs/>
+          </w:rPr>
+          <w:t>FRED Economic Data</w:t>
+        </w:r>
+        <w:r>
+          <w:t xml:space="preserve">. Available at: https://fred.stlouisfed.org (Accessed: </w:t>
+        </w:r>
+      </w:ins>
+      <w:ins w:id="490" w:author="Benjamin Rojas" w:date="2026-10-24T19:01:00Z" w16du:dateUtc="2026-10-24T18:01:00Z">
+        <w:r>
+          <w:t>10</w:t>
+        </w:r>
+        <w:r>
+          <w:rPr>
+            <w:vertAlign w:val="superscript"/>
+            <w:rPrChange w:id="491" w:author="Benjamin Rojas" w:date="2026-10-24T19:01:00Z" w16du:dateUtc="2026-10-24T18:01:00Z">
+              <w:rPr/>
+            </w:rPrChange>
+          </w:rPr>
+          <w:t>th</w:t>
+        </w:r>
+        <w:r>
+          <w:t xml:space="preserve"> October</w:t>
+        </w:r>
+      </w:ins>
+      <w:ins w:id="492" w:author="Benjamin Rojas" w:date="2026-10-24T19:01:00Z">
+        <w:r>
+          <w:t>).</w:t>
+        </w:r>
+      </w:ins>
+    </w:p>
+    <w:p>
+      <w:pPr>
+        <w:rPr>
+          <w:ins w:id="493" w:author="Benjamin Rojas" w:date="2026-10-24T19:02:00Z" w16du:dateUtc="2026-10-24T18:02:00Z"/>
+        </w:rPr>
+      </w:pPr>
+      <w:ins w:id="494" w:author="Benjamin Rojas" w:date="2026-10-24T19:02:00Z">
+        <w:r>
+          <w:t xml:space="preserve">Yahoo Finance (2025) </w:t>
+        </w:r>
+        <w:r>
+          <w:rPr>
+            <w:i/>
+            <w:iCs/>
+          </w:rPr>
+          <w:t>Dow Jones Industrial Average Historical Data</w:t>
+        </w:r>
+        <w:r>
+          <w:t xml:space="preserve">. Available at: https://finance.yahoo.com (Accessed: </w:t>
+        </w:r>
+      </w:ins>
+      <w:ins w:id="495" w:author="Benjamin Rojas" w:date="2026-10-24T19:02:00Z" w16du:dateUtc="2026-10-24T18:02:00Z">
+        <w:r>
+          <w:t>1</w:t>
+        </w:r>
+        <w:r>
+          <w:rPr>
+            <w:vertAlign w:val="superscript"/>
+            <w:rPrChange w:id="496" w:author="Benjamin Rojas" w:date="2026-10-24T19:02:00Z" w16du:dateUtc="2026-10-24T18:02:00Z">
+              <w:rPr/>
+            </w:rPrChange>
+          </w:rPr>
+          <w:t>st</w:t>
+        </w:r>
+        <w:r>
+          <w:t xml:space="preserve"> October</w:t>
+        </w:r>
+      </w:ins>
+      <w:ins w:id="497" w:author="Benjamin Rojas" w:date="2026-10-24T19:02:00Z">
+        <w:r>
+          <w:t>).</w:t>
+        </w:r>
+      </w:ins>
+    </w:p>
+    <w:p>
+      <w:pPr>
+        <w:rPr>
+          <w:ins w:id="498" w:author="Benjamin Rojas" w:date="2026-10-24T19:02:00Z"/>
+        </w:rPr>
+      </w:pPr>
+      <w:ins w:id="499" w:author="Benjamin Rojas" w:date="2026-10-24T19:02:00Z">
+        <w:r>
+          <w:t xml:space="preserve">Iacoviello, M. (2025) </w:t>
+        </w:r>
+        <w:r>
+          <w:rPr>
+            <w:i/>
+            <w:iCs/>
+          </w:rPr>
+          <w:t>Geopolitical Risk Index</w:t>
+        </w:r>
+        <w:r>
+          <w:t>. Available at: https://www.matteoiacoviello.com/gpr.htm</w:t>
+        </w:r>
+      </w:ins>
+    </w:p>
+    <w:p>
+      <w:pPr>
+        <w:rPr>
+          <w:ins w:id="500" w:author="Benjamin Rojas" w:date="2026-10-24T19:03:00Z" w16du:dateUtc="2026-10-24T18:03:00Z"/>
+        </w:rPr>
+      </w:pPr>
+      <w:ins w:id="501" w:author="Benjamin Rojas" w:date="2026-10-24T19:02:00Z">
+        <w:r>
+          <w:t xml:space="preserve">The GDELT Project (2025) </w:t>
+        </w:r>
+        <w:r>
+          <w:rPr>
+            <w:i/>
+            <w:iCs/>
+          </w:rPr>
+          <w:t>Global Database of Events, Language and Tone</w:t>
+        </w:r>
+        <w:r>
+          <w:t xml:space="preserve">. Available at: https://www.gdeltproject.org (Accessed: </w:t>
+        </w:r>
+      </w:ins>
+      <w:ins w:id="502" w:author="Benjamin Rojas" w:date="2026-10-24T19:03:00Z" w16du:dateUtc="2026-10-24T18:03:00Z">
+        <w:r>
+          <w:t>10</w:t>
+        </w:r>
+        <w:r>
+          <w:rPr>
+            <w:vertAlign w:val="superscript"/>
+            <w:rPrChange w:id="503" w:author="Benjamin Rojas" w:date="2026-10-24T19:03:00Z" w16du:dateUtc="2026-10-24T18:03:00Z">
+              <w:rPr/>
+            </w:rPrChange>
+          </w:rPr>
+          <w:t>th</w:t>
+        </w:r>
+        <w:r>
+          <w:t xml:space="preserve"> October</w:t>
+        </w:r>
+      </w:ins>
+      <w:ins w:id="504" w:author="Benjamin Rojas" w:date="2026-10-24T19:02:00Z">
+        <w:r>
+          <w:t>).</w:t>
+        </w:r>
+      </w:ins>
+    </w:p>
+    <w:p>
+      <w:pPr>
+        <w:rPr>
+          <w:ins w:id="505" w:author="Benjamin Rojas" w:date="2026-10-24T19:03:00Z"/>
+        </w:rPr>
+      </w:pPr>
+      <w:ins w:id="506" w:author="Benjamin Rojas" w:date="2026-10-24T19:03:00Z">
+        <w:r>
+          <w:t xml:space="preserve">Armed Conflict Location &amp; Event Data Project (ACLED) (2025) </w:t>
+        </w:r>
+        <w:r>
+          <w:rPr>
+            <w:i/>
+            <w:iCs/>
+          </w:rPr>
+          <w:t>ACLED Data</w:t>
+        </w:r>
+        <w:r>
+          <w:t xml:space="preserve">. Available at: https://acleddata.com (Accessed: </w:t>
+        </w:r>
+      </w:ins>
+      <w:ins w:id="507" w:author="Benjamin Rojas" w:date="2026-10-24T19:03:00Z" w16du:dateUtc="2026-10-24T18:03:00Z">
+        <w:r>
+          <w:t>10</w:t>
+        </w:r>
+        <w:r>
+          <w:rPr>
+            <w:vertAlign w:val="superscript"/>
+            <w:rPrChange w:id="508" w:author="Benjamin Rojas" w:date="2026-10-24T19:03:00Z" w16du:dateUtc="2026-10-24T18:03:00Z">
+              <w:rPr/>
+            </w:rPrChange>
+          </w:rPr>
+          <w:t>th</w:t>
+        </w:r>
+        <w:r>
+          <w:t xml:space="preserve"> October</w:t>
+        </w:r>
+      </w:ins>
+      <w:ins w:id="509" w:author="Benjamin Rojas" w:date="2026-10-24T19:03:00Z">
+        <w:r>
+          <w:t>).</w:t>
+        </w:r>
+      </w:ins>
+    </w:p>
+    <w:p>
+      <w:pPr>
+        <w:rPr>
+          <w:ins w:id="510" w:author="Benjamin Rojas" w:date="2026-10-24T19:02:00Z"/>
+        </w:rPr>
+      </w:pPr>
+    </w:p>
+    <w:p>
+      <w:pPr>
+        <w:rPr>
+          <w:ins w:id="511" w:author="Benjamin Rojas" w:date="2026-10-24T19:02:00Z"/>
+        </w:rPr>
+      </w:pPr>
+    </w:p>
+    <w:p>
+      <w:pPr>
+        <w:rPr>
+          <w:ins w:id="512" w:author="Benjamin Rojas" w:date="2026-10-24T19:01:00Z"/>
+        </w:rPr>
+      </w:pPr>
+    </w:p>
+    <w:p>
+      <w:pPr>
+        <w:pPrChange w:id="513" w:author="Benjamin Rojas" w:date="2026-10-24T19:01:00Z" w16du:dateUtc="2026-10-24T18:01:00Z">
+          <w:pPr>
+            <w:jc w:val="both"/>
+          </w:pPr>
+        </w:pPrChange>
+      </w:pPr>
     </w:p>
     <w:sectPr>
+      <w:headerReference w:type="default" r:id="rId10"/>
+      <w:footerReference w:type="default" r:id="rId11"/>
       <w:pgSz w:w="11906" w:h="16838"/>
       <w:pgMar w:top="1440" w:right="1440" w:bottom="1440" w:left="1440" w:header="708" w:footer="708" w:gutter="0"/>
       <w:cols w:space="708"/>
@@ -2114,6 +6766,483 @@
     </w:sectPr>
   </w:body>
 </w:document>
+</file>
+
+<file path=word/endnotes.xml><?xml version="1.0" encoding="utf-8"?>
+<w:endnotes xmlns:wpc="http://schemas.microsoft.com/office/word/2010/wordprocessingCanvas" xmlns:cx="http://schemas.microsoft.com/office/drawing/2014/chartex" xmlns:cx1="http://schemas.microsoft.com/office/drawing/2015/9/8/chartex" xmlns:cx2="http://schemas.microsoft.com/office/drawing/2015/10/21/chartex" xmlns:cx3="http://schemas.microsoft.com/office/drawing/2016/5/9/chartex" xmlns:cx4="http://schemas.microsoft.com/office/drawing/2016/5/10/chartex" xmlns:cx5="http://schemas.microsoft.com/office/drawing/2016/5/11/chartex" xmlns:cx6="http://schemas.microsoft.com/office/drawing/2016/5/12/chartex" xmlns:cx7="http://schemas.microsoft.com/office/drawing/2016/5/13/chartex" xmlns:cx8="http://schemas.microsoft.com/office/drawing/2016/5/14/chartex" xmlns:mc="http://schemas.openxmlformats.org/markup-compatibility/2006" xmlns:aink="http://schemas.microsoft.com/office/drawing/2016/ink" xmlns:am3d="http://schemas.microsoft.com/office/drawing/2017/model3d" xmlns:o="urn:schemas-microsoft-com:office:office" xmlns:oel="http://schemas.microsoft.com/office/2019/extlst" xmlns:r="http://schemas.openxmlformats.org/officeDocument/2006/relationships" xmlns:m="http://schemas.openxmlformats.org/officeDocument/2006/math" xmlns:v="urn:schemas-microsoft-com:vml" xmlns:wp14="http://schemas.microsoft.com/office/word/2010/wordprocessingDrawing" xmlns:wp="http://schemas.openxmlformats.org/drawingml/2006/wordprocessingDrawing" xmlns:w10="urn:schemas-microsoft-com:office:word" xmlns:w="http://schemas.openxmlformats.org/wordprocessingml/2006/main" xmlns:w14="http://schemas.microsoft.com/office/word/2010/wordml" xmlns:w15="http://schemas.microsoft.com/office/word/2012/wordml" xmlns:w16cex="http://schemas.microsoft.com/office/word/2018/wordml/cex" xmlns:w16cid="http://schemas.microsoft.com/office/word/2016/wordml/cid" xmlns:w16="http://schemas.microsoft.com/office/word/2018/wordml" xmlns:w16du="http://schemas.microsoft.com/office/word/2023/wordml/word16du" xmlns:w16sdtdh="http://schemas.microsoft.com/office/word/2020/wordml/sdtdatahash" xmlns:w16sdtfl="http://schemas.microsoft.com/office/word/2024/wordml/sdtformatlock" xmlns:w16se="http://schemas.microsoft.com/office/word/2015/wordml/symex" xmlns:wpg="http://schemas.microsoft.com/office/word/2010/wordprocessingGroup" xmlns:wpi="http://schemas.microsoft.com/office/word/2010/wordprocessingInk" xmlns:wne="http://schemas.microsoft.com/office/word/2006/wordml" xmlns:wps="http://schemas.microsoft.com/office/word/2010/wordprocessingShape" mc:Ignorable="w14 w15 w16se w16cid w16 w16cex w16sdtdh w16sdtfl w16du wp14">
+  <w:endnote w:type="separator" w:id="-1">
+    <w:p>
+      <w:pPr>
+        <w:spacing w:after="0" w:line="240" w:lineRule="auto"/>
+      </w:pPr>
+      <w:r>
+        <w:separator/>
+      </w:r>
+    </w:p>
+  </w:endnote>
+  <w:endnote w:type="continuationSeparator" w:id="0">
+    <w:p>
+      <w:pPr>
+        <w:spacing w:after="0" w:line="240" w:lineRule="auto"/>
+      </w:pPr>
+      <w:r>
+        <w:continuationSeparator/>
+      </w:r>
+    </w:p>
+  </w:endnote>
+</w:endnotes>
+</file>
+
+<file path=word/footer1.xml><?xml version="1.0" encoding="utf-8"?>
+<w:ftr xmlns:wpc="http://schemas.microsoft.com/office/word/2010/wordprocessingCanvas" xmlns:cx="http://schemas.microsoft.com/office/drawing/2014/chartex" xmlns:cx1="http://schemas.microsoft.com/office/drawing/2015/9/8/chartex" xmlns:cx2="http://schemas.microsoft.com/office/drawing/2015/10/21/chartex" xmlns:cx3="http://schemas.microsoft.com/office/drawing/2016/5/9/chartex" xmlns:cx4="http://schemas.microsoft.com/office/drawing/2016/5/10/chartex" xmlns:cx5="http://schemas.microsoft.com/office/drawing/2016/5/11/chartex" xmlns:cx6="http://schemas.microsoft.com/office/drawing/2016/5/12/chartex" xmlns:cx7="http://schemas.microsoft.com/office/drawing/2016/5/13/chartex" xmlns:cx8="http://schemas.microsoft.com/office/drawing/2016/5/14/chartex" xmlns:mc="http://schemas.openxmlformats.org/markup-compatibility/2006" xmlns:aink="http://schemas.microsoft.com/office/drawing/2016/ink" xmlns:am3d="http://schemas.microsoft.com/office/drawing/2017/model3d" xmlns:o="urn:schemas-microsoft-com:office:office" xmlns:oel="http://schemas.microsoft.com/office/2019/extlst" xmlns:r="http://schemas.openxmlformats.org/officeDocument/2006/relationships" xmlns:m="http://schemas.openxmlformats.org/officeDocument/2006/math" xmlns:v="urn:schemas-microsoft-com:vml" xmlns:wp14="http://schemas.microsoft.com/office/word/2010/wordprocessingDrawing" xmlns:wp="http://schemas.openxmlformats.org/drawingml/2006/wordprocessingDrawing" xmlns:w10="urn:schemas-microsoft-com:office:word" xmlns:w="http://schemas.openxmlformats.org/wordprocessingml/2006/main" xmlns:w14="http://schemas.microsoft.com/office/word/2010/wordml" xmlns:w15="http://schemas.microsoft.com/office/word/2012/wordml" xmlns:w16cex="http://schemas.microsoft.com/office/word/2018/wordml/cex" xmlns:w16cid="http://schemas.microsoft.com/office/word/2016/wordml/cid" xmlns:w16="http://schemas.microsoft.com/office/word/2018/wordml" xmlns:w16du="http://schemas.microsoft.com/office/word/2023/wordml/word16du" xmlns:w16sdtdh="http://schemas.microsoft.com/office/word/2020/wordml/sdtdatahash" xmlns:w16sdtfl="http://schemas.microsoft.com/office/word/2024/wordml/sdtformatlock" xmlns:w16se="http://schemas.microsoft.com/office/word/2015/wordml/symex" xmlns:wpg="http://schemas.microsoft.com/office/word/2010/wordprocessingGroup" xmlns:wpi="http://schemas.microsoft.com/office/word/2010/wordprocessingInk" xmlns:wne="http://schemas.microsoft.com/office/word/2006/wordml" xmlns:wps="http://schemas.microsoft.com/office/word/2010/wordprocessingShape" mc:Ignorable="w14 w15 w16se w16cid w16 w16cex w16sdtdh w16sdtfl w16du wp14">
+  <w:customXmlInsRangeStart w:id="530" w:author="Benjamin Rojas" w:date="2026-10-24T18:31:00Z"/>
+  <w:sdt>
+    <w:sdtPr>
+      <w:id w:val="2031599925"/>
+      <w:docPartObj>
+        <w:docPartGallery w:val="Page Numbers (Bottom of Page)"/>
+        <w:docPartUnique/>
+      </w:docPartObj>
+    </w:sdtPr>
+    <w:sdtEndPr>
+      <w:rPr>
+        <w:noProof/>
+      </w:rPr>
+    </w:sdtEndPr>
+    <w:sdtContent>
+      <w:customXmlInsRangeEnd w:id="530"/>
+      <w:p>
+        <w:pPr>
+          <w:pStyle w:val="Footer"/>
+          <w:jc w:val="right"/>
+          <w:rPr>
+            <w:ins w:id="531" w:author="Benjamin Rojas" w:date="2026-10-24T18:31:00Z" w16du:dateUtc="2026-10-24T17:31:00Z"/>
+          </w:rPr>
+        </w:pPr>
+        <w:ins w:id="532" w:author="Benjamin Rojas" w:date="2026-10-24T18:31:00Z" w16du:dateUtc="2026-10-24T17:31:00Z">
+          <w:r>
+            <w:fldChar w:fldCharType="begin"/>
+          </w:r>
+          <w:r>
+            <w:instrText xml:space="preserve"> PAGE   \* MERGEFORMAT </w:instrText>
+          </w:r>
+          <w:r>
+            <w:fldChar w:fldCharType="separate"/>
+          </w:r>
+          <w:r>
+            <w:rPr>
+              <w:noProof/>
+            </w:rPr>
+            <w:t>2</w:t>
+          </w:r>
+          <w:r>
+            <w:rPr>
+              <w:noProof/>
+            </w:rPr>
+            <w:fldChar w:fldCharType="end"/>
+          </w:r>
+        </w:ins>
+      </w:p>
+      <w:customXmlInsRangeStart w:id="533" w:author="Benjamin Rojas" w:date="2026-10-24T18:31:00Z"/>
+    </w:sdtContent>
+  </w:sdt>
+  <w:customXmlInsRangeEnd w:id="533"/>
+  <w:p>
+    <w:pPr>
+      <w:pStyle w:val="Footer"/>
+    </w:pPr>
+  </w:p>
+</w:ftr>
+</file>
+
+<file path=word/footnotes.xml><?xml version="1.0" encoding="utf-8"?>
+<w:footnotes xmlns:wpc="http://schemas.microsoft.com/office/word/2010/wordprocessingCanvas" xmlns:cx="http://schemas.microsoft.com/office/drawing/2014/chartex" xmlns:cx1="http://schemas.microsoft.com/office/drawing/2015/9/8/chartex" xmlns:cx2="http://schemas.microsoft.com/office/drawing/2015/10/21/chartex" xmlns:cx3="http://schemas.microsoft.com/office/drawing/2016/5/9/chartex" xmlns:cx4="http://schemas.microsoft.com/office/drawing/2016/5/10/chartex" xmlns:cx5="http://schemas.microsoft.com/office/drawing/2016/5/11/chartex" xmlns:cx6="http://schemas.microsoft.com/office/drawing/2016/5/12/chartex" xmlns:cx7="http://schemas.microsoft.com/office/drawing/2016/5/13/chartex" xmlns:cx8="http://schemas.microsoft.com/office/drawing/2016/5/14/chartex" xmlns:mc="http://schemas.openxmlformats.org/markup-compatibility/2006" xmlns:aink="http://schemas.microsoft.com/office/drawing/2016/ink" xmlns:am3d="http://schemas.microsoft.com/office/drawing/2017/model3d" xmlns:o="urn:schemas-microsoft-com:office:office" xmlns:oel="http://schemas.microsoft.com/office/2019/extlst" xmlns:r="http://schemas.openxmlformats.org/officeDocument/2006/relationships" xmlns:m="http://schemas.openxmlformats.org/officeDocument/2006/math" xmlns:v="urn:schemas-microsoft-com:vml" xmlns:wp14="http://schemas.microsoft.com/office/word/2010/wordprocessingDrawing" xmlns:wp="http://schemas.openxmlformats.org/drawingml/2006/wordprocessingDrawing" xmlns:w10="urn:schemas-microsoft-com:office:word" xmlns:w="http://schemas.openxmlformats.org/wordprocessingml/2006/main" xmlns:w14="http://schemas.microsoft.com/office/word/2010/wordml" xmlns:w15="http://schemas.microsoft.com/office/word/2012/wordml" xmlns:w16cex="http://schemas.microsoft.com/office/word/2018/wordml/cex" xmlns:w16cid="http://schemas.microsoft.com/office/word/2016/wordml/cid" xmlns:w16="http://schemas.microsoft.com/office/word/2018/wordml" xmlns:w16du="http://schemas.microsoft.com/office/word/2023/wordml/word16du" xmlns:w16sdtdh="http://schemas.microsoft.com/office/word/2020/wordml/sdtdatahash" xmlns:w16sdtfl="http://schemas.microsoft.com/office/word/2024/wordml/sdtformatlock" xmlns:w16se="http://schemas.microsoft.com/office/word/2015/wordml/symex" xmlns:wpg="http://schemas.microsoft.com/office/word/2010/wordprocessingGroup" xmlns:wpi="http://schemas.microsoft.com/office/word/2010/wordprocessingInk" xmlns:wne="http://schemas.microsoft.com/office/word/2006/wordml" xmlns:wps="http://schemas.microsoft.com/office/word/2010/wordprocessingShape" mc:Ignorable="w14 w15 w16se w16cid w16 w16cex w16sdtdh w16sdtfl w16du wp14">
+  <w:footnote w:type="separator" w:id="-1">
+    <w:p>
+      <w:pPr>
+        <w:spacing w:after="0" w:line="240" w:lineRule="auto"/>
+      </w:pPr>
+      <w:r>
+        <w:separator/>
+      </w:r>
+    </w:p>
+  </w:footnote>
+  <w:footnote w:type="continuationSeparator" w:id="0">
+    <w:p>
+      <w:pPr>
+        <w:spacing w:after="0" w:line="240" w:lineRule="auto"/>
+      </w:pPr>
+      <w:r>
+        <w:continuationSeparator/>
+      </w:r>
+    </w:p>
+  </w:footnote>
+</w:footnotes>
+</file>
+
+<file path=word/header1.xml><?xml version="1.0" encoding="utf-8"?>
+<w:hdr xmlns:wpc="http://schemas.microsoft.com/office/word/2010/wordprocessingCanvas" xmlns:cx="http://schemas.microsoft.com/office/drawing/2014/chartex" xmlns:cx1="http://schemas.microsoft.com/office/drawing/2015/9/8/chartex" xmlns:cx2="http://schemas.microsoft.com/office/drawing/2015/10/21/chartex" xmlns:cx3="http://schemas.microsoft.com/office/drawing/2016/5/9/chartex" xmlns:cx4="http://schemas.microsoft.com/office/drawing/2016/5/10/chartex" xmlns:cx5="http://schemas.microsoft.com/office/drawing/2016/5/11/chartex" xmlns:cx6="http://schemas.microsoft.com/office/drawing/2016/5/12/chartex" xmlns:cx7="http://schemas.microsoft.com/office/drawing/2016/5/13/chartex" xmlns:cx8="http://schemas.microsoft.com/office/drawing/2016/5/14/chartex" xmlns:mc="http://schemas.openxmlformats.org/markup-compatibility/2006" xmlns:aink="http://schemas.microsoft.com/office/drawing/2016/ink" xmlns:am3d="http://schemas.microsoft.com/office/drawing/2017/model3d" xmlns:o="urn:schemas-microsoft-com:office:office" xmlns:oel="http://schemas.microsoft.com/office/2019/extlst" xmlns:r="http://schemas.openxmlformats.org/officeDocument/2006/relationships" xmlns:m="http://schemas.openxmlformats.org/officeDocument/2006/math" xmlns:v="urn:schemas-microsoft-com:vml" xmlns:wp14="http://schemas.microsoft.com/office/word/2010/wordprocessingDrawing" xmlns:wp="http://schemas.openxmlformats.org/drawingml/2006/wordprocessingDrawing" xmlns:w10="urn:schemas-microsoft-com:office:word" xmlns:w="http://schemas.openxmlformats.org/wordprocessingml/2006/main" xmlns:w14="http://schemas.microsoft.com/office/word/2010/wordml" xmlns:w15="http://schemas.microsoft.com/office/word/2012/wordml" xmlns:w16cex="http://schemas.microsoft.com/office/word/2018/wordml/cex" xmlns:w16cid="http://schemas.microsoft.com/office/word/2016/wordml/cid" xmlns:w16="http://schemas.microsoft.com/office/word/2018/wordml" xmlns:w16du="http://schemas.microsoft.com/office/word/2023/wordml/word16du" xmlns:w16sdtdh="http://schemas.microsoft.com/office/word/2020/wordml/sdtdatahash" xmlns:w16sdtfl="http://schemas.microsoft.com/office/word/2024/wordml/sdtformatlock" xmlns:w16se="http://schemas.microsoft.com/office/word/2015/wordml/symex" xmlns:wpg="http://schemas.microsoft.com/office/word/2010/wordprocessingGroup" xmlns:wpi="http://schemas.microsoft.com/office/word/2010/wordprocessingInk" xmlns:wne="http://schemas.microsoft.com/office/word/2006/wordml" xmlns:wps="http://schemas.microsoft.com/office/word/2010/wordprocessingShape" mc:Ignorable="w14 w15 w16se w16cid w16 w16cex w16sdtdh w16sdtfl w16du wp14">
+  <w:p>
+    <w:pPr>
+      <w:pStyle w:val="Header"/>
+      <w:contextualSpacing/>
+      <w:rPr>
+        <w:ins w:id="514" w:author="Benjamin Rojas" w:date="2026-10-24T18:32:00Z" w16du:dateUtc="2026-10-24T17:32:00Z"/>
+        <w:b/>
+        <w:color w:val="4472C4" w:themeColor="accent1"/>
+        <w:spacing w:val="10"/>
+        <w:sz w:val="18"/>
+        <w:szCs w:val="18"/>
+        <w14:shadow w14:blurRad="63500" w14:dist="50800" w14:dir="13500000" w14:sx="0" w14:sy="0" w14:kx="0" w14:ky="0" w14:algn="none">
+          <w14:srgbClr w14:val="000000">
+            <w14:alpha w14:val="50000"/>
+          </w14:srgbClr>
+        </w14:shadow>
+        <w14:textOutline w14:w="0" w14:cap="flat" w14:cmpd="sng" w14:algn="ctr">
+          <w14:noFill/>
+          <w14:prstDash w14:val="solid"/>
+          <w14:round/>
+        </w14:textOutline>
+        <w:rPrChange w:id="515" w:author="Benjamin Rojas" w:date="2026-10-24T18:34:00Z" w16du:dateUtc="2026-10-24T17:34:00Z">
+          <w:rPr>
+            <w:ins w:id="516" w:author="Benjamin Rojas" w:date="2026-10-24T18:32:00Z" w16du:dateUtc="2026-10-24T17:32:00Z"/>
+            <w:sz w:val="18"/>
+            <w:szCs w:val="18"/>
+          </w:rPr>
+        </w:rPrChange>
+      </w:rPr>
+      <w:pPrChange w:id="517" w:author="Benjamin Rojas" w:date="2026-10-24T18:35:00Z" w16du:dateUtc="2026-10-24T17:35:00Z">
+        <w:pPr>
+          <w:pStyle w:val="Header"/>
+          <w:jc w:val="right"/>
+        </w:pPr>
+      </w:pPrChange>
+    </w:pPr>
+    <w:ins w:id="518" w:author="Benjamin Rojas" w:date="2026-10-24T18:35:00Z" w16du:dateUtc="2026-10-24T17:35:00Z">
+      <w:r>
+        <w:rPr>
+          <w:b/>
+          <w:color w:val="4472C4" w:themeColor="accent1"/>
+          <w:spacing w:val="10"/>
+          <w:sz w:val="18"/>
+          <w:szCs w:val="18"/>
+          <w14:shadow w14:blurRad="63500" w14:dist="50800" w14:dir="13500000" w14:sx="0" w14:sy="0" w14:kx="0" w14:ky="0" w14:algn="none">
+            <w14:srgbClr w14:val="000000">
+              <w14:alpha w14:val="50000"/>
+            </w14:srgbClr>
+          </w14:shadow>
+          <w14:textOutline w14:w="0" w14:cap="flat" w14:cmpd="sng" w14:algn="ctr">
+            <w14:noFill/>
+            <w14:prstDash w14:val="solid"/>
+            <w14:round/>
+          </w14:textOutline>
+        </w:rPr>
+        <w:tab/>
+      </w:r>
+      <w:r>
+        <w:rPr>
+          <w:b/>
+          <w:color w:val="4472C4" w:themeColor="accent1"/>
+          <w:spacing w:val="10"/>
+          <w:sz w:val="18"/>
+          <w:szCs w:val="18"/>
+          <w14:shadow w14:blurRad="63500" w14:dist="50800" w14:dir="13500000" w14:sx="0" w14:sy="0" w14:kx="0" w14:ky="0" w14:algn="none">
+            <w14:srgbClr w14:val="000000">
+              <w14:alpha w14:val="50000"/>
+            </w14:srgbClr>
+          </w14:shadow>
+          <w14:textOutline w14:w="0" w14:cap="flat" w14:cmpd="sng" w14:algn="ctr">
+            <w14:noFill/>
+            <w14:prstDash w14:val="solid"/>
+            <w14:round/>
+          </w14:textOutline>
+        </w:rPr>
+        <w:tab/>
+      </w:r>
+    </w:ins>
+    <w:ins w:id="519" w:author="Benjamin Rojas" w:date="2026-10-24T18:32:00Z">
+      <w:r>
+        <w:rPr>
+          <w:b/>
+          <w:color w:val="4472C4" w:themeColor="accent1"/>
+          <w:spacing w:val="10"/>
+          <w:sz w:val="18"/>
+          <w:szCs w:val="18"/>
+          <w14:shadow w14:blurRad="63500" w14:dist="50800" w14:dir="13500000" w14:sx="0" w14:sy="0" w14:kx="0" w14:ky="0" w14:algn="none">
+            <w14:srgbClr w14:val="000000">
+              <w14:alpha w14:val="50000"/>
+            </w14:srgbClr>
+          </w14:shadow>
+          <w14:textOutline w14:w="0" w14:cap="flat" w14:cmpd="sng" w14:algn="ctr">
+            <w14:noFill/>
+            <w14:prstDash w14:val="solid"/>
+            <w14:round/>
+          </w14:textOutline>
+          <w:rPrChange w:id="520" w:author="Benjamin Rojas" w:date="2026-10-24T18:34:00Z" w16du:dateUtc="2026-10-24T17:34:00Z">
+            <w:rPr/>
+          </w:rPrChange>
+        </w:rPr>
+        <w:t>Predicting Dow Jones Industrial Average (DJIA)</w:t>
+      </w:r>
+    </w:ins>
+    <w:ins w:id="521" w:author="Benjamin Rojas" w:date="2026-10-24T18:34:00Z" w16du:dateUtc="2026-10-24T17:34:00Z">
+      <w:r>
+        <w:rPr>
+          <w:b/>
+          <w:color w:val="4472C4" w:themeColor="accent1"/>
+          <w:spacing w:val="10"/>
+          <w:sz w:val="18"/>
+          <w:szCs w:val="18"/>
+          <w14:shadow w14:blurRad="63500" w14:dist="50800" w14:dir="13500000" w14:sx="0" w14:sy="0" w14:kx="0" w14:ky="0" w14:algn="none">
+            <w14:srgbClr w14:val="000000">
+              <w14:alpha w14:val="50000"/>
+            </w14:srgbClr>
+          </w14:shadow>
+          <w14:textOutline w14:w="0" w14:cap="flat" w14:cmpd="sng" w14:algn="ctr">
+            <w14:noFill/>
+            <w14:prstDash w14:val="solid"/>
+            <w14:round/>
+          </w14:textOutline>
+        </w:rPr>
+        <w:br/>
+      </w:r>
+    </w:ins>
+    <w:ins w:id="522" w:author="Benjamin Rojas" w:date="2026-10-24T18:32:00Z">
+      <w:r>
+        <w:rPr>
+          <w:b/>
+          <w:color w:val="4472C4" w:themeColor="accent1"/>
+          <w:spacing w:val="10"/>
+          <w:sz w:val="18"/>
+          <w:szCs w:val="18"/>
+          <w14:shadow w14:blurRad="63500" w14:dist="50800" w14:dir="13500000" w14:sx="0" w14:sy="0" w14:kx="0" w14:ky="0" w14:algn="none">
+            <w14:srgbClr w14:val="000000">
+              <w14:alpha w14:val="50000"/>
+            </w14:srgbClr>
+          </w14:shadow>
+          <w14:textOutline w14:w="0" w14:cap="flat" w14:cmpd="sng" w14:algn="ctr">
+            <w14:noFill/>
+            <w14:prstDash w14:val="solid"/>
+            <w14:round/>
+          </w14:textOutline>
+          <w:rPrChange w:id="523" w:author="Benjamin Rojas" w:date="2026-10-24T18:34:00Z" w16du:dateUtc="2026-10-24T17:34:00Z">
+            <w:rPr/>
+          </w:rPrChange>
+        </w:rPr>
+        <w:t xml:space="preserve"> </w:t>
+      </w:r>
+    </w:ins>
+  </w:p>
+  <w:p>
+    <w:pPr>
+      <w:pStyle w:val="Header"/>
+      <w:contextualSpacing/>
+      <w:jc w:val="right"/>
+      <w:rPr>
+        <w:b/>
+        <w:color w:val="4472C4" w:themeColor="accent1"/>
+        <w:spacing w:val="10"/>
+        <w:sz w:val="18"/>
+        <w:szCs w:val="18"/>
+        <w14:shadow w14:blurRad="63500" w14:dist="50800" w14:dir="13500000" w14:sx="0" w14:sy="0" w14:kx="0" w14:ky="0" w14:algn="none">
+          <w14:srgbClr w14:val="000000">
+            <w14:alpha w14:val="50000"/>
+          </w14:srgbClr>
+        </w14:shadow>
+        <w14:textOutline w14:w="0" w14:cap="flat" w14:cmpd="sng" w14:algn="ctr">
+          <w14:noFill/>
+          <w14:prstDash w14:val="solid"/>
+          <w14:round/>
+        </w14:textOutline>
+        <w:rPrChange w:id="524" w:author="Benjamin Rojas" w:date="2026-10-24T18:34:00Z" w16du:dateUtc="2026-10-24T17:34:00Z">
+          <w:rPr/>
+        </w:rPrChange>
+      </w:rPr>
+      <w:pPrChange w:id="525" w:author="Benjamin Rojas" w:date="2026-10-24T18:32:00Z" w16du:dateUtc="2026-10-24T17:32:00Z">
+        <w:pPr>
+          <w:pStyle w:val="Header"/>
+        </w:pPr>
+      </w:pPrChange>
+    </w:pPr>
+    <w:ins w:id="526" w:author="Benjamin Rojas" w:date="2026-10-24T18:32:00Z" w16du:dateUtc="2026-10-24T17:32:00Z">
+      <w:r>
+        <w:rPr>
+          <w:b/>
+          <w:color w:val="4472C4" w:themeColor="accent1"/>
+          <w:spacing w:val="10"/>
+          <w:sz w:val="18"/>
+          <w:szCs w:val="18"/>
+          <w14:shadow w14:blurRad="63500" w14:dist="50800" w14:dir="13500000" w14:sx="0" w14:sy="0" w14:kx="0" w14:ky="0" w14:algn="none">
+            <w14:srgbClr w14:val="000000">
+              <w14:alpha w14:val="50000"/>
+            </w14:srgbClr>
+          </w14:shadow>
+          <w14:textOutline w14:w="0" w14:cap="flat" w14:cmpd="sng" w14:algn="ctr">
+            <w14:noFill/>
+            <w14:prstDash w14:val="solid"/>
+            <w14:round/>
+          </w14:textOutline>
+          <w:rPrChange w:id="527" w:author="Benjamin Rojas" w:date="2026-10-24T18:34:00Z" w16du:dateUtc="2026-10-24T17:34:00Z">
+            <w:rPr>
+              <w:sz w:val="18"/>
+              <w:szCs w:val="18"/>
+            </w:rPr>
+          </w:rPrChange>
+        </w:rPr>
+        <w:t>Benjamin Rojas_sb</w:t>
+      </w:r>
+    </w:ins>
+    <w:ins w:id="528" w:author="Benjamin Rojas" w:date="2026-10-24T18:33:00Z" w16du:dateUtc="2026-10-24T17:33:00Z">
+      <w:r>
+        <w:rPr>
+          <w:b/>
+          <w:color w:val="4472C4" w:themeColor="accent1"/>
+          <w:spacing w:val="10"/>
+          <w:sz w:val="18"/>
+          <w:szCs w:val="18"/>
+          <w14:shadow w14:blurRad="63500" w14:dist="50800" w14:dir="13500000" w14:sx="0" w14:sy="0" w14:kx="0" w14:ky="0" w14:algn="none">
+            <w14:srgbClr w14:val="000000">
+              <w14:alpha w14:val="50000"/>
+            </w14:srgbClr>
+          </w14:shadow>
+          <w14:textOutline w14:w="0" w14:cap="flat" w14:cmpd="sng" w14:algn="ctr">
+            <w14:noFill/>
+            <w14:prstDash w14:val="solid"/>
+            <w14:round/>
+          </w14:textOutline>
+          <w:rPrChange w:id="529" w:author="Benjamin Rojas" w:date="2026-10-24T18:34:00Z" w16du:dateUtc="2026-10-24T17:34:00Z">
+            <w:rPr>
+              <w:sz w:val="18"/>
+              <w:szCs w:val="18"/>
+            </w:rPr>
+          </w:rPrChange>
+        </w:rPr>
+        <w:t>a26317</w:t>
+      </w:r>
+    </w:ins>
+  </w:p>
+</w:hdr>
+</file>
+
+<file path=word/numbering.xml><?xml version="1.0" encoding="utf-8"?>
+<w:numbering xmlns:wpc="http://schemas.microsoft.com/office/word/2010/wordprocessingCanvas" xmlns:cx="http://schemas.microsoft.com/office/drawing/2014/chartex" xmlns:cx1="http://schemas.microsoft.com/office/drawing/2015/9/8/chartex" xmlns:cx2="http://schemas.microsoft.com/office/drawing/2015/10/21/chartex" xmlns:cx3="http://schemas.microsoft.com/office/drawing/2016/5/9/chartex" xmlns:cx4="http://schemas.microsoft.com/office/drawing/2016/5/10/chartex" xmlns:cx5="http://schemas.microsoft.com/office/drawing/2016/5/11/chartex" xmlns:cx6="http://schemas.microsoft.com/office/drawing/2016/5/12/chartex" xmlns:cx7="http://schemas.microsoft.com/office/drawing/2016/5/13/chartex" xmlns:cx8="http://schemas.microsoft.com/office/drawing/2016/5/14/chartex" xmlns:mc="http://schemas.openxmlformats.org/markup-compatibility/2006" xmlns:aink="http://schemas.microsoft.com/office/drawing/2016/ink" xmlns:am3d="http://schemas.microsoft.com/office/drawing/2017/model3d" xmlns:o="urn:schemas-microsoft-com:office:office" xmlns:oel="http://schemas.microsoft.com/office/2019/extlst" xmlns:r="http://schemas.openxmlformats.org/officeDocument/2006/relationships" xmlns:m="http://schemas.openxmlformats.org/officeDocument/2006/math" xmlns:v="urn:schemas-microsoft-com:vml" xmlns:wp14="http://schemas.microsoft.com/office/word/2010/wordprocessingDrawing" xmlns:wp="http://schemas.openxmlformats.org/drawingml/2006/wordprocessingDrawing" xmlns:w10="urn:schemas-microsoft-com:office:word" xmlns:w="http://schemas.openxmlformats.org/wordprocessingml/2006/main" xmlns:w14="http://schemas.microsoft.com/office/word/2010/wordml" xmlns:w15="http://schemas.microsoft.com/office/word/2012/wordml" xmlns:w16cex="http://schemas.microsoft.com/office/word/2018/wordml/cex" xmlns:w16cid="http://schemas.microsoft.com/office/word/2016/wordml/cid" xmlns:w16="http://schemas.microsoft.com/office/word/2018/wordml" xmlns:w16du="http://schemas.microsoft.com/office/word/2023/wordml/word16du" xmlns:w16sdtdh="http://schemas.microsoft.com/office/word/2020/wordml/sdtdatahash" xmlns:w16sdtfl="http://schemas.microsoft.com/office/word/2024/wordml/sdtformatlock" xmlns:w16se="http://schemas.microsoft.com/office/word/2015/wordml/symex" xmlns:wpg="http://schemas.microsoft.com/office/word/2010/wordprocessingGroup" xmlns:wpi="http://schemas.microsoft.com/office/word/2010/wordprocessingInk" xmlns:wne="http://schemas.microsoft.com/office/word/2006/wordml" xmlns:wps="http://schemas.microsoft.com/office/word/2010/wordprocessingShape" mc:Ignorable="w14 w15 w16se w16cid w16 w16cex w16sdtdh w16sdtfl w16du wp14">
+  <w:abstractNum w:abstractNumId="0" w15:restartNumberingAfterBreak="0">
+    <w:nsid w:val="39E5411C"/>
+    <w:multiLevelType w:val="multilevel"/>
+    <w:tmpl w:val="1DB29F2E"/>
+    <w:lvl w:ilvl="0">
+      <w:start w:val="1"/>
+      <w:numFmt w:val="decimal"/>
+      <w:lvlText w:val="%1."/>
+      <w:lvlJc w:val="left"/>
+      <w:pPr>
+        <w:tabs>
+          <w:tab w:val="num" w:pos="720"/>
+        </w:tabs>
+        <w:ind w:left="720" w:hanging="360"/>
+      </w:pPr>
+    </w:lvl>
+    <w:lvl w:ilvl="1" w:tentative="1">
+      <w:start w:val="1"/>
+      <w:numFmt w:val="decimal"/>
+      <w:lvlText w:val="%2."/>
+      <w:lvlJc w:val="left"/>
+      <w:pPr>
+        <w:tabs>
+          <w:tab w:val="num" w:pos="1440"/>
+        </w:tabs>
+        <w:ind w:left="1440" w:hanging="360"/>
+      </w:pPr>
+    </w:lvl>
+    <w:lvl w:ilvl="2" w:tentative="1">
+      <w:start w:val="1"/>
+      <w:numFmt w:val="decimal"/>
+      <w:lvlText w:val="%3."/>
+      <w:lvlJc w:val="left"/>
+      <w:pPr>
+        <w:tabs>
+          <w:tab w:val="num" w:pos="2160"/>
+        </w:tabs>
+        <w:ind w:left="2160" w:hanging="360"/>
+      </w:pPr>
+    </w:lvl>
+    <w:lvl w:ilvl="3" w:tentative="1">
+      <w:start w:val="1"/>
+      <w:numFmt w:val="decimal"/>
+      <w:lvlText w:val="%4."/>
+      <w:lvlJc w:val="left"/>
+      <w:pPr>
+        <w:tabs>
+          <w:tab w:val="num" w:pos="2880"/>
+        </w:tabs>
+        <w:ind w:left="2880" w:hanging="360"/>
+      </w:pPr>
+    </w:lvl>
+    <w:lvl w:ilvl="4" w:tentative="1">
+      <w:start w:val="1"/>
+      <w:numFmt w:val="decimal"/>
+      <w:lvlText w:val="%5."/>
+      <w:lvlJc w:val="left"/>
+      <w:pPr>
+        <w:tabs>
+          <w:tab w:val="num" w:pos="3600"/>
+        </w:tabs>
+        <w:ind w:left="3600" w:hanging="360"/>
+      </w:pPr>
+    </w:lvl>
+    <w:lvl w:ilvl="5" w:tentative="1">
+      <w:start w:val="1"/>
+      <w:numFmt w:val="decimal"/>
+      <w:lvlText w:val="%6."/>
+      <w:lvlJc w:val="left"/>
+      <w:pPr>
+        <w:tabs>
+          <w:tab w:val="num" w:pos="4320"/>
+        </w:tabs>
+        <w:ind w:left="4320" w:hanging="360"/>
+      </w:pPr>
+    </w:lvl>
+    <w:lvl w:ilvl="6" w:tentative="1">
+      <w:start w:val="1"/>
+      <w:numFmt w:val="decimal"/>
+      <w:lvlText w:val="%7."/>
+      <w:lvlJc w:val="left"/>
+      <w:pPr>
+        <w:tabs>
+          <w:tab w:val="num" w:pos="5040"/>
+        </w:tabs>
+        <w:ind w:left="5040" w:hanging="360"/>
+      </w:pPr>
+    </w:lvl>
+    <w:lvl w:ilvl="7" w:tentative="1">
+      <w:start w:val="1"/>
+      <w:numFmt w:val="decimal"/>
+      <w:lvlText w:val="%8."/>
+      <w:lvlJc w:val="left"/>
+      <w:pPr>
+        <w:tabs>
+          <w:tab w:val="num" w:pos="5760"/>
+        </w:tabs>
+        <w:ind w:left="5760" w:hanging="360"/>
+      </w:pPr>
+    </w:lvl>
+    <w:lvl w:ilvl="8" w:tentative="1">
+      <w:start w:val="1"/>
+      <w:numFmt w:val="decimal"/>
+      <w:lvlText w:val="%9."/>
+      <w:lvlJc w:val="left"/>
+      <w:pPr>
+        <w:tabs>
+          <w:tab w:val="num" w:pos="6480"/>
+        </w:tabs>
+        <w:ind w:left="6480" w:hanging="360"/>
+      </w:pPr>
+    </w:lvl>
+  </w:abstractNum>
+  <w:num w:numId="1" w16cid:durableId="372340822">
+    <w:abstractNumId w:val="0"/>
+  </w:num>
+</w:numbering>
 </file>
 
 <file path=word/people.xml><?xml version="1.0" encoding="utf-8"?>
@@ -2552,7 +7681,6 @@
     <w:next w:val="Normal"/>
     <w:link w:val="Heading2Char"/>
     <w:uiPriority w:val="9"/>
-    <w:semiHidden/>
     <w:unhideWhenUsed/>
     <w:qFormat/>
     <w:rsid w:val="00534F3B"/>
@@ -2575,7 +7703,6 @@
     <w:next w:val="Normal"/>
     <w:link w:val="Heading3Char"/>
     <w:uiPriority w:val="9"/>
-    <w:semiHidden/>
     <w:unhideWhenUsed/>
     <w:qFormat/>
     <w:rsid w:val="00534F3B"/>
@@ -2768,7 +7895,6 @@
     <w:basedOn w:val="DefaultParagraphFont"/>
     <w:link w:val="Heading2"/>
     <w:uiPriority w:val="9"/>
-    <w:semiHidden/>
     <w:rsid w:val="00534F3B"/>
     <w:rPr>
       <w:rFonts w:asciiTheme="majorHAnsi" w:eastAsiaTheme="majorEastAsia" w:hAnsiTheme="majorHAnsi" w:cstheme="majorBidi"/>
@@ -2782,7 +7908,6 @@
     <w:basedOn w:val="DefaultParagraphFont"/>
     <w:link w:val="Heading3"/>
     <w:uiPriority w:val="9"/>
-    <w:semiHidden/>
     <w:rsid w:val="00534F3B"/>
     <w:rPr>
       <w:rFonts w:eastAsiaTheme="majorEastAsia" w:cstheme="majorBidi"/>
@@ -3060,6 +8185,162 @@
     <w:pPr>
       <w:spacing w:after="0" w:line="240" w:lineRule="auto"/>
     </w:pPr>
+  </w:style>
+  <w:style w:type="character" w:styleId="Strong">
+    <w:name w:val="Strong"/>
+    <w:basedOn w:val="DefaultParagraphFont"/>
+    <w:uiPriority w:val="22"/>
+    <w:qFormat/>
+    <w:rsid w:val="000B0B77"/>
+    <w:rPr>
+      <w:b/>
+      <w:bCs/>
+    </w:rPr>
+  </w:style>
+  <w:style w:type="character" w:styleId="Hyperlink">
+    <w:name w:val="Hyperlink"/>
+    <w:basedOn w:val="DefaultParagraphFont"/>
+    <w:uiPriority w:val="99"/>
+    <w:unhideWhenUsed/>
+    <w:rsid w:val="00E51F93"/>
+    <w:rPr>
+      <w:color w:val="0563C1" w:themeColor="hyperlink"/>
+      <w:u w:val="single"/>
+    </w:rPr>
+  </w:style>
+  <w:style w:type="character" w:styleId="UnresolvedMention">
+    <w:name w:val="Unresolved Mention"/>
+    <w:basedOn w:val="DefaultParagraphFont"/>
+    <w:uiPriority w:val="99"/>
+    <w:semiHidden/>
+    <w:unhideWhenUsed/>
+    <w:rsid w:val="00E51F93"/>
+    <w:rPr>
+      <w:color w:val="605E5C"/>
+      <w:shd w:val="clear" w:color="auto" w:fill="E1DFDD"/>
+    </w:rPr>
+  </w:style>
+  <w:style w:type="character" w:styleId="FollowedHyperlink">
+    <w:name w:val="FollowedHyperlink"/>
+    <w:basedOn w:val="DefaultParagraphFont"/>
+    <w:uiPriority w:val="99"/>
+    <w:semiHidden/>
+    <w:unhideWhenUsed/>
+    <w:rsid w:val="00E51F93"/>
+    <w:rPr>
+      <w:color w:val="954F72" w:themeColor="followedHyperlink"/>
+      <w:u w:val="single"/>
+    </w:rPr>
+  </w:style>
+  <w:style w:type="paragraph" w:styleId="Header">
+    <w:name w:val="header"/>
+    <w:basedOn w:val="Normal"/>
+    <w:link w:val="HeaderChar"/>
+    <w:uiPriority w:val="99"/>
+    <w:unhideWhenUsed/>
+    <w:rsid w:val="00C5212D"/>
+    <w:pPr>
+      <w:tabs>
+        <w:tab w:val="center" w:pos="4513"/>
+        <w:tab w:val="right" w:pos="9026"/>
+      </w:tabs>
+      <w:spacing w:after="0" w:line="240" w:lineRule="auto"/>
+    </w:pPr>
+  </w:style>
+  <w:style w:type="character" w:customStyle="1" w:styleId="HeaderChar">
+    <w:name w:val="Header Char"/>
+    <w:basedOn w:val="DefaultParagraphFont"/>
+    <w:link w:val="Header"/>
+    <w:uiPriority w:val="99"/>
+    <w:rsid w:val="00C5212D"/>
+  </w:style>
+  <w:style w:type="paragraph" w:styleId="Footer">
+    <w:name w:val="footer"/>
+    <w:basedOn w:val="Normal"/>
+    <w:link w:val="FooterChar"/>
+    <w:uiPriority w:val="99"/>
+    <w:unhideWhenUsed/>
+    <w:rsid w:val="00C5212D"/>
+    <w:pPr>
+      <w:tabs>
+        <w:tab w:val="center" w:pos="4513"/>
+        <w:tab w:val="right" w:pos="9026"/>
+      </w:tabs>
+      <w:spacing w:after="0" w:line="240" w:lineRule="auto"/>
+    </w:pPr>
+  </w:style>
+  <w:style w:type="character" w:customStyle="1" w:styleId="FooterChar">
+    <w:name w:val="Footer Char"/>
+    <w:basedOn w:val="DefaultParagraphFont"/>
+    <w:link w:val="Footer"/>
+    <w:uiPriority w:val="99"/>
+    <w:rsid w:val="00C5212D"/>
+  </w:style>
+  <w:style w:type="paragraph" w:styleId="TOCHeading">
+    <w:name w:val="TOC Heading"/>
+    <w:basedOn w:val="Heading1"/>
+    <w:next w:val="Normal"/>
+    <w:uiPriority w:val="39"/>
+    <w:unhideWhenUsed/>
+    <w:qFormat/>
+    <w:rsid w:val="00030D1A"/>
+    <w:pPr>
+      <w:spacing w:before="240" w:after="0" w:line="259" w:lineRule="auto"/>
+      <w:outlineLvl w:val="9"/>
+    </w:pPr>
+    <w:rPr>
+      <w:kern w:val="0"/>
+      <w:sz w:val="32"/>
+      <w:szCs w:val="32"/>
+      <w:lang w:val="en-US"/>
+      <w14:ligatures w14:val="none"/>
+    </w:rPr>
+  </w:style>
+  <w:style w:type="paragraph" w:styleId="TOC2">
+    <w:name w:val="toc 2"/>
+    <w:basedOn w:val="Normal"/>
+    <w:next w:val="Normal"/>
+    <w:autoRedefine/>
+    <w:uiPriority w:val="39"/>
+    <w:unhideWhenUsed/>
+    <w:rsid w:val="00030D1A"/>
+    <w:pPr>
+      <w:spacing w:after="100"/>
+      <w:ind w:left="240"/>
+    </w:pPr>
+  </w:style>
+  <w:style w:type="paragraph" w:styleId="TOC3">
+    <w:name w:val="toc 3"/>
+    <w:basedOn w:val="Normal"/>
+    <w:next w:val="Normal"/>
+    <w:autoRedefine/>
+    <w:uiPriority w:val="39"/>
+    <w:unhideWhenUsed/>
+    <w:rsid w:val="00030D1A"/>
+    <w:pPr>
+      <w:spacing w:after="100"/>
+      <w:ind w:left="480"/>
+    </w:pPr>
+  </w:style>
+  <w:style w:type="paragraph" w:styleId="TOC1">
+    <w:name w:val="toc 1"/>
+    <w:basedOn w:val="Normal"/>
+    <w:next w:val="Normal"/>
+    <w:autoRedefine/>
+    <w:uiPriority w:val="39"/>
+    <w:unhideWhenUsed/>
+    <w:rsid w:val="005D7805"/>
+    <w:pPr>
+      <w:spacing w:after="100" w:line="259" w:lineRule="auto"/>
+    </w:pPr>
+    <w:rPr>
+      <w:rFonts w:eastAsiaTheme="minorEastAsia" w:cs="Times New Roman"/>
+      <w:kern w:val="0"/>
+      <w:sz w:val="22"/>
+      <w:szCs w:val="22"/>
+      <w:lang w:val="en-US"/>
+      <w14:ligatures w14:val="none"/>
+    </w:rPr>
   </w:style>
 </w:styles>
 </file>
@@ -3357,4 +8638,16 @@
     </a:ext>
   </a:extLst>
 </a:theme>
+</file>
+
+<file path=customXml/item1.xml><?xml version="1.0" encoding="utf-8"?>
+<b:Sources xmlns:b="http://schemas.openxmlformats.org/officeDocument/2006/bibliography" xmlns="http://schemas.openxmlformats.org/officeDocument/2006/bibliography" SelectedStyle="\APASixthEditionOfficeOnline.xsl" StyleName="APA" Version="6"/>
+</file>
+
+<file path=customXml/itemProps1.xml><?xml version="1.0" encoding="utf-8"?>
+<ds:datastoreItem xmlns:ds="http://schemas.openxmlformats.org/officeDocument/2006/customXml" ds:itemID="{12C314C8-FE9D-4B0A-9849-0B22D179B67E}">
+  <ds:schemaRefs>
+    <ds:schemaRef ds:uri="http://schemas.openxmlformats.org/officeDocument/2006/bibliography"/>
+  </ds:schemaRefs>
+</ds:datastoreItem>
 </file>